--- a/src/presentations/mcbukaf-2026-siber/konusma-notlari/MCBÜKAF-2026-Konusma-Notlari.docx
+++ b/src/presentations/mcbukaf-2026-siber/konusma-notlari/MCBÜKAF-2026-Konusma-Notlari.docx
@@ -60,7 +60,7 @@
         </w:p>
       </w:sdtContent>
     </w:sdt>
-    <w:bookmarkStart w:id="49" w:name="sunum-notu"/>
+    <w:bookmarkStart w:id="59" w:name="sunum-notu"/>
     <w:p>
       <w:pPr>
         <w:pStyle w:val="Heading1"/>
@@ -84,7 +84,7 @@
           <w:b/>
           <w:bCs/>
         </w:rPr>
-        <w:t xml:space="preserve">33 slaytlık</w:t>
+        <w:t xml:space="preserve">43 slaytlık</w:t>
       </w:r>
       <w:r>
         <w:t xml:space="preserve"> </w:t>
@@ -138,7 +138,7 @@
           <w:b/>
           <w:bCs/>
         </w:rPr>
-        <w:t xml:space="preserve">35–45 dakika</w:t>
+        <w:t xml:space="preserve">45–55 dakika</w:t>
       </w:r>
       <w:r>
         <w:t xml:space="preserve">.</w:t>
@@ -285,7 +285,7 @@
         <w:t xml:space="preserve"> </w:t>
       </w:r>
       <w:r>
-        <w:t xml:space="preserve">canlı şifre deneyi (slayt 10), QR phishing tuzağı (slayt 25–26), şifre kırma animasyonu, deepfake video, fidye yazılımı geri sayımı.</w:t>
+        <w:t xml:space="preserve">canlı şifre deneyi (slayt 12), QR phishing tuzağı (slayt 33–34), şifre kırma animasyonu (11), deepfake video (26), fidye yazılımı geri sayımı (35), karar senaryosu (40).</w:t>
       </w:r>
     </w:p>
     <w:p>
@@ -429,7 +429,7 @@
         <w:t xml:space="preserve"> </w:t>
       </w:r>
       <w:r>
-        <w:t xml:space="preserve">Her sayıyı söylerken kart belirginleşir, biraz duraksa. Audience’ı sallamak için 45 saniye yeterli.</w:t>
+        <w:t xml:space="preserve">Her sayıyı söylerken kart belirginleşir, biraz duraksa. 45 saniye.</w:t>
       </w:r>
     </w:p>
     <w:p>
@@ -500,7 +500,7 @@
         <w:t xml:space="preserve"> </w:t>
       </w:r>
       <w:r>
-        <w:t xml:space="preserve">Audience’a 5 saniye bırak, ekrana bakmalarına izin ver — sayılar sokucu.</w:t>
+        <w:t xml:space="preserve">Audience’a 5 saniye bırak, ekrana bakmalarına izin ver.</w:t>
       </w:r>
     </w:p>
     <w:p>
@@ -512,7 +512,7 @@
     </w:p>
     <w:bookmarkEnd w:id="11"/>
     <w:bookmarkEnd w:id="12"/>
-    <w:bookmarkStart w:id="17" w:name="bölüm-2-oltalama-saldirilari"/>
+    <w:bookmarkStart w:id="19" w:name="bölüm-2-oltalama-saldirilari"/>
     <w:p>
       <w:pPr>
         <w:pStyle w:val="Heading2"/>
@@ -641,7 +641,7 @@
         <w:t xml:space="preserve"> </w:t>
       </w:r>
       <w:r>
-        <w:t xml:space="preserve">Kartlar sırayla parlar, her birini 5 saniye anlat. Toplam 60 saniye.</w:t>
+        <w:t xml:space="preserve">Kartlar sırayla parlar, her birini 5 saniye anlat.</w:t>
       </w:r>
     </w:p>
     <w:p>
@@ -682,7 +682,7 @@
         <w:t xml:space="preserve"> </w:t>
       </w:r>
       <w:r>
-        <w:t xml:space="preserve">gönderici. PTT, MNG, ARAS kişisel numaradan SMS atmaz — kısa, büyük harfli kurumsal kimlikten gelir.</w:t>
+        <w:t xml:space="preserve">gönderici. PTT, MNG, ARAS kişisel numaradan SMS atmaz.</w:t>
       </w:r>
       <w:r>
         <w:t xml:space="preserve"> </w:t>
@@ -698,7 +698,7 @@
         <w:t xml:space="preserve"> </w:t>
       </w:r>
       <w:r>
-        <w:t xml:space="preserve">link. ptt-tr-kargo.com gibi sahte alan adı, gerçeği ptt.gov.tr. bit.ly kısaltıcısı: nereye gittiğini gizler — resmi kurum kısaltıcı kullanmaz.</w:t>
+        <w:t xml:space="preserve">link. ptt-tr-kargo.com gibi sahte alan adı, gerçeği ptt.gov.tr.</w:t>
       </w:r>
       <w:r>
         <w:t xml:space="preserve"> </w:t>
@@ -748,7 +748,7 @@
         <w:t xml:space="preserve"> </w:t>
       </w:r>
       <w:r>
-        <w:t xml:space="preserve">Slayt 4 ipucu otomatik sırayla açılıyor (her 1.5 saniyede bir). Sen her açılınca onun üzerine konuş — 30 saniye/ipucu.</w:t>
+        <w:t xml:space="preserve">Slayt 4 ipucu otomatik sırayla açılıyor (her 1.5 sn). Her açılınca üzerine konuş.</w:t>
       </w:r>
     </w:p>
     <w:p>
@@ -789,17 +789,17 @@
         <w:t xml:space="preserve"> </w:t>
       </w:r>
       <w:r>
-        <w:t xml:space="preserve">Şirket önce 244 bin abone sızdı dedi — gerçek 2,8 milyon. CEO’nun erişim bilgileri bile dump’taydı. Şirketler yalan söylüyor.</w:t>
-      </w:r>
-      <w:r>
-        <w:t xml:space="preserve"> </w:t>
-      </w:r>
-      <w:r>
-        <w:rPr>
-          <w:b/>
-          <w:bCs/>
-        </w:rPr>
-        <w:t xml:space="preserve">İstanbul-İzmir savcılık çetesi 2025:</w:t>
+        <w:t xml:space="preserve">Şirket önce 244 bin abone sızdı dedi — gerçek 2,8 milyon. CEO’nun erişim bilgileri bile dump’taydı.</w:t>
+      </w:r>
+      <w:r>
+        <w:t xml:space="preserve"> </w:t>
+      </w:r>
+      <w:r>
+        <w:rPr>
+          <w:b/>
+          <w:bCs/>
+        </w:rPr>
+        <w:t xml:space="preserve">İstanbul-İzmir savcılık çetesi:</w:t>
       </w:r>
       <w:r>
         <w:t xml:space="preserve"> </w:t>
@@ -811,23 +811,11 @@
         <w:t xml:space="preserve"> </w:t>
       </w:r>
       <w:r>
-        <w:t xml:space="preserve">‘Adınız terör örgütüne karıştı’</w:t>
-      </w:r>
-      <w:r>
-        <w:t xml:space="preserve"> </w:t>
-      </w:r>
-      <w:r>
-        <w:t xml:space="preserve">repliği bu çetenin standart başlangıcı.</w:t>
-      </w:r>
-      <w:r>
-        <w:t xml:space="preserve"> </w:t>
-      </w:r>
-      <w:r>
-        <w:rPr>
-          <w:b/>
-          <w:bCs/>
-        </w:rPr>
-        <w:t xml:space="preserve">Haziran 2025’te 16 milyar parolanın yer aldığı dump:</w:t>
+        <w:rPr>
+          <w:b/>
+          <w:bCs/>
+        </w:rPr>
+        <w:t xml:space="preserve">Haziran 2025’te 16 milyar parolalık dump:</w:t>
       </w:r>
       <w:r>
         <w:t xml:space="preserve"> </w:t>
@@ -844,29 +832,13 @@
       </w:r>
     </w:p>
     <w:bookmarkEnd w:id="16"/>
-    <w:bookmarkEnd w:id="17"/>
-    <w:bookmarkStart w:id="24" w:name="bölüm-3-şifreler"/>
-    <w:p>
-      <w:pPr>
-        <w:pStyle w:val="Heading2"/>
-      </w:pPr>
-      <w:r>
-        <w:t xml:space="preserve">BÖLÜM 3 · ŞİFRELER</w:t>
-      </w:r>
-    </w:p>
-    <w:bookmarkStart w:id="18" w:name="slayt-8-bölüm-02-tek-şifre-domino"/>
+    <w:bookmarkStart w:id="17" w:name="Xe2c418e9c660a5938c375927d11d51f6b2e82d2"/>
     <w:p>
       <w:pPr>
         <w:pStyle w:val="Heading3"/>
       </w:pPr>
       <w:r>
-        <w:t xml:space="preserve">Slayt 8 · Bölüm 02 ·</w:t>
-      </w:r>
-      <w:r>
-        <w:t xml:space="preserve"> </w:t>
-      </w:r>
-      <w:r>
-        <w:t xml:space="preserve">“Tek şifre = domino”</w:t>
+        <w:t xml:space="preserve">Slayt 8 · AI ile Oltalama · 2026 Tehdidi (YENİ)</w:t>
       </w:r>
     </w:p>
     <w:p>
@@ -874,19 +846,85 @@
         <w:pStyle w:val="BlockText"/>
       </w:pPr>
       <w:r>
-        <w:t xml:space="preserve">“Birinden çalınırsa hepsi düşer. Birkaç rakam:</w:t>
-      </w:r>
-      <w:r>
-        <w:t xml:space="preserve"> </w:t>
-      </w:r>
-      <w:r>
-        <w:t xml:space="preserve">‘123456’</w:t>
-      </w:r>
-      <w:r>
-        <w:t xml:space="preserve"> </w:t>
-      </w:r>
-      <w:r>
-        <w:t xml:space="preserve">kırılma süresi 0,001 saniye. Kullanıcıların %83’ü aynı şifreyi birden çok yerde kullanıyor. Türkiye’de ortalama şifre uzunluğu sekiz karakter. 12 karışık karakter ise saldırgan için 3.000 yıl.”</w:t>
+        <w:t xml:space="preserve">“Eskiden phishing’i bozuk Türkçeden anlardık.</w:t>
+      </w:r>
+      <w:r>
+        <w:t xml:space="preserve"> </w:t>
+      </w:r>
+      <w:r>
+        <w:t xml:space="preserve">‘Sevgili müsteri, yüksek lisans bursu için tebrikler, lütfeb buraya tıklayınız’</w:t>
+      </w:r>
+      <w:r>
+        <w:t xml:space="preserve"> </w:t>
+      </w:r>
+      <w:r>
+        <w:t xml:space="preserve">— o gün geçti. Şimdi solda 2020 versiyonu, sağda 2026 versiyonu.</w:t>
+      </w:r>
+      <w:r>
+        <w:t xml:space="preserve"> </w:t>
+      </w:r>
+      <w:r>
+        <w:rPr>
+          <w:b/>
+          <w:bCs/>
+        </w:rPr>
+        <w:t xml:space="preserve">ChatGPT 5 saniyede kusursuz Türkçe üretiyor.</w:t>
+      </w:r>
+      <w:r>
+        <w:t xml:space="preserve"> </w:t>
+      </w:r>
+      <w:r>
+        <w:t xml:space="preserve">Üstelik sosyal medyandan toplanan veriyle e-posta</w:t>
+      </w:r>
+      <w:r>
+        <w:t xml:space="preserve"> </w:t>
+      </w:r>
+      <w:r>
+        <w:rPr>
+          <w:b/>
+          <w:bCs/>
+        </w:rPr>
+        <w:t xml:space="preserve">sana özel</w:t>
+      </w:r>
+      <w:r>
+        <w:t xml:space="preserve"> </w:t>
+      </w:r>
+      <w:r>
+        <w:t xml:space="preserve">hazırlanıyor — ismin, üniversiten, bölümün, hatta hocaların ismi. Artık yazımına değil,</w:t>
+      </w:r>
+      <w:r>
+        <w:t xml:space="preserve"> </w:t>
+      </w:r>
+      <w:r>
+        <w:rPr>
+          <w:b/>
+          <w:bCs/>
+        </w:rPr>
+        <w:t xml:space="preserve">isteğine</w:t>
+      </w:r>
+      <w:r>
+        <w:t xml:space="preserve"> </w:t>
+      </w:r>
+      <w:r>
+        <w:t xml:space="preserve">bak. Resmi kurum link tıklayıp şifre, IBAN ister mi? İstemez.”</w:t>
+      </w:r>
+    </w:p>
+    <w:p>
+      <w:pPr>
+        <w:pStyle w:val="FirstParagraph"/>
+      </w:pPr>
+      <w:r>
+        <w:rPr>
+          <w:b/>
+          <w:bCs/>
+        </w:rPr>
+        <w:t xml:space="preserve">Yapılacak:</w:t>
+      </w:r>
+      <w:r>
+        <w:t xml:space="preserve"> </w:t>
+      </w:r>
+      <w:r>
+        <w:t xml:space="preserve">İki kart yan yana, audience’a 10 saniye bırak. Sağdakini okusunlar.</w:t>
       </w:r>
     </w:p>
     <w:p>
@@ -896,14 +934,14 @@
         </w:pict>
       </w:r>
     </w:p>
-    <w:bookmarkEnd w:id="18"/>
-    <w:bookmarkStart w:id="19" w:name="slayt-9-trde-en-çok-kullanılan-şifreler"/>
+    <w:bookmarkEnd w:id="17"/>
+    <w:bookmarkStart w:id="18" w:name="slayt-9-hangisi-phishing-quiz-yeni"/>
     <w:p>
       <w:pPr>
         <w:pStyle w:val="Heading3"/>
       </w:pPr>
       <w:r>
-        <w:t xml:space="preserve">Slayt 9 · TR’de En Çok Kullanılan Şifreler</w:t>
+        <w:t xml:space="preserve">Slayt 9 · Hangisi Phishing? (Quiz) (YENİ)</w:t>
       </w:r>
     </w:p>
     <w:p>
@@ -911,85 +949,119 @@
         <w:pStyle w:val="BlockText"/>
       </w:pPr>
       <w:r>
-        <w:t xml:space="preserve">“Türkiye 2024–2025 listesi. Birinci</w:t>
-      </w:r>
-      <w:r>
-        <w:t xml:space="preserve"> </w:t>
-      </w:r>
-      <w:r>
-        <w:t xml:space="preserve">‘123456’</w:t>
-      </w:r>
-      <w:r>
-        <w:t xml:space="preserve">, sonra</w:t>
-      </w:r>
-      <w:r>
-        <w:t xml:space="preserve"> </w:t>
-      </w:r>
-      <w:r>
-        <w:t xml:space="preserve">‘123456789’</w:t>
-      </w:r>
-      <w:r>
-        <w:t xml:space="preserve">,</w:t>
-      </w:r>
-      <w:r>
-        <w:t xml:space="preserve"> </w:t>
-      </w:r>
-      <w:r>
-        <w:t xml:space="preserve">‘password’</w:t>
-      </w:r>
-      <w:r>
-        <w:t xml:space="preserve">,</w:t>
-      </w:r>
-      <w:r>
-        <w:t xml:space="preserve"> </w:t>
-      </w:r>
-      <w:r>
-        <w:t xml:space="preserve">‘qwerty’</w:t>
-      </w:r>
-      <w:r>
-        <w:t xml:space="preserve">,</w:t>
-      </w:r>
-      <w:r>
-        <w:t xml:space="preserve"> </w:t>
-      </w:r>
-      <w:r>
-        <w:t xml:space="preserve">‘111111’</w:t>
-      </w:r>
-      <w:r>
-        <w:t xml:space="preserve"> </w:t>
-      </w:r>
-      <w:r>
-        <w:t xml:space="preserve">— hepsi 1 saniyenin altında kırılıyor. Altıncı ve yedinci sıra:</w:t>
-      </w:r>
-      <w:r>
-        <w:t xml:space="preserve"> </w:t>
-      </w:r>
-      <w:r>
-        <w:t xml:space="preserve">‘fenerbahce’</w:t>
-      </w:r>
-      <w:r>
-        <w:t xml:space="preserve"> </w:t>
-      </w:r>
-      <w:r>
-        <w:t xml:space="preserve">ve</w:t>
-      </w:r>
-      <w:r>
-        <w:t xml:space="preserve"> </w:t>
-      </w:r>
-      <w:r>
-        <w:t xml:space="preserve">‘galatasaray’</w:t>
-      </w:r>
-      <w:r>
-        <w:t xml:space="preserve">. Sonra</w:t>
-      </w:r>
-      <w:r>
-        <w:t xml:space="preserve"> </w:t>
-      </w:r>
-      <w:r>
-        <w:t xml:space="preserve">‘ankara1453’</w:t>
-      </w:r>
-      <w:r>
-        <w:t xml:space="preserve">. Listedeki herkesin şifresi var mı? Bu liste her yıl güncellenir ve hep aynıdır.”</w:t>
+        <w:t xml:space="preserve">“Sıra sende. 4 e-posta var. Hangisi sahte? 4 saniyen var, içinden seç. … Şimdi cevaplar açılıyor:</w:t>
+      </w:r>
+      <w:r>
+        <w:t xml:space="preserve"> </w:t>
+      </w:r>
+      <w:r>
+        <w:t xml:space="preserve">‘no-reply@instagram.com’</w:t>
+      </w:r>
+      <w:r>
+        <w:t xml:space="preserve"> </w:t>
+      </w:r>
+      <w:r>
+        <w:t xml:space="preserve">gerçek — alan adı doğru.</w:t>
+      </w:r>
+      <w:r>
+        <w:t xml:space="preserve"> </w:t>
+      </w:r>
+      <w:r>
+        <w:t xml:space="preserve">‘destek@garanti-bbva-onay.com’</w:t>
+      </w:r>
+      <w:r>
+        <w:t xml:space="preserve"> </w:t>
+      </w:r>
+      <w:r>
+        <w:t xml:space="preserve">sahte — Garanti’nin alan adı garantibbva.com.tr,</w:t>
+      </w:r>
+      <w:r>
+        <w:t xml:space="preserve"> </w:t>
+      </w:r>
+      <w:r>
+        <w:t xml:space="preserve">‘-onay.com’</w:t>
+      </w:r>
+      <w:r>
+        <w:t xml:space="preserve"> </w:t>
+      </w:r>
+      <w:r>
+        <w:t xml:space="preserve">uydurma.</w:t>
+      </w:r>
+      <w:r>
+        <w:t xml:space="preserve"> </w:t>
+      </w:r>
+      <w:r>
+        <w:t xml:space="preserve">‘bilgi@yok.gov.tr’</w:t>
+      </w:r>
+      <w:r>
+        <w:t xml:space="preserve"> </w:t>
+      </w:r>
+      <w:r>
+        <w:t xml:space="preserve">gerçek — .gov.tr resmî.</w:t>
+      </w:r>
+      <w:r>
+        <w:t xml:space="preserve"> </w:t>
+      </w:r>
+      <w:r>
+        <w:t xml:space="preserve">‘ceo@turknet-finans-acil.com’</w:t>
+      </w:r>
+      <w:r>
+        <w:t xml:space="preserve"> </w:t>
+      </w:r>
+      <w:r>
+        <w:t xml:space="preserve">sahte — gerçek alan turknet.com.tr,</w:t>
+      </w:r>
+      <w:r>
+        <w:t xml:space="preserve"> </w:t>
+      </w:r>
+      <w:r>
+        <w:t xml:space="preserve">‘finans-acil’</w:t>
+      </w:r>
+      <w:r>
+        <w:t xml:space="preserve"> </w:t>
+      </w:r>
+      <w:r>
+        <w:t xml:space="preserve">eklentisi tipik whaling kalıbı.</w:t>
+      </w:r>
+      <w:r>
+        <w:t xml:space="preserve"> </w:t>
+      </w:r>
+      <w:r>
+        <w:rPr>
+          <w:b/>
+          <w:bCs/>
+        </w:rPr>
+        <w:t xml:space="preserve">Mantık:</w:t>
+      </w:r>
+      <w:r>
+        <w:t xml:space="preserve"> </w:t>
+      </w:r>
+      <w:r>
+        <w:t xml:space="preserve">alan adının kök kısmı her zaman sağda,</w:t>
+      </w:r>
+      <w:r>
+        <w:t xml:space="preserve"> </w:t>
+      </w:r>
+      <w:r>
+        <w:t xml:space="preserve">‘.com’</w:t>
+      </w:r>
+      <w:r>
+        <w:t xml:space="preserve"> </w:t>
+      </w:r>
+      <w:r>
+        <w:t xml:space="preserve">veya</w:t>
+      </w:r>
+      <w:r>
+        <w:t xml:space="preserve"> </w:t>
+      </w:r>
+      <w:r>
+        <w:t xml:space="preserve">‘.gov.tr’</w:t>
+      </w:r>
+      <w:r>
+        <w:t xml:space="preserve"> </w:t>
+      </w:r>
+      <w:r>
+        <w:t xml:space="preserve">hemen önce.”</w:t>
       </w:r>
     </w:p>
     <w:p>
@@ -1007,19 +1079,7 @@
         <w:t xml:space="preserve"> </w:t>
       </w:r>
       <w:r>
-        <w:t xml:space="preserve">Audience’a 5 saniye sus — listeyi okusunlar. Birkaç kişinin yüzünde</w:t>
-      </w:r>
-      <w:r>
-        <w:t xml:space="preserve"> </w:t>
-      </w:r>
-      <w:r>
-        <w:t xml:space="preserve">‘eyvah’</w:t>
-      </w:r>
-      <w:r>
-        <w:t xml:space="preserve"> </w:t>
-      </w:r>
-      <w:r>
-        <w:t xml:space="preserve">ifadesi göreceksin.</w:t>
+        <w:t xml:space="preserve">İlk 4 sn audience’a sus, tahmin etsinler. Reveal sonrası 3 sn daha.</w:t>
       </w:r>
     </w:p>
     <w:p>
@@ -1029,14 +1089,30 @@
         </w:pict>
       </w:r>
     </w:p>
+    <w:bookmarkEnd w:id="18"/>
     <w:bookmarkEnd w:id="19"/>
-    <w:bookmarkStart w:id="20" w:name="slayt-10-şifre-kırma-animasyonu"/>
+    <w:bookmarkStart w:id="26" w:name="bölüm-3-şifreler"/>
+    <w:p>
+      <w:pPr>
+        <w:pStyle w:val="Heading2"/>
+      </w:pPr>
+      <w:r>
+        <w:t xml:space="preserve">BÖLÜM 3 · ŞİFRELER</w:t>
+      </w:r>
+    </w:p>
+    <w:bookmarkStart w:id="20" w:name="slayt-10-bölüm-02-tek-şifre-domino"/>
     <w:p>
       <w:pPr>
         <w:pStyle w:val="Heading3"/>
       </w:pPr>
       <w:r>
-        <w:t xml:space="preserve">Slayt 10 · Şifre Kırma Animasyonu</w:t>
+        <w:t xml:space="preserve">Slayt 10 · Bölüm 02 ·</w:t>
+      </w:r>
+      <w:r>
+        <w:t xml:space="preserve"> </w:t>
+      </w:r>
+      <w:r>
+        <w:t xml:space="preserve">“Tek şifre = domino”</w:t>
       </w:r>
     </w:p>
     <w:p>
@@ -1044,117 +1120,19 @@
         <w:pStyle w:val="BlockText"/>
       </w:pPr>
       <w:r>
-        <w:t xml:space="preserve">“Beş örnek şifreyi sırayla saldırgana veriyoruz.</w:t>
-      </w:r>
-      <w:r>
-        <w:t xml:space="preserve"> </w:t>
-      </w:r>
-      <w:r>
-        <w:rPr>
-          <w:b/>
-          <w:bCs/>
-        </w:rPr>
+        <w:t xml:space="preserve">“Birinden çalınırsa hepsi düşer. Birkaç rakam:</w:t>
+      </w:r>
+      <w:r>
+        <w:t xml:space="preserve"> </w:t>
+      </w:r>
+      <w:r>
         <w:t xml:space="preserve">‘123456’</w:t>
       </w:r>
       <w:r>
         <w:t xml:space="preserve"> </w:t>
       </w:r>
       <w:r>
-        <w:t xml:space="preserve">— anında kırıldı.</w:t>
-      </w:r>
-      <w:r>
-        <w:t xml:space="preserve"> </w:t>
-      </w:r>
-      <w:r>
-        <w:rPr>
-          <w:b/>
-          <w:bCs/>
-        </w:rPr>
-        <w:t xml:space="preserve">‘ankara06’</w:t>
-      </w:r>
-      <w:r>
-        <w:t xml:space="preserve"> </w:t>
-      </w:r>
-      <w:r>
-        <w:t xml:space="preserve">— 0,3 saniye, yarım nefes.</w:t>
-      </w:r>
-      <w:r>
-        <w:t xml:space="preserve"> </w:t>
-      </w:r>
-      <w:r>
-        <w:rPr>
-          <w:b/>
-          <w:bCs/>
-        </w:rPr>
-        <w:t xml:space="preserve">‘Kalem42!’</w:t>
-      </w:r>
-      <w:r>
-        <w:t xml:space="preserve"> </w:t>
-      </w:r>
-      <w:r>
-        <w:t xml:space="preserve">— yedi dakika, bir kahve molası.</w:t>
-      </w:r>
-      <w:r>
-        <w:t xml:space="preserve"> </w:t>
-      </w:r>
-      <w:r>
-        <w:rPr>
-          <w:b/>
-          <w:bCs/>
-        </w:rPr>
-        <w:t xml:space="preserve">12 karışık karakter</w:t>
-      </w:r>
-      <w:r>
-        <w:t xml:space="preserve"> </w:t>
-      </w:r>
-      <w:r>
-        <w:t xml:space="preserve">— 3.000 yıl, saldırgan vazgeçer.</w:t>
-      </w:r>
-      <w:r>
-        <w:t xml:space="preserve"> </w:t>
-      </w:r>
-      <w:r>
-        <w:rPr>
-          <w:b/>
-          <w:bCs/>
-        </w:rPr>
-        <w:t xml:space="preserve">Cümle şifre</w:t>
-      </w:r>
-      <w:r>
-        <w:t xml:space="preserve"> </w:t>
-      </w:r>
-      <w:r>
-        <w:t xml:space="preserve">—</w:t>
-      </w:r>
-      <w:r>
-        <w:t xml:space="preserve"> </w:t>
-      </w:r>
-      <w:r>
-        <w:t xml:space="preserve">‘Manisa-uzumleri-2026!’</w:t>
-      </w:r>
-      <w:r>
-        <w:t xml:space="preserve"> </w:t>
-      </w:r>
-      <w:r>
-        <w:t xml:space="preserve">— sonsuz, kırılmaz. Fark ettiniz mi? Uzunluk + farklı karakter = bambaşka bir oyun.”</w:t>
-      </w:r>
-    </w:p>
-    <w:p>
-      <w:pPr>
-        <w:pStyle w:val="FirstParagraph"/>
-      </w:pPr>
-      <w:r>
-        <w:rPr>
-          <w:b/>
-          <w:bCs/>
-        </w:rPr>
-        <w:t xml:space="preserve">Yapılacak:</w:t>
-      </w:r>
-      <w:r>
-        <w:t xml:space="preserve"> </w:t>
-      </w:r>
-      <w:r>
-        <w:t xml:space="preserve">Animasyon ~30 saniye, kendi başına oynar. Sen her ekran değişiminde tek cümle söyle.</w:t>
+        <w:t xml:space="preserve">kırılma süresi 0,001 saniye. Kullanıcıların %83’ü aynı şifreyi birden çok yerde kullanıyor. Türkiye’de ortalama şifre uzunluğu sekiz karakter. 12 karışık karakter ise saldırgan için 3.000 yıl.”</w:t>
       </w:r>
     </w:p>
     <w:p>
@@ -1165,13 +1143,13 @@
       </w:r>
     </w:p>
     <w:bookmarkEnd w:id="20"/>
-    <w:bookmarkStart w:id="21" w:name="X32d480b588431982f9e4bc0a978c650b4562106"/>
+    <w:bookmarkStart w:id="21" w:name="slayt-11-trde-en-çok-kullanılan-şifreler"/>
     <w:p>
       <w:pPr>
         <w:pStyle w:val="Heading3"/>
       </w:pPr>
       <w:r>
-        <w:t xml:space="preserve">Slayt 11 · CANLI DENEY · Telefonunla Şifre Test Et</w:t>
+        <w:t xml:space="preserve">Slayt 11 · TR’de En Çok Kullanılan Şifreler</w:t>
       </w:r>
     </w:p>
     <w:p>
@@ -1179,35 +1157,85 @@
         <w:pStyle w:val="BlockText"/>
       </w:pPr>
       <w:r>
-        <w:t xml:space="preserve">“Şimdi sıra sende. QR’ı tarat, kendi kullandığın bir şifreyi yaz — endişelenme,</w:t>
-      </w:r>
-      <w:r>
-        <w:t xml:space="preserve"> </w:t>
-      </w:r>
-      <w:r>
-        <w:rPr>
-          <w:b/>
-          <w:bCs/>
-        </w:rPr>
-        <w:t xml:space="preserve">gerçek şifre ekrana yansımıyor</w:t>
-      </w:r>
-      <w:r>
-        <w:t xml:space="preserve"> </w:t>
-      </w:r>
-      <w:r>
-        <w:t xml:space="preserve">— sadece uzunluğu, gücü ve sızıntıda olup olmadığı yansıyor.</w:t>
-      </w:r>
-      <w:r>
-        <w:t xml:space="preserve"> </w:t>
-      </w:r>
-      <w:r>
-        <w:t xml:space="preserve">‘Sonucu ekrana yansıt’</w:t>
-      </w:r>
-      <w:r>
-        <w:t xml:space="preserve"> </w:t>
-      </w:r>
-      <w:r>
-        <w:t xml:space="preserve">butonuna bas. Bekleyelim.”</w:t>
+        <w:t xml:space="preserve">“Türkiye 2024–2025 listesi. Birinci</w:t>
+      </w:r>
+      <w:r>
+        <w:t xml:space="preserve"> </w:t>
+      </w:r>
+      <w:r>
+        <w:t xml:space="preserve">‘123456’</w:t>
+      </w:r>
+      <w:r>
+        <w:t xml:space="preserve">, sonra</w:t>
+      </w:r>
+      <w:r>
+        <w:t xml:space="preserve"> </w:t>
+      </w:r>
+      <w:r>
+        <w:t xml:space="preserve">‘123456789’</w:t>
+      </w:r>
+      <w:r>
+        <w:t xml:space="preserve">,</w:t>
+      </w:r>
+      <w:r>
+        <w:t xml:space="preserve"> </w:t>
+      </w:r>
+      <w:r>
+        <w:t xml:space="preserve">‘password’</w:t>
+      </w:r>
+      <w:r>
+        <w:t xml:space="preserve">,</w:t>
+      </w:r>
+      <w:r>
+        <w:t xml:space="preserve"> </w:t>
+      </w:r>
+      <w:r>
+        <w:t xml:space="preserve">‘qwerty’</w:t>
+      </w:r>
+      <w:r>
+        <w:t xml:space="preserve">,</w:t>
+      </w:r>
+      <w:r>
+        <w:t xml:space="preserve"> </w:t>
+      </w:r>
+      <w:r>
+        <w:t xml:space="preserve">‘111111’</w:t>
+      </w:r>
+      <w:r>
+        <w:t xml:space="preserve"> </w:t>
+      </w:r>
+      <w:r>
+        <w:t xml:space="preserve">— hepsi 1 saniyenin altında. Altıncı ve yedinci sıra:</w:t>
+      </w:r>
+      <w:r>
+        <w:t xml:space="preserve"> </w:t>
+      </w:r>
+      <w:r>
+        <w:t xml:space="preserve">‘fenerbahce’</w:t>
+      </w:r>
+      <w:r>
+        <w:t xml:space="preserve"> </w:t>
+      </w:r>
+      <w:r>
+        <w:t xml:space="preserve">ve</w:t>
+      </w:r>
+      <w:r>
+        <w:t xml:space="preserve"> </w:t>
+      </w:r>
+      <w:r>
+        <w:t xml:space="preserve">‘galatasaray’</w:t>
+      </w:r>
+      <w:r>
+        <w:t xml:space="preserve">. Sonra</w:t>
+      </w:r>
+      <w:r>
+        <w:t xml:space="preserve"> </w:t>
+      </w:r>
+      <w:r>
+        <w:t xml:space="preserve">‘ankara1453’</w:t>
+      </w:r>
+      <w:r>
+        <w:t xml:space="preserve">. Listedeki herkesin şifresi var mı?”</w:t>
       </w:r>
     </w:p>
     <w:p>
@@ -1225,51 +1253,19 @@
         <w:t xml:space="preserve"> </w:t>
       </w:r>
       <w:r>
-        <w:t xml:space="preserve">İlk testin gelmesini bekle (10–20 saniye). Boşluğa basınca</w:t>
-      </w:r>
-      <w:r>
-        <w:t xml:space="preserve"> </w:t>
-      </w:r>
-      <w:r>
-        <w:rPr>
-          <w:b/>
-          <w:bCs/>
-        </w:rPr>
-        <w:t xml:space="preserve">reveal fazı</w:t>
-      </w:r>
-      <w:r>
-        <w:t xml:space="preserve"> </w:t>
-      </w:r>
-      <w:r>
-        <w:t xml:space="preserve">açılır — salondaki şifrelerin parmak izleri akmaya başlar.</w:t>
-      </w:r>
-      <w:r>
-        <w:t xml:space="preserve"> </w:t>
-      </w:r>
-      <w:r>
-        <w:t xml:space="preserve">“İşte bunlar sizin şifreleriniz — gerçek phishing sayfası şifrenin</w:t>
-      </w:r>
-      <w:r>
-        <w:t xml:space="preserve"> </w:t>
-      </w:r>
-      <w:r>
-        <w:rPr>
-          <w:b/>
-          <w:bCs/>
-        </w:rPr>
-        <w:t xml:space="preserve">kendisini</w:t>
-      </w:r>
-      <w:r>
-        <w:t xml:space="preserve"> </w:t>
-      </w:r>
-      <w:r>
-        <w:t xml:space="preserve">de alır”</w:t>
-      </w:r>
-      <w:r>
-        <w:t xml:space="preserve"> </w:t>
-      </w:r>
-      <w:r>
-        <w:t xml:space="preserve">de.</w:t>
+        <w:t xml:space="preserve">5 saniye sus. Birkaç kişinin yüzünde</w:t>
+      </w:r>
+      <w:r>
+        <w:t xml:space="preserve"> </w:t>
+      </w:r>
+      <w:r>
+        <w:t xml:space="preserve">‘eyvah’</w:t>
+      </w:r>
+      <w:r>
+        <w:t xml:space="preserve"> </w:t>
+      </w:r>
+      <w:r>
+        <w:t xml:space="preserve">ifadesi göreceksin.</w:t>
       </w:r>
     </w:p>
     <w:p>
@@ -1280,19 +1276,13 @@
       </w:r>
     </w:p>
     <w:bookmarkEnd w:id="21"/>
-    <w:bookmarkStart w:id="22" w:name="X0d8ec8f64d45f85c104bcda598ad9fdabc42be5"/>
+    <w:bookmarkStart w:id="22" w:name="slayt-12-şifre-kırma-animasyonu"/>
     <w:p>
       <w:pPr>
         <w:pStyle w:val="Heading3"/>
       </w:pPr>
       <w:r>
-        <w:t xml:space="preserve">Slayt 12 ·</w:t>
-      </w:r>
-      <w:r>
-        <w:t xml:space="preserve"> </w:t>
-      </w:r>
-      <w:r>
-        <w:t xml:space="preserve">“Şifrenizi tanımadığınız bir sayfaya verdiniz.”</w:t>
+        <w:t xml:space="preserve">Slayt 12 · Şifre Kırma Animasyonu</w:t>
       </w:r>
     </w:p>
     <w:p>
@@ -1300,23 +1290,117 @@
         <w:pStyle w:val="BlockText"/>
       </w:pPr>
       <w:r>
-        <w:t xml:space="preserve">“Az önceki sayfaya güvendiniz. Ben sadece parmak izini aldım. Yarın sahte bir bankamatik sayfası, sahte bir Garanti girişi olsa — şifrenin</w:t>
-      </w:r>
-      <w:r>
-        <w:t xml:space="preserve"> </w:t>
-      </w:r>
-      <w:r>
-        <w:rPr>
-          <w:b/>
-          <w:bCs/>
-        </w:rPr>
-        <w:t xml:space="preserve">tam halini</w:t>
-      </w:r>
-      <w:r>
-        <w:t xml:space="preserve"> </w:t>
-      </w:r>
-      <w:r>
-        <w:t xml:space="preserve">alırdı. Bu ders bedavaya geldi.”</w:t>
+        <w:t xml:space="preserve">“Beş örnek şifreyi sırayla saldırgana veriyoruz.</w:t>
+      </w:r>
+      <w:r>
+        <w:t xml:space="preserve"> </w:t>
+      </w:r>
+      <w:r>
+        <w:rPr>
+          <w:b/>
+          <w:bCs/>
+        </w:rPr>
+        <w:t xml:space="preserve">‘123456’</w:t>
+      </w:r>
+      <w:r>
+        <w:t xml:space="preserve"> </w:t>
+      </w:r>
+      <w:r>
+        <w:t xml:space="preserve">— anında.</w:t>
+      </w:r>
+      <w:r>
+        <w:t xml:space="preserve"> </w:t>
+      </w:r>
+      <w:r>
+        <w:rPr>
+          <w:b/>
+          <w:bCs/>
+        </w:rPr>
+        <w:t xml:space="preserve">‘ankara06’</w:t>
+      </w:r>
+      <w:r>
+        <w:t xml:space="preserve"> </w:t>
+      </w:r>
+      <w:r>
+        <w:t xml:space="preserve">— 0,3 saniye.</w:t>
+      </w:r>
+      <w:r>
+        <w:t xml:space="preserve"> </w:t>
+      </w:r>
+      <w:r>
+        <w:rPr>
+          <w:b/>
+          <w:bCs/>
+        </w:rPr>
+        <w:t xml:space="preserve">‘Kalem42!’</w:t>
+      </w:r>
+      <w:r>
+        <w:t xml:space="preserve"> </w:t>
+      </w:r>
+      <w:r>
+        <w:t xml:space="preserve">— yedi dakika.</w:t>
+      </w:r>
+      <w:r>
+        <w:t xml:space="preserve"> </w:t>
+      </w:r>
+      <w:r>
+        <w:rPr>
+          <w:b/>
+          <w:bCs/>
+        </w:rPr>
+        <w:t xml:space="preserve">12 karışık karakter</w:t>
+      </w:r>
+      <w:r>
+        <w:t xml:space="preserve"> </w:t>
+      </w:r>
+      <w:r>
+        <w:t xml:space="preserve">— 3.000 yıl, saldırgan vazgeçer.</w:t>
+      </w:r>
+      <w:r>
+        <w:t xml:space="preserve"> </w:t>
+      </w:r>
+      <w:r>
+        <w:rPr>
+          <w:b/>
+          <w:bCs/>
+        </w:rPr>
+        <w:t xml:space="preserve">Cümle şifre</w:t>
+      </w:r>
+      <w:r>
+        <w:t xml:space="preserve"> </w:t>
+      </w:r>
+      <w:r>
+        <w:t xml:space="preserve">—</w:t>
+      </w:r>
+      <w:r>
+        <w:t xml:space="preserve"> </w:t>
+      </w:r>
+      <w:r>
+        <w:t xml:space="preserve">‘Manisa-uzumleri-2026!’</w:t>
+      </w:r>
+      <w:r>
+        <w:t xml:space="preserve"> </w:t>
+      </w:r>
+      <w:r>
+        <w:t xml:space="preserve">— sonsuz. Fark ettiniz mi? Uzunluk + farklı karakter = bambaşka bir oyun.”</w:t>
+      </w:r>
+    </w:p>
+    <w:p>
+      <w:pPr>
+        <w:pStyle w:val="FirstParagraph"/>
+      </w:pPr>
+      <w:r>
+        <w:rPr>
+          <w:b/>
+          <w:bCs/>
+        </w:rPr>
+        <w:t xml:space="preserve">Yapılacak:</w:t>
+      </w:r>
+      <w:r>
+        <w:t xml:space="preserve"> </w:t>
+      </w:r>
+      <w:r>
+        <w:t xml:space="preserve">Animasyon ~30 saniye, kendi başına oynar.</w:t>
       </w:r>
     </w:p>
     <w:p>
@@ -1327,13 +1411,13 @@
       </w:r>
     </w:p>
     <w:bookmarkEnd w:id="22"/>
-    <w:bookmarkStart w:id="23" w:name="slayt-13-cümle-şifre-2fa"/>
+    <w:bookmarkStart w:id="23" w:name="Xc67de5be0e2a05c0a934749c5624a2e42377cd2"/>
     <w:p>
       <w:pPr>
         <w:pStyle w:val="Heading3"/>
       </w:pPr>
       <w:r>
-        <w:t xml:space="preserve">Slayt 13 · Cümle-Şifre + 2FA</w:t>
+        <w:t xml:space="preserve">Slayt 13 · CANLI DENEY · Telefonunla Şifre Test Et</w:t>
       </w:r>
     </w:p>
     <w:p>
@@ -1341,35 +1425,91 @@
         <w:pStyle w:val="BlockText"/>
       </w:pPr>
       <w:r>
-        <w:t xml:space="preserve">“Sol taraf yapmayın listesi: aynı parola her sitede, doğum tarihi, takım adı, sticky note. SMS 2FA tek başına güvenli değil — SIM swap saldırısı 5 dakikada hesabına girer. Sağ taraf yapılması gerekenler:</w:t>
-      </w:r>
-      <w:r>
-        <w:t xml:space="preserve"> </w:t>
-      </w:r>
-      <w:r>
-        <w:t xml:space="preserve">‘Manisa-uzumleri-2026!’</w:t>
-      </w:r>
-      <w:r>
-        <w:t xml:space="preserve"> </w:t>
-      </w:r>
-      <w:r>
-        <w:t xml:space="preserve">gibi cümle-şifre. Her hesaba farklı parola → bunu hatırlamak imkânsız,</w:t>
-      </w:r>
-      <w:r>
-        <w:t xml:space="preserve"> </w:t>
-      </w:r>
-      <w:r>
-        <w:rPr>
-          <w:b/>
-          <w:bCs/>
-        </w:rPr>
-        <w:t xml:space="preserve">şifre yöneticisi</w:t>
-      </w:r>
-      <w:r>
-        <w:t xml:space="preserve"> </w:t>
-      </w:r>
-      <w:r>
-        <w:t xml:space="preserve">kullan: 1Password, Bitwarden veya Apple/Google parolaları. Authenticator uygulaması. Kritik hesaplarda passkey veya donanım anahtarı.”</w:t>
+        <w:t xml:space="preserve">“Şimdi sıra sende. QR’ı tarat, kendi kullandığın bir şifreyi yaz —</w:t>
+      </w:r>
+      <w:r>
+        <w:t xml:space="preserve"> </w:t>
+      </w:r>
+      <w:r>
+        <w:rPr>
+          <w:b/>
+          <w:bCs/>
+        </w:rPr>
+        <w:t xml:space="preserve">gerçek şifre ekrana yansımıyor</w:t>
+      </w:r>
+      <w:r>
+        <w:t xml:space="preserve"> </w:t>
+      </w:r>
+      <w:r>
+        <w:t xml:space="preserve">— sadece uzunluğu, gücü ve sızıntıda olup olmadığı yansıyor.</w:t>
+      </w:r>
+      <w:r>
+        <w:t xml:space="preserve"> </w:t>
+      </w:r>
+      <w:r>
+        <w:t xml:space="preserve">‘Sonucu ekrana yansıt’</w:t>
+      </w:r>
+      <w:r>
+        <w:t xml:space="preserve"> </w:t>
+      </w:r>
+      <w:r>
+        <w:t xml:space="preserve">butonuna bas. Bekleyelim.”</w:t>
+      </w:r>
+    </w:p>
+    <w:p>
+      <w:pPr>
+        <w:pStyle w:val="FirstParagraph"/>
+      </w:pPr>
+      <w:r>
+        <w:rPr>
+          <w:b/>
+          <w:bCs/>
+        </w:rPr>
+        <w:t xml:space="preserve">Yapılacak:</w:t>
+      </w:r>
+      <w:r>
+        <w:t xml:space="preserve"> </w:t>
+      </w:r>
+      <w:r>
+        <w:t xml:space="preserve">İlk testin gelmesini bekle (10–20 sn). Boşluğa basınca</w:t>
+      </w:r>
+      <w:r>
+        <w:t xml:space="preserve"> </w:t>
+      </w:r>
+      <w:r>
+        <w:rPr>
+          <w:b/>
+          <w:bCs/>
+        </w:rPr>
+        <w:t xml:space="preserve">reveal fazı</w:t>
+      </w:r>
+      <w:r>
+        <w:t xml:space="preserve"> </w:t>
+      </w:r>
+      <w:r>
+        <w:t xml:space="preserve">açılır.</w:t>
+      </w:r>
+      <w:r>
+        <w:t xml:space="preserve"> </w:t>
+      </w:r>
+      <w:r>
+        <w:t xml:space="preserve">“İşte bunlar sizin şifreleriniz — gerçek phishing sayfası şifrenin</w:t>
+      </w:r>
+      <w:r>
+        <w:t xml:space="preserve"> </w:t>
+      </w:r>
+      <w:r>
+        <w:rPr>
+          <w:b/>
+          <w:bCs/>
+        </w:rPr>
+        <w:t xml:space="preserve">kendisini</w:t>
+      </w:r>
+      <w:r>
+        <w:t xml:space="preserve"> </w:t>
+      </w:r>
+      <w:r>
+        <w:t xml:space="preserve">de alır.”</w:t>
       </w:r>
     </w:p>
     <w:p>
@@ -1380,23 +1520,19 @@
       </w:r>
     </w:p>
     <w:bookmarkEnd w:id="23"/>
-    <w:bookmarkEnd w:id="24"/>
-    <w:bookmarkStart w:id="35" w:name="bölüm-4-sosyal-mühendislik"/>
-    <w:p>
-      <w:pPr>
-        <w:pStyle w:val="Heading2"/>
-      </w:pPr>
-      <w:r>
-        <w:t xml:space="preserve">BÖLÜM 4 · SOSYAL MÜHENDİSLİK</w:t>
-      </w:r>
-    </w:p>
-    <w:bookmarkStart w:id="25" w:name="slayt-14-bölüm-02-başlık"/>
+    <w:bookmarkStart w:id="24" w:name="Xe4e57fb20323e57690ea06b9109f5b11f79c7a8"/>
     <w:p>
       <w:pPr>
         <w:pStyle w:val="Heading3"/>
       </w:pPr>
       <w:r>
-        <w:t xml:space="preserve">Slayt 14 · Bölüm 02 başlık</w:t>
+        <w:t xml:space="preserve">Slayt 14 ·</w:t>
+      </w:r>
+      <w:r>
+        <w:t xml:space="preserve"> </w:t>
+      </w:r>
+      <w:r>
+        <w:t xml:space="preserve">“Şifrenizi tanımadığınız bir sayfaya verdiniz.”</w:t>
       </w:r>
     </w:p>
     <w:p>
@@ -1404,7 +1540,23 @@
         <w:pStyle w:val="BlockText"/>
       </w:pPr>
       <w:r>
-        <w:t xml:space="preserve">“Güvenlik duvarı geçilemiyorsa, kullanıcı ikna edilir. İnsanlar hacklenmez — ikna edilir.”</w:t>
+        <w:t xml:space="preserve">“Az önceki sayfaya güvendiniz. Ben sadece parmak izini aldım. Yarın sahte bir Garanti girişi olsa — şifrenin</w:t>
+      </w:r>
+      <w:r>
+        <w:t xml:space="preserve"> </w:t>
+      </w:r>
+      <w:r>
+        <w:rPr>
+          <w:b/>
+          <w:bCs/>
+        </w:rPr>
+        <w:t xml:space="preserve">tam halini</w:t>
+      </w:r>
+      <w:r>
+        <w:t xml:space="preserve"> </w:t>
+      </w:r>
+      <w:r>
+        <w:t xml:space="preserve">alırdı. Bu ders bedavaya geldi.”</w:t>
       </w:r>
     </w:p>
     <w:p>
@@ -1414,14 +1566,14 @@
         </w:pict>
       </w:r>
     </w:p>
-    <w:bookmarkEnd w:id="25"/>
-    <w:bookmarkStart w:id="26" w:name="slayt-15-saldırganın-5-silahı"/>
+    <w:bookmarkEnd w:id="24"/>
+    <w:bookmarkStart w:id="25" w:name="slayt-15-cümle-şifre-2fa"/>
     <w:p>
       <w:pPr>
         <w:pStyle w:val="Heading3"/>
       </w:pPr>
       <w:r>
-        <w:t xml:space="preserve">Slayt 15 · Saldırganın 5 Silahı</w:t>
+        <w:t xml:space="preserve">Slayt 15 · Cümle-Şifre + 2FA</w:t>
       </w:r>
     </w:p>
     <w:p>
@@ -1429,96 +1581,23 @@
         <w:pStyle w:val="BlockText"/>
       </w:pPr>
       <w:r>
-        <w:t xml:space="preserve">“Beş silah var, hepsi her dolandırıcılıkta vardır.</w:t>
-      </w:r>
-      <w:r>
-        <w:t xml:space="preserve"> </w:t>
-      </w:r>
-      <w:r>
-        <w:rPr>
-          <w:b/>
-          <w:bCs/>
-        </w:rPr>
-        <w:t xml:space="preserve">Aciliyet:</w:t>
-      </w:r>
-      <w:r>
-        <w:t xml:space="preserve"> </w:t>
-      </w:r>
-      <w:r>
-        <w:t xml:space="preserve">‘şimdi yapmazsan kaybedeceksin’</w:t>
-      </w:r>
-      <w:r>
-        <w:t xml:space="preserve">.</w:t>
-      </w:r>
-      <w:r>
-        <w:t xml:space="preserve"> </w:t>
-      </w:r>
-      <w:r>
-        <w:rPr>
-          <w:b/>
-          <w:bCs/>
-        </w:rPr>
-        <w:t xml:space="preserve">Otorite:</w:t>
-      </w:r>
-      <w:r>
-        <w:t xml:space="preserve"> </w:t>
-      </w:r>
-      <w:r>
-        <w:t xml:space="preserve">savcı, polis, banka müdürü, BTK.</w:t>
-      </w:r>
-      <w:r>
-        <w:t xml:space="preserve"> </w:t>
-      </w:r>
-      <w:r>
-        <w:rPr>
-          <w:b/>
-          <w:bCs/>
-        </w:rPr>
-        <w:t xml:space="preserve">Korku:</w:t>
-      </w:r>
-      <w:r>
-        <w:t xml:space="preserve"> </w:t>
-      </w:r>
-      <w:r>
-        <w:t xml:space="preserve">hesabın kapanacak, suç işledin.</w:t>
-      </w:r>
-      <w:r>
-        <w:t xml:space="preserve"> </w:t>
-      </w:r>
-      <w:r>
-        <w:rPr>
-          <w:b/>
-          <w:bCs/>
-        </w:rPr>
-        <w:t xml:space="preserve">Ödül:</w:t>
-      </w:r>
-      <w:r>
-        <w:t xml:space="preserve"> </w:t>
-      </w:r>
-      <w:r>
-        <w:t xml:space="preserve">‘iPhone kazandın’</w:t>
-      </w:r>
-      <w:r>
-        <w:t xml:space="preserve">.</w:t>
-      </w:r>
-      <w:r>
-        <w:t xml:space="preserve"> </w:t>
-      </w:r>
-      <w:r>
-        <w:rPr>
-          <w:b/>
-          <w:bCs/>
-        </w:rPr>
-        <w:t xml:space="preserve">Güven:</w:t>
-      </w:r>
-      <w:r>
-        <w:t xml:space="preserve"> </w:t>
-      </w:r>
-      <w:r>
-        <w:t xml:space="preserve">‘tanıdığım, akraban’</w:t>
-      </w:r>
-      <w:r>
-        <w:t xml:space="preserve">. Bir mesajda iki silah varsa: durun. Üç silah varsa: ihbar.”</w:t>
+        <w:t xml:space="preserve">“Sol taraf yapmayın: aynı parola, doğum tarihi, takım adı, monitör kenarında sticky note. SMS 2FA tek başına güvenli değil — SIM swap saldırısı 5 dakikada hesabına girer. Sağ taraf yapın: cümle-şifre. Her hesaba farklı parola →</w:t>
+      </w:r>
+      <w:r>
+        <w:t xml:space="preserve"> </w:t>
+      </w:r>
+      <w:r>
+        <w:rPr>
+          <w:b/>
+          <w:bCs/>
+        </w:rPr>
+        <w:t xml:space="preserve">şifre yöneticisi</w:t>
+      </w:r>
+      <w:r>
+        <w:t xml:space="preserve"> </w:t>
+      </w:r>
+      <w:r>
+        <w:t xml:space="preserve">kullan: 1Password, Bitwarden veya Apple/Google parolaları. Authenticator uygulaması. Kritik hesaplarda passkey.”</w:t>
       </w:r>
     </w:p>
     <w:p>
@@ -1528,14 +1607,24 @@
         </w:pict>
       </w:r>
     </w:p>
+    <w:bookmarkEnd w:id="25"/>
     <w:bookmarkEnd w:id="26"/>
-    <w:bookmarkStart w:id="27" w:name="slayt-16-whatsapp-iş-teklifi-tuzağı"/>
+    <w:bookmarkStart w:id="38" w:name="bölüm-4-sosyal-mühendislik"/>
+    <w:p>
+      <w:pPr>
+        <w:pStyle w:val="Heading2"/>
+      </w:pPr>
+      <w:r>
+        <w:t xml:space="preserve">BÖLÜM 4 · SOSYAL MÜHENDİSLİK</w:t>
+      </w:r>
+    </w:p>
+    <w:bookmarkStart w:id="27" w:name="slayt-16-bölüm-02-başlık"/>
     <w:p>
       <w:pPr>
         <w:pStyle w:val="Heading3"/>
       </w:pPr>
       <w:r>
-        <w:t xml:space="preserve">Slayt 16 · WhatsApp · İş Teklifi Tuzağı</w:t>
+        <w:t xml:space="preserve">Slayt 16 · Bölüm 02 başlık</w:t>
       </w:r>
     </w:p>
     <w:p>
@@ -1543,105 +1632,7 @@
         <w:pStyle w:val="BlockText"/>
       </w:pPr>
       <w:r>
-        <w:t xml:space="preserve">“WhatsApp’ta gelen bir mesaj canlandı.</w:t>
-      </w:r>
-      <w:r>
-        <w:t xml:space="preserve"> </w:t>
-      </w:r>
-      <w:r>
-        <w:t xml:space="preserve">‘TikTok ajansından arıyoruz, kampanyamızda yer almak ister misin?’</w:t>
-      </w:r>
-      <w:r>
-        <w:t xml:space="preserve">,</w:t>
-      </w:r>
-      <w:r>
-        <w:t xml:space="preserve"> </w:t>
-      </w:r>
-      <w:r>
-        <w:t xml:space="preserve">‘günlük 800–2500 TL kazanırsın, sadece beğeni atacaksın’</w:t>
-      </w:r>
-      <w:r>
-        <w:t xml:space="preserve">,</w:t>
-      </w:r>
-      <w:r>
-        <w:t xml:space="preserve"> </w:t>
-      </w:r>
-      <w:r>
-        <w:t xml:space="preserve">‘ilk göreve başlamak için: bit.ly/…’</w:t>
-      </w:r>
-      <w:r>
-        <w:t xml:space="preserve">. Sen</w:t>
-      </w:r>
-      <w:r>
-        <w:t xml:space="preserve"> </w:t>
-      </w:r>
-      <w:r>
-        <w:t xml:space="preserve">‘tmm bakayım’</w:t>
-      </w:r>
-      <w:r>
-        <w:t xml:space="preserve"> </w:t>
-      </w:r>
-      <w:r>
-        <w:t xml:space="preserve">diyorsun — beş saniye sonra</w:t>
-      </w:r>
-      <w:r>
-        <w:t xml:space="preserve"> </w:t>
-      </w:r>
-      <w:r>
-        <w:t xml:space="preserve">‘tebrikler 250 TL kazandın! çekmek için 5.000 TL teminat’</w:t>
-      </w:r>
-      <w:r>
-        <w:t xml:space="preserve">.</w:t>
-      </w:r>
-      <w:r>
-        <w:t xml:space="preserve"> </w:t>
-      </w:r>
-      <w:r>
-        <w:rPr>
-          <w:b/>
-          <w:bCs/>
-        </w:rPr>
-        <w:t xml:space="preserve">İşte tam burada hesabın çalınıyor.</w:t>
-      </w:r>
-      <w:r>
-        <w:t xml:space="preserve"> </w:t>
-      </w:r>
-      <w:r>
-        <w:t xml:space="preserve">Linke tıkladığın an WhatsApp QR girişin saldırgana geçti,</w:t>
-      </w:r>
-      <w:r>
-        <w:t xml:space="preserve"> </w:t>
-      </w:r>
-      <w:r>
-        <w:rPr>
-          <w:b/>
-          <w:bCs/>
-        </w:rPr>
-        <w:t xml:space="preserve">347 arkadaşın şu anda aynı mesajı senden alıyor.</w:t>
-      </w:r>
-      <w:r>
-        <w:t xml:space="preserve"> </w:t>
-      </w:r>
-      <w:r>
-        <w:t xml:space="preserve">Tek tıklama, bütün ağ.”</w:t>
-      </w:r>
-    </w:p>
-    <w:p>
-      <w:pPr>
-        <w:pStyle w:val="FirstParagraph"/>
-      </w:pPr>
-      <w:r>
-        <w:rPr>
-          <w:b/>
-          <w:bCs/>
-        </w:rPr>
-        <w:t xml:space="preserve">Yapılacak:</w:t>
-      </w:r>
-      <w:r>
-        <w:t xml:space="preserve"> </w:t>
-      </w:r>
-      <w:r>
-        <w:t xml:space="preserve">Mesajlar sırayla yazılır (~10 saniye), sonra otomatik kırmızı reveal. Sen reveal’a kadar sus.</w:t>
+        <w:t xml:space="preserve">“Güvenlik duvarı geçilemiyorsa, kullanıcı ikna edilir. İnsanlar hacklenmez — ikna edilir.”</w:t>
       </w:r>
     </w:p>
     <w:p>
@@ -1652,13 +1643,13 @@
       </w:r>
     </w:p>
     <w:bookmarkEnd w:id="27"/>
-    <w:bookmarkStart w:id="28" w:name="slayt-17-vishing-sahte-savcılık-araması"/>
+    <w:bookmarkStart w:id="28" w:name="slayt-17-saldırganın-5-silahı"/>
     <w:p>
       <w:pPr>
         <w:pStyle w:val="Heading3"/>
       </w:pPr>
       <w:r>
-        <w:t xml:space="preserve">Slayt 17 · Vishing · Sahte Savcılık Araması</w:t>
+        <w:t xml:space="preserve">Slayt 17 · Saldırganın 5 Silahı</w:t>
       </w:r>
     </w:p>
     <w:p>
@@ -1666,57 +1657,23 @@
         <w:pStyle w:val="BlockText"/>
       </w:pPr>
       <w:r>
-        <w:t xml:space="preserve">“Telefon çalıyor: Ankara Cumhuriyet Başsavcılığı. Açıyoruz.</w:t>
-      </w:r>
-      <w:r>
-        <w:t xml:space="preserve"> </w:t>
-      </w:r>
-      <w:r>
-        <w:t xml:space="preserve">‘İyi günler, ben Komiser Yılmaz’</w:t>
-      </w:r>
-      <w:r>
-        <w:t xml:space="preserve"> </w:t>
-      </w:r>
-      <w:r>
-        <w:t xml:space="preserve">—</w:t>
-      </w:r>
-      <w:r>
-        <w:t xml:space="preserve"> </w:t>
-      </w:r>
-      <w:r>
-        <w:rPr>
-          <w:b/>
-          <w:bCs/>
-        </w:rPr>
-        <w:t xml:space="preserve">OTORİTE</w:t>
-      </w:r>
-      <w:r>
-        <w:t xml:space="preserve"> </w:t>
-      </w:r>
-      <w:r>
-        <w:t xml:space="preserve">silahı.</w:t>
-      </w:r>
-      <w:r>
-        <w:t xml:space="preserve"> </w:t>
-      </w:r>
-      <w:r>
-        <w:t xml:space="preserve">‘Adınıza açılmış bir soruşturma var, hesabınızdan terör örgütüne para transferi yapılmış’</w:t>
-      </w:r>
-      <w:r>
-        <w:t xml:space="preserve"> </w:t>
-      </w:r>
-      <w:r>
-        <w:t xml:space="preserve">—</w:t>
-      </w:r>
-      <w:r>
-        <w:t xml:space="preserve"> </w:t>
-      </w:r>
-      <w:r>
-        <w:rPr>
-          <w:b/>
-          <w:bCs/>
-        </w:rPr>
-        <w:t xml:space="preserve">KORKU</w:t>
+        <w:t xml:space="preserve">“Beş silah var, hepsi her dolandırıcılıkta vardır.</w:t>
+      </w:r>
+      <w:r>
+        <w:t xml:space="preserve"> </w:t>
+      </w:r>
+      <w:r>
+        <w:rPr>
+          <w:b/>
+          <w:bCs/>
+        </w:rPr>
+        <w:t xml:space="preserve">Aciliyet:</w:t>
+      </w:r>
+      <w:r>
+        <w:t xml:space="preserve"> </w:t>
+      </w:r>
+      <w:r>
+        <w:t xml:space="preserve">‘şimdi yapmazsan kaybedeceksin’</w:t>
       </w:r>
       <w:r>
         <w:t xml:space="preserve">.</w:t>
@@ -1725,23 +1682,49 @@
         <w:t xml:space="preserve"> </w:t>
       </w:r>
       <w:r>
-        <w:t xml:space="preserve">‘15 dakika içinde ifade alamazsak gözaltı kararı’</w:t>
-      </w:r>
-      <w:r>
-        <w:t xml:space="preserve"> </w:t>
-      </w:r>
-      <w:r>
-        <w:t xml:space="preserve">—</w:t>
-      </w:r>
-      <w:r>
-        <w:t xml:space="preserve"> </w:t>
-      </w:r>
-      <w:r>
-        <w:rPr>
-          <w:b/>
-          <w:bCs/>
-        </w:rPr>
-        <w:t xml:space="preserve">ACİLİYET</w:t>
+        <w:rPr>
+          <w:b/>
+          <w:bCs/>
+        </w:rPr>
+        <w:t xml:space="preserve">Otorite:</w:t>
+      </w:r>
+      <w:r>
+        <w:t xml:space="preserve"> </w:t>
+      </w:r>
+      <w:r>
+        <w:t xml:space="preserve">savcı, polis, banka müdürü.</w:t>
+      </w:r>
+      <w:r>
+        <w:t xml:space="preserve"> </w:t>
+      </w:r>
+      <w:r>
+        <w:rPr>
+          <w:b/>
+          <w:bCs/>
+        </w:rPr>
+        <w:t xml:space="preserve">Korku:</w:t>
+      </w:r>
+      <w:r>
+        <w:t xml:space="preserve"> </w:t>
+      </w:r>
+      <w:r>
+        <w:t xml:space="preserve">hesabın kapanacak.</w:t>
+      </w:r>
+      <w:r>
+        <w:t xml:space="preserve"> </w:t>
+      </w:r>
+      <w:r>
+        <w:rPr>
+          <w:b/>
+          <w:bCs/>
+        </w:rPr>
+        <w:t xml:space="preserve">Ödül:</w:t>
+      </w:r>
+      <w:r>
+        <w:t xml:space="preserve"> </w:t>
+      </w:r>
+      <w:r>
+        <w:t xml:space="preserve">‘iPhone kazandın’</w:t>
       </w:r>
       <w:r>
         <w:t xml:space="preserve">.</w:t>
@@ -1750,67 +1733,20 @@
         <w:t xml:space="preserve"> </w:t>
       </w:r>
       <w:r>
-        <w:t xml:space="preserve">‘Bu görüşme gizli, kimseyle paylaşamazsınız’</w:t>
-      </w:r>
-      <w:r>
-        <w:t xml:space="preserve"> </w:t>
-      </w:r>
-      <w:r>
-        <w:t xml:space="preserve">—</w:t>
-      </w:r>
-      <w:r>
-        <w:t xml:space="preserve"> </w:t>
-      </w:r>
-      <w:r>
-        <w:rPr>
-          <w:b/>
-          <w:bCs/>
-        </w:rPr>
-        <w:t xml:space="preserve">İZOLASYON</w:t>
-      </w:r>
-      <w:r>
-        <w:t xml:space="preserve">.</w:t>
-      </w:r>
-      <w:r>
-        <w:t xml:space="preserve"> </w:t>
-      </w:r>
-      <w:r>
-        <w:t xml:space="preserve">‘Tüm paranızı emanet hesabına aktarın, ATM’ye gidin, ben telefonda kalıyorum’</w:t>
-      </w:r>
-      <w:r>
-        <w:t xml:space="preserve"> </w:t>
-      </w:r>
-      <w:r>
-        <w:t xml:space="preserve">—</w:t>
-      </w:r>
-      <w:r>
-        <w:t xml:space="preserve"> </w:t>
-      </w:r>
-      <w:r>
-        <w:rPr>
-          <w:b/>
-          <w:bCs/>
-        </w:rPr>
-        <w:t xml:space="preserve">VURGUN</w:t>
-      </w:r>
-      <w:r>
-        <w:t xml:space="preserve">. Beş silah, beş cümle. Devlet asla telefonda para istemez. Kapat — banka ve aile numaralarını</w:t>
-      </w:r>
-      <w:r>
-        <w:t xml:space="preserve"> </w:t>
-      </w:r>
-      <w:r>
-        <w:rPr>
-          <w:b/>
-          <w:bCs/>
-        </w:rPr>
-        <w:t xml:space="preserve">kendin</w:t>
-      </w:r>
-      <w:r>
-        <w:t xml:space="preserve"> </w:t>
-      </w:r>
-      <w:r>
-        <w:t xml:space="preserve">ara.”</w:t>
+        <w:rPr>
+          <w:b/>
+          <w:bCs/>
+        </w:rPr>
+        <w:t xml:space="preserve">Güven:</w:t>
+      </w:r>
+      <w:r>
+        <w:t xml:space="preserve"> </w:t>
+      </w:r>
+      <w:r>
+        <w:t xml:space="preserve">‘tanıdığım, akraban’</w:t>
+      </w:r>
+      <w:r>
+        <w:t xml:space="preserve">. Bir mesajda iki silah varsa: dur. Üç silah varsa: ihbar.”</w:t>
       </w:r>
     </w:p>
     <w:p>
@@ -1821,13 +1757,13 @@
       </w:r>
     </w:p>
     <w:bookmarkEnd w:id="28"/>
-    <w:bookmarkStart w:id="29" w:name="slayt-18-predatory-dergi"/>
+    <w:bookmarkStart w:id="29" w:name="Xefc1eab3ba364dca4b08c1f78922a06c7f7154d"/>
     <w:p>
       <w:pPr>
         <w:pStyle w:val="Heading3"/>
       </w:pPr>
       <w:r>
-        <w:t xml:space="preserve">Slayt 18 · Predatory Dergi</w:t>
+        <w:t xml:space="preserve">Slayt 18 · Crypto / Yatırım Dolandırıcılığı (YENİ)</w:t>
       </w:r>
     </w:p>
     <w:p>
@@ -1835,62 +1771,101 @@
         <w:pStyle w:val="BlockText"/>
       </w:pPr>
       <w:r>
-        <w:t xml:space="preserve">“Akademisyenler dinliyor — sıra sizde. Mail kutusu:</w:t>
-      </w:r>
-      <w:r>
-        <w:t xml:space="preserve"> </w:t>
-      </w:r>
-      <w:r>
-        <w:t xml:space="preserve">‘editor@ijar-publishing.net’</w:t>
-      </w:r>
-      <w:r>
-        <w:t xml:space="preserve"> </w:t>
-      </w:r>
-      <w:r>
-        <w:t xml:space="preserve">—</w:t>
-      </w:r>
-      <w:r>
-        <w:t xml:space="preserve"> </w:t>
-      </w:r>
-      <w:r>
-        <w:t xml:space="preserve">‘manuscript ACCEPTED’</w:t>
-      </w:r>
-      <w:r>
-        <w:t xml:space="preserve">. 18 saatte hakem onayı — bu süre hakem değil, kredi kartı bekleme süresi. RIIF 8,4</w:t>
-      </w:r>
-      <w:r>
-        <w:t xml:space="preserve"> </w:t>
-      </w:r>
-      <w:r>
-        <w:t xml:space="preserve">‘impact factor’</w:t>
-      </w:r>
-      <w:r>
-        <w:t xml:space="preserve"> </w:t>
-      </w:r>
-      <w:r>
-        <w:t xml:space="preserve">— Web of Science’da böyle bir şey yok, uydurma.</w:t>
-      </w:r>
-      <w:r>
-        <w:t xml:space="preserve"> </w:t>
-      </w:r>
-      <w:r>
-        <w:t xml:space="preserve">‘349 dolar yayın ücreti’</w:t>
-      </w:r>
-      <w:r>
-        <w:t xml:space="preserve">. Ödeyenin makalesi</w:t>
-      </w:r>
-      <w:r>
-        <w:t xml:space="preserve"> </w:t>
-      </w:r>
-      <w:r>
-        <w:rPr>
-          <w:b/>
-          <w:bCs/>
-        </w:rPr>
-        <w:t xml:space="preserve">akademik özgeçmişe sayılmaz</w:t>
-      </w:r>
-      <w:r>
-        <w:t xml:space="preserve">, ÜAK reddeder. Kontrol kanalı: DOAJ, Beall’s List, ULAKBİM TR-Dizin.”</w:t>
+        <w:t xml:space="preserve">“Türkiye’nin en pahalı dersi: hızlı para vaadi.</w:t>
+      </w:r>
+      <w:r>
+        <w:t xml:space="preserve"> </w:t>
+      </w:r>
+      <w:r>
+        <w:rPr>
+          <w:b/>
+          <w:bCs/>
+        </w:rPr>
+        <w:t xml:space="preserve">Thodex:</w:t>
+      </w:r>
+      <w:r>
+        <w:t xml:space="preserve"> </w:t>
+      </w:r>
+      <w:r>
+        <w:t xml:space="preserve">24 milyar TL, 400.000 mağdur — kurucu kaçtı, hâlâ yakalanmadı.</w:t>
+      </w:r>
+      <w:r>
+        <w:t xml:space="preserve"> </w:t>
+      </w:r>
+      <w:r>
+        <w:rPr>
+          <w:b/>
+          <w:bCs/>
+        </w:rPr>
+        <w:t xml:space="preserve">Çiftlik Bank:</w:t>
+      </w:r>
+      <w:r>
+        <w:t xml:space="preserve"> </w:t>
+      </w:r>
+      <w:r>
+        <w:t xml:space="preserve">5 milyar TL, 132.000 mağdur — klasik Ponzi şeması.</w:t>
+      </w:r>
+      <w:r>
+        <w:t xml:space="preserve"> </w:t>
+      </w:r>
+      <w:r>
+        <w:rPr>
+          <w:b/>
+          <w:bCs/>
+        </w:rPr>
+        <w:t xml:space="preserve">2025’te deepfake yatırım reklamı artışı: %430</w:t>
+      </w:r>
+      <w:r>
+        <w:t xml:space="preserve"> </w:t>
+      </w:r>
+      <w:r>
+        <w:t xml:space="preserve">— Acun Ilıcalı, ünlü oyuncular, profesörler taklit edilip</w:t>
+      </w:r>
+      <w:r>
+        <w:t xml:space="preserve"> </w:t>
+      </w:r>
+      <w:r>
+        <w:t xml:space="preserve">‘günde 5000 TL kazan’</w:t>
+      </w:r>
+      <w:r>
+        <w:t xml:space="preserve"> </w:t>
+      </w:r>
+      <w:r>
+        <w:t xml:space="preserve">diye reklam çıkıyor.</w:t>
+      </w:r>
+      <w:r>
+        <w:t xml:space="preserve"> </w:t>
+      </w:r>
+      <w:r>
+        <w:rPr>
+          <w:b/>
+          <w:bCs/>
+        </w:rPr>
+        <w:t xml:space="preserve">Tahminen 20 milyon Türk</w:t>
+      </w:r>
+      <w:r>
+        <w:t xml:space="preserve"> </w:t>
+      </w:r>
+      <w:r>
+        <w:t xml:space="preserve">yatırım dolandırıcılığına maruz kaldı. Kural: hızlı kazan vaadi = kayıp.”</w:t>
+      </w:r>
+    </w:p>
+    <w:p>
+      <w:pPr>
+        <w:pStyle w:val="FirstParagraph"/>
+      </w:pPr>
+      <w:r>
+        <w:rPr>
+          <w:b/>
+          <w:bCs/>
+        </w:rPr>
+        <w:t xml:space="preserve">Yapılacak:</w:t>
+      </w:r>
+      <w:r>
+        <w:t xml:space="preserve"> </w:t>
+      </w:r>
+      <w:r>
+        <w:t xml:space="preserve">Her sayıyı vurgula. Audience çoğu Thodex ismini tanır.</w:t>
       </w:r>
     </w:p>
     <w:p>
@@ -1901,13 +1876,13 @@
       </w:r>
     </w:p>
     <w:bookmarkEnd w:id="29"/>
-    <w:bookmarkStart w:id="30" w:name="slayt-19-sahte-konferans-davetiyesi"/>
+    <w:bookmarkStart w:id="30" w:name="slayt-19-whatsapp-iş-teklifi-tuzağı"/>
     <w:p>
       <w:pPr>
         <w:pStyle w:val="Heading3"/>
       </w:pPr>
       <w:r>
-        <w:t xml:space="preserve">Slayt 19 · Sahte Konferans Davetiyesi</w:t>
+        <w:t xml:space="preserve">Slayt 19 · WhatsApp · İş Teklifi Tuzağı</w:t>
       </w:r>
     </w:p>
     <w:p>
@@ -1915,31 +1890,105 @@
         <w:pStyle w:val="BlockText"/>
       </w:pPr>
       <w:r>
-        <w:t xml:space="preserve">“Aynı kalıp konferans için.</w:t>
-      </w:r>
-      <w:r>
-        <w:t xml:space="preserve"> </w:t>
-      </w:r>
-      <w:r>
-        <w:t xml:space="preserve">‘Distinguished Professor, ICAS-2026 Bangkok keynote speaker olarak seçildiniz, 12.000 araştırmacı arasından.’</w:t>
-      </w:r>
-      <w:r>
-        <w:t xml:space="preserve"> </w:t>
-      </w:r>
-      <w:r>
-        <w:t xml:space="preserve">695 dolar kayıt. Vampir konferans — gerçek konferanslar</w:t>
-      </w:r>
-      <w:r>
-        <w:t xml:space="preserve"> </w:t>
-      </w:r>
-      <w:r>
-        <w:t xml:space="preserve">‘random keynote’</w:t>
-      </w:r>
-      <w:r>
-        <w:t xml:space="preserve"> </w:t>
-      </w:r>
-      <w:r>
-        <w:t xml:space="preserve">daveti yollamaz. Bangkok / Dubai / Roma odalı konferansların çoğu paid-talk fabrikası, ÜAK saymaz. Kontrol: think.checksubmit.org, WikiCFP.”</w:t>
+        <w:t xml:space="preserve">“WhatsApp’ta gelen bir mesaj canlanıyor.</w:t>
+      </w:r>
+      <w:r>
+        <w:t xml:space="preserve"> </w:t>
+      </w:r>
+      <w:r>
+        <w:t xml:space="preserve">‘TikTok ajansından arıyoruz’</w:t>
+      </w:r>
+      <w:r>
+        <w:t xml:space="preserve">,</w:t>
+      </w:r>
+      <w:r>
+        <w:t xml:space="preserve"> </w:t>
+      </w:r>
+      <w:r>
+        <w:t xml:space="preserve">‘günde 800–2500 TL’</w:t>
+      </w:r>
+      <w:r>
+        <w:t xml:space="preserve">,</w:t>
+      </w:r>
+      <w:r>
+        <w:t xml:space="preserve"> </w:t>
+      </w:r>
+      <w:r>
+        <w:t xml:space="preserve">‘ilk göreve başlamak için: bit.ly/…’</w:t>
+      </w:r>
+      <w:r>
+        <w:t xml:space="preserve">. Sen</w:t>
+      </w:r>
+      <w:r>
+        <w:t xml:space="preserve"> </w:t>
+      </w:r>
+      <w:r>
+        <w:t xml:space="preserve">‘tmm bakayım’</w:t>
+      </w:r>
+      <w:r>
+        <w:t xml:space="preserve"> </w:t>
+      </w:r>
+      <w:r>
+        <w:t xml:space="preserve">diyorsun — beş saniye sonra</w:t>
+      </w:r>
+      <w:r>
+        <w:t xml:space="preserve"> </w:t>
+      </w:r>
+      <w:r>
+        <w:t xml:space="preserve">‘250 TL kazandın! 5.000 TL teminat yatır’</w:t>
+      </w:r>
+      <w:r>
+        <w:t xml:space="preserve">.</w:t>
+      </w:r>
+      <w:r>
+        <w:t xml:space="preserve"> </w:t>
+      </w:r>
+      <w:r>
+        <w:rPr>
+          <w:b/>
+          <w:bCs/>
+        </w:rPr>
+        <w:t xml:space="preserve">İşte tam burada hesabın çalınıyor.</w:t>
+      </w:r>
+      <w:r>
+        <w:t xml:space="preserve"> </w:t>
+      </w:r>
+      <w:r>
+        <w:t xml:space="preserve">Linke tıkladığın an WhatsApp QR girişin saldırgana geçti,</w:t>
+      </w:r>
+      <w:r>
+        <w:t xml:space="preserve"> </w:t>
+      </w:r>
+      <w:r>
+        <w:rPr>
+          <w:b/>
+          <w:bCs/>
+        </w:rPr>
+        <w:t xml:space="preserve">347 arkadaşın şu anda aynı mesajı senden alıyor.</w:t>
+      </w:r>
+      <w:r>
+        <w:t xml:space="preserve"> </w:t>
+      </w:r>
+      <w:r>
+        <w:t xml:space="preserve">Tek tıklama, bütün ağ.”</w:t>
+      </w:r>
+    </w:p>
+    <w:p>
+      <w:pPr>
+        <w:pStyle w:val="FirstParagraph"/>
+      </w:pPr>
+      <w:r>
+        <w:rPr>
+          <w:b/>
+          <w:bCs/>
+        </w:rPr>
+        <w:t xml:space="preserve">Yapılacak:</w:t>
+      </w:r>
+      <w:r>
+        <w:t xml:space="preserve"> </w:t>
+      </w:r>
+      <w:r>
+        <w:t xml:space="preserve">Mesajlar sırayla yazılır, sonra otomatik kırmızı reveal. Sen reveal’a kadar sus.</w:t>
       </w:r>
     </w:p>
     <w:p>
@@ -1950,13 +1999,13 @@
       </w:r>
     </w:p>
     <w:bookmarkEnd w:id="30"/>
-    <w:bookmarkStart w:id="31" w:name="slayt-20-yök-burs-bildirimi"/>
+    <w:bookmarkStart w:id="31" w:name="slayt-20-vishing-sahte-savcılık-araması"/>
     <w:p>
       <w:pPr>
         <w:pStyle w:val="Heading3"/>
       </w:pPr>
       <w:r>
-        <w:t xml:space="preserve">Slayt 20 · YÖK Burs Bildirimi</w:t>
+        <w:t xml:space="preserve">Slayt 20 · Vishing · Sahte Savcılık Araması</w:t>
       </w:r>
     </w:p>
     <w:p>
@@ -1964,13 +2013,13 @@
         <w:pStyle w:val="BlockText"/>
       </w:pPr>
       <w:r>
-        <w:t xml:space="preserve">“Öğrenciler için:</w:t>
-      </w:r>
-      <w:r>
-        <w:t xml:space="preserve"> </w:t>
-      </w:r>
-      <w:r>
-        <w:t xml:space="preserve">‘bilgi@yok-burs2026.gov-tr.com’</w:t>
+        <w:t xml:space="preserve">“Telefon çalıyor: Ankara Cumhuriyet Başsavcılığı. Açıyoruz.</w:t>
+      </w:r>
+      <w:r>
+        <w:t xml:space="preserve"> </w:t>
+      </w:r>
+      <w:r>
+        <w:t xml:space="preserve">‘İyi günler, ben Komiser Yılmaz’</w:t>
       </w:r>
       <w:r>
         <w:t xml:space="preserve"> </w:t>
@@ -1982,32 +2031,130 @@
         <w:t xml:space="preserve"> </w:t>
       </w:r>
       <w:r>
-        <w:t xml:space="preserve">‘yok-burs2026.</w:t>
-      </w:r>
-      <w:r>
-        <w:rPr>
-          <w:b/>
-          <w:bCs/>
-        </w:rPr>
-        <w:t xml:space="preserve">gov-tr.com</w:t>
-      </w:r>
-      <w:r>
-        <w:t xml:space="preserve">’</w:t>
-      </w:r>
-      <w:r>
-        <w:t xml:space="preserve">. Gerçek resmi alan yok.gov.tr veya kyk.gov.tr.</w:t>
-      </w:r>
-      <w:r>
-        <w:t xml:space="preserve"> </w:t>
-      </w:r>
-      <w:r>
-        <w:t xml:space="preserve">‘Aylık 5.800 TL burs onaylandı, 49,90 TL doğrulama hizmet bedeli.’</w:t>
-      </w:r>
-      <w:r>
-        <w:t xml:space="preserve"> </w:t>
-      </w:r>
-      <w:r>
-        <w:t xml:space="preserve">YÖK / KYK burs doğrulaması için ücret istemez. Tek kanal: e-Devlet, KYK uygulaması, 444 1 962.”</w:t>
+        <w:rPr>
+          <w:b/>
+          <w:bCs/>
+        </w:rPr>
+        <w:t xml:space="preserve">OTORİTE</w:t>
+      </w:r>
+      <w:r>
+        <w:t xml:space="preserve">.</w:t>
+      </w:r>
+      <w:r>
+        <w:t xml:space="preserve"> </w:t>
+      </w:r>
+      <w:r>
+        <w:t xml:space="preserve">‘Adınıza açılmış bir soruşturma var’</w:t>
+      </w:r>
+      <w:r>
+        <w:t xml:space="preserve"> </w:t>
+      </w:r>
+      <w:r>
+        <w:t xml:space="preserve">—</w:t>
+      </w:r>
+      <w:r>
+        <w:t xml:space="preserve"> </w:t>
+      </w:r>
+      <w:r>
+        <w:rPr>
+          <w:b/>
+          <w:bCs/>
+        </w:rPr>
+        <w:t xml:space="preserve">KORKU</w:t>
+      </w:r>
+      <w:r>
+        <w:t xml:space="preserve">.</w:t>
+      </w:r>
+      <w:r>
+        <w:t xml:space="preserve"> </w:t>
+      </w:r>
+      <w:r>
+        <w:t xml:space="preserve">‘15 dakika içinde’</w:t>
+      </w:r>
+      <w:r>
+        <w:t xml:space="preserve"> </w:t>
+      </w:r>
+      <w:r>
+        <w:t xml:space="preserve">—</w:t>
+      </w:r>
+      <w:r>
+        <w:t xml:space="preserve"> </w:t>
+      </w:r>
+      <w:r>
+        <w:rPr>
+          <w:b/>
+          <w:bCs/>
+        </w:rPr>
+        <w:t xml:space="preserve">ACİLİYET</w:t>
+      </w:r>
+      <w:r>
+        <w:t xml:space="preserve">.</w:t>
+      </w:r>
+      <w:r>
+        <w:t xml:space="preserve"> </w:t>
+      </w:r>
+      <w:r>
+        <w:t xml:space="preserve">‘Bu görüşme gizli’</w:t>
+      </w:r>
+      <w:r>
+        <w:t xml:space="preserve"> </w:t>
+      </w:r>
+      <w:r>
+        <w:t xml:space="preserve">—</w:t>
+      </w:r>
+      <w:r>
+        <w:t xml:space="preserve"> </w:t>
+      </w:r>
+      <w:r>
+        <w:rPr>
+          <w:b/>
+          <w:bCs/>
+        </w:rPr>
+        <w:t xml:space="preserve">İZOLASYON</w:t>
+      </w:r>
+      <w:r>
+        <w:t xml:space="preserve">.</w:t>
+      </w:r>
+      <w:r>
+        <w:t xml:space="preserve"> </w:t>
+      </w:r>
+      <w:r>
+        <w:t xml:space="preserve">‘Tüm paranızı emanet hesabına aktarın’</w:t>
+      </w:r>
+      <w:r>
+        <w:t xml:space="preserve"> </w:t>
+      </w:r>
+      <w:r>
+        <w:t xml:space="preserve">—</w:t>
+      </w:r>
+      <w:r>
+        <w:t xml:space="preserve"> </w:t>
+      </w:r>
+      <w:r>
+        <w:rPr>
+          <w:b/>
+          <w:bCs/>
+        </w:rPr>
+        <w:t xml:space="preserve">VURGUN</w:t>
+      </w:r>
+      <w:r>
+        <w:t xml:space="preserve">. Beş silah, beş cümle. Devlet asla telefonda para istemez. Kapat — banka ve aile numaralarını</w:t>
+      </w:r>
+      <w:r>
+        <w:t xml:space="preserve"> </w:t>
+      </w:r>
+      <w:r>
+        <w:rPr>
+          <w:b/>
+          <w:bCs/>
+        </w:rPr>
+        <w:t xml:space="preserve">kendin</w:t>
+      </w:r>
+      <w:r>
+        <w:t xml:space="preserve"> </w:t>
+      </w:r>
+      <w:r>
+        <w:t xml:space="preserve">ara.”</w:t>
       </w:r>
     </w:p>
     <w:p>
@@ -2018,13 +2165,13 @@
       </w:r>
     </w:p>
     <w:bookmarkEnd w:id="31"/>
-    <w:bookmarkStart w:id="32" w:name="slayt-21-hangisi-gerçek-dergi"/>
+    <w:bookmarkStart w:id="32" w:name="slayt-21-predatory-dergi"/>
     <w:p>
       <w:pPr>
         <w:pStyle w:val="Heading3"/>
       </w:pPr>
       <w:r>
-        <w:t xml:space="preserve">Slayt 21 · Hangisi Gerçek Dergi?</w:t>
+        <w:t xml:space="preserve">Slayt 21 · Predatory Dergi</w:t>
       </w:r>
     </w:p>
     <w:p>
@@ -2032,72 +2179,53 @@
         <w:pStyle w:val="BlockText"/>
       </w:pPr>
       <w:r>
-        <w:t xml:space="preserve">“İki dergi yan yana. Solda</w:t>
-      </w:r>
-      <w:r>
-        <w:t xml:space="preserve"> </w:t>
-      </w:r>
-      <w:r>
-        <w:t xml:space="preserve">‘International Journal of Advanced Research’</w:t>
-      </w:r>
-      <w:r>
-        <w:t xml:space="preserve"> </w:t>
-      </w:r>
-      <w:r>
-        <w:t xml:space="preserve">IJAR Publishing Ltd, Mauritius merkezli, RIIF 8,4, 18 saat hakem, 349 dolar APC. Sağda</w:t>
-      </w:r>
-      <w:r>
-        <w:t xml:space="preserve"> </w:t>
-      </w:r>
-      <w:r>
-        <w:t xml:space="preserve">‘IEEE Transactions on Information Forensics and Security’</w:t>
-      </w:r>
-      <w:r>
-        <w:t xml:space="preserve"> </w:t>
-      </w:r>
-      <w:r>
-        <w:t xml:space="preserve">Web of Science Q1, 6,8 IF, 3–6 ay hakem, açık erişim opsiyonel. Hangisi gerçek? Üçüncü saniyede kırmızı çarpılar parlar, beşinci saniyede stamp düşer.</w:t>
-      </w:r>
-      <w:r>
-        <w:t xml:space="preserve"> </w:t>
-      </w:r>
-      <w:r>
-        <w:rPr>
-          <w:b/>
-          <w:bCs/>
-        </w:rPr>
-        <w:t xml:space="preserve">Gerçek dergi:</w:t>
-      </w:r>
-      <w:r>
-        <w:t xml:space="preserve"> </w:t>
-      </w:r>
-      <w:r>
-        <w:t xml:space="preserve">tanınır yayıncı, tanınır indeks, aylar süren çift-kör hakem, şeffaf ücret.</w:t>
-      </w:r>
-      <w:r>
-        <w:t xml:space="preserve"> </w:t>
-      </w:r>
-      <w:r>
-        <w:rPr>
-          <w:b/>
-          <w:bCs/>
-        </w:rPr>
-        <w:t xml:space="preserve">Predatory:</w:t>
-      </w:r>
-      <w:r>
-        <w:t xml:space="preserve"> </w:t>
-      </w:r>
-      <w:r>
-        <w:t xml:space="preserve">uydurma indeks adı, saatler içinde</w:t>
-      </w:r>
-      <w:r>
-        <w:t xml:space="preserve"> </w:t>
-      </w:r>
-      <w:r>
-        <w:t xml:space="preserve">‘kabul’</w:t>
-      </w:r>
-      <w:r>
-        <w:t xml:space="preserve">, peşin yayın ücreti.”</w:t>
+        <w:t xml:space="preserve">“Akademisyenler dinliyor. Mail kutusu:</w:t>
+      </w:r>
+      <w:r>
+        <w:t xml:space="preserve"> </w:t>
+      </w:r>
+      <w:r>
+        <w:t xml:space="preserve">‘editor@ijar-publishing.net’</w:t>
+      </w:r>
+      <w:r>
+        <w:t xml:space="preserve"> </w:t>
+      </w:r>
+      <w:r>
+        <w:t xml:space="preserve">—</w:t>
+      </w:r>
+      <w:r>
+        <w:t xml:space="preserve"> </w:t>
+      </w:r>
+      <w:r>
+        <w:t xml:space="preserve">‘manuscript ACCEPTED’</w:t>
+      </w:r>
+      <w:r>
+        <w:t xml:space="preserve">. 18 saatte hakem onayı — bu süre hakem değil, kredi kartı bekleme süresi. RIIF 8,4</w:t>
+      </w:r>
+      <w:r>
+        <w:t xml:space="preserve"> </w:t>
+      </w:r>
+      <w:r>
+        <w:t xml:space="preserve">‘impact factor’</w:t>
+      </w:r>
+      <w:r>
+        <w:t xml:space="preserve"> </w:t>
+      </w:r>
+      <w:r>
+        <w:t xml:space="preserve">— uydurma. 349 dolar yayın ücreti. Ödeyenin makalesi</w:t>
+      </w:r>
+      <w:r>
+        <w:t xml:space="preserve"> </w:t>
+      </w:r>
+      <w:r>
+        <w:rPr>
+          <w:b/>
+          <w:bCs/>
+        </w:rPr>
+        <w:t xml:space="preserve">akademik özgeçmişe sayılmaz</w:t>
+      </w:r>
+      <w:r>
+        <w:t xml:space="preserve">, ÜAK reddeder. Kontrol kanalı: DOAJ, Beall’s List, ULAKBİM TR-Dizin.”</w:t>
       </w:r>
     </w:p>
     <w:p>
@@ -2108,13 +2236,13 @@
       </w:r>
     </w:p>
     <w:bookmarkEnd w:id="32"/>
-    <w:bookmarkStart w:id="33" w:name="slayt-22-ceo-vurgunu-whaling"/>
+    <w:bookmarkStart w:id="33" w:name="slayt-22-sahte-konferans-davetiyesi"/>
     <w:p>
       <w:pPr>
         <w:pStyle w:val="Heading3"/>
       </w:pPr>
       <w:r>
-        <w:t xml:space="preserve">Slayt 22 · CEO Vurgunu · Whaling</w:t>
+        <w:t xml:space="preserve">Slayt 22 · Sahte Konferans Davetiyesi</w:t>
       </w:r>
     </w:p>
     <w:p>
@@ -2122,35 +2250,31 @@
         <w:pStyle w:val="BlockText"/>
       </w:pPr>
       <w:r>
-        <w:t xml:space="preserve">“Şirketin muhasebe çalışanına gelen mail.</w:t>
-      </w:r>
-      <w:r>
-        <w:t xml:space="preserve"> </w:t>
-      </w:r>
-      <w:r>
-        <w:t xml:space="preserve">‘Sevgili Ahmet, bugün öğleden önce 38.500 TL transfer halletmen lazım. Avukatla görüşmedeyim, telefonda erişimim yok. Sadece sana güveniyorum. Kimseyle paylaşma.’</w:t>
-      </w:r>
-      <w:r>
-        <w:t xml:space="preserve"> </w:t>
-      </w:r>
-      <w:r>
-        <w:t xml:space="preserve">İmza CEO. Bu kalıba Whaling diyoruz.</w:t>
-      </w:r>
-      <w:r>
-        <w:t xml:space="preserve"> </w:t>
-      </w:r>
-      <w:r>
-        <w:rPr>
-          <w:b/>
-          <w:bCs/>
-        </w:rPr>
-        <w:t xml:space="preserve">Acil + Gizli + Nakit</w:t>
-      </w:r>
-      <w:r>
-        <w:t xml:space="preserve"> </w:t>
-      </w:r>
-      <w:r>
-        <w:t xml:space="preserve">üçü birden — telefonla yöneticiyi DOĞRULA. Hong Kong’da Arup şirketi 2024’te bu yolla 25,6 milyon dolar kaybetti.”</w:t>
+        <w:t xml:space="preserve">“Aynı kalıp konferans için.</w:t>
+      </w:r>
+      <w:r>
+        <w:t xml:space="preserve"> </w:t>
+      </w:r>
+      <w:r>
+        <w:t xml:space="preserve">‘Distinguished Professor, ICAS-2026 Bangkok keynote speaker olarak seçildiniz, 12.000 araştırmacı arasından.’</w:t>
+      </w:r>
+      <w:r>
+        <w:t xml:space="preserve"> </w:t>
+      </w:r>
+      <w:r>
+        <w:t xml:space="preserve">695 dolar kayıt. Vampir konferans — gerçek konferanslar</w:t>
+      </w:r>
+      <w:r>
+        <w:t xml:space="preserve"> </w:t>
+      </w:r>
+      <w:r>
+        <w:t xml:space="preserve">‘random keynote’</w:t>
+      </w:r>
+      <w:r>
+        <w:t xml:space="preserve"> </w:t>
+      </w:r>
+      <w:r>
+        <w:t xml:space="preserve">daveti yollamaz. Bangkok / Dubai / Roma odalı konferansların çoğu paid-talk fabrikası, ÜAK saymaz. Kontrol: think.checksubmit.org, WikiCFP.”</w:t>
       </w:r>
     </w:p>
     <w:p>
@@ -2161,13 +2285,13 @@
       </w:r>
     </w:p>
     <w:bookmarkEnd w:id="33"/>
-    <w:bookmarkStart w:id="34" w:name="slayt-23-altın-kural"/>
+    <w:bookmarkStart w:id="34" w:name="slayt-23-yök-burs-bildirimi"/>
     <w:p>
       <w:pPr>
         <w:pStyle w:val="Heading3"/>
       </w:pPr>
       <w:r>
-        <w:t xml:space="preserve">Slayt 23 · Altın Kural</w:t>
+        <w:t xml:space="preserve">Slayt 23 · YÖK Burs Bildirimi</w:t>
       </w:r>
     </w:p>
     <w:p>
@@ -2175,23 +2299,63 @@
         <w:pStyle w:val="BlockText"/>
       </w:pPr>
       <w:r>
-        <w:t xml:space="preserve">“Bu cümle hayat kurtarır:</w:t>
-      </w:r>
-      <w:r>
-        <w:t xml:space="preserve"> </w:t>
-      </w:r>
-      <w:r>
-        <w:rPr>
-          <w:b/>
-          <w:bCs/>
-        </w:rPr>
-        <w:t xml:space="preserve">Devlet asla telefonda para, altın veya şifre istemez.</w:t>
-      </w:r>
-      <w:r>
-        <w:t xml:space="preserve"> </w:t>
-      </w:r>
-      <w:r>
-        <w:t xml:space="preserve">Bu cümleyi öğretin — annenize, babaanenize, çocuğunuza. 60 yaş üstü ve 18-24 yaş ayrı demez — herkes düşüyor.”</w:t>
+        <w:t xml:space="preserve">“Öğrenciler için:</w:t>
+      </w:r>
+      <w:r>
+        <w:t xml:space="preserve"> </w:t>
+      </w:r>
+      <w:r>
+        <w:t xml:space="preserve">‘bilgi@yok-burs2026.gov-tr.com’</w:t>
+      </w:r>
+      <w:r>
+        <w:t xml:space="preserve"> </w:t>
+      </w:r>
+      <w:r>
+        <w:t xml:space="preserve">—</w:t>
+      </w:r>
+      <w:r>
+        <w:t xml:space="preserve"> </w:t>
+      </w:r>
+      <w:r>
+        <w:t xml:space="preserve">‘yok-burs2026.</w:t>
+      </w:r>
+      <w:r>
+        <w:rPr>
+          <w:b/>
+          <w:bCs/>
+        </w:rPr>
+        <w:t xml:space="preserve">gov-tr.com</w:t>
+      </w:r>
+      <w:r>
+        <w:t xml:space="preserve">’</w:t>
+      </w:r>
+      <w:r>
+        <w:t xml:space="preserve">. Gerçek resmi alan yok.gov.tr veya kyk.gov.tr.</w:t>
+      </w:r>
+      <w:r>
+        <w:t xml:space="preserve"> </w:t>
+      </w:r>
+      <w:r>
+        <w:t xml:space="preserve">‘Aylık 5.800 TL burs, 49,90 TL doğrulama hizmet bedeli.’</w:t>
+      </w:r>
+      <w:r>
+        <w:t xml:space="preserve"> </w:t>
+      </w:r>
+      <w:r>
+        <w:t xml:space="preserve">YÖK / KYK burs doğrulaması için</w:t>
+      </w:r>
+      <w:r>
+        <w:t xml:space="preserve"> </w:t>
+      </w:r>
+      <w:r>
+        <w:rPr>
+          <w:b/>
+          <w:bCs/>
+        </w:rPr>
+        <w:t xml:space="preserve">ücret istemez</w:t>
+      </w:r>
+      <w:r>
+        <w:t xml:space="preserve">. Tek kanal: e-Devlet, KYK uygulaması, 444 1 962.”</w:t>
       </w:r>
     </w:p>
     <w:p>
@@ -2202,29 +2366,13 @@
       </w:r>
     </w:p>
     <w:bookmarkEnd w:id="34"/>
-    <w:bookmarkEnd w:id="35"/>
-    <w:bookmarkStart w:id="41" w:name="bölüm-5-2026-tehditleri"/>
-    <w:p>
-      <w:pPr>
-        <w:pStyle w:val="Heading2"/>
-      </w:pPr>
-      <w:r>
-        <w:t xml:space="preserve">BÖLÜM 5 · 2026 TEHDİTLERİ</w:t>
-      </w:r>
-    </w:p>
-    <w:bookmarkStart w:id="36" w:name="X8c7a85635e77cf41bc470f43323589199e615be"/>
+    <w:bookmarkStart w:id="35" w:name="slayt-24-hangisi-gerçek-dergi"/>
     <w:p>
       <w:pPr>
         <w:pStyle w:val="Heading3"/>
       </w:pPr>
       <w:r>
-        <w:t xml:space="preserve">Slayt 24 · Deepfake ·</w:t>
-      </w:r>
-      <w:r>
-        <w:t xml:space="preserve"> </w:t>
-      </w:r>
-      <w:r>
-        <w:t xml:space="preserve">“Bu Morgan Freeman değil”</w:t>
+        <w:t xml:space="preserve">Slayt 24 · Hangisi Gerçek Dergi?</w:t>
       </w:r>
     </w:p>
     <w:p>
@@ -2232,102 +2380,72 @@
         <w:pStyle w:val="BlockText"/>
       </w:pPr>
       <w:r>
-        <w:t xml:space="preserve">“Şimdi videoyu izleyelim. … [video oynar] … Evet, bu Morgan Freeman</w:t>
-      </w:r>
-      <w:r>
-        <w:t xml:space="preserve"> </w:t>
-      </w:r>
-      <w:r>
-        <w:rPr>
-          <w:b/>
-          <w:bCs/>
-        </w:rPr>
-        <w:t xml:space="preserve">değildi</w:t>
-      </w:r>
-      <w:r>
-        <w:t xml:space="preserve">. Yapay zekâ. Hong Kong’da Arup şirketinin bir çalışanı CFO ve yöneticilerle video konferansa katıldı — odadaki</w:t>
-      </w:r>
-      <w:r>
-        <w:t xml:space="preserve"> </w:t>
-      </w:r>
-      <w:r>
-        <w:rPr>
-          <w:b/>
-          <w:bCs/>
-        </w:rPr>
-        <w:t xml:space="preserve">herkes deepfake’ti</w:t>
-      </w:r>
-      <w:r>
-        <w:t xml:space="preserve"> </w:t>
-      </w:r>
-      <w:r>
-        <w:t xml:space="preserve">— 15 transferde 25,6 milyon dolar gitti. Türkiye’de MİT, Cumhurbaşkanı’nın ses klonunu kullanan kişiyi yakaladı. Nasıl anlarsın? Üç ipucu var:</w:t>
-      </w:r>
-      <w:r>
-        <w:t xml:space="preserve"> </w:t>
-      </w:r>
-      <w:r>
-        <w:rPr>
-          <w:b/>
-          <w:bCs/>
-        </w:rPr>
-        <w:t xml:space="preserve">göz</w:t>
-      </w:r>
-      <w:r>
-        <w:t xml:space="preserve"> </w:t>
-      </w:r>
-      <w:r>
-        <w:t xml:space="preserve">kırpma anormal,</w:t>
-      </w:r>
-      <w:r>
-        <w:t xml:space="preserve"> </w:t>
-      </w:r>
-      <w:r>
-        <w:rPr>
-          <w:b/>
-          <w:bCs/>
-        </w:rPr>
-        <w:t xml:space="preserve">dudak senkronu</w:t>
-      </w:r>
-      <w:r>
-        <w:t xml:space="preserve"> </w:t>
-      </w:r>
-      <w:r>
-        <w:t xml:space="preserve">sert ünsüzlerde milisaniyelik kayar,</w:t>
-      </w:r>
-      <w:r>
-        <w:t xml:space="preserve"> </w:t>
-      </w:r>
-      <w:r>
-        <w:rPr>
-          <w:b/>
-          <w:bCs/>
-        </w:rPr>
-        <w:t xml:space="preserve">ton ve nefes</w:t>
-      </w:r>
-      <w:r>
-        <w:t xml:space="preserve"> </w:t>
-      </w:r>
-      <w:r>
-        <w:t xml:space="preserve">klonlanmış seste eksiktir.”</w:t>
-      </w:r>
-    </w:p>
-    <w:p>
-      <w:pPr>
-        <w:pStyle w:val="FirstParagraph"/>
-      </w:pPr>
-      <w:r>
-        <w:rPr>
-          <w:b/>
-          <w:bCs/>
-        </w:rPr>
-        <w:t xml:space="preserve">Yapılacak:</w:t>
-      </w:r>
-      <w:r>
-        <w:t xml:space="preserve"> </w:t>
-      </w:r>
-      <w:r>
-        <w:t xml:space="preserve">Video başlat. ~2 dakika oynat. Sonra 3 ipucu üzerine konuş.</w:t>
+        <w:t xml:space="preserve">“İki dergi yan yana. Solda</w:t>
+      </w:r>
+      <w:r>
+        <w:t xml:space="preserve"> </w:t>
+      </w:r>
+      <w:r>
+        <w:t xml:space="preserve">‘International Journal of Advanced Research’</w:t>
+      </w:r>
+      <w:r>
+        <w:t xml:space="preserve"> </w:t>
+      </w:r>
+      <w:r>
+        <w:t xml:space="preserve">Mauritius, RIIF 8,4, 18 saat hakem, 349 dolar APC. Sağda</w:t>
+      </w:r>
+      <w:r>
+        <w:t xml:space="preserve"> </w:t>
+      </w:r>
+      <w:r>
+        <w:t xml:space="preserve">‘IEEE Transactions’</w:t>
+      </w:r>
+      <w:r>
+        <w:t xml:space="preserve"> </w:t>
+      </w:r>
+      <w:r>
+        <w:t xml:space="preserve">Web of Science Q1, 6,8 IF, 3–6 ay hakem, açık erişim opsiyonel. Hangisi gerçek? …</w:t>
+      </w:r>
+      <w:r>
+        <w:t xml:space="preserve"> </w:t>
+      </w:r>
+      <w:r>
+        <w:rPr>
+          <w:b/>
+          <w:bCs/>
+        </w:rPr>
+        <w:t xml:space="preserve">Gerçek dergi:</w:t>
+      </w:r>
+      <w:r>
+        <w:t xml:space="preserve"> </w:t>
+      </w:r>
+      <w:r>
+        <w:t xml:space="preserve">tanınır yayıncı, tanınır indeks, aylar süren çift-kör hakem, şeffaf ücret.</w:t>
+      </w:r>
+      <w:r>
+        <w:t xml:space="preserve"> </w:t>
+      </w:r>
+      <w:r>
+        <w:rPr>
+          <w:b/>
+          <w:bCs/>
+        </w:rPr>
+        <w:t xml:space="preserve">Predatory:</w:t>
+      </w:r>
+      <w:r>
+        <w:t xml:space="preserve"> </w:t>
+      </w:r>
+      <w:r>
+        <w:t xml:space="preserve">uydurma indeks, saatler içinde</w:t>
+      </w:r>
+      <w:r>
+        <w:t xml:space="preserve"> </w:t>
+      </w:r>
+      <w:r>
+        <w:t xml:space="preserve">‘kabul’</w:t>
+      </w:r>
+      <w:r>
+        <w:t xml:space="preserve">, peşin ücret.”</w:t>
       </w:r>
     </w:p>
     <w:p>
@@ -2337,14 +2455,14 @@
         </w:pict>
       </w:r>
     </w:p>
-    <w:bookmarkEnd w:id="36"/>
-    <w:bookmarkStart w:id="37" w:name="slayt-25-canlı-saldırı-haritası"/>
+    <w:bookmarkEnd w:id="35"/>
+    <w:bookmarkStart w:id="36" w:name="slayt-25-ceo-vurgunu-whaling"/>
     <w:p>
       <w:pPr>
         <w:pStyle w:val="Heading3"/>
       </w:pPr>
       <w:r>
-        <w:t xml:space="preserve">Slayt 25 · Canlı Saldırı Haritası</w:t>
+        <w:t xml:space="preserve">Slayt 25 · CEO Vurgunu · Whaling</w:t>
       </w:r>
     </w:p>
     <w:p>
@@ -2352,25 +2470,51 @@
         <w:pStyle w:val="BlockText"/>
       </w:pPr>
       <w:r>
-        <w:t xml:space="preserve">“İşte şu an Türkiye haritası. Her saniye bir şehir yanıyor — Phishing, Ransomware, DDoS, Brute-Force, Deepfake, SMS-Phish. Sağda canlı log. USOM verisi günde 11 milyon engelleme — bu görüntü, bu ekran, gerçeği temsil ediyor. Saldırı dinmiyor.”</w:t>
-      </w:r>
-    </w:p>
-    <w:p>
-      <w:pPr>
-        <w:pStyle w:val="FirstParagraph"/>
-      </w:pPr>
-      <w:r>
-        <w:rPr>
-          <w:b/>
-          <w:bCs/>
-        </w:rPr>
-        <w:t xml:space="preserve">Yapılacak:</w:t>
-      </w:r>
-      <w:r>
-        <w:t xml:space="preserve"> </w:t>
-      </w:r>
-      <w:r>
-        <w:t xml:space="preserve">30 saniye saldırıları say. Sayaç ve log akmaya devam ediyor.</w:t>
+        <w:t xml:space="preserve">“Şirket muhasebe çalışanına gelen mail.</w:t>
+      </w:r>
+      <w:r>
+        <w:t xml:space="preserve"> </w:t>
+      </w:r>
+      <w:r>
+        <w:t xml:space="preserve">‘Sevgili Ahmet, bugün öğleden önce 38.500 TL transfer halletmen lazım. Sadece sana güveniyorum, kimseyle paylaşma.’</w:t>
+      </w:r>
+      <w:r>
+        <w:t xml:space="preserve"> </w:t>
+      </w:r>
+      <w:r>
+        <w:t xml:space="preserve">İmza CEO.</w:t>
+      </w:r>
+      <w:r>
+        <w:t xml:space="preserve"> </w:t>
+      </w:r>
+      <w:r>
+        <w:rPr>
+          <w:b/>
+          <w:bCs/>
+        </w:rPr>
+        <w:t xml:space="preserve">Acil + Gizli + Nakit</w:t>
+      </w:r>
+      <w:r>
+        <w:t xml:space="preserve"> </w:t>
+      </w:r>
+      <w:r>
+        <w:t xml:space="preserve">üçü birden — telefonla yöneticiyi DOĞRULA. Hong Kong’da Arup 2024’te bu yolla</w:t>
+      </w:r>
+      <w:r>
+        <w:t xml:space="preserve"> </w:t>
+      </w:r>
+      <w:r>
+        <w:rPr>
+          <w:b/>
+          <w:bCs/>
+        </w:rPr>
+        <w:t xml:space="preserve">25,6 milyon dolar</w:t>
+      </w:r>
+      <w:r>
+        <w:t xml:space="preserve"> </w:t>
+      </w:r>
+      <w:r>
+        <w:t xml:space="preserve">kaybetti.”</w:t>
       </w:r>
     </w:p>
     <w:p>
@@ -2380,14 +2524,14 @@
         </w:pict>
       </w:r>
     </w:p>
-    <w:bookmarkEnd w:id="37"/>
-    <w:bookmarkStart w:id="38" w:name="slayt-26-qr-phishing-bait-canli"/>
+    <w:bookmarkEnd w:id="36"/>
+    <w:bookmarkStart w:id="37" w:name="slayt-26-altın-kural"/>
     <w:p>
       <w:pPr>
         <w:pStyle w:val="Heading3"/>
       </w:pPr>
       <w:r>
-        <w:t xml:space="preserve">Slayt 26 · QR Phishing · Bait (CANLI)</w:t>
+        <w:t xml:space="preserve">Slayt 26 · Altın Kural</w:t>
       </w:r>
     </w:p>
     <w:p>
@@ -2395,65 +2539,23 @@
         <w:pStyle w:val="BlockText"/>
       </w:pPr>
       <w:r>
-        <w:t xml:space="preserve">“Sıra geldi en sevdiğim deneye. Telefonunu çıkar, QR’ı tarat.</w:t>
-      </w:r>
-      <w:r>
-        <w:t xml:space="preserve"> </w:t>
-      </w:r>
-      <w:r>
-        <w:rPr>
-          <w:b/>
-          <w:bCs/>
-        </w:rPr>
-        <w:t xml:space="preserve">‘Değerlendirme ve Hediye Çekilişi’</w:t>
-      </w:r>
-      <w:r>
-        <w:t xml:space="preserve"> </w:t>
-      </w:r>
-      <w:r>
-        <w:t xml:space="preserve">— kısa anketi doldur, sürpriz hediye çekilişine katıl. Hemen tarat.”</w:t>
-      </w:r>
-    </w:p>
-    <w:p>
-      <w:pPr>
-        <w:pStyle w:val="FirstParagraph"/>
-      </w:pPr>
-      <w:r>
-        <w:rPr>
-          <w:b/>
-          <w:bCs/>
-        </w:rPr>
-        <w:t xml:space="preserve">Yapılacak:</w:t>
-      </w:r>
-      <w:r>
-        <w:t xml:space="preserve"> </w:t>
-      </w:r>
-      <w:r>
-        <w:t xml:space="preserve">30–60 saniye bekle. Sayaç gerçek zamanlı artar.</w:t>
-      </w:r>
-      <w:r>
-        <w:t xml:space="preserve"> </w:t>
-      </w:r>
-      <w:r>
-        <w:t xml:space="preserve">“X kişi katıldı”</w:t>
-      </w:r>
-      <w:r>
-        <w:t xml:space="preserve"> </w:t>
-      </w:r>
-      <w:r>
-        <w:t xml:space="preserve">yazısını göster,</w:t>
-      </w:r>
-      <w:r>
-        <w:t xml:space="preserve"> </w:t>
-      </w:r>
-      <w:r>
-        <w:t xml:space="preserve">“tarayan herkes anketi açtığını sanıyor — bir saniye sonra ne göreceğini göstereyim”</w:t>
-      </w:r>
-      <w:r>
-        <w:t xml:space="preserve"> </w:t>
-      </w:r>
-      <w:r>
-        <w:t xml:space="preserve">de, sonra boşluğa bas.</w:t>
+        <w:t xml:space="preserve">“Bu cümle hayat kurtarır:</w:t>
+      </w:r>
+      <w:r>
+        <w:t xml:space="preserve"> </w:t>
+      </w:r>
+      <w:r>
+        <w:rPr>
+          <w:b/>
+          <w:bCs/>
+        </w:rPr>
+        <w:t xml:space="preserve">Devlet asla telefonda para, altın veya şifre istemez.</w:t>
+      </w:r>
+      <w:r>
+        <w:t xml:space="preserve"> </w:t>
+      </w:r>
+      <w:r>
+        <w:t xml:space="preserve">Bu cümleyi öğretin — annenize, babaanenize, çocuğunuza.”</w:t>
       </w:r>
     </w:p>
     <w:p>
@@ -2463,14 +2565,30 @@
         </w:pict>
       </w:r>
     </w:p>
+    <w:bookmarkEnd w:id="37"/>
     <w:bookmarkEnd w:id="38"/>
-    <w:bookmarkStart w:id="39" w:name="slayt-27-qr-phishing-reveal"/>
+    <w:bookmarkStart w:id="49" w:name="bölüm-5-2026-tehditleri"/>
+    <w:p>
+      <w:pPr>
+        <w:pStyle w:val="Heading2"/>
+      </w:pPr>
+      <w:r>
+        <w:t xml:space="preserve">BÖLÜM 5 · 2026 TEHDİTLERİ</w:t>
+      </w:r>
+    </w:p>
+    <w:bookmarkStart w:id="39" w:name="X37a380c659abb0030319eab9e5664419bd72849"/>
     <w:p>
       <w:pPr>
         <w:pStyle w:val="Heading3"/>
       </w:pPr>
       <w:r>
-        <w:t xml:space="preserve">Slayt 27 · QR Phishing · Reveal</w:t>
+        <w:t xml:space="preserve">Slayt 27 · Deepfake ·</w:t>
+      </w:r>
+      <w:r>
+        <w:t xml:space="preserve"> </w:t>
+      </w:r>
+      <w:r>
+        <w:t xml:space="preserve">“Bu Morgan Freeman değil”</w:t>
       </w:r>
     </w:p>
     <w:p>
@@ -2478,51 +2596,102 @@
         <w:pStyle w:val="BlockText"/>
       </w:pPr>
       <w:r>
-        <w:t xml:space="preserve">“İşte sayı:</w:t>
-      </w:r>
-      <w:r>
-        <w:t xml:space="preserve"> </w:t>
-      </w:r>
-      <w:r>
-        <w:rPr>
-          <w:b/>
-          <w:bCs/>
-        </w:rPr>
-        <w:t xml:space="preserve">[X] kişi sahte bir QR’a güvendi.</w:t>
-      </w:r>
-      <w:r>
-        <w:t xml:space="preserve"> </w:t>
-      </w:r>
-      <w:r>
-        <w:t xml:space="preserve">Aslında anket falan yoktu. Tarayan herkes</w:t>
-      </w:r>
-      <w:r>
-        <w:t xml:space="preserve"> </w:t>
-      </w:r>
-      <w:r>
-        <w:t xml:space="preserve">‘VERİLERİNİZ ALINIYOR’</w:t>
-      </w:r>
-      <w:r>
-        <w:t xml:space="preserve"> </w:t>
-      </w:r>
-      <w:r>
-        <w:t xml:space="preserve">kırmızı ekranıyla karşılaştı — telefonunda gerçek cihaz bilgilerinizin alındığını gördünüz. Demoydu, hiçbir şey çalmadık.</w:t>
-      </w:r>
-      <w:r>
-        <w:t xml:space="preserve"> </w:t>
-      </w:r>
-      <w:r>
-        <w:rPr>
-          <w:b/>
-          <w:bCs/>
-        </w:rPr>
-        <w:t xml:space="preserve">Ama gerçek bir saldırgan QR’ı taradığın an bunu yapabilirdi.</w:t>
-      </w:r>
-      <w:r>
-        <w:t xml:space="preserve"> </w:t>
-      </w:r>
-      <w:r>
-        <w:t xml:space="preserve">QR = link. Tıklamadan önce nereye gittiğini kontrol et.”</w:t>
+        <w:t xml:space="preserve">“Şimdi videoyu izleyelim. … [video oynar] … Evet, bu Morgan Freeman</w:t>
+      </w:r>
+      <w:r>
+        <w:t xml:space="preserve"> </w:t>
+      </w:r>
+      <w:r>
+        <w:rPr>
+          <w:b/>
+          <w:bCs/>
+        </w:rPr>
+        <w:t xml:space="preserve">değildi</w:t>
+      </w:r>
+      <w:r>
+        <w:t xml:space="preserve">. Yapay zekâ. Hong Kong’da Arup şirketi video konferansta odadaki</w:t>
+      </w:r>
+      <w:r>
+        <w:t xml:space="preserve"> </w:t>
+      </w:r>
+      <w:r>
+        <w:rPr>
+          <w:b/>
+          <w:bCs/>
+        </w:rPr>
+        <w:t xml:space="preserve">herkes deepfake’ti</w:t>
+      </w:r>
+      <w:r>
+        <w:t xml:space="preserve"> </w:t>
+      </w:r>
+      <w:r>
+        <w:t xml:space="preserve">— 25,6 milyon dolar gitti. Türkiye’de MİT, Cumhurbaşkanı’nın ses klonunu yakaladı. Nasıl anlarsın?</w:t>
+      </w:r>
+      <w:r>
+        <w:t xml:space="preserve"> </w:t>
+      </w:r>
+      <w:r>
+        <w:rPr>
+          <w:b/>
+          <w:bCs/>
+        </w:rPr>
+        <w:t xml:space="preserve">Göz</w:t>
+      </w:r>
+      <w:r>
+        <w:t xml:space="preserve"> </w:t>
+      </w:r>
+      <w:r>
+        <w:t xml:space="preserve">kırpma anormal,</w:t>
+      </w:r>
+      <w:r>
+        <w:t xml:space="preserve"> </w:t>
+      </w:r>
+      <w:r>
+        <w:rPr>
+          <w:b/>
+          <w:bCs/>
+        </w:rPr>
+        <w:t xml:space="preserve">dudak senkronu</w:t>
+      </w:r>
+      <w:r>
+        <w:t xml:space="preserve"> </w:t>
+      </w:r>
+      <w:r>
+        <w:t xml:space="preserve">sert ünsüzlerde kayar,</w:t>
+      </w:r>
+      <w:r>
+        <w:t xml:space="preserve"> </w:t>
+      </w:r>
+      <w:r>
+        <w:rPr>
+          <w:b/>
+          <w:bCs/>
+        </w:rPr>
+        <w:t xml:space="preserve">ton ve nefes</w:t>
+      </w:r>
+      <w:r>
+        <w:t xml:space="preserve"> </w:t>
+      </w:r>
+      <w:r>
+        <w:t xml:space="preserve">klonlanmış seste eksiktir.”</w:t>
+      </w:r>
+    </w:p>
+    <w:p>
+      <w:pPr>
+        <w:pStyle w:val="FirstParagraph"/>
+      </w:pPr>
+      <w:r>
+        <w:rPr>
+          <w:b/>
+          <w:bCs/>
+        </w:rPr>
+        <w:t xml:space="preserve">Yapılacak:</w:t>
+      </w:r>
+      <w:r>
+        <w:t xml:space="preserve"> </w:t>
+      </w:r>
+      <w:r>
+        <w:t xml:space="preserve">Video başlat. ~2 dakika oynat. Sonra 3 ipucu üzerine konuş.</w:t>
       </w:r>
     </w:p>
     <w:p>
@@ -2533,13 +2702,13 @@
       </w:r>
     </w:p>
     <w:bookmarkEnd w:id="39"/>
-    <w:bookmarkStart w:id="40" w:name="slayt-28-ransomware-geri-sayım"/>
+    <w:bookmarkStart w:id="40" w:name="slayt-28-canlı-saldırı-haritası"/>
     <w:p>
       <w:pPr>
         <w:pStyle w:val="Heading3"/>
       </w:pPr>
       <w:r>
-        <w:t xml:space="preserve">Slayt 28 · Ransomware Geri Sayım</w:t>
+        <w:t xml:space="preserve">Slayt 28 · Canlı Saldırı Haritası</w:t>
       </w:r>
     </w:p>
     <w:p>
@@ -2547,23 +2716,7 @@
         <w:pStyle w:val="BlockText"/>
       </w:pPr>
       <w:r>
-        <w:t xml:space="preserve">“Şu ekrana bakın. CryptoLock-26 fidye yazılımı — verilerinizi şifreledi. Geri almak için 0.05 Bitcoin ödemeniz gerek — bugünkü kurda yaklaşık 50.000 dolar. Geri sayım bittiğinde fiyat</w:t>
-      </w:r>
-      <w:r>
-        <w:t xml:space="preserve"> </w:t>
-      </w:r>
-      <w:r>
-        <w:rPr>
-          <w:b/>
-          <w:bCs/>
-        </w:rPr>
-        <w:t xml:space="preserve">iki katı</w:t>
-      </w:r>
-      <w:r>
-        <w:t xml:space="preserve"> </w:t>
-      </w:r>
-      <w:r>
-        <w:t xml:space="preserve">olur. Yedeğiniz var mı? Yoksa fidye ödemek tek seçenek gibi görünür. 3-2-1 yedek kuralı: 3 kopya, 2 farklı medya, 1 fiziksel olarak ayrı yerde. Her hafta otomatik.”</w:t>
+        <w:t xml:space="preserve">“İşte şu an Türkiye haritası. Her saniye bir şehir yanıyor — Phishing, Ransomware, DDoS, Brute-Force, Deepfake. Sağda canlı log. USOM verisi günde 11 milyon engelleme — bu görüntü gerçeği temsil ediyor.”</w:t>
       </w:r>
     </w:p>
     <w:p>
@@ -2581,7 +2734,7 @@
         <w:t xml:space="preserve"> </w:t>
       </w:r>
       <w:r>
-        <w:t xml:space="preserve">Sayaç doğal akışında devam ediyor, paniği büyütüyor.</w:t>
+        <w:t xml:space="preserve">30 saniye saldırıları göster.</w:t>
       </w:r>
     </w:p>
     <w:p>
@@ -2592,23 +2745,13 @@
       </w:r>
     </w:p>
     <w:bookmarkEnd w:id="40"/>
-    <w:bookmarkEnd w:id="41"/>
-    <w:bookmarkStart w:id="45" w:name="bölüm-6-korunma"/>
-    <w:p>
-      <w:pPr>
-        <w:pStyle w:val="Heading2"/>
-      </w:pPr>
-      <w:r>
-        <w:t xml:space="preserve">BÖLÜM 6 · KORUNMA</w:t>
-      </w:r>
-    </w:p>
-    <w:bookmarkStart w:id="42" w:name="slayt-29-bölüm-03-başlık"/>
+    <w:bookmarkStart w:id="41" w:name="slayt-29-wi-fi-tuzağı-evil-twin-yeni"/>
     <w:p>
       <w:pPr>
         <w:pStyle w:val="Heading3"/>
       </w:pPr>
       <w:r>
-        <w:t xml:space="preserve">Slayt 29 · Bölüm 03 başlık</w:t>
+        <w:t xml:space="preserve">Slayt 29 · Wi-Fi Tuzağı · Evil Twin (YENİ)</w:t>
       </w:r>
     </w:p>
     <w:p>
@@ -2616,7 +2759,66 @@
         <w:pStyle w:val="BlockText"/>
       </w:pPr>
       <w:r>
-        <w:t xml:space="preserve">“Şimdi savunmaya geçiyoruz. Bugün, salondan çıkmadan uygulayabileceğin adımlar.”</w:t>
+        <w:t xml:space="preserve">“Kafede oturuyorsun, Wi-Fi listesini açıyorsun.</w:t>
+      </w:r>
+      <w:r>
+        <w:t xml:space="preserve"> </w:t>
+      </w:r>
+      <w:r>
+        <w:t xml:space="preserve">‘Cafe_Manisa_Free’</w:t>
+      </w:r>
+      <w:r>
+        <w:t xml:space="preserve"> </w:t>
+      </w:r>
+      <w:r>
+        <w:t xml:space="preserve">var, şifresiz, sinyal güçlü — bağlanıyorsun. Ama bu cafe değil,</w:t>
+      </w:r>
+      <w:r>
+        <w:t xml:space="preserve"> </w:t>
+      </w:r>
+      <w:r>
+        <w:rPr>
+          <w:b/>
+          <w:bCs/>
+        </w:rPr>
+        <w:t xml:space="preserve">saldırganın telefonu</w:t>
+      </w:r>
+      <w:r>
+        <w:t xml:space="preserve">. Adı kafenin adına benzer şekilde uydurulmuş — evil twin saldırısı. Bağlandığın anda tüm trafik onun ağına akıyor — Instagram giriş, banka şifre, WhatsApp oturum tokenı — hepsi saldırgana düşüyor.</w:t>
+      </w:r>
+      <w:r>
+        <w:t xml:space="preserve"> </w:t>
+      </w:r>
+      <w:r>
+        <w:rPr>
+          <w:b/>
+          <w:bCs/>
+        </w:rPr>
+        <w:t xml:space="preserve">Koruma üç adım:</w:t>
+      </w:r>
+      <w:r>
+        <w:t xml:space="preserve"> </w:t>
+      </w:r>
+      <w:r>
+        <w:t xml:space="preserve">şifresiz Wi-Fi’ya bağlanma, VPN kullan, tarayıcıda https kilidini her zaman kontrol et.”</w:t>
+      </w:r>
+    </w:p>
+    <w:p>
+      <w:pPr>
+        <w:pStyle w:val="FirstParagraph"/>
+      </w:pPr>
+      <w:r>
+        <w:rPr>
+          <w:b/>
+          <w:bCs/>
+        </w:rPr>
+        <w:t xml:space="preserve">Yapılacak:</w:t>
+      </w:r>
+      <w:r>
+        <w:t xml:space="preserve"> </w:t>
+      </w:r>
+      <w:r>
+        <w:t xml:space="preserve">3 fazlı animasyon — Wi-Fi listesi → bağlandın → kırmızı leak ekranı. Toplam ~6 sn.</w:t>
       </w:r>
     </w:p>
     <w:p>
@@ -2626,14 +2828,14 @@
         </w:pict>
       </w:r>
     </w:p>
-    <w:bookmarkEnd w:id="42"/>
-    <w:bookmarkStart w:id="43" w:name="slayt-30-5-dakikada-5-adım"/>
+    <w:bookmarkEnd w:id="41"/>
+    <w:bookmarkStart w:id="42" w:name="Xb49d19ceeabb8b3a48fdef5fddf533a150509c6"/>
     <w:p>
       <w:pPr>
         <w:pStyle w:val="Heading3"/>
       </w:pPr>
       <w:r>
-        <w:t xml:space="preserve">Slayt 30 · 5 Dakikada 5 Adım</w:t>
+        <w:t xml:space="preserve">Slayt 30 · SIM Swap · Numaranın Çalınması (YENİ)</w:t>
       </w:r>
     </w:p>
     <w:p>
@@ -2641,87 +2843,51 @@
         <w:pStyle w:val="BlockText"/>
       </w:pPr>
       <w:r>
-        <w:t xml:space="preserve">“Beş adım, beş dakika.</w:t>
-      </w:r>
-      <w:r>
-        <w:t xml:space="preserve"> </w:t>
-      </w:r>
-      <w:r>
-        <w:rPr>
-          <w:b/>
-          <w:bCs/>
-        </w:rPr>
-        <w:t xml:space="preserve">Bir:</w:t>
-      </w:r>
-      <w:r>
-        <w:t xml:space="preserve"> </w:t>
-      </w:r>
-      <w:r>
-        <w:t xml:space="preserve">Şifre yöneticisi kur — 1Password, Bitwarden veya Apple/Google parolaları, ücretsiz başla.</w:t>
-      </w:r>
-      <w:r>
-        <w:t xml:space="preserve"> </w:t>
-      </w:r>
-      <w:r>
-        <w:rPr>
-          <w:b/>
-          <w:bCs/>
-        </w:rPr>
-        <w:t xml:space="preserve">İki:</w:t>
-      </w:r>
-      <w:r>
-        <w:t xml:space="preserve"> </w:t>
-      </w:r>
-      <w:r>
-        <w:t xml:space="preserve">Banka, e-posta ve sosyal medyaya authenticator-tabanlı 2FA aç.</w:t>
-      </w:r>
-      <w:r>
-        <w:t xml:space="preserve"> </w:t>
-      </w:r>
-      <w:r>
-        <w:rPr>
-          <w:b/>
-          <w:bCs/>
-        </w:rPr>
-        <w:t xml:space="preserve">Üç:</w:t>
-      </w:r>
-      <w:r>
-        <w:t xml:space="preserve"> </w:t>
-      </w:r>
-      <w:r>
-        <w:t xml:space="preserve">Telefon ve bilgisayar güncellemelerini otomatik bırak — yamalar canını kurtarır.</w:t>
-      </w:r>
-      <w:r>
-        <w:t xml:space="preserve"> </w:t>
-      </w:r>
-      <w:r>
-        <w:rPr>
-          <w:b/>
-          <w:bCs/>
-        </w:rPr>
-        <w:t xml:space="preserve">Dört:</w:t>
-      </w:r>
-      <w:r>
-        <w:t xml:space="preserve"> </w:t>
-      </w:r>
-      <w:r>
-        <w:t xml:space="preserve">Haftada bir, ayrı bir diskte ya da bulutta yedek al — 3-2-1 kuralı.</w:t>
-      </w:r>
-      <w:r>
-        <w:t xml:space="preserve"> </w:t>
-      </w:r>
-      <w:r>
-        <w:rPr>
-          <w:b/>
-          <w:bCs/>
-        </w:rPr>
-        <w:t xml:space="preserve">Beş:</w:t>
-      </w:r>
-      <w:r>
-        <w:t xml:space="preserve"> </w:t>
-      </w:r>
-      <w:r>
-        <w:t xml:space="preserve">3 saniye dur. Linke tıklamadan, mesajı kontrol et.”</w:t>
+        <w:t xml:space="preserve">“Saldırgan operatöre gidiyor — sahte kimlikle, hatta bazen rüşvetle çalışana.</w:t>
+      </w:r>
+      <w:r>
+        <w:t xml:space="preserve"> </w:t>
+      </w:r>
+      <w:r>
+        <w:t xml:space="preserve">‘Telefonum çalındı, yeni SIM lazım.’</w:t>
+      </w:r>
+      <w:r>
+        <w:t xml:space="preserve"> </w:t>
+      </w:r>
+      <w:r>
+        <w:t xml:space="preserve">5 dakika sonra senin numaran onun telefonunda. SMS ile gelen 2FA kodları artık ona düşüyor — banka, e-posta, sosyal medya, hepsi domino düşüyor.</w:t>
+      </w:r>
+      <w:r>
+        <w:t xml:space="preserve"> </w:t>
+      </w:r>
+      <w:r>
+        <w:rPr>
+          <w:b/>
+          <w:bCs/>
+        </w:rPr>
+        <w:t xml:space="preserve">Koruma:</w:t>
+      </w:r>
+      <w:r>
+        <w:t xml:space="preserve"> </w:t>
+      </w:r>
+      <w:r>
+        <w:t xml:space="preserve">Ayarlar’dan SIM PIN aç. Operatör hesabına çağrı şifresi koy. SMS 2FA değil,</w:t>
+      </w:r>
+      <w:r>
+        <w:t xml:space="preserve"> </w:t>
+      </w:r>
+      <w:r>
+        <w:rPr>
+          <w:b/>
+          <w:bCs/>
+        </w:rPr>
+        <w:t xml:space="preserve">authenticator uygulaması</w:t>
+      </w:r>
+      <w:r>
+        <w:t xml:space="preserve"> </w:t>
+      </w:r>
+      <w:r>
+        <w:t xml:space="preserve">kullan.”</w:t>
       </w:r>
     </w:p>
     <w:p>
@@ -2731,14 +2897,14 @@
         </w:pict>
       </w:r>
     </w:p>
-    <w:bookmarkEnd w:id="43"/>
-    <w:bookmarkStart w:id="44" w:name="slayt-31-3-saniye-kuralı-cinematic"/>
+    <w:bookmarkEnd w:id="42"/>
+    <w:bookmarkStart w:id="43" w:name="slayt-31-iot-cihaz-güvenliği-yeni"/>
     <w:p>
       <w:pPr>
         <w:pStyle w:val="Heading3"/>
       </w:pPr>
       <w:r>
-        <w:t xml:space="preserve">Slayt 31 · 3 Saniye Kuralı (cinematic)</w:t>
+        <w:t xml:space="preserve">Slayt 31 · IoT Cihaz Güvenliği (YENİ)</w:t>
       </w:r>
     </w:p>
     <w:p>
@@ -2746,39 +2912,71 @@
         <w:pStyle w:val="BlockText"/>
       </w:pPr>
       <w:r>
-        <w:t xml:space="preserve">“Şimdi şu sahte SMS’e bakın. Sayaç 3-2-1 sayıyor.</w:t>
-      </w:r>
-      <w:r>
-        <w:t xml:space="preserve"> </w:t>
-      </w:r>
-      <w:r>
-        <w:rPr>
-          <w:b/>
-          <w:bCs/>
-        </w:rPr>
-        <w:t xml:space="preserve">Dur. Bak.</w:t>
-      </w:r>
-      <w:r>
-        <w:t xml:space="preserve"> </w:t>
-      </w:r>
-      <w:r>
-        <w:t xml:space="preserve">Saniye sıfırlanırken üç işaret parlıyor: kişisel numara, yanlış alan adı, aciliyet baskısı. İşte bu kadar — 3 saniye + 3 işaret = kapatılan link.</w:t>
-      </w:r>
-      <w:r>
-        <w:t xml:space="preserve"> </w:t>
-      </w:r>
-      <w:r>
-        <w:rPr>
-          <w:b/>
-          <w:bCs/>
-        </w:rPr>
-        <w:t xml:space="preserve">TIKLAMA.</w:t>
-      </w:r>
-      <w:r>
-        <w:t xml:space="preserve"> </w:t>
-      </w:r>
-      <w:r>
-        <w:t xml:space="preserve">Bu sahnedeki kırmızı damga senin yapman gereken şey.”</w:t>
+        <w:t xml:space="preserve">“Evindeki akıllı cihazlar saldırgan için açık kapı.</w:t>
+      </w:r>
+      <w:r>
+        <w:t xml:space="preserve"> </w:t>
+      </w:r>
+      <w:r>
+        <w:rPr>
+          <w:b/>
+          <w:bCs/>
+        </w:rPr>
+        <w:t xml:space="preserve">Akıllı kamera, bebek monitörü:</w:t>
+      </w:r>
+      <w:r>
+        <w:t xml:space="preserve"> </w:t>
+      </w:r>
+      <w:r>
+        <w:t xml:space="preserve">varsayılan şifre değiştirilmezse Shodan üzerinden binlerce TR kamerası canlı izlenebiliyor.</w:t>
+      </w:r>
+      <w:r>
+        <w:t xml:space="preserve"> </w:t>
+      </w:r>
+      <w:r>
+        <w:rPr>
+          <w:b/>
+          <w:bCs/>
+        </w:rPr>
+        <w:t xml:space="preserve">Akıllı asistan:</w:t>
+      </w:r>
+      <w:r>
+        <w:t xml:space="preserve"> </w:t>
+      </w:r>
+      <w:r>
+        <w:t xml:space="preserve">sürekli ses dinler, buluta gönderir — hassas konuşmaları yakınında etme.</w:t>
+      </w:r>
+      <w:r>
+        <w:t xml:space="preserve"> </w:t>
+      </w:r>
+      <w:r>
+        <w:rPr>
+          <w:b/>
+          <w:bCs/>
+        </w:rPr>
+        <w:t xml:space="preserve">Akıllı TV / saat:</w:t>
+      </w:r>
+      <w:r>
+        <w:t xml:space="preserve"> </w:t>
+      </w:r>
+      <w:r>
+        <w:t xml:space="preserve">gereksiz uygulamaları sil, mikrofon izinlerini kapat.</w:t>
+      </w:r>
+      <w:r>
+        <w:t xml:space="preserve"> </w:t>
+      </w:r>
+      <w:r>
+        <w:rPr>
+          <w:b/>
+          <w:bCs/>
+        </w:rPr>
+        <w:t xml:space="preserve">2016 Mirai botnet:</w:t>
+      </w:r>
+      <w:r>
+        <w:t xml:space="preserve"> </w:t>
+      </w:r>
+      <w:r>
+        <w:t xml:space="preserve">600.000 zayıf-şifreli IoT cihazıyla yarı interneti çökertti. Şifreni değiştir, firmware güncel olsun.”</w:t>
       </w:r>
     </w:p>
     <w:p>
@@ -2788,24 +2986,14 @@
         </w:pict>
       </w:r>
     </w:p>
-    <w:bookmarkEnd w:id="44"/>
-    <w:bookmarkEnd w:id="45"/>
-    <w:bookmarkStart w:id="48" w:name="bölüm-7-kapaniş"/>
-    <w:p>
-      <w:pPr>
-        <w:pStyle w:val="Heading2"/>
-      </w:pPr>
-      <w:r>
-        <w:t xml:space="preserve">BÖLÜM 7 · KAPANIŞ</w:t>
-      </w:r>
-    </w:p>
-    <w:bookmarkStart w:id="46" w:name="slayt-32-manifesto"/>
+    <w:bookmarkEnd w:id="43"/>
+    <w:bookmarkStart w:id="44" w:name="slayt-32-usb-donanım-tuzakları-yeni"/>
     <w:p>
       <w:pPr>
         <w:pStyle w:val="Heading3"/>
       </w:pPr>
       <w:r>
-        <w:t xml:space="preserve">Slayt 32 · Manifesto</w:t>
+        <w:t xml:space="preserve">Slayt 32 · USB / Donanım Tuzakları (YENİ)</w:t>
       </w:r>
     </w:p>
     <w:p>
@@ -2813,36 +3001,55 @@
         <w:pStyle w:val="BlockText"/>
       </w:pPr>
       <w:r>
-        <w:t xml:space="preserve">“Son söz.</w:t>
-      </w:r>
-      <w:r>
-        <w:t xml:space="preserve"> </w:t>
-      </w:r>
-      <w:r>
-        <w:rPr>
-          <w:b/>
-          <w:bCs/>
-        </w:rPr>
-        <w:t xml:space="preserve">En zayıf halka değiliz, en güçlü farkındalığız.</w:t>
-      </w:r>
-      <w:r>
-        <w:t xml:space="preserve"> </w:t>
-      </w:r>
-      <w:r>
-        <w:t xml:space="preserve">Saldırgan yazılımı geçemez — kullanıcıyı ikna eder. O kullanıcıyı bilinçli yaparsak — saldırganın en güçlü silahı elinde kalır. Burada öğrendikleriniz sizinle, ailenizle, üniversite arkadaşınızla paylaşıldığı sürece,</w:t>
-      </w:r>
-      <w:r>
-        <w:t xml:space="preserve"> </w:t>
-      </w:r>
-      <w:r>
-        <w:rPr>
-          <w:b/>
-          <w:bCs/>
-        </w:rPr>
-        <w:t xml:space="preserve">biz kazanıyoruz</w:t>
-      </w:r>
-      <w:r>
-        <w:t xml:space="preserve">.”</w:t>
+        <w:t xml:space="preserve">“Üç hardware tuzağı.</w:t>
+      </w:r>
+      <w:r>
+        <w:t xml:space="preserve"> </w:t>
+      </w:r>
+      <w:r>
+        <w:rPr>
+          <w:b/>
+          <w:bCs/>
+        </w:rPr>
+        <w:t xml:space="preserve">Yerde bulduğun USB’yi takma</w:t>
+      </w:r>
+      <w:r>
+        <w:t xml:space="preserve"> </w:t>
+      </w:r>
+      <w:r>
+        <w:t xml:space="preserve">— Rubber Ducky 3 saniyede komut çalıştırır, hesabını dışa açar. Stuxnet 2010’da nükleer santralleri böyle ele geçirdi.</w:t>
+      </w:r>
+      <w:r>
+        <w:t xml:space="preserve"> </w:t>
+      </w:r>
+      <w:r>
+        <w:rPr>
+          <w:b/>
+          <w:bCs/>
+        </w:rPr>
+        <w:t xml:space="preserve">Sahte şarj kabloları (O.MG cable):</w:t>
+      </w:r>
+      <w:r>
+        <w:t xml:space="preserve"> </w:t>
+      </w:r>
+      <w:r>
+        <w:t xml:space="preserve">görünüşte sıradan, içinde WiFi mini-bilgisayar — telefonunu klavye olarak kontrol eder.</w:t>
+      </w:r>
+      <w:r>
+        <w:t xml:space="preserve"> </w:t>
+      </w:r>
+      <w:r>
+        <w:rPr>
+          <w:b/>
+          <w:bCs/>
+        </w:rPr>
+        <w:t xml:space="preserve">Public USB charging (juice jacking):</w:t>
+      </w:r>
+      <w:r>
+        <w:t xml:space="preserve"> </w:t>
+      </w:r>
+      <w:r>
+        <w:t xml:space="preserve">havalimanı, kafe USB portlarından şarj eden porttan veri de akar. Sadece kendi adaptörünle priza tak.”</w:t>
       </w:r>
     </w:p>
     <w:p>
@@ -2852,14 +3059,14 @@
         </w:pict>
       </w:r>
     </w:p>
-    <w:bookmarkEnd w:id="46"/>
-    <w:bookmarkStart w:id="47" w:name="slayt-33-teşekkürler-qrlar"/>
+    <w:bookmarkEnd w:id="44"/>
+    <w:bookmarkStart w:id="45" w:name="X2ac43fb8ab4d250de014c4571475262605208eb"/>
     <w:p>
       <w:pPr>
         <w:pStyle w:val="Heading3"/>
       </w:pPr>
       <w:r>
-        <w:t xml:space="preserve">Slayt 33 · Teşekkürler · QR’lar</w:t>
+        <w:t xml:space="preserve">Slayt 33 · Malvertising · Sahte Reklam Tıklatma (YENİ)</w:t>
       </w:r>
     </w:p>
     <w:p>
@@ -2867,25 +3074,51 @@
         <w:pStyle w:val="BlockText"/>
       </w:pPr>
       <w:r>
-        <w:t xml:space="preserve">“Bağlantıda kalmak isterseniz — soldaki LinkedIn, ortadaki Instagram, sağdaki web sitesi. Sorularınızı her zaman dinlerim. Beni dinlediğiniz için teşekkürler — sahnenizde olmak güzeldi.”</w:t>
-      </w:r>
-    </w:p>
-    <w:p>
-      <w:pPr>
-        <w:pStyle w:val="FirstParagraph"/>
-      </w:pPr>
-      <w:r>
-        <w:rPr>
-          <w:b/>
-          <w:bCs/>
-        </w:rPr>
-        <w:t xml:space="preserve">Yapılacak:</w:t>
-      </w:r>
-      <w:r>
-        <w:t xml:space="preserve"> </w:t>
-      </w:r>
-      <w:r>
-        <w:t xml:space="preserve">Soru-cevap için 5–10 dakika ayır. Mikrofonu salona ver.</w:t>
+        <w:t xml:space="preserve">“Google’da</w:t>
+      </w:r>
+      <w:r>
+        <w:t xml:space="preserve"> </w:t>
+      </w:r>
+      <w:r>
+        <w:t xml:space="preserve">‘Photoshop bedava indir’</w:t>
+      </w:r>
+      <w:r>
+        <w:t xml:space="preserve"> </w:t>
+      </w:r>
+      <w:r>
+        <w:t xml:space="preserve">arattığında ilk sonuç</w:t>
+      </w:r>
+      <w:r>
+        <w:t xml:space="preserve"> </w:t>
+      </w:r>
+      <w:r>
+        <w:rPr>
+          <w:b/>
+          <w:bCs/>
+        </w:rPr>
+        <w:t xml:space="preserve">REKLAM</w:t>
+      </w:r>
+      <w:r>
+        <w:t xml:space="preserve"> </w:t>
+      </w:r>
+      <w:r>
+        <w:t xml:space="preserve">olabilir. Saldırgan sahte siteye ücret ödüyor, en üste çıkıyor. İndirilen dosya gerçek Photoshop gibi açılır, arkada bilgisayarına trojan kurar — RedLine, Vidar — banka şifreleri ve tarayıcı oturumları çalınır.</w:t>
+      </w:r>
+      <w:r>
+        <w:t xml:space="preserve"> </w:t>
+      </w:r>
+      <w:r>
+        <w:rPr>
+          <w:b/>
+          <w:bCs/>
+        </w:rPr>
+        <w:t xml:space="preserve">Koruma:</w:t>
+      </w:r>
+      <w:r>
+        <w:t xml:space="preserve"> </w:t>
+      </w:r>
+      <w:r>
+        <w:t xml:space="preserve">uBlock Origin · resmi siteyi her zaman elle yaz (adobe.com), arama sonucundan tıklama · indirme öncesi VirusTotal’da tara.”</w:t>
       </w:r>
     </w:p>
     <w:p>
@@ -2895,16 +3128,763 @@
         </w:pict>
       </w:r>
     </w:p>
+    <w:bookmarkEnd w:id="45"/>
+    <w:bookmarkStart w:id="46" w:name="slayt-34-qr-phishing-anket-canli"/>
+    <w:p>
+      <w:pPr>
+        <w:pStyle w:val="Heading3"/>
+      </w:pPr>
+      <w:r>
+        <w:t xml:space="preserve">Slayt 34 · QR Phishing · Anket (CANLI)</w:t>
+      </w:r>
+    </w:p>
+    <w:p>
+      <w:pPr>
+        <w:pStyle w:val="BlockText"/>
+      </w:pPr>
+      <w:r>
+        <w:t xml:space="preserve">“Sıra geldi en sevdiğim deneye. Telefonunu çıkar, QR’ı tarat.</w:t>
+      </w:r>
+      <w:r>
+        <w:t xml:space="preserve"> </w:t>
+      </w:r>
+      <w:r>
+        <w:rPr>
+          <w:b/>
+          <w:bCs/>
+        </w:rPr>
+        <w:t xml:space="preserve">‘Değerlendirme ve Çekiliş’</w:t>
+      </w:r>
+      <w:r>
+        <w:t xml:space="preserve"> </w:t>
+      </w:r>
+      <w:r>
+        <w:t xml:space="preserve">— kısa anketi doldur, sürpriz hediye çekilişine katıl. Hemen tarat.”</w:t>
+      </w:r>
+    </w:p>
+    <w:p>
+      <w:pPr>
+        <w:pStyle w:val="FirstParagraph"/>
+      </w:pPr>
+      <w:r>
+        <w:rPr>
+          <w:b/>
+          <w:bCs/>
+        </w:rPr>
+        <w:t xml:space="preserve">Yapılacak:</w:t>
+      </w:r>
+      <w:r>
+        <w:t xml:space="preserve"> </w:t>
+      </w:r>
+      <w:r>
+        <w:t xml:space="preserve">30–60 saniye bekle. Sayaç gerçek zamanlı artar.</w:t>
+      </w:r>
+      <w:r>
+        <w:t xml:space="preserve"> </w:t>
+      </w:r>
+      <w:r>
+        <w:t xml:space="preserve">“X kişi katıldı”</w:t>
+      </w:r>
+      <w:r>
+        <w:t xml:space="preserve"> </w:t>
+      </w:r>
+      <w:r>
+        <w:t xml:space="preserve">yazısını göster, sonra boşluğa bas.</w:t>
+      </w:r>
+    </w:p>
+    <w:p>
+      <w:r>
+        <w:pict>
+          <v:rect style="width:0;height:1.5pt" o:hralign="center" o:hrstd="t" o:hr="t"/>
+        </w:pict>
+      </w:r>
+    </w:p>
+    <w:bookmarkEnd w:id="46"/>
+    <w:bookmarkStart w:id="47" w:name="slayt-35-qr-phishing-reveal"/>
+    <w:p>
+      <w:pPr>
+        <w:pStyle w:val="Heading3"/>
+      </w:pPr>
+      <w:r>
+        <w:t xml:space="preserve">Slayt 35 · QR Phishing · Reveal</w:t>
+      </w:r>
+    </w:p>
+    <w:p>
+      <w:pPr>
+        <w:pStyle w:val="BlockText"/>
+      </w:pPr>
+      <w:r>
+        <w:t xml:space="preserve">“İşte sayı:</w:t>
+      </w:r>
+      <w:r>
+        <w:t xml:space="preserve"> </w:t>
+      </w:r>
+      <w:r>
+        <w:rPr>
+          <w:b/>
+          <w:bCs/>
+        </w:rPr>
+        <w:t xml:space="preserve">[X] kişi sahte bir QR’a güvendi.</w:t>
+      </w:r>
+      <w:r>
+        <w:t xml:space="preserve"> </w:t>
+      </w:r>
+      <w:r>
+        <w:t xml:space="preserve">Aslında anket falan yoktu. Tarayan herkes</w:t>
+      </w:r>
+      <w:r>
+        <w:t xml:space="preserve"> </w:t>
+      </w:r>
+      <w:r>
+        <w:t xml:space="preserve">‘VERİLERİNİZ ALINIYOR’</w:t>
+      </w:r>
+      <w:r>
+        <w:t xml:space="preserve"> </w:t>
+      </w:r>
+      <w:r>
+        <w:t xml:space="preserve">kırmızı ekranıyla karşılaştı. Demoydu, hiçbir şey çalmadık.</w:t>
+      </w:r>
+      <w:r>
+        <w:t xml:space="preserve"> </w:t>
+      </w:r>
+      <w:r>
+        <w:rPr>
+          <w:b/>
+          <w:bCs/>
+        </w:rPr>
+        <w:t xml:space="preserve">Ama gerçek bir saldırgan QR’ı taradığın an bunu yapabilirdi.</w:t>
+      </w:r>
+      <w:r>
+        <w:t xml:space="preserve"> </w:t>
+      </w:r>
+      <w:r>
+        <w:t xml:space="preserve">QR = link. Tıklamadan önce nereye gittiğini kontrol et.”</w:t>
+      </w:r>
+    </w:p>
+    <w:p>
+      <w:r>
+        <w:pict>
+          <v:rect style="width:0;height:1.5pt" o:hralign="center" o:hrstd="t" o:hr="t"/>
+        </w:pict>
+      </w:r>
+    </w:p>
     <w:bookmarkEnd w:id="47"/>
+    <w:bookmarkStart w:id="48" w:name="slayt-36-ransomware-geri-sayım"/>
+    <w:p>
+      <w:pPr>
+        <w:pStyle w:val="Heading3"/>
+      </w:pPr>
+      <w:r>
+        <w:t xml:space="preserve">Slayt 36 · Ransomware Geri Sayım</w:t>
+      </w:r>
+    </w:p>
+    <w:p>
+      <w:pPr>
+        <w:pStyle w:val="BlockText"/>
+      </w:pPr>
+      <w:r>
+        <w:t xml:space="preserve">“CryptoLock-26 fidye yazılımı — verilerinizi şifreledi. 0.05 Bitcoin ödeyin — yaklaşık 50.000 dolar. Geri sayım bittiğinde fiyat iki katı olur. Yedeğiniz var mı?</w:t>
+      </w:r>
+      <w:r>
+        <w:t xml:space="preserve"> </w:t>
+      </w:r>
+      <w:r>
+        <w:rPr>
+          <w:b/>
+          <w:bCs/>
+        </w:rPr>
+        <w:t xml:space="preserve">3-2-1 yedek kuralı:</w:t>
+      </w:r>
+      <w:r>
+        <w:t xml:space="preserve"> </w:t>
+      </w:r>
+      <w:r>
+        <w:t xml:space="preserve">3 kopya, 2 farklı medya, 1 fiziksel olarak ayrı yerde. Her hafta otomatik.”</w:t>
+      </w:r>
+    </w:p>
+    <w:p>
+      <w:r>
+        <w:pict>
+          <v:rect style="width:0;height:1.5pt" o:hralign="center" o:hrstd="t" o:hr="t"/>
+        </w:pict>
+      </w:r>
+    </w:p>
     <w:bookmarkEnd w:id="48"/>
     <w:bookmarkEnd w:id="49"/>
-    <w:bookmarkStart w:id="50" w:name="genel-ipuçları"/>
+    <w:bookmarkStart w:id="55" w:name="bölüm-6-korunma"/>
+    <w:p>
+      <w:pPr>
+        <w:pStyle w:val="Heading2"/>
+      </w:pPr>
+      <w:r>
+        <w:t xml:space="preserve">BÖLÜM 6 · KORUNMA</w:t>
+      </w:r>
+    </w:p>
+    <w:bookmarkStart w:id="50" w:name="slayt-37-bölüm-03-başlık"/>
+    <w:p>
+      <w:pPr>
+        <w:pStyle w:val="Heading3"/>
+      </w:pPr>
+      <w:r>
+        <w:t xml:space="preserve">Slayt 37 · Bölüm 03 başlık</w:t>
+      </w:r>
+    </w:p>
+    <w:p>
+      <w:pPr>
+        <w:pStyle w:val="BlockText"/>
+      </w:pPr>
+      <w:r>
+        <w:t xml:space="preserve">“Şimdi savunmaya geçiyoruz. Bugün, salondan çıkmadan uygulayabileceğin adımlar.”</w:t>
+      </w:r>
+    </w:p>
+    <w:p>
+      <w:r>
+        <w:pict>
+          <v:rect style="width:0;height:1.5pt" o:hralign="center" o:hrstd="t" o:hr="t"/>
+        </w:pict>
+      </w:r>
+    </w:p>
+    <w:bookmarkEnd w:id="50"/>
+    <w:bookmarkStart w:id="51" w:name="slayt-38-5-dakikada-5-adım"/>
+    <w:p>
+      <w:pPr>
+        <w:pStyle w:val="Heading3"/>
+      </w:pPr>
+      <w:r>
+        <w:t xml:space="preserve">Slayt 38 · 5 Dakikada 5 Adım</w:t>
+      </w:r>
+    </w:p>
+    <w:p>
+      <w:pPr>
+        <w:pStyle w:val="BlockText"/>
+      </w:pPr>
+      <w:r>
+        <w:t xml:space="preserve">“Beş adım, beş dakika.</w:t>
+      </w:r>
+      <w:r>
+        <w:t xml:space="preserve"> </w:t>
+      </w:r>
+      <w:r>
+        <w:rPr>
+          <w:b/>
+          <w:bCs/>
+        </w:rPr>
+        <w:t xml:space="preserve">Bir:</w:t>
+      </w:r>
+      <w:r>
+        <w:t xml:space="preserve"> </w:t>
+      </w:r>
+      <w:r>
+        <w:t xml:space="preserve">Şifre yöneticisi kur — 1Password, Bitwarden veya Apple/Google parolaları.</w:t>
+      </w:r>
+      <w:r>
+        <w:t xml:space="preserve"> </w:t>
+      </w:r>
+      <w:r>
+        <w:rPr>
+          <w:b/>
+          <w:bCs/>
+        </w:rPr>
+        <w:t xml:space="preserve">İki:</w:t>
+      </w:r>
+      <w:r>
+        <w:t xml:space="preserve"> </w:t>
+      </w:r>
+      <w:r>
+        <w:t xml:space="preserve">Banka, e-posta ve sosyal medyaya authenticator-tabanlı 2FA aç.</w:t>
+      </w:r>
+      <w:r>
+        <w:t xml:space="preserve"> </w:t>
+      </w:r>
+      <w:r>
+        <w:rPr>
+          <w:b/>
+          <w:bCs/>
+        </w:rPr>
+        <w:t xml:space="preserve">Üç:</w:t>
+      </w:r>
+      <w:r>
+        <w:t xml:space="preserve"> </w:t>
+      </w:r>
+      <w:r>
+        <w:t xml:space="preserve">Telefon ve bilgisayar güncellemelerini otomatik bırak.</w:t>
+      </w:r>
+      <w:r>
+        <w:t xml:space="preserve"> </w:t>
+      </w:r>
+      <w:r>
+        <w:rPr>
+          <w:b/>
+          <w:bCs/>
+        </w:rPr>
+        <w:t xml:space="preserve">Dört:</w:t>
+      </w:r>
+      <w:r>
+        <w:t xml:space="preserve"> </w:t>
+      </w:r>
+      <w:r>
+        <w:t xml:space="preserve">Haftada bir yedek al — 3-2-1 kuralı.</w:t>
+      </w:r>
+      <w:r>
+        <w:t xml:space="preserve"> </w:t>
+      </w:r>
+      <w:r>
+        <w:rPr>
+          <w:b/>
+          <w:bCs/>
+        </w:rPr>
+        <w:t xml:space="preserve">Beş:</w:t>
+      </w:r>
+      <w:r>
+        <w:t xml:space="preserve"> </w:t>
+      </w:r>
+      <w:r>
+        <w:t xml:space="preserve">3 saniye dur. Linke tıklamadan, mesajı kontrol et.”</w:t>
+      </w:r>
+    </w:p>
+    <w:p>
+      <w:r>
+        <w:pict>
+          <v:rect style="width:0;height:1.5pt" o:hralign="center" o:hrstd="t" o:hr="t"/>
+        </w:pict>
+      </w:r>
+    </w:p>
+    <w:bookmarkEnd w:id="51"/>
+    <w:bookmarkStart w:id="52" w:name="slayt-39-3-saniye-kuralı-cinematic"/>
+    <w:p>
+      <w:pPr>
+        <w:pStyle w:val="Heading3"/>
+      </w:pPr>
+      <w:r>
+        <w:t xml:space="preserve">Slayt 39 · 3 Saniye Kuralı (cinematic)</w:t>
+      </w:r>
+    </w:p>
+    <w:p>
+      <w:pPr>
+        <w:pStyle w:val="BlockText"/>
+      </w:pPr>
+      <w:r>
+        <w:t xml:space="preserve">“Şu sahte SMS’e bakın. Sayaç 3-2-1 sayıyor.</w:t>
+      </w:r>
+      <w:r>
+        <w:t xml:space="preserve"> </w:t>
+      </w:r>
+      <w:r>
+        <w:rPr>
+          <w:b/>
+          <w:bCs/>
+        </w:rPr>
+        <w:t xml:space="preserve">Dur. Bak.</w:t>
+      </w:r>
+      <w:r>
+        <w:t xml:space="preserve"> </w:t>
+      </w:r>
+      <w:r>
+        <w:t xml:space="preserve">Saniye sıfırlanırken üç işaret parlıyor: kişisel numara, yanlış alan adı, aciliyet baskısı. 3 saniye + 3 işaret = kapatılan link.</w:t>
+      </w:r>
+      <w:r>
+        <w:t xml:space="preserve"> </w:t>
+      </w:r>
+      <w:r>
+        <w:rPr>
+          <w:b/>
+          <w:bCs/>
+        </w:rPr>
+        <w:t xml:space="preserve">TIKLAMA.</w:t>
+      </w:r>
+      <w:r>
+        <w:t xml:space="preserve">”</w:t>
+      </w:r>
+    </w:p>
+    <w:p>
+      <w:r>
+        <w:pict>
+          <v:rect style="width:0;height:1.5pt" o:hralign="center" o:hrstd="t" o:hr="t"/>
+        </w:pict>
+      </w:r>
+    </w:p>
+    <w:bookmarkEnd w:id="52"/>
+    <w:bookmarkStart w:id="53" w:name="Xa6d3fec2e0d46ae235183cfbdf0628a05a751fe"/>
+    <w:p>
+      <w:pPr>
+        <w:pStyle w:val="Heading3"/>
+      </w:pPr>
+      <w:r>
+        <w:t xml:space="preserve">Slayt 40 ·</w:t>
+      </w:r>
+      <w:r>
+        <w:t xml:space="preserve"> </w:t>
+      </w:r>
+      <w:r>
+        <w:t xml:space="preserve">“Hesabım Çalındı — Şimdi Ne Yapacağım?”</w:t>
+      </w:r>
+      <w:r>
+        <w:t xml:space="preserve"> </w:t>
+      </w:r>
+      <w:r>
+        <w:t xml:space="preserve">(YENİ)</w:t>
+      </w:r>
+    </w:p>
+    <w:p>
+      <w:pPr>
+        <w:pStyle w:val="BlockText"/>
+      </w:pPr>
+      <w:r>
+        <w:t xml:space="preserve">“Bu slaytı telefonunuza kaydetmenizi öneririm — başınıza gelirse hayat kurtarır.</w:t>
+      </w:r>
+      <w:r>
+        <w:t xml:space="preserve"> </w:t>
+      </w:r>
+      <w:r>
+        <w:rPr>
+          <w:b/>
+          <w:bCs/>
+        </w:rPr>
+        <w:t xml:space="preserve">1. Hala erişiminiz varsa:</w:t>
+      </w:r>
+      <w:r>
+        <w:t xml:space="preserve"> </w:t>
+      </w:r>
+      <w:r>
+        <w:t xml:space="preserve">şifreyi DEĞİŞTİR, tüm aktif oturumları kapat (Settings → Security → Sessions).</w:t>
+      </w:r>
+      <w:r>
+        <w:t xml:space="preserve"> </w:t>
+      </w:r>
+      <w:r>
+        <w:rPr>
+          <w:b/>
+          <w:bCs/>
+        </w:rPr>
+        <w:t xml:space="preserve">2. 2FA’yı aç</w:t>
+      </w:r>
+      <w:r>
+        <w:t xml:space="preserve"> </w:t>
+      </w:r>
+      <w:r>
+        <w:t xml:space="preserve">(authenticator app), kurtarma kodlarını yaz, kurtarma e-postası/telefonu kontrol et — saldırgan değiştirmiş olabilir.</w:t>
+      </w:r>
+      <w:r>
+        <w:t xml:space="preserve"> </w:t>
+      </w:r>
+      <w:r>
+        <w:rPr>
+          <w:b/>
+          <w:bCs/>
+        </w:rPr>
+        <w:t xml:space="preserve">3. Banka/kart bağlıysa:</w:t>
+      </w:r>
+      <w:r>
+        <w:t xml:space="preserve"> </w:t>
+      </w:r>
+      <w:r>
+        <w:t xml:space="preserve">bankayı 24/7 hattan ARA, işlem itirazı aç, kartı blokeye al. </w:t>
+      </w:r>
+      <w:r>
+        <w:rPr>
+          <w:b/>
+          <w:bCs/>
+        </w:rPr>
+        <w:t xml:space="preserve">4. Domino önle:</w:t>
+      </w:r>
+      <w:r>
+        <w:t xml:space="preserve"> </w:t>
+      </w:r>
+      <w:r>
+        <w:t xml:space="preserve">aynı şifreyi kullandığınız diğer hesapları acilen değiştirin — e-posta, sosyal medya, eDevlet.</w:t>
+      </w:r>
+      <w:r>
+        <w:t xml:space="preserve"> </w:t>
+      </w:r>
+      <w:r>
+        <w:rPr>
+          <w:b/>
+          <w:bCs/>
+        </w:rPr>
+        <w:t xml:space="preserve">5. İhbar:</w:t>
+      </w:r>
+      <w:r>
+        <w:t xml:space="preserve"> </w:t>
+      </w:r>
+      <w:r>
+        <w:t xml:space="preserve">USOM (usom.gov.tr), KVKK (eDevlet üzerinden), Cumhuriyet Başsavcılığı suç duyurusu, BTK 444 1 588.”</w:t>
+      </w:r>
+    </w:p>
+    <w:p>
+      <w:pPr>
+        <w:pStyle w:val="FirstParagraph"/>
+      </w:pPr>
+      <w:r>
+        <w:rPr>
+          <w:b/>
+          <w:bCs/>
+        </w:rPr>
+        <w:t xml:space="preserve">Yapılacak:</w:t>
+      </w:r>
+      <w:r>
+        <w:t xml:space="preserve"> </w:t>
+      </w:r>
+      <w:r>
+        <w:t xml:space="preserve">Audience telefonlarına bu listeyi yazmak için 30 saniye iste.</w:t>
+      </w:r>
+      <w:r>
+        <w:t xml:space="preserve"> </w:t>
+      </w:r>
+      <w:r>
+        <w:t xml:space="preserve">“Fotoğraf çekin”</w:t>
+      </w:r>
+      <w:r>
+        <w:t xml:space="preserve"> </w:t>
+      </w:r>
+      <w:r>
+        <w:t xml:space="preserve">de.</w:t>
+      </w:r>
+    </w:p>
+    <w:p>
+      <w:r>
+        <w:pict>
+          <v:rect style="width:0;height:1.5pt" o:hralign="center" o:hrstd="t" o:hr="t"/>
+        </w:pict>
+      </w:r>
+    </w:p>
+    <w:bookmarkEnd w:id="53"/>
+    <w:bookmarkStart w:id="54" w:name="Xd639e373080810eb7c4cd6cfd965394f2bb58e4"/>
+    <w:p>
+      <w:pPr>
+        <w:pStyle w:val="Heading3"/>
+      </w:pPr>
+      <w:r>
+        <w:t xml:space="preserve">Slayt 41 · Sen Ne Yaparsın? (Karar Senaryosu) (YENİ)</w:t>
+      </w:r>
+    </w:p>
+    <w:p>
+      <w:pPr>
+        <w:pStyle w:val="BlockText"/>
+      </w:pPr>
+      <w:r>
+        <w:t xml:space="preserve">“Son test. Instagram’dan gelen mail:</w:t>
+      </w:r>
+      <w:r>
+        <w:t xml:space="preserve"> </w:t>
+      </w:r>
+      <w:r>
+        <w:t xml:space="preserve">‘Hesabınızda şüpheli giriş, 1 saat içinde doğrulamazsanız hesap kalıcı silinecek.’</w:t>
+      </w:r>
+      <w:r>
+        <w:t xml:space="preserve"> </w:t>
+      </w:r>
+      <w:r>
+        <w:t xml:space="preserve">Sonunda</w:t>
+      </w:r>
+      <w:r>
+        <w:t xml:space="preserve"> </w:t>
+      </w:r>
+      <w:r>
+        <w:t xml:space="preserve">‘Hesabımı Doğrula’</w:t>
+      </w:r>
+      <w:r>
+        <w:t xml:space="preserve"> </w:t>
+      </w:r>
+      <w:r>
+        <w:t xml:space="preserve">butonu. Sen ne yaparsın? Üç seçenek. 4 saniyen var, kararını ver. … Tamam, doğru cevap</w:t>
+      </w:r>
+      <w:r>
+        <w:t xml:space="preserve"> </w:t>
+      </w:r>
+      <w:r>
+        <w:rPr>
+          <w:b/>
+          <w:bCs/>
+        </w:rPr>
+        <w:t xml:space="preserve">B</w:t>
+      </w:r>
+      <w:r>
+        <w:t xml:space="preserve">: linke tıklamadan Instagram uygulamasından kontrol ederim.</w:t>
+      </w:r>
+      <w:r>
+        <w:t xml:space="preserve"> </w:t>
+      </w:r>
+      <w:r>
+        <w:rPr>
+          <w:b/>
+          <w:bCs/>
+        </w:rPr>
+        <w:t xml:space="preserve">A</w:t>
+      </w:r>
+      <w:r>
+        <w:t xml:space="preserve"> </w:t>
+      </w:r>
+      <w:r>
+        <w:t xml:space="preserve">yanlış — aciliyet baskısına kapılıyorsun.</w:t>
+      </w:r>
+      <w:r>
+        <w:t xml:space="preserve"> </w:t>
+      </w:r>
+      <w:r>
+        <w:rPr>
+          <w:b/>
+          <w:bCs/>
+        </w:rPr>
+        <w:t xml:space="preserve">C</w:t>
+      </w:r>
+      <w:r>
+        <w:t xml:space="preserve"> </w:t>
+      </w:r>
+      <w:r>
+        <w:t xml:space="preserve">yanlış — linke tıklamak bile zararlı. Doğru kanal her zaman uygulama / resmi web sitesi, mail içindeki link değil.”</w:t>
+      </w:r>
+    </w:p>
+    <w:p>
+      <w:pPr>
+        <w:pStyle w:val="FirstParagraph"/>
+      </w:pPr>
+      <w:r>
+        <w:rPr>
+          <w:b/>
+          <w:bCs/>
+        </w:rPr>
+        <w:t xml:space="preserve">Yapılacak:</w:t>
+      </w:r>
+      <w:r>
+        <w:t xml:space="preserve"> </w:t>
+      </w:r>
+      <w:r>
+        <w:t xml:space="preserve">Audience’a 4 sn düşünmesi için sus. Sonra reveal’i konuş.</w:t>
+      </w:r>
+    </w:p>
+    <w:p>
+      <w:r>
+        <w:pict>
+          <v:rect style="width:0;height:1.5pt" o:hralign="center" o:hrstd="t" o:hr="t"/>
+        </w:pict>
+      </w:r>
+    </w:p>
+    <w:bookmarkEnd w:id="54"/>
+    <w:bookmarkEnd w:id="55"/>
+    <w:bookmarkStart w:id="58" w:name="bölüm-7-kapaniş"/>
+    <w:p>
+      <w:pPr>
+        <w:pStyle w:val="Heading2"/>
+      </w:pPr>
+      <w:r>
+        <w:t xml:space="preserve">BÖLÜM 7 · KAPANIŞ</w:t>
+      </w:r>
+    </w:p>
+    <w:bookmarkStart w:id="56" w:name="slayt-42-manifesto"/>
+    <w:p>
+      <w:pPr>
+        <w:pStyle w:val="Heading3"/>
+      </w:pPr>
+      <w:r>
+        <w:t xml:space="preserve">Slayt 42 · Manifesto</w:t>
+      </w:r>
+    </w:p>
+    <w:p>
+      <w:pPr>
+        <w:pStyle w:val="BlockText"/>
+      </w:pPr>
+      <w:r>
+        <w:t xml:space="preserve">“Son söz.</w:t>
+      </w:r>
+      <w:r>
+        <w:t xml:space="preserve"> </w:t>
+      </w:r>
+      <w:r>
+        <w:rPr>
+          <w:b/>
+          <w:bCs/>
+        </w:rPr>
+        <w:t xml:space="preserve">En zayıf halka değiliz, en güçlü farkındalığız.</w:t>
+      </w:r>
+      <w:r>
+        <w:t xml:space="preserve"> </w:t>
+      </w:r>
+      <w:r>
+        <w:t xml:space="preserve">Saldırgan yazılımı geçemez — kullanıcıyı ikna eder. O kullanıcıyı bilinçli yaparsak — saldırganın en güçlü silahı elinde kalır. Burada öğrendikleriniz sizinle, ailenizle, üniversite arkadaşınızla paylaşıldığı sürece,</w:t>
+      </w:r>
+      <w:r>
+        <w:t xml:space="preserve"> </w:t>
+      </w:r>
+      <w:r>
+        <w:rPr>
+          <w:b/>
+          <w:bCs/>
+        </w:rPr>
+        <w:t xml:space="preserve">biz kazanıyoruz</w:t>
+      </w:r>
+      <w:r>
+        <w:t xml:space="preserve">.”</w:t>
+      </w:r>
+    </w:p>
+    <w:p>
+      <w:r>
+        <w:pict>
+          <v:rect style="width:0;height:1.5pt" o:hralign="center" o:hrstd="t" o:hr="t"/>
+        </w:pict>
+      </w:r>
+    </w:p>
+    <w:bookmarkEnd w:id="56"/>
+    <w:bookmarkStart w:id="57" w:name="slayt-43-teşekkürler-qrlar"/>
+    <w:p>
+      <w:pPr>
+        <w:pStyle w:val="Heading3"/>
+      </w:pPr>
+      <w:r>
+        <w:t xml:space="preserve">Slayt 43 · Teşekkürler · QR’lar</w:t>
+      </w:r>
+    </w:p>
+    <w:p>
+      <w:pPr>
+        <w:pStyle w:val="BlockText"/>
+      </w:pPr>
+      <w:r>
+        <w:t xml:space="preserve">“Bağlantıda kalmak isterseniz — soldaki LinkedIn, ortadaki Instagram, sağdaki web sitesi. Sorularınızı her zaman dinlerim. Beni dinlediğiniz için teşekkürler — sahnenizde olmak güzeldi.”</w:t>
+      </w:r>
+    </w:p>
+    <w:p>
+      <w:pPr>
+        <w:pStyle w:val="FirstParagraph"/>
+      </w:pPr>
+      <w:r>
+        <w:rPr>
+          <w:b/>
+          <w:bCs/>
+        </w:rPr>
+        <w:t xml:space="preserve">Yapılacak:</w:t>
+      </w:r>
+      <w:r>
+        <w:t xml:space="preserve"> </w:t>
+      </w:r>
+      <w:r>
+        <w:t xml:space="preserve">Soru-cevap için 5–10 dakika ayır. Mikrofonu salona ver.</w:t>
+      </w:r>
+    </w:p>
+    <w:p>
+      <w:r>
+        <w:pict>
+          <v:rect style="width:0;height:1.5pt" o:hralign="center" o:hrstd="t" o:hr="t"/>
+        </w:pict>
+      </w:r>
+    </w:p>
+    <w:bookmarkEnd w:id="57"/>
+    <w:bookmarkEnd w:id="58"/>
+    <w:bookmarkEnd w:id="59"/>
+    <w:bookmarkStart w:id="63" w:name="genel-ipuçları"/>
     <w:p>
       <w:pPr>
         <w:pStyle w:val="Heading1"/>
       </w:pPr>
       <w:r>
         <w:t xml:space="preserve">Genel İpuçları</w:t>
+      </w:r>
+    </w:p>
+    <w:bookmarkStart w:id="60" w:name="tempo-yönetimi"/>
+    <w:p>
+      <w:pPr>
+        <w:pStyle w:val="Heading2"/>
+      </w:pPr>
+      <w:r>
+        <w:t xml:space="preserve">Tempo Yönetimi</w:t>
       </w:r>
     </w:p>
     <w:p>
@@ -2920,13 +3900,13 @@
           <w:b/>
           <w:bCs/>
         </w:rPr>
-        <w:t xml:space="preserve">Tempoya dikkat:</w:t>
-      </w:r>
-      <w:r>
-        <w:t xml:space="preserve"> </w:t>
-      </w:r>
-      <w:r>
-        <w:t xml:space="preserve">Otomatik açılan slaytlar 1.5–2.5 saniye aralıkla parça parça açılır. Erken konuşma — slayt yetişene kadar bekle, sonra söyle.</w:t>
+        <w:t xml:space="preserve">Otomatik açılan slaytlar</w:t>
+      </w:r>
+      <w:r>
+        <w:t xml:space="preserve"> </w:t>
+      </w:r>
+      <w:r>
+        <w:t xml:space="preserve">(phishing-anatomy, journal-recognition, decision-scenario, ai-phishing) 1.5–4 saniye aralıkla parça parça açılır. Erken konuşma — slayt yetişene kadar bekle, sonra söyle.</w:t>
       </w:r>
     </w:p>
     <w:p>
@@ -2948,7 +3928,7 @@
         <w:t xml:space="preserve"> </w:t>
       </w:r>
       <w:r>
-        <w:t xml:space="preserve">Slayt 11 (canlı şifre), 26-27 (QR phishing). Bu ikisinde audience’a 30-60 saniye bırak. Acele ettirme.</w:t>
+        <w:t xml:space="preserve">Slayt 13 (canlı şifre), 34–35 (QR phishing). Bu ikisinde audience’a 30–60 saniye bırak. Acele ettirme.</w:t>
       </w:r>
     </w:p>
     <w:p>
@@ -2970,7 +3950,17 @@
         <w:t xml:space="preserve"> </w:t>
       </w:r>
       <w:r>
-        <w:t xml:space="preserve">Hedef 35-40 dk + 5-10 dk Q&amp;A. Hızlı geçen bölüm: 4-5-7 (sayılar). Yavaş geçen: 16-17 (animasyonlar otomatik).</w:t>
+        <w:t xml:space="preserve">Hedef 45–55 dk + 5–10 dk Q&amp;A. Hızlı geçen bölüm: 4–5–7 (sayılar). Yavaş geçen: 19–20 (animasyon sim’leri).</w:t>
+      </w:r>
+    </w:p>
+    <w:bookmarkEnd w:id="60"/>
+    <w:bookmarkStart w:id="61" w:name="mimikler-ve-salon-ilişkisi"/>
+    <w:p>
+      <w:pPr>
+        <w:pStyle w:val="Heading2"/>
+      </w:pPr>
+      <w:r>
+        <w:t xml:space="preserve">Mimikler ve Salon İlişkisi</w:t>
       </w:r>
     </w:p>
     <w:p>
@@ -2978,21 +3968,11 @@
         <w:pStyle w:val="Compact"/>
         <w:numPr>
           <w:ilvl w:val="0"/>
-          <w:numId w:val="1002"/>
+          <w:numId w:val="1003"/>
         </w:numPr>
       </w:pPr>
       <w:r>
-        <w:rPr>
-          <w:b/>
-          <w:bCs/>
-        </w:rPr>
-        <w:t xml:space="preserve">Mimikler:</w:t>
-      </w:r>
-      <w:r>
-        <w:t xml:space="preserve"> </w:t>
-      </w:r>
-      <w:r>
-        <w:t xml:space="preserve">Slayt 9 ve 11’de audience’a doğrudan bak — bu içerik onları çok rahatsız edecek, yüzlerini izle, bir-iki şaka yap.</w:t>
+        <w:t xml:space="preserve">Slayt 11 ve 13’te audience’a doğrudan bak — bu içerik onları çok rahatsız edecek, yüzlerini izle, bir-iki şaka yap.</w:t>
       </w:r>
     </w:p>
     <w:p>
@@ -3000,51 +3980,49 @@
         <w:pStyle w:val="Compact"/>
         <w:numPr>
           <w:ilvl w:val="0"/>
-          <w:numId w:val="1002"/>
+          <w:numId w:val="1003"/>
         </w:numPr>
       </w:pPr>
       <w:r>
-        <w:rPr>
-          <w:b/>
-          <w:bCs/>
-        </w:rPr>
-        <w:t xml:space="preserve">Soru-Cevap sık gelen sorular:</w:t>
+        <w:t xml:space="preserve">Slayt 9 (quiz) ve 41 (karar) audience’ı düşünmeye zorlar — 4 sn beklerken sus, kıvranmalarına izin ver.</w:t>
       </w:r>
     </w:p>
     <w:p>
       <w:pPr>
         <w:pStyle w:val="Compact"/>
         <w:numPr>
-          <w:ilvl w:val="1"/>
+          <w:ilvl w:val="0"/>
           <w:numId w:val="1003"/>
         </w:numPr>
       </w:pPr>
       <w:r>
-        <w:t xml:space="preserve">“Authenticator hangi uygulama?”</w:t>
-      </w:r>
-      <w:r>
-        <w:t xml:space="preserve"> </w:t>
-      </w:r>
-      <w:r>
-        <w:t xml:space="preserve">→</w:t>
-      </w:r>
-      <w:r>
-        <w:t xml:space="preserve"> </w:t>
-      </w:r>
-      <w:r>
-        <w:t xml:space="preserve">“Google Authenticator, Microsoft Authenticator, Authy — üçü de iyi, hiç biri SMS değil.”</w:t>
+        <w:t xml:space="preserve">Slayt 18 (crypto) Türkiye’de duygusal bir mesele — Thodex mağdurlarına saygılı konuş.</w:t>
+      </w:r>
+    </w:p>
+    <w:bookmarkEnd w:id="61"/>
+    <w:bookmarkStart w:id="62" w:name="soru-cevap-sık-sorulanlar"/>
+    <w:p>
+      <w:pPr>
+        <w:pStyle w:val="Heading2"/>
+      </w:pPr>
+      <w:r>
+        <w:t xml:space="preserve">Soru-Cevap Sık Sorulanlar</w:t>
       </w:r>
     </w:p>
     <w:p>
       <w:pPr>
         <w:pStyle w:val="Compact"/>
         <w:numPr>
-          <w:ilvl w:val="1"/>
-          <w:numId w:val="1003"/>
+          <w:ilvl w:val="0"/>
+          <w:numId w:val="1004"/>
         </w:numPr>
       </w:pPr>
       <w:r>
-        <w:t xml:space="preserve">“Şifre yöneticisi güvenli mi?”</w:t>
+        <w:rPr>
+          <w:b/>
+          <w:bCs/>
+        </w:rPr>
+        <w:t xml:space="preserve">“Authenticator hangi uygulama?”</w:t>
       </w:r>
       <w:r>
         <w:t xml:space="preserve"> </w:t>
@@ -3056,18 +4034,50 @@
         <w:t xml:space="preserve"> </w:t>
       </w:r>
       <w:r>
-        <w:t xml:space="preserve">“Master parolayı sen tutuyorsun, dosyalar şifreli. Kullanmadığında kayıp daha büyük.”</w:t>
+        <w:t xml:space="preserve">“Google Authenticator, Microsoft Authenticator, Authy — üçü de iyi, hiç biri SMS değil.”</w:t>
       </w:r>
     </w:p>
     <w:p>
       <w:pPr>
         <w:pStyle w:val="Compact"/>
         <w:numPr>
-          <w:ilvl w:val="1"/>
-          <w:numId w:val="1003"/>
+          <w:ilvl w:val="0"/>
+          <w:numId w:val="1004"/>
         </w:numPr>
       </w:pPr>
       <w:r>
+        <w:rPr>
+          <w:b/>
+          <w:bCs/>
+        </w:rPr>
+        <w:t xml:space="preserve">“Şifre yöneticisi güvenli mi?”</w:t>
+      </w:r>
+      <w:r>
+        <w:t xml:space="preserve"> </w:t>
+      </w:r>
+      <w:r>
+        <w:t xml:space="preserve">→</w:t>
+      </w:r>
+      <w:r>
+        <w:t xml:space="preserve"> </w:t>
+      </w:r>
+      <w:r>
+        <w:t xml:space="preserve">“Master parolayı sen tutuyorsun, dosyalar şifreli. Kullanmadığında kayıp daha büyük.”</w:t>
+      </w:r>
+    </w:p>
+    <w:p>
+      <w:pPr>
+        <w:pStyle w:val="Compact"/>
+        <w:numPr>
+          <w:ilvl w:val="0"/>
+          <w:numId w:val="1004"/>
+        </w:numPr>
+      </w:pPr>
+      <w:r>
+        <w:rPr>
+          <w:b/>
+          <w:bCs/>
+        </w:rPr>
         <w:t xml:space="preserve">“Deepfake nasıl anlarım?”</w:t>
       </w:r>
       <w:r>
@@ -3080,7 +4090,7 @@
         <w:t xml:space="preserve"> </w:t>
       </w:r>
       <w:r>
-        <w:t xml:space="preserve">“Üç ipucu (slayt 24). Şüphelendiğin an: telefonu kapat,</w:t>
+        <w:t xml:space="preserve">“Üç ipucu (slayt 27). Şüphelendiğin an: telefonu kapat,</w:t>
       </w:r>
       <w:r>
         <w:t xml:space="preserve"> </w:t>
@@ -3097,6 +4107,74 @@
       </w:r>
       <w:r>
         <w:t xml:space="preserve">geri ara.”</w:t>
+      </w:r>
+    </w:p>
+    <w:p>
+      <w:pPr>
+        <w:pStyle w:val="Compact"/>
+        <w:numPr>
+          <w:ilvl w:val="0"/>
+          <w:numId w:val="1004"/>
+        </w:numPr>
+      </w:pPr>
+      <w:r>
+        <w:rPr>
+          <w:b/>
+          <w:bCs/>
+        </w:rPr>
+        <w:t xml:space="preserve">“VPN şart mı?”</w:t>
+      </w:r>
+      <w:r>
+        <w:t xml:space="preserve"> </w:t>
+      </w:r>
+      <w:r>
+        <w:t xml:space="preserve">→</w:t>
+      </w:r>
+      <w:r>
+        <w:t xml:space="preserve"> </w:t>
+      </w:r>
+      <w:r>
+        <w:t xml:space="preserve">“Halka açık Wi-Fi’da evet. Evdeyken artı bir kat.”</w:t>
+      </w:r>
+    </w:p>
+    <w:p>
+      <w:pPr>
+        <w:pStyle w:val="Compact"/>
+        <w:numPr>
+          <w:ilvl w:val="0"/>
+          <w:numId w:val="1004"/>
+        </w:numPr>
+      </w:pPr>
+      <w:r>
+        <w:rPr>
+          <w:b/>
+          <w:bCs/>
+        </w:rPr>
+        <w:t xml:space="preserve">“Hangi VPN?”</w:t>
+      </w:r>
+      <w:r>
+        <w:t xml:space="preserve"> </w:t>
+      </w:r>
+      <w:r>
+        <w:t xml:space="preserve">→</w:t>
+      </w:r>
+      <w:r>
+        <w:t xml:space="preserve"> </w:t>
+      </w:r>
+      <w:r>
+        <w:t xml:space="preserve">“ProtonVPN (ücretsiz iyi), Mullvad (anonim ödeme), NordVPN (yaygın). Bedava</w:t>
+      </w:r>
+      <w:r>
+        <w:t xml:space="preserve"> </w:t>
+      </w:r>
+      <w:r>
+        <w:t xml:space="preserve">‘free VPN’</w:t>
+      </w:r>
+      <w:r>
+        <w:t xml:space="preserve"> </w:t>
+      </w:r>
+      <w:r>
+        <w:t xml:space="preserve">uygulamalarına dikkat — kendileri saldırgan olabilir.”</w:t>
       </w:r>
     </w:p>
     <w:p>
@@ -3115,10 +4193,11 @@
           <w:i/>
           <w:iCs/>
         </w:rPr>
-        <w:t xml:space="preserve">Notlar: Sunum 2026-05-12’de hazırlandı. Tüm rakamlar doğrulanmış kaynaklara dayanır (USOM, t24.com.tr, Cumhuriyet, Buffalo Üniversitesi, AA). Slayt sayısı veya akışı değişirse buradaki numaralandırma da güncellenmelidir.</w:t>
-      </w:r>
-    </w:p>
-    <w:bookmarkEnd w:id="50"/>
+        <w:t xml:space="preserve">Notlar: Sunum 2026-05-12’de hazırlandı. Tüm rakamlar doğrulanmış kaynaklara dayanır (USOM, t24.com.tr, Cumhuriyet, Buffalo Üniversitesi, AA). 43 slayt — slayt sayısı veya akışı değişirse buradaki numaralandırma da güncellenmelidir.</w:t>
+      </w:r>
+    </w:p>
+    <w:bookmarkEnd w:id="62"/>
+    <w:bookmarkEnd w:id="63"/>
     <w:sectPr>
       <w:footnotePr>
         <w:numRestart w:val="eachSect"/>
@@ -3456,6 +4535,9 @@
   <w:num w:numId="1003">
     <w:abstractNumId w:val="991"/>
   </w:num>
+  <w:num w:numId="1004">
+    <w:abstractNumId w:val="991"/>
+  </w:num>
 </w:numbering>
 </file>
 
@@ -3467,7 +4549,7 @@
         <w:rFonts w:asciiTheme="minorHAnsi" w:cstheme="minorBidi" w:eastAsiaTheme="minorEastAsia" w:hAnsiTheme="minorHAnsi"/>
         <w:sz w:val="24"/>
         <w:szCs w:val="24"/>
-        <w:lang w:bidi="ar-SA" w:eastAsia="zh-CN" w:val="tr-TR"/>
+        <w:lang w:bidi="ar-SA" w:eastAsia="zh-CN" w:val="en-US"/>
       </w:rPr>
     </w:rPrDefault>
     <w:pPrDefault>

--- a/src/presentations/mcbukaf-2026-siber/konusma-notlari/MCBÜKAF-2026-Konusma-Notlari.docx
+++ b/src/presentations/mcbukaf-2026-siber/konusma-notlari/MCBÜKAF-2026-Konusma-Notlari.docx
@@ -60,13 +60,13 @@
         </w:p>
       </w:sdtContent>
     </w:sdt>
-    <w:bookmarkStart w:id="59" w:name="sunum-notu"/>
+    <w:bookmarkStart w:id="59" w:name="sunum-hakkında"/>
     <w:p>
       <w:pPr>
         <w:pStyle w:val="Heading1"/>
       </w:pPr>
       <w:r>
-        <w:t xml:space="preserve">Sunum Notu</w:t>
+        <w:t xml:space="preserve">Sunum Hakkında</w:t>
       </w:r>
     </w:p>
     <w:p>
@@ -74,17 +74,7 @@
         <w:pStyle w:val="FirstParagraph"/>
       </w:pPr>
       <w:r>
-        <w:t xml:space="preserve">Bu döküman,</w:t>
-      </w:r>
-      <w:r>
-        <w:t xml:space="preserve"> </w:t>
-      </w:r>
-      <w:r>
-        <w:rPr>
-          <w:b/>
-          <w:bCs/>
-        </w:rPr>
-        <w:t xml:space="preserve">43 slaytlık</w:t>
+        <w:t xml:space="preserve">Bu döküman, 43 slaytlık</w:t>
       </w:r>
       <w:r>
         <w:t xml:space="preserve"> </w:t>
@@ -96,52 +86,7 @@
         <w:t xml:space="preserve"> </w:t>
       </w:r>
       <w:r>
-        <w:t xml:space="preserve">sunumunun her slaydı için</w:t>
-      </w:r>
-      <w:r>
-        <w:t xml:space="preserve"> </w:t>
-      </w:r>
-      <w:r>
-        <w:rPr>
-          <w:b/>
-          <w:bCs/>
-        </w:rPr>
-        <w:t xml:space="preserve">ne söyleyeceğin</w:t>
-      </w:r>
-      <w:r>
-        <w:t xml:space="preserve"> </w:t>
-      </w:r>
-      <w:r>
-        <w:t xml:space="preserve">ve</w:t>
-      </w:r>
-      <w:r>
-        <w:t xml:space="preserve"> </w:t>
-      </w:r>
-      <w:r>
-        <w:rPr>
-          <w:b/>
-          <w:bCs/>
-        </w:rPr>
-        <w:t xml:space="preserve">ne yapacağına</w:t>
-      </w:r>
-      <w:r>
-        <w:t xml:space="preserve"> </w:t>
-      </w:r>
-      <w:r>
-        <w:t xml:space="preserve">dair konuşmacı kılavuzudur. Süre tahmini:</w:t>
-      </w:r>
-      <w:r>
-        <w:t xml:space="preserve"> </w:t>
-      </w:r>
-      <w:r>
-        <w:rPr>
-          <w:b/>
-          <w:bCs/>
-        </w:rPr>
-        <w:t xml:space="preserve">45–55 dakika</w:t>
-      </w:r>
-      <w:r>
-        <w:t xml:space="preserve">.</w:t>
+        <w:t xml:space="preserve">sunumunun her slaydı için açıklayıcı bir konuşmacı kılavuzudur. Notlar; ne söyleyeceğini, neden söylemen gerektiğini ve hangi anda audience’a süre bırakacağını anlatır. Süre tahmini 45–55 dakika sunum + 5–10 dakika soru-cevap.</w:t>
       </w:r>
     </w:p>
     <w:p>
@@ -155,124 +100,16 @@
         </w:rPr>
         <w:t xml:space="preserve">Klavye kısayolları:</w:t>
       </w:r>
-    </w:p>
-    <w:p>
-      <w:pPr>
-        <w:pStyle w:val="Compact"/>
-        <w:numPr>
-          <w:ilvl w:val="0"/>
-          <w:numId w:val="1001"/>
-        </w:numPr>
-      </w:pPr>
-      <w:r>
-        <w:rPr>
-          <w:rStyle w:val="VerbatimChar"/>
-        </w:rPr>
-        <w:t xml:space="preserve">→</w:t>
-      </w:r>
-      <w:r>
-        <w:t xml:space="preserve"> </w:t>
-      </w:r>
-      <w:r>
-        <w:t xml:space="preserve">/</w:t>
-      </w:r>
-      <w:r>
-        <w:t xml:space="preserve"> </w:t>
-      </w:r>
-      <w:r>
-        <w:rPr>
-          <w:rStyle w:val="VerbatimChar"/>
-        </w:rPr>
-        <w:t xml:space="preserve">Boşluk</w:t>
-      </w:r>
-      <w:r>
-        <w:t xml:space="preserve"> </w:t>
-      </w:r>
-      <w:r>
-        <w:t xml:space="preserve">/</w:t>
-      </w:r>
-      <w:r>
-        <w:t xml:space="preserve"> </w:t>
-      </w:r>
-      <w:r>
-        <w:rPr>
-          <w:rStyle w:val="VerbatimChar"/>
-        </w:rPr>
-        <w:t xml:space="preserve">Enter</w:t>
-      </w:r>
-      <w:r>
-        <w:t xml:space="preserve"> </w:t>
-      </w:r>
-      <w:r>
-        <w:t xml:space="preserve">→ ileri</w:t>
-      </w:r>
-    </w:p>
-    <w:p>
-      <w:pPr>
-        <w:pStyle w:val="Compact"/>
-        <w:numPr>
-          <w:ilvl w:val="0"/>
-          <w:numId w:val="1001"/>
-        </w:numPr>
-      </w:pPr>
-      <w:r>
-        <w:rPr>
-          <w:rStyle w:val="VerbatimChar"/>
-        </w:rPr>
-        <w:t xml:space="preserve">←</w:t>
-      </w:r>
-      <w:r>
-        <w:t xml:space="preserve"> </w:t>
-      </w:r>
-      <w:r>
-        <w:t xml:space="preserve">→ geri</w:t>
-      </w:r>
-    </w:p>
-    <w:p>
-      <w:pPr>
-        <w:pStyle w:val="Compact"/>
-        <w:numPr>
-          <w:ilvl w:val="0"/>
-          <w:numId w:val="1001"/>
-        </w:numPr>
-      </w:pPr>
-      <w:r>
-        <w:rPr>
-          <w:rStyle w:val="VerbatimChar"/>
-        </w:rPr>
-        <w:t xml:space="preserve">1–7</w:t>
-      </w:r>
-      <w:r>
-        <w:t xml:space="preserve"> </w:t>
-      </w:r>
-      <w:r>
-        <w:t xml:space="preserve">→ bölümler arası atlama (1: Açılış, 2: Oltalama, 3: Şifreler, 4: Sosyal Müh., 5: 2026 Tehditleri, 6: Korunma, 7: Kapanış)</w:t>
-      </w:r>
-    </w:p>
-    <w:p>
-      <w:pPr>
-        <w:pStyle w:val="Compact"/>
-        <w:numPr>
-          <w:ilvl w:val="0"/>
-          <w:numId w:val="1001"/>
-        </w:numPr>
-      </w:pPr>
-      <w:r>
-        <w:rPr>
-          <w:rStyle w:val="VerbatimChar"/>
-        </w:rPr>
-        <w:t xml:space="preserve">F</w:t>
-      </w:r>
-      <w:r>
-        <w:t xml:space="preserve"> </w:t>
-      </w:r>
-      <w:r>
-        <w:t xml:space="preserve">→ tam ekran</w:t>
-      </w:r>
-    </w:p>
-    <w:p>
-      <w:pPr>
-        <w:pStyle w:val="FirstParagraph"/>
+      <w:r>
+        <w:t xml:space="preserve"> </w:t>
+      </w:r>
+      <w:r>
+        <w:t xml:space="preserve">Sağ ok / Boşluk / Enter ile ileri, Sol ok ile geri gidersin. 1’den 7’ye kadar olan rakam tuşlarıyla bölümler arasında atlayabilirsin (1: Açılış, 2: Oltalama, 3: Şifreler, 4: Sosyal Mühendislik, 5: 2026 Tehditleri, 6: Korunma, 7: Kapanış). F tuşu tam ekran açar.</w:t>
+      </w:r>
+    </w:p>
+    <w:p>
+      <w:pPr>
+        <w:pStyle w:val="BodyText"/>
       </w:pPr>
       <w:r>
         <w:rPr>
@@ -285,7 +122,7 @@
         <w:t xml:space="preserve"> </w:t>
       </w:r>
       <w:r>
-        <w:t xml:space="preserve">canlı şifre deneyi (slayt 12), QR phishing tuzağı (slayt 33–34), şifre kırma animasyonu (11), deepfake video (26), fidye yazılımı geri sayımı (35), karar senaryosu (40).</w:t>
+        <w:t xml:space="preserve">Canlı şifre deneyi (slayt 13), QR phishing tuzağı (34–35), şifre kırma animasyonu (12), deepfake video (27), ransomware geri sayımı (36), karar senaryosu (41). Bu slaytlarda audience’a yeterli zaman bırakman çok önemli — slayt seninle değil seyircinle konuşuyor.</w:t>
       </w:r>
     </w:p>
     <w:p>
@@ -315,10 +152,43 @@
     </w:p>
     <w:p>
       <w:pPr>
+        <w:pStyle w:val="FirstParagraph"/>
+      </w:pPr>
+      <w:r>
+        <w:t xml:space="preserve">Audience’a sıcak bir karşılama yap, kim olduğunu kısa kes. Sunum baştan sona</w:t>
+      </w:r>
+      <w:r>
+        <w:t xml:space="preserve"> </w:t>
+      </w:r>
+      <w:r>
+        <w:t xml:space="preserve">“yapacağız, sadece anlatmayacağız”</w:t>
+      </w:r>
+      <w:r>
+        <w:t xml:space="preserve"> </w:t>
+      </w:r>
+      <w:r>
+        <w:t xml:space="preserve">şeklinde geçecek; bunu önden bildirmek tonu kuruyor. Şöyle bir giriş işe yarar:</w:t>
+      </w:r>
+    </w:p>
+    <w:p>
+      <w:pPr>
         <w:pStyle w:val="BlockText"/>
       </w:pPr>
       <w:r>
-        <w:t xml:space="preserve">“Merhaba, ben Osman Can Çetlenbik. Manisa Celal Bayar Üniversitesi Teknik Bilimler Meslek Yüksekokulu’nda öğretim görevlisiyim. Bugün sizinle bir şey</w:t>
+        <w:t xml:space="preserve">“Herkese merhaba, ben Osman Can Çetlenbik. Manisa Celal Bayar Üniversitesi Teknik Bilimler Meslek Yüksekokulu’nda öğretim görevlisiyim. Sıradan bir sunum değil bu — bu salonda 50 dakika boyunca size siber güvenliği</w:t>
+      </w:r>
+      <w:r>
+        <w:t xml:space="preserve"> </w:t>
+      </w:r>
+      <w:r>
+        <w:rPr>
+          <w:b/>
+          <w:bCs/>
+        </w:rPr>
+        <w:t xml:space="preserve">anlatmayacağım</w:t>
+      </w:r>
+      <w:r>
+        <w:t xml:space="preserve">, sizinle birlikte</w:t>
       </w:r>
       <w:r>
         <w:t xml:space="preserve"> </w:t>
@@ -331,10 +201,7 @@
         <w:t xml:space="preserve">yapacağız</w:t>
       </w:r>
       <w:r>
-        <w:t xml:space="preserve"> </w:t>
-      </w:r>
-      <w:r>
-        <w:t xml:space="preserve">— sadece anlatmayacağım. Telefonlarınızı yakınınızda tutun, çünkü bu sunum sizin de katılımınızla işliyor.”</w:t>
+        <w:t xml:space="preserve">. Telefonlarınızı yakınınızda tutun, birkaç ekranda QR çıkacak; benim için katılımınız bu sunumun en önemli kısmı. Bittiğinde, eve giderken üç beş alışkanlık değişmiş olacak — söz veriyorum.”</w:t>
       </w:r>
     </w:p>
     <w:p>
@@ -342,17 +209,7 @@
         <w:pStyle w:val="FirstParagraph"/>
       </w:pPr>
       <w:r>
-        <w:rPr>
-          <w:b/>
-          <w:bCs/>
-        </w:rPr>
-        <w:t xml:space="preserve">Yapılacak:</w:t>
-      </w:r>
-      <w:r>
-        <w:t xml:space="preserve"> </w:t>
-      </w:r>
-      <w:r>
-        <w:t xml:space="preserve">Salonu selamla, samimi başla. 30 saniye.</w:t>
+        <w:t xml:space="preserve">Bu aşamada 30 saniye yeterli. Salonu görmek için göz teması kur, kapağın üzerinde fazla durma.</w:t>
       </w:r>
     </w:p>
     <w:p>
@@ -380,38 +237,54 @@
     </w:p>
     <w:p>
       <w:pPr>
+        <w:pStyle w:val="FirstParagraph"/>
+      </w:pPr>
+      <w:r>
+        <w:t xml:space="preserve">Bu slayt sunumun ilk şok dozudur. Dört rakam birer birer büyür ve yanar; her birini sırayla anlat, sayıların kaynağını mutlaka belirt çünkü</w:t>
+      </w:r>
+      <w:r>
+        <w:t xml:space="preserve"> </w:t>
+      </w:r>
+      <w:r>
+        <w:t xml:space="preserve">“abartı”</w:t>
+      </w:r>
+      <w:r>
+        <w:t xml:space="preserve"> </w:t>
+      </w:r>
+      <w:r>
+        <w:t xml:space="preserve">izlenimi vermek istemiyoruz.</w:t>
+      </w:r>
+    </w:p>
+    <w:p>
+      <w:pPr>
         <w:pStyle w:val="BlockText"/>
       </w:pPr>
       <w:r>
-        <w:t xml:space="preserve">“Türkiye’de günde 11 milyondan fazla zararlı erişim talebi engelleniyor — bunu USOM açıklıyor. Mart 2025’te TurkNet’in 2,8 milyon abone verisi, üstelik şirketin CEO’sunun erişim bilgileri dahil sızdırıldı.</w:t>
-      </w:r>
-      <w:r>
-        <w:t xml:space="preserve"> </w:t>
-      </w:r>
-      <w:r>
-        <w:t xml:space="preserve">‘Savcılık’</w:t>
-      </w:r>
-      <w:r>
-        <w:t xml:space="preserve"> </w:t>
-      </w:r>
-      <w:r>
-        <w:t xml:space="preserve">adıyla arayan bir çete tek operasyonda 50 milyon TL dolandırdı, 85 kişi gözaltına alındı. Dünyada deepfake sayısı 2 yılda</w:t>
-      </w:r>
-      <w:r>
-        <w:t xml:space="preserve"> </w:t>
-      </w:r>
-      <w:r>
-        <w:rPr>
-          <w:b/>
-          <w:bCs/>
-        </w:rPr>
-        <w:t xml:space="preserve">9 katına</w:t>
-      </w:r>
-      <w:r>
-        <w:t xml:space="preserve"> </w:t>
-      </w:r>
-      <w:r>
-        <w:t xml:space="preserve">çıktı. Bu dört rakamın hiçbiri abartı değil — hepsinin kaynağı açık.”</w:t>
+        <w:t xml:space="preserve">“Şu rakamlara birlikte bakalım. Türkiye’de günde 11 milyondan fazla zararlı erişim talebi engelleniyor — bunu USOM açıklıyor, devlet kaynağı. Yani siz uyurken bile saldırganlar kapımızı çalıyor. Mart 2025’te TurkNet 2,8 milyon abonesinin verisi sızdırıldı; şirket başlangıçta</w:t>
+      </w:r>
+      <w:r>
+        <w:t xml:space="preserve"> </w:t>
+      </w:r>
+      <w:r>
+        <w:t xml:space="preserve">‘244 bin etkilendi’</w:t>
+      </w:r>
+      <w:r>
+        <w:t xml:space="preserve"> </w:t>
+      </w:r>
+      <w:r>
+        <w:t xml:space="preserve">dedi, sonra dump açıldı — CEO’nun erişim bilgileri bile içindeydi. 2025’te</w:t>
+      </w:r>
+      <w:r>
+        <w:t xml:space="preserve"> </w:t>
+      </w:r>
+      <w:r>
+        <w:t xml:space="preserve">‘Cumhuriyet Başsavcılığı’</w:t>
+      </w:r>
+      <w:r>
+        <w:t xml:space="preserve"> </w:t>
+      </w:r>
+      <w:r>
+        <w:t xml:space="preserve">adıyla arayan tek bir çete 20 ilde operasyona uğradı, 85 gözaltı, 50 milyon TL vurgun. Ve dünyada deepfake sayısı sadece iki yılda 9 katına çıktı, Buffalo Üniversitesi araştırması. Bu dört rakamın hiçbiri tahmin değil — hepsinin altında belge var.”</w:t>
       </w:r>
     </w:p>
     <w:p>
@@ -419,17 +292,7 @@
         <w:pStyle w:val="FirstParagraph"/>
       </w:pPr>
       <w:r>
-        <w:rPr>
-          <w:b/>
-          <w:bCs/>
-        </w:rPr>
-        <w:t xml:space="preserve">Yapılacak:</w:t>
-      </w:r>
-      <w:r>
-        <w:t xml:space="preserve"> </w:t>
-      </w:r>
-      <w:r>
-        <w:t xml:space="preserve">Her sayıyı söylerken kart belirginleşir, biraz duraksa. 45 saniye.</w:t>
+        <w:t xml:space="preserve">Her sayıyı söylerken 2-3 saniye dur, audience’ın sayıyı görmesi için. Toplam 45 saniye-1 dakika.</w:t>
       </w:r>
     </w:p>
     <w:p>
@@ -451,38 +314,83 @@
     </w:p>
     <w:p>
       <w:pPr>
+        <w:pStyle w:val="FirstParagraph"/>
+      </w:pPr>
+      <w:r>
+        <w:t xml:space="preserve">Az önce verdiğin TurkNet rakamı bir noktanın hikâyesiydi — bu slayt bütün manzarayı gösteriyor. Yatay zaman çizgisinde yedi büyük olay var, 2022’den 2026’ya. Tek tek isim vermek yerine genel bir tablo çiz.</w:t>
+      </w:r>
+    </w:p>
+    <w:p>
+      <w:pPr>
         <w:pStyle w:val="BlockText"/>
       </w:pPr>
       <w:r>
-        <w:t xml:space="preserve">“Hiçbir kurum</w:t>
-      </w:r>
-      <w:r>
-        <w:t xml:space="preserve"> </w:t>
-      </w:r>
-      <w:r>
-        <w:t xml:space="preserve">‘bizden bir şey çalınmadı’</w:t>
-      </w:r>
-      <w:r>
-        <w:t xml:space="preserve"> </w:t>
-      </w:r>
-      <w:r>
-        <w:t xml:space="preserve">diyemiyor artık. 2022’de 108 milyon vatandaş iddiası, bakan kısmen onayladı. 2024 USOM raporu, 2025’te TurkNet, Antalya otellerine ransomware,</w:t>
-      </w:r>
-      <w:r>
-        <w:t xml:space="preserve"> </w:t>
-      </w:r>
-      <w:r>
-        <w:rPr>
-          <w:b/>
-          <w:bCs/>
-        </w:rPr>
-        <w:t xml:space="preserve">16 milyar parolalık</w:t>
-      </w:r>
-      <w:r>
-        <w:t xml:space="preserve"> </w:t>
-      </w:r>
-      <w:r>
-        <w:t xml:space="preserve">dump (tarihte en büyük), 3,3 milyon mültecinin verileri, 2026’da Baydöner ve Şikayetvar. Bu liste her ay büyüyor.”</w:t>
+        <w:t xml:space="preserve">“Bir bakın bu çizgiye. 2022’de</w:t>
+      </w:r>
+      <w:r>
+        <w:t xml:space="preserve"> </w:t>
+      </w:r>
+      <w:r>
+        <w:t xml:space="preserve">‘108 milyon vatandaşın verileri sızdırıldı’</w:t>
+      </w:r>
+      <w:r>
+        <w:t xml:space="preserve"> </w:t>
+      </w:r>
+      <w:r>
+        <w:t xml:space="preserve">iddiası ortaya atıldı, Ulaştırma Bakanı</w:t>
+      </w:r>
+      <w:r>
+        <w:t xml:space="preserve"> </w:t>
+      </w:r>
+      <w:r>
+        <w:t xml:space="preserve">‘pandemi döneminde bazı veriler sızdı’</w:t>
+      </w:r>
+      <w:r>
+        <w:t xml:space="preserve"> </w:t>
+      </w:r>
+      <w:r>
+        <w:t xml:space="preserve">diyerek kısmen onayladı. 2024 USOM raporu 215 binin üzerinde saldırı bildirimi içeriyordu. 2025 Mart’ta TurkNet — az önce konuştuğumuz vaka. Mayıs’ta Antalya otellerine ransomware dalgası. Haziran’da tarihin en büyük credential dump’ı: 16 milyar parola, Türk devlet portalları Apple ve Google ile yan yana listedeydi. 2025 boyunca 3,3 milyon mültecinin verisi açığa çıktı. 2026’nın ilk çeyreğinde Baydöner ve Şikayetvar. Liste her ay büyüyor.</w:t>
+      </w:r>
+      <w:r>
+        <w:t xml:space="preserve"> </w:t>
+      </w:r>
+      <w:r>
+        <w:rPr>
+          <w:b/>
+          <w:bCs/>
+        </w:rPr>
+        <w:t xml:space="preserve">Hiçbir kurum</w:t>
+      </w:r>
+      <w:r>
+        <w:rPr>
+          <w:b/>
+          <w:bCs/>
+        </w:rPr>
+        <w:t xml:space="preserve"> </w:t>
+      </w:r>
+      <w:r>
+        <w:rPr>
+          <w:b/>
+          <w:bCs/>
+        </w:rPr>
+        <w:t xml:space="preserve">‘bizden hiçbir şey çalınmadı’</w:t>
+      </w:r>
+      <w:r>
+        <w:rPr>
+          <w:b/>
+          <w:bCs/>
+        </w:rPr>
+        <w:t xml:space="preserve"> </w:t>
+      </w:r>
+      <w:r>
+        <w:rPr>
+          <w:b/>
+          <w:bCs/>
+        </w:rPr>
+        <w:t xml:space="preserve">diyemiyor artık.</w:t>
+      </w:r>
+      <w:r>
+        <w:t xml:space="preserve">”</w:t>
       </w:r>
     </w:p>
     <w:p>
@@ -490,17 +398,7 @@
         <w:pStyle w:val="FirstParagraph"/>
       </w:pPr>
       <w:r>
-        <w:rPr>
-          <w:b/>
-          <w:bCs/>
-        </w:rPr>
-        <w:t xml:space="preserve">Yapılacak:</w:t>
-      </w:r>
-      <w:r>
-        <w:t xml:space="preserve"> </w:t>
-      </w:r>
-      <w:r>
-        <w:t xml:space="preserve">Audience’a 5 saniye bırak, ekrana bakmalarına izin ver.</w:t>
+        <w:t xml:space="preserve">Slaytın altına dur, 5 saniye sus — sayıların etkisi yerleşsin.</w:t>
       </w:r>
     </w:p>
     <w:p>
@@ -532,10 +430,31 @@
     </w:p>
     <w:p>
       <w:pPr>
+        <w:pStyle w:val="FirstParagraph"/>
+      </w:pPr>
+      <w:r>
+        <w:t xml:space="preserve">Bu kısa bir geçiş slaydı. Audience’ı oltalama dünyasına davet et.</w:t>
+      </w:r>
+    </w:p>
+    <w:p>
+      <w:pPr>
         <w:pStyle w:val="BlockText"/>
       </w:pPr>
       <w:r>
-        <w:t xml:space="preserve">“Saldırganın en yaygın silahı: oltalama. Bir mesaj, bir link, bir saniyelik düşüncesizlik. Önce türlerine bakalım.”</w:t>
+        <w:t xml:space="preserve">“Saldırganın elindeki en yaygın silah, en ucuz silah, en başarılı silah:</w:t>
+      </w:r>
+      <w:r>
+        <w:t xml:space="preserve"> </w:t>
+      </w:r>
+      <w:r>
+        <w:rPr>
+          <w:b/>
+          <w:bCs/>
+        </w:rPr>
+        <w:t xml:space="preserve">oltalama</w:t>
+      </w:r>
+      <w:r>
+        <w:t xml:space="preserve">. Bir mesaj, bir link, bir saniyelik düşüncesizlik. Önce çeşitlerine bakacağız, sonra örnekler. Çünkü oltalamayı tanımak için adlandırmamız lazım.”</w:t>
       </w:r>
     </w:p>
     <w:p>
@@ -557,73 +476,123 @@
     </w:p>
     <w:p>
       <w:pPr>
+        <w:pStyle w:val="FirstParagraph"/>
+      </w:pPr>
+      <w:r>
+        <w:t xml:space="preserve">Altı kart sırayla parlıyor. Her birini kısaca tanıt — çok ayrıntıya girme, sonraki slaytlarda her birini canlandıracağız.</w:t>
+      </w:r>
+    </w:p>
+    <w:p>
+      <w:pPr>
         <w:pStyle w:val="BlockText"/>
       </w:pPr>
       <w:r>
-        <w:t xml:space="preserve">“Altı temel tip var. SMS’le geleni</w:t>
-      </w:r>
-      <w:r>
-        <w:t xml:space="preserve"> </w:t>
-      </w:r>
-      <w:r>
-        <w:t xml:space="preserve">‘Smishing’</w:t>
-      </w:r>
-      <w:r>
-        <w:t xml:space="preserve"> </w:t>
-      </w:r>
-      <w:r>
-        <w:t xml:space="preserve">diyoruz — Türkiye’nin en yaygını. E-posta klasik</w:t>
-      </w:r>
-      <w:r>
-        <w:t xml:space="preserve"> </w:t>
-      </w:r>
-      <w:r>
-        <w:t xml:space="preserve">‘Phishing’</w:t>
-      </w:r>
-      <w:r>
-        <w:t xml:space="preserve">. Telefonla arayıp ses ile dolandırma</w:t>
-      </w:r>
-      <w:r>
-        <w:t xml:space="preserve"> </w:t>
-      </w:r>
-      <w:r>
-        <w:t xml:space="preserve">‘Vishing’</w:t>
-      </w:r>
-      <w:r>
-        <w:t xml:space="preserve">. QR kod üzerinden</w:t>
-      </w:r>
-      <w:r>
-        <w:t xml:space="preserve"> </w:t>
-      </w:r>
-      <w:r>
-        <w:t xml:space="preserve">‘Quishing’</w:t>
-      </w:r>
-      <w:r>
-        <w:t xml:space="preserve"> </w:t>
-      </w:r>
-      <w:r>
-        <w:t xml:space="preserve">— sahte QR. Sadece sana özel hazırlanmış</w:t>
-      </w:r>
-      <w:r>
-        <w:t xml:space="preserve"> </w:t>
-      </w:r>
-      <w:r>
-        <w:t xml:space="preserve">‘Spear Phishing’</w:t>
-      </w:r>
-      <w:r>
-        <w:t xml:space="preserve"> </w:t>
-      </w:r>
-      <w:r>
-        <w:t xml:space="preserve">— akademisyenler ve muhasebeciler hedef. Patronu taklit edip finansa para istemek</w:t>
-      </w:r>
-      <w:r>
-        <w:t xml:space="preserve"> </w:t>
-      </w:r>
-      <w:r>
-        <w:t xml:space="preserve">‘Whaling’</w:t>
-      </w:r>
-      <w:r>
-        <w:t xml:space="preserve">. Her birine birer örnek göstereceğim — hepsi animasyonlu, hepsi gerçek vakalardan.”</w:t>
+        <w:t xml:space="preserve">“Altı temel tip var ve hepsiyle muhtemelen karşılaştınız.</w:t>
+      </w:r>
+      <w:r>
+        <w:t xml:space="preserve"> </w:t>
+      </w:r>
+      <w:r>
+        <w:rPr>
+          <w:b/>
+          <w:bCs/>
+        </w:rPr>
+        <w:t xml:space="preserve">Smishing</w:t>
+      </w:r>
+      <w:r>
+        <w:t xml:space="preserve"> </w:t>
+      </w:r>
+      <w:r>
+        <w:t xml:space="preserve">— SMS yoluyla yapılan oltalama, Türkiye’de en yaygın versiyon. Kargo bekliyorsun, banka uyarısı bekliyorsun, e-Devlet’ten bir mesaj umuyorsun; saldırgan da bunu biliyor.</w:t>
+      </w:r>
+      <w:r>
+        <w:t xml:space="preserve"> </w:t>
+      </w:r>
+      <w:r>
+        <w:rPr>
+          <w:b/>
+          <w:bCs/>
+        </w:rPr>
+        <w:t xml:space="preserve">Phishing</w:t>
+      </w:r>
+      <w:r>
+        <w:t xml:space="preserve"> </w:t>
+      </w:r>
+      <w:r>
+        <w:t xml:space="preserve">— klasik e-posta versiyonu, hâlâ en çok kurban veren tür.</w:t>
+      </w:r>
+      <w:r>
+        <w:t xml:space="preserve"> </w:t>
+      </w:r>
+      <w:r>
+        <w:rPr>
+          <w:b/>
+          <w:bCs/>
+        </w:rPr>
+        <w:t xml:space="preserve">Vishing</w:t>
+      </w:r>
+      <w:r>
+        <w:t xml:space="preserve"> </w:t>
+      </w:r>
+      <w:r>
+        <w:t xml:space="preserve">— telefonla arama, ses üzerinden ikna,</w:t>
+      </w:r>
+      <w:r>
+        <w:t xml:space="preserve"> </w:t>
+      </w:r>
+      <w:r>
+        <w:t xml:space="preserve">‘Komiser Yılmaz arıyor’</w:t>
+      </w:r>
+      <w:r>
+        <w:t xml:space="preserve">.</w:t>
+      </w:r>
+      <w:r>
+        <w:t xml:space="preserve"> </w:t>
+      </w:r>
+      <w:r>
+        <w:rPr>
+          <w:b/>
+          <w:bCs/>
+        </w:rPr>
+        <w:t xml:space="preserve">Quishing</w:t>
+      </w:r>
+      <w:r>
+        <w:t xml:space="preserve"> </w:t>
+      </w:r>
+      <w:r>
+        <w:t xml:space="preserve">— restoran menüsünden sahte park ödemesine kadar her yere yapışan QR kodu.</w:t>
+      </w:r>
+      <w:r>
+        <w:t xml:space="preserve"> </w:t>
+      </w:r>
+      <w:r>
+        <w:rPr>
+          <w:b/>
+          <w:bCs/>
+        </w:rPr>
+        <w:t xml:space="preserve">Spear Phishing</w:t>
+      </w:r>
+      <w:r>
+        <w:t xml:space="preserve"> </w:t>
+      </w:r>
+      <w:r>
+        <w:t xml:space="preserve">— adına özel hazırlanmış, akademisyenleri ve muhasebeci çalışanları en çok vuran tür.</w:t>
+      </w:r>
+      <w:r>
+        <w:t xml:space="preserve"> </w:t>
+      </w:r>
+      <w:r>
+        <w:rPr>
+          <w:b/>
+          <w:bCs/>
+        </w:rPr>
+        <w:t xml:space="preserve">Whaling</w:t>
+      </w:r>
+      <w:r>
+        <w:t xml:space="preserve"> </w:t>
+      </w:r>
+      <w:r>
+        <w:t xml:space="preserve">— şirketin patronunu, müdürünü taklit edip finansa para istemek. Şimdi sırayla her birine bir örnek göstereceğim — animasyonlu, hepsi gerçek vakalardan alınmış.”</w:t>
       </w:r>
     </w:p>
     <w:p>
@@ -631,17 +600,7 @@
         <w:pStyle w:val="FirstParagraph"/>
       </w:pPr>
       <w:r>
-        <w:rPr>
-          <w:b/>
-          <w:bCs/>
-        </w:rPr>
-        <w:t xml:space="preserve">Yapılacak:</w:t>
-      </w:r>
-      <w:r>
-        <w:t xml:space="preserve"> </w:t>
-      </w:r>
-      <w:r>
-        <w:t xml:space="preserve">Kartlar sırayla parlar, her birini 5 saniye anlat.</w:t>
+        <w:t xml:space="preserve">Her kart için 5 saniye konuş, toplam 1 dakika.</w:t>
       </w:r>
     </w:p>
     <w:p>
@@ -663,10 +622,18 @@
     </w:p>
     <w:p>
       <w:pPr>
+        <w:pStyle w:val="FirstParagraph"/>
+      </w:pPr>
+      <w:r>
+        <w:t xml:space="preserve">Bu slayt otomatik açılan dört ipucu ile akıyor. Sen yorum eklemek için duraklayacaksın. Slayt 4 katmanı 1,5’er saniyede açıyor.</w:t>
+      </w:r>
+    </w:p>
+    <w:p>
+      <w:pPr>
         <w:pStyle w:val="BlockText"/>
       </w:pPr>
       <w:r>
-        <w:t xml:space="preserve">“Bir kargo SMS’i geldiğini düşünün. Dört kontrol noktası var.</w:t>
+        <w:t xml:space="preserve">“Bir kargo SMS’i geldiğini düşünün. Şu mesaj nasıl yakalanır? Dört kontrol noktası var, sırayla bakalım.</w:t>
       </w:r>
       <w:r>
         <w:t xml:space="preserve"> </w:t>
@@ -682,7 +649,7 @@
         <w:t xml:space="preserve"> </w:t>
       </w:r>
       <w:r>
-        <w:t xml:space="preserve">gönderici. PTT, MNG, ARAS kişisel numaradan SMS atmaz.</w:t>
+        <w:t xml:space="preserve">gönderici. PTT’nin, MNG’nin, Aras’ın size kişisel cep numarasından SMS göndereceğine inanır mısınız? Gönderemez. Gerçek kurumsal SMS kısa, büyük harfli kod gibi gelir.</w:t>
       </w:r>
       <w:r>
         <w:t xml:space="preserve"> </w:t>
@@ -698,7 +665,19 @@
         <w:t xml:space="preserve"> </w:t>
       </w:r>
       <w:r>
-        <w:t xml:space="preserve">link. ptt-tr-kargo.com gibi sahte alan adı, gerçeği ptt.gov.tr.</w:t>
+        <w:t xml:space="preserve">link.</w:t>
+      </w:r>
+      <w:r>
+        <w:t xml:space="preserve"> </w:t>
+      </w:r>
+      <w:r>
+        <w:t xml:space="preserve">‘ptt-tr-kargo.com’</w:t>
+      </w:r>
+      <w:r>
+        <w:t xml:space="preserve"> </w:t>
+      </w:r>
+      <w:r>
+        <w:t xml:space="preserve">— bakın bu gerçek değil. PTT’nin gerçek alan adı ptt.gov.tr. bit.ly veya tinyurl gibi kısaltıcılar nereye gittiğini gizler; resmi bir kurum size hiç kısaltıcıyla link yollamaz.</w:t>
       </w:r>
       <w:r>
         <w:t xml:space="preserve"> </w:t>
@@ -714,7 +693,37 @@
         <w:t xml:space="preserve"> </w:t>
       </w:r>
       <w:r>
-        <w:t xml:space="preserve">aciliyet kalıbı. 24 saat içinde, derhal — bu cümleyi gördüğün an dur.</w:t>
+        <w:t xml:space="preserve">aciliyet kalıbı.</w:t>
+      </w:r>
+      <w:r>
+        <w:t xml:space="preserve"> </w:t>
+      </w:r>
+      <w:r>
+        <w:t xml:space="preserve">‘24 saat içinde’</w:t>
+      </w:r>
+      <w:r>
+        <w:t xml:space="preserve">,</w:t>
+      </w:r>
+      <w:r>
+        <w:t xml:space="preserve"> </w:t>
+      </w:r>
+      <w:r>
+        <w:t xml:space="preserve">‘derhal’</w:t>
+      </w:r>
+      <w:r>
+        <w:t xml:space="preserve">,</w:t>
+      </w:r>
+      <w:r>
+        <w:t xml:space="preserve"> </w:t>
+      </w:r>
+      <w:r>
+        <w:t xml:space="preserve">‘hemen’</w:t>
+      </w:r>
+      <w:r>
+        <w:t xml:space="preserve"> </w:t>
+      </w:r>
+      <w:r>
+        <w:t xml:space="preserve">— bu kelimeler her zaman kırmızı bayraktır. Saldırgan düşünmeniz için zaman bırakmak istemez.</w:t>
       </w:r>
       <w:r>
         <w:t xml:space="preserve"> </w:t>
@@ -730,7 +739,23 @@
         <w:t xml:space="preserve"> </w:t>
       </w:r>
       <w:r>
-        <w:t xml:space="preserve">bilgi talebi. TC, kart, SMS kodu, 3D Secure — hiçbiri SMS linkinden istenmez.”</w:t>
+        <w:t xml:space="preserve">bilgi talebi. TC kimlik, kart numarası, SMS doğrulama kodu, 3D Secure onayı — devlet ve banka</w:t>
+      </w:r>
+      <w:r>
+        <w:t xml:space="preserve"> </w:t>
+      </w:r>
+      <w:r>
+        <w:rPr>
+          <w:b/>
+          <w:bCs/>
+        </w:rPr>
+        <w:t xml:space="preserve">hiçbir zaman</w:t>
+      </w:r>
+      <w:r>
+        <w:t xml:space="preserve"> </w:t>
+      </w:r>
+      <w:r>
+        <w:t xml:space="preserve">size SMS linki üzerinden bunları sormaz. Bu dört ipucundan sadece biri varsa: bir kez daha bakın. İkisi varsa: tıklamayın. Üçü varsa: doğrudan USOM’a ihbar edin.”</w:t>
       </w:r>
     </w:p>
     <w:p>
@@ -738,17 +763,7 @@
         <w:pStyle w:val="FirstParagraph"/>
       </w:pPr>
       <w:r>
-        <w:rPr>
-          <w:b/>
-          <w:bCs/>
-        </w:rPr>
-        <w:t xml:space="preserve">Yapılacak:</w:t>
-      </w:r>
-      <w:r>
-        <w:t xml:space="preserve"> </w:t>
-      </w:r>
-      <w:r>
-        <w:t xml:space="preserve">Slayt 4 ipucu otomatik sırayla açılıyor (her 1.5 sn). Her açılınca üzerine konuş.</w:t>
+        <w:t xml:space="preserve">Her ipucu açılırken üstüne konuş, slayt seninle senkronize akar.</w:t>
       </w:r>
     </w:p>
     <w:p>
@@ -770,58 +785,128 @@
     </w:p>
     <w:p>
       <w:pPr>
+        <w:pStyle w:val="FirstParagraph"/>
+      </w:pPr>
+      <w:r>
+        <w:t xml:space="preserve">Üç somut vaka — soyut konuşmaktan kaçıp gerçek isimler veriyoruz. Audience daha çok TurkNet’i veya Savcılık çetesini tanıyacak.</w:t>
+      </w:r>
+    </w:p>
+    <w:p>
+      <w:pPr>
         <w:pStyle w:val="BlockText"/>
       </w:pPr>
       <w:r>
-        <w:t xml:space="preserve">“Üç somut vaka.</w:t>
-      </w:r>
-      <w:r>
-        <w:t xml:space="preserve"> </w:t>
-      </w:r>
-      <w:r>
-        <w:rPr>
-          <w:b/>
-          <w:bCs/>
-        </w:rPr>
-        <w:t xml:space="preserve">TurkNet Mart 2025:</w:t>
-      </w:r>
-      <w:r>
-        <w:t xml:space="preserve"> </w:t>
-      </w:r>
-      <w:r>
-        <w:t xml:space="preserve">Şirket önce 244 bin abone sızdı dedi — gerçek 2,8 milyon. CEO’nun erişim bilgileri bile dump’taydı.</w:t>
-      </w:r>
-      <w:r>
-        <w:t xml:space="preserve"> </w:t>
-      </w:r>
-      <w:r>
-        <w:rPr>
-          <w:b/>
-          <w:bCs/>
-        </w:rPr>
-        <w:t xml:space="preserve">İstanbul-İzmir savcılık çetesi:</w:t>
-      </w:r>
-      <w:r>
-        <w:t xml:space="preserve"> </w:t>
-      </w:r>
-      <w:r>
-        <w:t xml:space="preserve">20 ilde operasyon, 85 gözaltı, 50 milyon TL vurgun.</w:t>
-      </w:r>
-      <w:r>
-        <w:t xml:space="preserve"> </w:t>
-      </w:r>
-      <w:r>
-        <w:rPr>
-          <w:b/>
-          <w:bCs/>
-        </w:rPr>
-        <w:t xml:space="preserve">Haziran 2025’te 16 milyar parolalık dump:</w:t>
-      </w:r>
-      <w:r>
-        <w:t xml:space="preserve"> </w:t>
-      </w:r>
-      <w:r>
-        <w:t xml:space="preserve">Türk devlet portallarının kayıtları Apple, Google, Facebook ile yan yana listedeydi. Tek bir tekrar kullanılan parola = bütün hesapların anahtarı.”</w:t>
+        <w:t xml:space="preserve">“Şimdi soyuttan somuta gelelim. Üç vaka, hepsi Türkiye’den, hepsi 2025.</w:t>
+      </w:r>
+      <w:r>
+        <w:t xml:space="preserve"> </w:t>
+      </w:r>
+      <w:r>
+        <w:rPr>
+          <w:b/>
+          <w:bCs/>
+        </w:rPr>
+        <w:t xml:space="preserve">Birincisi TurkNet, Mart 2025.</w:t>
+      </w:r>
+      <w:r>
+        <w:t xml:space="preserve"> </w:t>
+      </w:r>
+      <w:r>
+        <w:t xml:space="preserve">Şirket önce</w:t>
+      </w:r>
+      <w:r>
+        <w:t xml:space="preserve"> </w:t>
+      </w:r>
+      <w:r>
+        <w:t xml:space="preserve">‘sadece 244 bin abone’</w:t>
+      </w:r>
+      <w:r>
+        <w:t xml:space="preserve"> </w:t>
+      </w:r>
+      <w:r>
+        <w:t xml:space="preserve">diye basın açıklaması yaptı. Sızdırılan dump açıldığında gördük ki rakam 2 milyon 800 bin — 11 kat fazla. Ve dump’ın içinde CEO Cem Çelebiler’in sistem erişim bilgileri vardı.</w:t>
+      </w:r>
+      <w:r>
+        <w:t xml:space="preserve"> </w:t>
+      </w:r>
+      <w:r>
+        <w:rPr>
+          <w:b/>
+          <w:bCs/>
+        </w:rPr>
+        <w:t xml:space="preserve">Şirketler yalan söylüyor, ona alışmamız lazım.</w:t>
+      </w:r>
+      <w:r>
+        <w:t xml:space="preserve"> </w:t>
+      </w:r>
+      <w:r>
+        <w:rPr>
+          <w:b/>
+          <w:bCs/>
+        </w:rPr>
+        <w:t xml:space="preserve">İkincisi İstanbul-İzmir</w:t>
+      </w:r>
+      <w:r>
+        <w:rPr>
+          <w:b/>
+          <w:bCs/>
+        </w:rPr>
+        <w:t xml:space="preserve"> </w:t>
+      </w:r>
+      <w:r>
+        <w:rPr>
+          <w:b/>
+          <w:bCs/>
+        </w:rPr>
+        <w:t xml:space="preserve">‘Savcılık’</w:t>
+      </w:r>
+      <w:r>
+        <w:rPr>
+          <w:b/>
+          <w:bCs/>
+        </w:rPr>
+        <w:t xml:space="preserve"> </w:t>
+      </w:r>
+      <w:r>
+        <w:rPr>
+          <w:b/>
+          <w:bCs/>
+        </w:rPr>
+        <w:t xml:space="preserve">çetesi, 2025.</w:t>
+      </w:r>
+      <w:r>
+        <w:t xml:space="preserve"> </w:t>
+      </w:r>
+      <w:r>
+        <w:t xml:space="preserve">İstanbul Emniyeti Siber Suçlar birimi 20 ilde eşzamanlı operasyon yaptı: 85 gözaltı, 66 tutuklama, 50 milyon TL’lik vurgun. Repliği klasikti:</w:t>
+      </w:r>
+      <w:r>
+        <w:t xml:space="preserve"> </w:t>
+      </w:r>
+      <w:r>
+        <w:t xml:space="preserve">‘Adınız terör örgütüne karıştı, soruşturma açıldı, gözaltı kararı var.’</w:t>
+      </w:r>
+      <w:r>
+        <w:t xml:space="preserve"> </w:t>
+      </w:r>
+      <w:r>
+        <w:t xml:space="preserve">Bu kalıbı bilmek gerek.</w:t>
+      </w:r>
+      <w:r>
+        <w:t xml:space="preserve"> </w:t>
+      </w:r>
+      <w:r>
+        <w:rPr>
+          <w:b/>
+          <w:bCs/>
+        </w:rPr>
+        <w:t xml:space="preserve">Üçüncüsü 16 milyar parolalık dump, Haziran 2025.</w:t>
+      </w:r>
+      <w:r>
+        <w:t xml:space="preserve"> </w:t>
+      </w:r>
+      <w:r>
+        <w:t xml:space="preserve">Tarihin en büyüğü. Türk devlet portallarının kayıtları Apple, Google, Facebook ile aynı listede. Bunun anlamı şu: bir sitede sızıntıya uğrayan tekrar kullanılmış bir parola, ötekinin de anahtarıdır. Domino.”</w:t>
       </w:r>
     </w:p>
     <w:p>
@@ -832,13 +917,21 @@
       </w:r>
     </w:p>
     <w:bookmarkEnd w:id="16"/>
-    <w:bookmarkStart w:id="17" w:name="Xe2c418e9c660a5938c375927d11d51f6b2e82d2"/>
+    <w:bookmarkStart w:id="17" w:name="slayt-8-ai-ile-oltalama-2026-tehdidi"/>
     <w:p>
       <w:pPr>
         <w:pStyle w:val="Heading3"/>
       </w:pPr>
       <w:r>
-        <w:t xml:space="preserve">Slayt 8 · AI ile Oltalama · 2026 Tehdidi (YENİ)</w:t>
+        <w:t xml:space="preserve">Slayt 8 · AI ile Oltalama · 2026 Tehdidi</w:t>
+      </w:r>
+    </w:p>
+    <w:p>
+      <w:pPr>
+        <w:pStyle w:val="FirstParagraph"/>
+      </w:pPr>
+      <w:r>
+        <w:t xml:space="preserve">Bu yeni eklenen slayt 2026’nın değişimini anlatıyor. Eski yöntem ile yeni yöntem yan yana — solda 2020 versiyonu (bozuk Türkçe), sağda 2026 versiyonu (kusursuz AI).</w:t>
       </w:r>
     </w:p>
     <w:p>
@@ -846,7 +939,7 @@
         <w:pStyle w:val="BlockText"/>
       </w:pPr>
       <w:r>
-        <w:t xml:space="preserve">“Eskiden phishing’i bozuk Türkçeden anlardık.</w:t>
+        <w:t xml:space="preserve">“Eskiden phishing’i bozuk Türkçeden anlardık. Şu solda 2020 versiyonu:</w:t>
       </w:r>
       <w:r>
         <w:t xml:space="preserve"> </w:t>
@@ -858,55 +951,91 @@
         <w:t xml:space="preserve"> </w:t>
       </w:r>
       <w:r>
-        <w:t xml:space="preserve">— o gün geçti. Şimdi solda 2020 versiyonu, sağda 2026 versiyonu.</w:t>
-      </w:r>
-      <w:r>
-        <w:t xml:space="preserve"> </w:t>
-      </w:r>
-      <w:r>
-        <w:rPr>
-          <w:b/>
-          <w:bCs/>
-        </w:rPr>
-        <w:t xml:space="preserve">ChatGPT 5 saniyede kusursuz Türkçe üretiyor.</w:t>
-      </w:r>
-      <w:r>
-        <w:t xml:space="preserve"> </w:t>
-      </w:r>
-      <w:r>
-        <w:t xml:space="preserve">Üstelik sosyal medyandan toplanan veriyle e-posta</w:t>
-      </w:r>
-      <w:r>
-        <w:t xml:space="preserve"> </w:t>
-      </w:r>
-      <w:r>
-        <w:rPr>
-          <w:b/>
-          <w:bCs/>
-        </w:rPr>
-        <w:t xml:space="preserve">sana özel</w:t>
-      </w:r>
-      <w:r>
-        <w:t xml:space="preserve"> </w:t>
-      </w:r>
-      <w:r>
-        <w:t xml:space="preserve">hazırlanıyor — ismin, üniversiten, bölümün, hatta hocaların ismi. Artık yazımına değil,</w:t>
-      </w:r>
-      <w:r>
-        <w:t xml:space="preserve"> </w:t>
-      </w:r>
-      <w:r>
-        <w:rPr>
-          <w:b/>
-          <w:bCs/>
-        </w:rPr>
-        <w:t xml:space="preserve">isteğine</w:t>
-      </w:r>
-      <w:r>
-        <w:t xml:space="preserve"> </w:t>
-      </w:r>
-      <w:r>
-        <w:t xml:space="preserve">bak. Resmi kurum link tıklayıp şifre, IBAN ister mi? İstemez.”</w:t>
+        <w:t xml:space="preserve">—</w:t>
+      </w:r>
+      <w:r>
+        <w:t xml:space="preserve"> </w:t>
+      </w:r>
+      <w:r>
+        <w:t xml:space="preserve">‘lütfen’</w:t>
+      </w:r>
+      <w:r>
+        <w:t xml:space="preserve"> </w:t>
+      </w:r>
+      <w:r>
+        <w:t xml:space="preserve">yazmaya çalışmış,</w:t>
+      </w:r>
+      <w:r>
+        <w:t xml:space="preserve"> </w:t>
+      </w:r>
+      <w:r>
+        <w:t xml:space="preserve">‘lütfeb’</w:t>
+      </w:r>
+      <w:r>
+        <w:t xml:space="preserve"> </w:t>
+      </w:r>
+      <w:r>
+        <w:t xml:space="preserve">olmuş, imza yok, URL hacimsiz. Bu tür mailler kolay yakalanırdı. Şimdi sağdakine bakın — aynı tuzak, ama 2026 versiyonu.</w:t>
+      </w:r>
+      <w:r>
+        <w:t xml:space="preserve"> </w:t>
+      </w:r>
+      <w:r>
+        <w:t xml:space="preserve">‘Sayın Ahmet Yılmaz, Manisa Celal Bayar Üniversitesi 2026/2027 dönemi için tarafınıza Yüksek Lisans Bursu tahsis edilmiştir.’</w:t>
+      </w:r>
+      <w:r>
+        <w:t xml:space="preserve"> </w:t>
+      </w:r>
+      <w:r>
+        <w:t xml:space="preserve">Mükemmel Türkçe. Resmi imza. Hatta üniversitenin ismi doğru — çünkü ChatGPT veya benzeri bir araç bunu</w:t>
+      </w:r>
+      <w:r>
+        <w:t xml:space="preserve"> </w:t>
+      </w:r>
+      <w:r>
+        <w:rPr>
+          <w:b/>
+          <w:bCs/>
+        </w:rPr>
+        <w:t xml:space="preserve">5 saniyede</w:t>
+      </w:r>
+      <w:r>
+        <w:t xml:space="preserve"> </w:t>
+      </w:r>
+      <w:r>
+        <w:t xml:space="preserve">üretiyor. Üstelik sosyal medyandan ismin, bölümün, hatta tez hocanın adı çekiliyor, e-posta sana özel hazırlanıyor.</w:t>
+      </w:r>
+      <w:r>
+        <w:t xml:space="preserve"> </w:t>
+      </w:r>
+      <w:r>
+        <w:rPr>
+          <w:b/>
+          <w:bCs/>
+        </w:rPr>
+        <w:t xml:space="preserve">Eski ipuçlarımız işlemez oldu.</w:t>
+      </w:r>
+      <w:r>
+        <w:t xml:space="preserve"> </w:t>
+      </w:r>
+      <w:r>
+        <w:t xml:space="preserve">Yazımına bakma —</w:t>
+      </w:r>
+      <w:r>
+        <w:t xml:space="preserve"> </w:t>
+      </w:r>
+      <w:r>
+        <w:rPr>
+          <w:b/>
+          <w:bCs/>
+        </w:rPr>
+        <w:t xml:space="preserve">isteğine bak.</w:t>
+      </w:r>
+      <w:r>
+        <w:t xml:space="preserve"> </w:t>
+      </w:r>
+      <w:r>
+        <w:t xml:space="preserve">YÖK size mail yollayıp burs için link tıklayıp IBAN ister mi? Hayır. Resmi kurumun resmi kanalı vardır: e-Devlet, KYK uygulaması, telefon. Mail değil.”</w:t>
       </w:r>
     </w:p>
     <w:p>
@@ -914,17 +1043,7 @@
         <w:pStyle w:val="FirstParagraph"/>
       </w:pPr>
       <w:r>
-        <w:rPr>
-          <w:b/>
-          <w:bCs/>
-        </w:rPr>
-        <w:t xml:space="preserve">Yapılacak:</w:t>
-      </w:r>
-      <w:r>
-        <w:t xml:space="preserve"> </w:t>
-      </w:r>
-      <w:r>
-        <w:t xml:space="preserve">İki kart yan yana, audience’a 10 saniye bırak. Sağdakini okusunlar.</w:t>
+        <w:t xml:space="preserve">Audience’a sağdaki kartı okumaları için 10 saniye bırak.</w:t>
       </w:r>
     </w:p>
     <w:p>
@@ -935,13 +1054,21 @@
       </w:r>
     </w:p>
     <w:bookmarkEnd w:id="17"/>
-    <w:bookmarkStart w:id="18" w:name="slayt-9-hangisi-phishing-quiz-yeni"/>
+    <w:bookmarkStart w:id="18" w:name="slayt-9-hangisi-phishing-quiz"/>
     <w:p>
       <w:pPr>
         <w:pStyle w:val="Heading3"/>
       </w:pPr>
       <w:r>
-        <w:t xml:space="preserve">Slayt 9 · Hangisi Phishing? (Quiz) (YENİ)</w:t>
+        <w:t xml:space="preserve">Slayt 9 · Hangisi Phishing? (Quiz)</w:t>
+      </w:r>
+    </w:p>
+    <w:p>
+      <w:pPr>
+        <w:pStyle w:val="FirstParagraph"/>
+      </w:pPr>
+      <w:r>
+        <w:t xml:space="preserve">İlk audience testi. 4 e-posta var, 4 saniye sonra cevaplar açılıyor. Sus, izle.</w:t>
       </w:r>
     </w:p>
     <w:p>
@@ -949,31 +1076,107 @@
         <w:pStyle w:val="BlockText"/>
       </w:pPr>
       <w:r>
-        <w:t xml:space="preserve">“Sıra sende. 4 e-posta var. Hangisi sahte? 4 saniyen var, içinden seç. … Şimdi cevaplar açılıyor:</w:t>
-      </w:r>
-      <w:r>
-        <w:t xml:space="preserve"> </w:t>
-      </w:r>
-      <w:r>
+        <w:t xml:space="preserve">“Sıra sende. Şu dört e-postaya bak. Hangisi sahte? Dördünden birini değil — birden fazlasını da seçebilirsin. 4 saniyen var, içinden seç … [4 sn sus, audience gözleriyle quiz çözer] … Şimdi cevaplar açılıyor.</w:t>
+      </w:r>
+      <w:r>
+        <w:t xml:space="preserve"> </w:t>
+      </w:r>
+      <w:r>
+        <w:rPr>
+          <w:b/>
+          <w:bCs/>
+        </w:rPr>
+        <w:t xml:space="preserve">Birincisi</w:t>
+      </w:r>
+      <w:r>
+        <w:rPr>
+          <w:b/>
+          <w:bCs/>
+        </w:rPr>
+        <w:t xml:space="preserve"> </w:t>
+      </w:r>
+      <w:r>
+        <w:rPr>
+          <w:b/>
+          <w:bCs/>
+        </w:rPr>
         <w:t xml:space="preserve">‘no-reply@instagram.com’</w:t>
       </w:r>
       <w:r>
-        <w:t xml:space="preserve"> </w:t>
-      </w:r>
-      <w:r>
-        <w:t xml:space="preserve">gerçek — alan adı doğru.</w:t>
-      </w:r>
-      <w:r>
-        <w:t xml:space="preserve"> </w:t>
-      </w:r>
-      <w:r>
+        <w:rPr>
+          <w:b/>
+          <w:bCs/>
+        </w:rPr>
+        <w:t xml:space="preserve"> </w:t>
+      </w:r>
+      <w:r>
+        <w:rPr>
+          <w:b/>
+          <w:bCs/>
+        </w:rPr>
+        <w:t xml:space="preserve">— GERÇEK.</w:t>
+      </w:r>
+      <w:r>
+        <w:t xml:space="preserve"> </w:t>
+      </w:r>
+      <w:r>
+        <w:t xml:space="preserve">Alan adı doğru, içerik tipik bir giriş bildirimi. Bu e-posta gelirse</w:t>
+      </w:r>
+      <w:r>
+        <w:t xml:space="preserve"> </w:t>
+      </w:r>
+      <w:r>
+        <w:t xml:space="preserve">‘beğenmediyseniz şu butona basın’</w:t>
+      </w:r>
+      <w:r>
+        <w:t xml:space="preserve"> </w:t>
+      </w:r>
+      <w:r>
+        <w:t xml:space="preserve">diyebilir.</w:t>
+      </w:r>
+      <w:r>
+        <w:t xml:space="preserve"> </w:t>
+      </w:r>
+      <w:r>
+        <w:rPr>
+          <w:b/>
+          <w:bCs/>
+        </w:rPr>
+        <w:t xml:space="preserve">İkincisi</w:t>
+      </w:r>
+      <w:r>
+        <w:rPr>
+          <w:b/>
+          <w:bCs/>
+        </w:rPr>
+        <w:t xml:space="preserve"> </w:t>
+      </w:r>
+      <w:r>
+        <w:rPr>
+          <w:b/>
+          <w:bCs/>
+        </w:rPr>
         <w:t xml:space="preserve">‘destek@garanti-bbva-onay.com’</w:t>
       </w:r>
       <w:r>
-        <w:t xml:space="preserve"> </w:t>
-      </w:r>
-      <w:r>
-        <w:t xml:space="preserve">sahte — Garanti’nin alan adı garantibbva.com.tr,</w:t>
+        <w:rPr>
+          <w:b/>
+          <w:bCs/>
+        </w:rPr>
+        <w:t xml:space="preserve"> </w:t>
+      </w:r>
+      <w:r>
+        <w:rPr>
+          <w:b/>
+          <w:bCs/>
+        </w:rPr>
+        <w:t xml:space="preserve">— SAHTE.</w:t>
+      </w:r>
+      <w:r>
+        <w:t xml:space="preserve"> </w:t>
+      </w:r>
+      <w:r>
+        <w:t xml:space="preserve">Garanti’nin gerçek alan adı garantibbva.com.tr.</w:t>
       </w:r>
       <w:r>
         <w:t xml:space="preserve"> </w:t>
@@ -985,59 +1188,153 @@
         <w:t xml:space="preserve"> </w:t>
       </w:r>
       <w:r>
+        <w:t xml:space="preserve">bir saldırgan ekidir. Üstelik</w:t>
+      </w:r>
+      <w:r>
+        <w:t xml:space="preserve"> </w:t>
+      </w:r>
+      <w:r>
+        <w:t xml:space="preserve">‘ACİL — 24 saat içinde’</w:t>
+      </w:r>
+      <w:r>
+        <w:t xml:space="preserve"> </w:t>
+      </w:r>
+      <w:r>
+        <w:t xml:space="preserve">deyimi de kırmızı bayrak.</w:t>
+      </w:r>
+      <w:r>
+        <w:t xml:space="preserve"> </w:t>
+      </w:r>
+      <w:r>
+        <w:rPr>
+          <w:b/>
+          <w:bCs/>
+        </w:rPr>
+        <w:t xml:space="preserve">Üçüncüsü</w:t>
+      </w:r>
+      <w:r>
+        <w:rPr>
+          <w:b/>
+          <w:bCs/>
+        </w:rPr>
+        <w:t xml:space="preserve"> </w:t>
+      </w:r>
+      <w:r>
+        <w:rPr>
+          <w:b/>
+          <w:bCs/>
+        </w:rPr>
+        <w:t xml:space="preserve">‘bilgi@yok.gov.tr’</w:t>
+      </w:r>
+      <w:r>
+        <w:rPr>
+          <w:b/>
+          <w:bCs/>
+        </w:rPr>
+        <w:t xml:space="preserve"> </w:t>
+      </w:r>
+      <w:r>
+        <w:rPr>
+          <w:b/>
+          <w:bCs/>
+        </w:rPr>
+        <w:t xml:space="preserve">— GERÇEK.</w:t>
+      </w:r>
+      <w:r>
+        <w:t xml:space="preserve"> </w:t>
+      </w:r>
+      <w:r>
+        <w:t xml:space="preserve">Resmi .gov.tr alanı, akademik takvim bildirimi gibi olağan içerik.</w:t>
+      </w:r>
+      <w:r>
+        <w:t xml:space="preserve"> </w:t>
+      </w:r>
+      <w:r>
+        <w:rPr>
+          <w:b/>
+          <w:bCs/>
+        </w:rPr>
+        <w:t xml:space="preserve">Dördüncüsü</w:t>
+      </w:r>
+      <w:r>
+        <w:rPr>
+          <w:b/>
+          <w:bCs/>
+        </w:rPr>
+        <w:t xml:space="preserve"> </w:t>
+      </w:r>
+      <w:r>
+        <w:rPr>
+          <w:b/>
+          <w:bCs/>
+        </w:rPr>
+        <w:t xml:space="preserve">‘ceo@turknet-finans-acil.com’</w:t>
+      </w:r>
+      <w:r>
+        <w:rPr>
+          <w:b/>
+          <w:bCs/>
+        </w:rPr>
+        <w:t xml:space="preserve"> </w:t>
+      </w:r>
+      <w:r>
+        <w:rPr>
+          <w:b/>
+          <w:bCs/>
+        </w:rPr>
+        <w:t xml:space="preserve">— SAHTE.</w:t>
+      </w:r>
+      <w:r>
+        <w:t xml:space="preserve"> </w:t>
+      </w:r>
+      <w:r>
+        <w:t xml:space="preserve">Gerçek TurkNet alanı turknet.com.tr,</w:t>
+      </w:r>
+      <w:r>
+        <w:t xml:space="preserve"> </w:t>
+      </w:r>
+      <w:r>
+        <w:t xml:space="preserve">‘-finans-acil’</w:t>
+      </w:r>
+      <w:r>
+        <w:t xml:space="preserve"> </w:t>
+      </w:r>
+      <w:r>
         <w:t xml:space="preserve">uydurma.</w:t>
       </w:r>
       <w:r>
         <w:t xml:space="preserve"> </w:t>
       </w:r>
       <w:r>
-        <w:t xml:space="preserve">‘bilgi@yok.gov.tr’</w:t>
-      </w:r>
-      <w:r>
-        <w:t xml:space="preserve"> </w:t>
-      </w:r>
-      <w:r>
-        <w:t xml:space="preserve">gerçek — .gov.tr resmî.</w:t>
-      </w:r>
-      <w:r>
-        <w:t xml:space="preserve"> </w:t>
-      </w:r>
-      <w:r>
-        <w:t xml:space="preserve">‘ceo@turknet-finans-acil.com’</w:t>
-      </w:r>
-      <w:r>
-        <w:t xml:space="preserve"> </w:t>
-      </w:r>
-      <w:r>
-        <w:t xml:space="preserve">sahte — gerçek alan turknet.com.tr,</w:t>
-      </w:r>
-      <w:r>
-        <w:t xml:space="preserve"> </w:t>
-      </w:r>
-      <w:r>
-        <w:t xml:space="preserve">‘finans-acil’</w:t>
-      </w:r>
-      <w:r>
-        <w:t xml:space="preserve"> </w:t>
-      </w:r>
-      <w:r>
-        <w:t xml:space="preserve">eklentisi tipik whaling kalıbı.</w:t>
-      </w:r>
-      <w:r>
-        <w:t xml:space="preserve"> </w:t>
-      </w:r>
-      <w:r>
-        <w:rPr>
-          <w:b/>
-          <w:bCs/>
-        </w:rPr>
-        <w:t xml:space="preserve">Mantık:</w:t>
-      </w:r>
-      <w:r>
-        <w:t xml:space="preserve"> </w:t>
-      </w:r>
-      <w:r>
-        <w:t xml:space="preserve">alan adının kök kısmı her zaman sağda,</w:t>
+        <w:t xml:space="preserve">‘Bugün halletmen gereken transfer, gizli’</w:t>
+      </w:r>
+      <w:r>
+        <w:t xml:space="preserve"> </w:t>
+      </w:r>
+      <w:r>
+        <w:t xml:space="preserve">— bu kelime kombinasyonu Whaling kalıbı. Genel kural:</w:t>
+      </w:r>
+      <w:r>
+        <w:t xml:space="preserve"> </w:t>
+      </w:r>
+      <w:r>
+        <w:rPr>
+          <w:b/>
+          <w:bCs/>
+        </w:rPr>
+        <w:t xml:space="preserve">alan adının kök kısmı her zaman en sağdadır.</w:t>
+      </w:r>
+      <w:r>
+        <w:t xml:space="preserve"> </w:t>
+      </w:r>
+      <w:r>
+        <w:t xml:space="preserve">‘destek@garanti-bbva-onay.com’</w:t>
+      </w:r>
+      <w:r>
+        <w:t xml:space="preserve"> </w:t>
+      </w:r>
+      <w:r>
+        <w:t xml:space="preserve">okurken sağdan başla:</w:t>
       </w:r>
       <w:r>
         <w:t xml:space="preserve"> </w:t>
@@ -1049,19 +1346,37 @@
         <w:t xml:space="preserve"> </w:t>
       </w:r>
       <w:r>
-        <w:t xml:space="preserve">veya</w:t>
-      </w:r>
-      <w:r>
-        <w:t xml:space="preserve"> </w:t>
-      </w:r>
-      <w:r>
-        <w:t xml:space="preserve">‘.gov.tr’</w:t>
-      </w:r>
-      <w:r>
-        <w:t xml:space="preserve"> </w:t>
-      </w:r>
-      <w:r>
-        <w:t xml:space="preserve">hemen önce.”</w:t>
+        <w:t xml:space="preserve">önce, sonra</w:t>
+      </w:r>
+      <w:r>
+        <w:t xml:space="preserve"> </w:t>
+      </w:r>
+      <w:r>
+        <w:t xml:space="preserve">‘onay’</w:t>
+      </w:r>
+      <w:r>
+        <w:t xml:space="preserve">. Yani gerçek alan</w:t>
+      </w:r>
+      <w:r>
+        <w:t xml:space="preserve"> </w:t>
+      </w:r>
+      <w:r>
+        <w:t xml:space="preserve">‘onay.com’</w:t>
+      </w:r>
+      <w:r>
+        <w:t xml:space="preserve">,</w:t>
+      </w:r>
+      <w:r>
+        <w:t xml:space="preserve"> </w:t>
+      </w:r>
+      <w:r>
+        <w:t xml:space="preserve">‘garanti-bbva’</w:t>
+      </w:r>
+      <w:r>
+        <w:t xml:space="preserve"> </w:t>
+      </w:r>
+      <w:r>
+        <w:t xml:space="preserve">onun alt-domaini gibi gözüküyor.”</w:t>
       </w:r>
     </w:p>
     <w:p>
@@ -1069,17 +1384,7 @@
         <w:pStyle w:val="FirstParagraph"/>
       </w:pPr>
       <w:r>
-        <w:rPr>
-          <w:b/>
-          <w:bCs/>
-        </w:rPr>
-        <w:t xml:space="preserve">Yapılacak:</w:t>
-      </w:r>
-      <w:r>
-        <w:t xml:space="preserve"> </w:t>
-      </w:r>
-      <w:r>
-        <w:t xml:space="preserve">İlk 4 sn audience’a sus, tahmin etsinler. Reveal sonrası 3 sn daha.</w:t>
+        <w:t xml:space="preserve">4 saniye düşünme süresinde sus — bu kıymetli bir an. Reveal’dan sonra 30 saniye açıkla.</w:t>
       </w:r>
     </w:p>
     <w:p>
@@ -1117,10 +1422,18 @@
     </w:p>
     <w:p>
       <w:pPr>
+        <w:pStyle w:val="FirstParagraph"/>
+      </w:pPr>
+      <w:r>
+        <w:t xml:space="preserve">Şifreler bölümü stat kartlarıyla açılıyor. Dört rakam var.</w:t>
+      </w:r>
+    </w:p>
+    <w:p>
+      <w:pPr>
         <w:pStyle w:val="BlockText"/>
       </w:pPr>
       <w:r>
-        <w:t xml:space="preserve">“Birinden çalınırsa hepsi düşer. Birkaç rakam:</w:t>
+        <w:t xml:space="preserve">“Şimdi sebebini konuşalım: niye şifre bu kadar önemli. Çünkü tek şifre bir hesabı değil, bütün dijital hayatı tehdit ediyor — domino düşer. Birkaç rakam:</w:t>
       </w:r>
       <w:r>
         <w:t xml:space="preserve"> </w:t>
@@ -1132,7 +1445,36 @@
         <w:t xml:space="preserve"> </w:t>
       </w:r>
       <w:r>
-        <w:t xml:space="preserve">kırılma süresi 0,001 saniye. Kullanıcıların %83’ü aynı şifreyi birden çok yerde kullanıyor. Türkiye’de ortalama şifre uzunluğu sekiz karakter. 12 karışık karakter ise saldırgan için 3.000 yıl.”</w:t>
+        <w:t xml:space="preserve">parolasını saldırgan</w:t>
+      </w:r>
+      <w:r>
+        <w:t xml:space="preserve"> </w:t>
+      </w:r>
+      <w:r>
+        <w:rPr>
+          <w:b/>
+          <w:bCs/>
+        </w:rPr>
+        <w:t xml:space="preserve">0,001 saniyede</w:t>
+      </w:r>
+      <w:r>
+        <w:t xml:space="preserve"> </w:t>
+      </w:r>
+      <w:r>
+        <w:t xml:space="preserve">kırıyor. Kullanıcıların yüzde 83’ü aynı şifreyi birden çok yerde kullanıyor — yani bir sitede sızdı mı, hepsi sızmış oluyor. Türkiye’de ortalama şifre uzunluğu 8 karakter; bu çok az. Aynı şifreyi 12 karaktere çıkarıp karışık küme kullansak — küçük harf, büyük harf, rakam, sembol — saldırganın kırma süresi 3.000 yıla çıkıyor.</w:t>
+      </w:r>
+      <w:r>
+        <w:t xml:space="preserve"> </w:t>
+      </w:r>
+      <w:r>
+        <w:rPr>
+          <w:b/>
+          <w:bCs/>
+        </w:rPr>
+        <w:t xml:space="preserve">Sekiz karakter ile 12 karakter arasında dünya farkı var.</w:t>
+      </w:r>
+      <w:r>
+        <w:t xml:space="preserve">”</w:t>
       </w:r>
     </w:p>
     <w:p>
@@ -1154,88 +1496,143 @@
     </w:p>
     <w:p>
       <w:pPr>
+        <w:pStyle w:val="FirstParagraph"/>
+      </w:pPr>
+      <w:r>
+        <w:t xml:space="preserve">8 satırlık liste açılıyor: gerçek Türkiye top 8.</w:t>
+      </w:r>
+    </w:p>
+    <w:p>
+      <w:pPr>
         <w:pStyle w:val="BlockText"/>
       </w:pPr>
       <w:r>
-        <w:t xml:space="preserve">“Türkiye 2024–2025 listesi. Birinci</w:t>
-      </w:r>
-      <w:r>
-        <w:t xml:space="preserve"> </w:t>
-      </w:r>
-      <w:r>
+        <w:t xml:space="preserve">“Türkiye 2024–2025 listesi. NordPass ve diğer parola güvenliği şirketleri bunu her yıl yayınlar. Birinci sırada</w:t>
+      </w:r>
+      <w:r>
+        <w:t xml:space="preserve"> </w:t>
+      </w:r>
+      <w:r>
+        <w:rPr>
+          <w:b/>
+          <w:bCs/>
+        </w:rPr>
         <w:t xml:space="preserve">‘123456’</w:t>
       </w:r>
       <w:r>
-        <w:t xml:space="preserve">, sonra</w:t>
-      </w:r>
-      <w:r>
-        <w:t xml:space="preserve"> </w:t>
-      </w:r>
-      <w:r>
+        <w:t xml:space="preserve"> </w:t>
+      </w:r>
+      <w:r>
+        <w:t xml:space="preserve">— kırılma süresi bir saniyenin altında. İkinci</w:t>
+      </w:r>
+      <w:r>
+        <w:t xml:space="preserve"> </w:t>
+      </w:r>
+      <w:r>
+        <w:rPr>
+          <w:b/>
+          <w:bCs/>
+        </w:rPr>
         <w:t xml:space="preserve">‘123456789’</w:t>
       </w:r>
       <w:r>
-        <w:t xml:space="preserve">,</w:t>
-      </w:r>
-      <w:r>
-        <w:t xml:space="preserve"> </w:t>
-      </w:r>
-      <w:r>
+        <w:t xml:space="preserve"> </w:t>
+      </w:r>
+      <w:r>
+        <w:t xml:space="preserve">— aynı. Üçüncü</w:t>
+      </w:r>
+      <w:r>
+        <w:t xml:space="preserve"> </w:t>
+      </w:r>
+      <w:r>
+        <w:rPr>
+          <w:b/>
+          <w:bCs/>
+        </w:rPr>
         <w:t xml:space="preserve">‘password’</w:t>
       </w:r>
       <w:r>
-        <w:t xml:space="preserve">,</w:t>
-      </w:r>
-      <w:r>
-        <w:t xml:space="preserve"> </w:t>
-      </w:r>
-      <w:r>
+        <w:t xml:space="preserve">, dördüncü</w:t>
+      </w:r>
+      <w:r>
+        <w:t xml:space="preserve"> </w:t>
+      </w:r>
+      <w:r>
+        <w:rPr>
+          <w:b/>
+          <w:bCs/>
+        </w:rPr>
         <w:t xml:space="preserve">‘qwerty’</w:t>
       </w:r>
       <w:r>
-        <w:t xml:space="preserve">,</w:t>
-      </w:r>
-      <w:r>
-        <w:t xml:space="preserve"> </w:t>
-      </w:r>
-      <w:r>
+        <w:t xml:space="preserve">, beşinci</w:t>
+      </w:r>
+      <w:r>
+        <w:t xml:space="preserve"> </w:t>
+      </w:r>
+      <w:r>
+        <w:rPr>
+          <w:b/>
+          <w:bCs/>
+        </w:rPr>
         <w:t xml:space="preserve">‘111111’</w:t>
       </w:r>
       <w:r>
         <w:t xml:space="preserve"> </w:t>
       </w:r>
       <w:r>
-        <w:t xml:space="preserve">— hepsi 1 saniyenin altında. Altıncı ve yedinci sıra:</w:t>
-      </w:r>
-      <w:r>
-        <w:t xml:space="preserve"> </w:t>
-      </w:r>
-      <w:r>
+        <w:t xml:space="preserve">— hepsi</w:t>
+      </w:r>
+      <w:r>
+        <w:t xml:space="preserve"> </w:t>
+      </w:r>
+      <w:r>
+        <w:t xml:space="preserve">‘çok zayıf’</w:t>
+      </w:r>
+      <w:r>
+        <w:t xml:space="preserve"> </w:t>
+      </w:r>
+      <w:r>
+        <w:t xml:space="preserve">kategorisinde. Şimdi altıncıya bakın:</w:t>
+      </w:r>
+      <w:r>
+        <w:t xml:space="preserve"> </w:t>
+      </w:r>
+      <w:r>
+        <w:rPr>
+          <w:b/>
+          <w:bCs/>
+        </w:rPr>
         <w:t xml:space="preserve">‘fenerbahce’</w:t>
       </w:r>
       <w:r>
-        <w:t xml:space="preserve"> </w:t>
-      </w:r>
-      <w:r>
-        <w:t xml:space="preserve">ve</w:t>
-      </w:r>
-      <w:r>
-        <w:t xml:space="preserve"> </w:t>
-      </w:r>
-      <w:r>
+        <w:t xml:space="preserve">. Yedinci:</w:t>
+      </w:r>
+      <w:r>
+        <w:t xml:space="preserve"> </w:t>
+      </w:r>
+      <w:r>
+        <w:rPr>
+          <w:b/>
+          <w:bCs/>
+        </w:rPr>
         <w:t xml:space="preserve">‘galatasaray’</w:t>
       </w:r>
       <w:r>
-        <w:t xml:space="preserve">. Sonra</w:t>
-      </w:r>
-      <w:r>
-        <w:t xml:space="preserve"> </w:t>
-      </w:r>
-      <w:r>
+        <w:t xml:space="preserve">. Sekizinci:</w:t>
+      </w:r>
+      <w:r>
+        <w:t xml:space="preserve"> </w:t>
+      </w:r>
+      <w:r>
+        <w:rPr>
+          <w:b/>
+          <w:bCs/>
+        </w:rPr>
         <w:t xml:space="preserve">‘ankara1453’</w:t>
       </w:r>
       <w:r>
-        <w:t xml:space="preserve">. Listedeki herkesin şifresi var mı?”</w:t>
+        <w:t xml:space="preserve">. Türkiye’de en çok kullanılan ilk 10 şifrenin en az dördü kültürümüze ait. Saldırganın sözlüğünün başında bu kelimeler yazıyor. Liste her yıl güncellenir, içerik hep aynıdır. Soruyorum: bu listede sizin şifreniz var mı?”</w:t>
       </w:r>
     </w:p>
     <w:p>
@@ -1243,17 +1640,7 @@
         <w:pStyle w:val="FirstParagraph"/>
       </w:pPr>
       <w:r>
-        <w:rPr>
-          <w:b/>
-          <w:bCs/>
-        </w:rPr>
-        <w:t xml:space="preserve">Yapılacak:</w:t>
-      </w:r>
-      <w:r>
-        <w:t xml:space="preserve"> </w:t>
-      </w:r>
-      <w:r>
-        <w:t xml:space="preserve">5 saniye sus. Birkaç kişinin yüzünde</w:t>
+        <w:t xml:space="preserve">5 saniye sus. Salonda mutlaka</w:t>
       </w:r>
       <w:r>
         <w:t xml:space="preserve"> </w:t>
@@ -1265,7 +1652,13 @@
         <w:t xml:space="preserve"> </w:t>
       </w:r>
       <w:r>
-        <w:t xml:space="preserve">ifadesi göreceksin.</w:t>
+        <w:t xml:space="preserve">ifadesi göreceksin. Bir kişiyle göz temasıyla şaka yap:</w:t>
+      </w:r>
+      <w:r>
+        <w:t xml:space="preserve"> </w:t>
+      </w:r>
+      <w:r>
+        <w:t xml:space="preserve">“Bakış kaçırıyorsun — değiştireceksin değil mi?”</w:t>
       </w:r>
     </w:p>
     <w:p>
@@ -1287,12 +1680,46 @@
     </w:p>
     <w:p>
       <w:pPr>
+        <w:pStyle w:val="FirstParagraph"/>
+      </w:pPr>
+      <w:r>
+        <w:t xml:space="preserve">5 örnek şifre sırayla brute-force atılır, ekranda canlı kırma animasyonu var. Her bir şifre yaklaşık 6 saniye sürer, toplam 30 saniye.</w:t>
+      </w:r>
+    </w:p>
+    <w:p>
+      <w:pPr>
         <w:pStyle w:val="BlockText"/>
       </w:pPr>
       <w:r>
-        <w:t xml:space="preserve">“Beş örnek şifreyi sırayla saldırgana veriyoruz.</w:t>
-      </w:r>
-      <w:r>
+        <w:t xml:space="preserve">“Beş örnek şifreyi sırayla saldırgana veriyoruz. Yanda</w:t>
+      </w:r>
+      <w:r>
+        <w:t xml:space="preserve"> </w:t>
+      </w:r>
+      <w:r>
+        <w:t xml:space="preserve">‘brute-force ilerleme’</w:t>
+      </w:r>
+      <w:r>
+        <w:t xml:space="preserve"> </w:t>
+      </w:r>
+      <w:r>
+        <w:t xml:space="preserve">barı var, ekranda saldırganın denediği karakterler akıyor.</w:t>
+      </w:r>
+      <w:r>
+        <w:t xml:space="preserve"> </w:t>
+      </w:r>
+      <w:r>
+        <w:rPr>
+          <w:b/>
+          <w:bCs/>
+        </w:rPr>
+        <w:t xml:space="preserve">Birinci</w:t>
+      </w:r>
+      <w:r>
+        <w:rPr>
+          <w:b/>
+          <w:bCs/>
+        </w:rPr>
         <w:t xml:space="preserve"> </w:t>
       </w:r>
       <w:r>
@@ -1306,9 +1733,39 @@
         <w:t xml:space="preserve"> </w:t>
       </w:r>
       <w:r>
-        <w:t xml:space="preserve">— anında.</w:t>
-      </w:r>
-      <w:r>
+        <w:t xml:space="preserve">— kırıldı,</w:t>
+      </w:r>
+      <w:r>
+        <w:t xml:space="preserve"> </w:t>
+      </w:r>
+      <w:r>
+        <w:rPr>
+          <w:b/>
+          <w:bCs/>
+        </w:rPr>
+        <w:t xml:space="preserve">‘anında’</w:t>
+      </w:r>
+      <w:r>
+        <w:t xml:space="preserve"> </w:t>
+      </w:r>
+      <w:r>
+        <w:t xml:space="preserve">— 0,001 saniyenin altında.</w:t>
+      </w:r>
+      <w:r>
+        <w:t xml:space="preserve"> </w:t>
+      </w:r>
+      <w:r>
+        <w:rPr>
+          <w:b/>
+          <w:bCs/>
+        </w:rPr>
+        <w:t xml:space="preserve">İkinci</w:t>
+      </w:r>
+      <w:r>
+        <w:rPr>
+          <w:b/>
+          <w:bCs/>
+        </w:rPr>
         <w:t xml:space="preserve"> </w:t>
       </w:r>
       <w:r>
@@ -1322,9 +1779,36 @@
         <w:t xml:space="preserve"> </w:t>
       </w:r>
       <w:r>
-        <w:t xml:space="preserve">— 0,3 saniye.</w:t>
-      </w:r>
-      <w:r>
+        <w:t xml:space="preserve">— şehir adı artı plaka kodu, sözlük saldırısıyla</w:t>
+      </w:r>
+      <w:r>
+        <w:t xml:space="preserve"> </w:t>
+      </w:r>
+      <w:r>
+        <w:rPr>
+          <w:b/>
+          <w:bCs/>
+        </w:rPr>
+        <w:t xml:space="preserve">0,3 saniye</w:t>
+      </w:r>
+      <w:r>
+        <w:t xml:space="preserve">.</w:t>
+      </w:r>
+      <w:r>
+        <w:t xml:space="preserve"> </w:t>
+      </w:r>
+      <w:r>
+        <w:rPr>
+          <w:b/>
+          <w:bCs/>
+        </w:rPr>
+        <w:t xml:space="preserve">Üçüncü</w:t>
+      </w:r>
+      <w:r>
+        <w:rPr>
+          <w:b/>
+          <w:bCs/>
+        </w:rPr>
         <w:t xml:space="preserve"> </w:t>
       </w:r>
       <w:r>
@@ -1338,51 +1822,102 @@
         <w:t xml:space="preserve"> </w:t>
       </w:r>
       <w:r>
-        <w:t xml:space="preserve">— yedi dakika.</w:t>
-      </w:r>
-      <w:r>
-        <w:t xml:space="preserve"> </w:t>
-      </w:r>
-      <w:r>
-        <w:rPr>
-          <w:b/>
-          <w:bCs/>
-        </w:rPr>
-        <w:t xml:space="preserve">12 karışık karakter</w:t>
-      </w:r>
-      <w:r>
-        <w:t xml:space="preserve"> </w:t>
-      </w:r>
-      <w:r>
-        <w:t xml:space="preserve">— 3.000 yıl, saldırgan vazgeçer.</w:t>
-      </w:r>
-      <w:r>
-        <w:t xml:space="preserve"> </w:t>
-      </w:r>
-      <w:r>
-        <w:rPr>
-          <w:b/>
-          <w:bCs/>
-        </w:rPr>
-        <w:t xml:space="preserve">Cümle şifre</w:t>
-      </w:r>
-      <w:r>
-        <w:t xml:space="preserve"> </w:t>
-      </w:r>
-      <w:r>
-        <w:t xml:space="preserve">—</w:t>
-      </w:r>
-      <w:r>
-        <w:t xml:space="preserve"> </w:t>
-      </w:r>
-      <w:r>
+        <w:t xml:space="preserve">— sekiz karakter, karışık küme;</w:t>
+      </w:r>
+      <w:r>
+        <w:t xml:space="preserve"> </w:t>
+      </w:r>
+      <w:r>
+        <w:rPr>
+          <w:b/>
+          <w:bCs/>
+        </w:rPr>
+        <w:t xml:space="preserve">yedi dakika</w:t>
+      </w:r>
+      <w:r>
+        <w:t xml:space="preserve">, bir kahve molası.</w:t>
+      </w:r>
+      <w:r>
+        <w:t xml:space="preserve"> </w:t>
+      </w:r>
+      <w:r>
+        <w:rPr>
+          <w:b/>
+          <w:bCs/>
+        </w:rPr>
+        <w:t xml:space="preserve">Dördüncü 12 karışık karakter</w:t>
+      </w:r>
+      <w:r>
+        <w:t xml:space="preserve"> </w:t>
+      </w:r>
+      <w:r>
+        <w:t xml:space="preserve">— saldırganın hesabı</w:t>
+      </w:r>
+      <w:r>
+        <w:t xml:space="preserve"> </w:t>
+      </w:r>
+      <w:r>
+        <w:rPr>
+          <w:b/>
+          <w:bCs/>
+        </w:rPr>
+        <w:t xml:space="preserve">3.000 yıl</w:t>
+      </w:r>
+      <w:r>
+        <w:t xml:space="preserve">.</w:t>
+      </w:r>
+      <w:r>
+        <w:t xml:space="preserve"> </w:t>
+      </w:r>
+      <w:r>
+        <w:rPr>
+          <w:b/>
+          <w:bCs/>
+        </w:rPr>
+        <w:t xml:space="preserve">Vazgeçer.</w:t>
+      </w:r>
+      <w:r>
+        <w:t xml:space="preserve"> </w:t>
+      </w:r>
+      <w:r>
+        <w:rPr>
+          <w:b/>
+          <w:bCs/>
+        </w:rPr>
+        <w:t xml:space="preserve">Beşinci, cümle şifre</w:t>
+      </w:r>
+      <w:r>
+        <w:rPr>
+          <w:b/>
+          <w:bCs/>
+        </w:rPr>
+        <w:t xml:space="preserve"> </w:t>
+      </w:r>
+      <w:r>
+        <w:rPr>
+          <w:b/>
+          <w:bCs/>
+        </w:rPr>
         <w:t xml:space="preserve">‘Manisa-uzumleri-2026!’</w:t>
       </w:r>
       <w:r>
         <w:t xml:space="preserve"> </w:t>
       </w:r>
       <w:r>
-        <w:t xml:space="preserve">— sonsuz. Fark ettiniz mi? Uzunluk + farklı karakter = bambaşka bir oyun.”</w:t>
+        <w:t xml:space="preserve">— uzunluk artar, karakter çeşitliliği artar; saldırgan için</w:t>
+      </w:r>
+      <w:r>
+        <w:t xml:space="preserve"> </w:t>
+      </w:r>
+      <w:r>
+        <w:rPr>
+          <w:b/>
+          <w:bCs/>
+        </w:rPr>
+        <w:t xml:space="preserve">sonsuz</w:t>
+      </w:r>
+      <w:r>
+        <w:t xml:space="preserve">. Üstelik bu şifreyi hatırlamak çok kolay. Yine fark ettiniz mi? Uzunluk + farklı karakter kümeleri = bambaşka bir oyun.”</w:t>
       </w:r>
     </w:p>
     <w:p>
@@ -1390,17 +1925,7 @@
         <w:pStyle w:val="FirstParagraph"/>
       </w:pPr>
       <w:r>
-        <w:rPr>
-          <w:b/>
-          <w:bCs/>
-        </w:rPr>
-        <w:t xml:space="preserve">Yapılacak:</w:t>
-      </w:r>
-      <w:r>
-        <w:t xml:space="preserve"> </w:t>
-      </w:r>
-      <w:r>
-        <w:t xml:space="preserve">Animasyon ~30 saniye, kendi başına oynar.</w:t>
+        <w:t xml:space="preserve">Animasyon kendi başına oynar. Sen her ekran değişiminde tek cümle söyle, beraber akın.</w:t>
       </w:r>
     </w:p>
     <w:p>
@@ -1422,38 +1947,74 @@
     </w:p>
     <w:p>
       <w:pPr>
+        <w:pStyle w:val="FirstParagraph"/>
+      </w:pPr>
+      <w:r>
+        <w:t xml:space="preserve">Sunumun en interaktif anlarından biri. Audience telefonunu çıkarır, QR’ı tarar, kendi kullandığı bir şifreyi yazar. Şifre</w:t>
+      </w:r>
+      <w:r>
+        <w:t xml:space="preserve"> </w:t>
+      </w:r>
+      <w:r>
+        <w:rPr>
+          <w:b/>
+          <w:bCs/>
+        </w:rPr>
+        <w:t xml:space="preserve">sunucuya gitmez</w:t>
+      </w:r>
+      <w:r>
+        <w:t xml:space="preserve"> </w:t>
+      </w:r>
+      <w:r>
+        <w:t xml:space="preserve">— sadece uzunluk, entropi, kırılma süresi ekrana yansır.</w:t>
+      </w:r>
+    </w:p>
+    <w:p>
+      <w:pPr>
         <w:pStyle w:val="BlockText"/>
       </w:pPr>
       <w:r>
-        <w:t xml:space="preserve">“Şimdi sıra sende. QR’ı tarat, kendi kullandığın bir şifreyi yaz —</w:t>
-      </w:r>
-      <w:r>
-        <w:t xml:space="preserve"> </w:t>
-      </w:r>
-      <w:r>
-        <w:rPr>
-          <w:b/>
-          <w:bCs/>
-        </w:rPr>
-        <w:t xml:space="preserve">gerçek şifre ekrana yansımıyor</w:t>
-      </w:r>
-      <w:r>
-        <w:t xml:space="preserve"> </w:t>
-      </w:r>
-      <w:r>
-        <w:t xml:space="preserve">— sadece uzunluğu, gücü ve sızıntıda olup olmadığı yansıyor.</w:t>
-      </w:r>
-      <w:r>
-        <w:t xml:space="preserve"> </w:t>
-      </w:r>
-      <w:r>
-        <w:t xml:space="preserve">‘Sonucu ekrana yansıt’</w:t>
-      </w:r>
-      <w:r>
-        <w:t xml:space="preserve"> </w:t>
-      </w:r>
-      <w:r>
-        <w:t xml:space="preserve">butonuna bas. Bekleyelim.”</w:t>
+        <w:t xml:space="preserve">“Şimdi sıra sende. Telefonunu çıkar, QR’ı tara. Karşına bir ekran çıkacak —</w:t>
+      </w:r>
+      <w:r>
+        <w:t xml:space="preserve"> </w:t>
+      </w:r>
+      <w:r>
+        <w:t xml:space="preserve">‘Şifre Testi’</w:t>
+      </w:r>
+      <w:r>
+        <w:t xml:space="preserve"> </w:t>
+      </w:r>
+      <w:r>
+        <w:t xml:space="preserve">diyor. Lütfen kendi kullandığın bir şifreyi yaz. Endişelenme:</w:t>
+      </w:r>
+      <w:r>
+        <w:t xml:space="preserve"> </w:t>
+      </w:r>
+      <w:r>
+        <w:rPr>
+          <w:b/>
+          <w:bCs/>
+        </w:rPr>
+        <w:t xml:space="preserve">gerçek şifre bize hiç gelmiyor.</w:t>
+      </w:r>
+      <w:r>
+        <w:t xml:space="preserve"> </w:t>
+      </w:r>
+      <w:r>
+        <w:t xml:space="preserve">Sadece kaç karakter, ne kadar karışık, kırılma süresi ne — bunları hesaplıyoruz. Bilinen sızıntılardaysa onu da gösteriyoruz.</w:t>
+      </w:r>
+      <w:r>
+        <w:t xml:space="preserve"> </w:t>
+      </w:r>
+      <w:r>
+        <w:t xml:space="preserve">‘Sonucu Ekrana Yansıt’</w:t>
+      </w:r>
+      <w:r>
+        <w:t xml:space="preserve"> </w:t>
+      </w:r>
+      <w:r>
+        <w:t xml:space="preserve">butonuna bas. Birkaç dakika bekleyelim, salondaki şifreler ekrana akacak.”</w:t>
       </w:r>
     </w:p>
     <w:p>
@@ -1461,17 +2022,7 @@
         <w:pStyle w:val="FirstParagraph"/>
       </w:pPr>
       <w:r>
-        <w:rPr>
-          <w:b/>
-          <w:bCs/>
-        </w:rPr>
-        <w:t xml:space="preserve">Yapılacak:</w:t>
-      </w:r>
-      <w:r>
-        <w:t xml:space="preserve"> </w:t>
-      </w:r>
-      <w:r>
-        <w:t xml:space="preserve">İlk testin gelmesini bekle (10–20 sn). Boşluğa basınca</w:t>
+        <w:t xml:space="preserve">Bekle. 10-30 saniye içinde ilk testler gelmeye başlar. Sayaç artar. Yeterli sayıda test geldiğinde (5-10 kişi), boşluk tuşuna basıp</w:t>
       </w:r>
       <w:r>
         <w:t xml:space="preserve"> </w:t>
@@ -1484,32 +2035,68 @@
         <w:t xml:space="preserve">reveal fazı</w:t>
       </w:r>
       <w:r>
-        <w:t xml:space="preserve"> </w:t>
-      </w:r>
-      <w:r>
-        <w:t xml:space="preserve">açılır.</w:t>
-      </w:r>
-      <w:r>
-        <w:t xml:space="preserve"> </w:t>
-      </w:r>
-      <w:r>
-        <w:t xml:space="preserve">“İşte bunlar sizin şifreleriniz — gerçek phishing sayfası şifrenin</w:t>
-      </w:r>
-      <w:r>
-        <w:t xml:space="preserve"> </w:t>
-      </w:r>
-      <w:r>
-        <w:rPr>
-          <w:b/>
-          <w:bCs/>
-        </w:rPr>
-        <w:t xml:space="preserve">kendisini</w:t>
-      </w:r>
-      <w:r>
-        <w:t xml:space="preserve"> </w:t>
-      </w:r>
-      <w:r>
-        <w:t xml:space="preserve">de alır.”</w:t>
+        <w:t xml:space="preserve">na geç:</w:t>
+      </w:r>
+    </w:p>
+    <w:p>
+      <w:pPr>
+        <w:pStyle w:val="BlockText"/>
+      </w:pPr>
+      <w:r>
+        <w:t xml:space="preserve">“Bakın bunlar şu an siz olarak gönderdiğiniz şifrelerin parmak izleri. Kalınlık, uzunluk, renk — hepsi şifrenin gücünü gösteriyor. Bazıları kırmızı: kırılma süresi 1 saniyenin altında. Yeşilller: sağlam. Şu an buradayız çünkü ben sadece</w:t>
+      </w:r>
+      <w:r>
+        <w:t xml:space="preserve"> </w:t>
+      </w:r>
+      <w:r>
+        <w:rPr>
+          <w:b/>
+          <w:bCs/>
+        </w:rPr>
+        <w:t xml:space="preserve">parmak izini</w:t>
+      </w:r>
+      <w:r>
+        <w:t xml:space="preserve"> </w:t>
+      </w:r>
+      <w:r>
+        <w:t xml:space="preserve">istedim. Yarın sahte bir Garanti girişi olsa, şifrenin</w:t>
+      </w:r>
+      <w:r>
+        <w:t xml:space="preserve"> </w:t>
+      </w:r>
+      <w:r>
+        <w:rPr>
+          <w:b/>
+          <w:bCs/>
+        </w:rPr>
+        <w:t xml:space="preserve">tam halini</w:t>
+      </w:r>
+      <w:r>
+        <w:t xml:space="preserve"> </w:t>
+      </w:r>
+      <w:r>
+        <w:t xml:space="preserve">alırdı.</w:t>
+      </w:r>
+      <w:r>
+        <w:t xml:space="preserve"> </w:t>
+      </w:r>
+      <w:r>
+        <w:rPr>
+          <w:b/>
+          <w:bCs/>
+        </w:rPr>
+        <w:t xml:space="preserve">Bu ders bedavaya geldi.</w:t>
+      </w:r>
+      <w:r>
+        <w:t xml:space="preserve">”</w:t>
+      </w:r>
+    </w:p>
+    <w:p>
+      <w:pPr>
+        <w:pStyle w:val="FirstParagraph"/>
+      </w:pPr>
+      <w:r>
+        <w:t xml:space="preserve">Bu bölümde acele etme — 60-90 saniye. Audience canlı sonucu gördükçe sunuma dahil oluyor.</w:t>
       </w:r>
     </w:p>
     <w:p>
@@ -1537,26 +2124,39 @@
     </w:p>
     <w:p>
       <w:pPr>
+        <w:pStyle w:val="FirstParagraph"/>
+      </w:pPr>
+      <w:r>
+        <w:t xml:space="preserve">Slayt tek satırlık vurgu cümlesi. Önceki sayfayı tekrar tetikle.</w:t>
+      </w:r>
+    </w:p>
+    <w:p>
+      <w:pPr>
         <w:pStyle w:val="BlockText"/>
       </w:pPr>
       <w:r>
-        <w:t xml:space="preserve">“Az önceki sayfaya güvendiniz. Ben sadece parmak izini aldım. Yarın sahte bir Garanti girişi olsa — şifrenin</w:t>
-      </w:r>
-      <w:r>
-        <w:t xml:space="preserve"> </w:t>
-      </w:r>
-      <w:r>
-        <w:rPr>
-          <w:b/>
-          <w:bCs/>
-        </w:rPr>
-        <w:t xml:space="preserve">tam halini</w:t>
-      </w:r>
-      <w:r>
-        <w:t xml:space="preserve"> </w:t>
-      </w:r>
-      <w:r>
-        <w:t xml:space="preserve">alırdı. Bu ders bedavaya geldi.”</w:t>
+        <w:t xml:space="preserve">“Şu cümleyi bir saniye düşünün. Sizi tanımıyorum, şu salonun büyük çoğunluğu beni de tanımıyor. Ama az önce hepiniz benim sayfama şifrenizi yazdınız. Bir QR taradınız diye. Ben sadece parmak izini aldım, ama gerçek bir saldırgan şifrenin kendisini alırdı.</w:t>
+      </w:r>
+      <w:r>
+        <w:t xml:space="preserve"> </w:t>
+      </w:r>
+      <w:r>
+        <w:rPr>
+          <w:b/>
+          <w:bCs/>
+        </w:rPr>
+        <w:t xml:space="preserve">İşte phishing budur.</w:t>
+      </w:r>
+      <w:r>
+        <w:t xml:space="preserve">”</w:t>
+      </w:r>
+    </w:p>
+    <w:p>
+      <w:pPr>
+        <w:pStyle w:val="FirstParagraph"/>
+      </w:pPr>
+      <w:r>
+        <w:t xml:space="preserve">10 saniye duraksa.</w:t>
       </w:r>
     </w:p>
     <w:p>
@@ -1578,26 +2178,104 @@
     </w:p>
     <w:p>
       <w:pPr>
+        <w:pStyle w:val="FirstParagraph"/>
+      </w:pPr>
+      <w:r>
+        <w:t xml:space="preserve">Çözüm slaydı — iki sütun, Yapmayın / Yapın.</w:t>
+      </w:r>
+    </w:p>
+    <w:p>
+      <w:pPr>
         <w:pStyle w:val="BlockText"/>
       </w:pPr>
       <w:r>
-        <w:t xml:space="preserve">“Sol taraf yapmayın: aynı parola, doğum tarihi, takım adı, monitör kenarında sticky note. SMS 2FA tek başına güvenli değil — SIM swap saldırısı 5 dakikada hesabına girer. Sağ taraf yapın: cümle-şifre. Her hesaba farklı parola →</w:t>
-      </w:r>
-      <w:r>
-        <w:t xml:space="preserve"> </w:t>
-      </w:r>
-      <w:r>
-        <w:rPr>
-          <w:b/>
-          <w:bCs/>
-        </w:rPr>
-        <w:t xml:space="preserve">şifre yöneticisi</w:t>
-      </w:r>
-      <w:r>
-        <w:t xml:space="preserve"> </w:t>
-      </w:r>
-      <w:r>
-        <w:t xml:space="preserve">kullan: 1Password, Bitwarden veya Apple/Google parolaları. Authenticator uygulaması. Kritik hesaplarda passkey.”</w:t>
+        <w:t xml:space="preserve">“Şimdi çözüm. Sol taraf yapmamanız gerekenler. Aynı parolayı her sitede kullanmak — her sızıntı domino. Doğum tarihi, ad-soyad, takım adı — saldırganın sözlüğünde. Monitör kenarında sticky note — temizlikçi de görür, kameralı toplantıda da. SMS 2FA tek başına — SIM swap saldırısıyla 5 dakikada hesabınıza girerler, anlatacağım. Sağ taraf yapmanız gerekenler.</w:t>
+      </w:r>
+      <w:r>
+        <w:t xml:space="preserve"> </w:t>
+      </w:r>
+      <w:r>
+        <w:rPr>
+          <w:b/>
+          <w:bCs/>
+        </w:rPr>
+        <w:t xml:space="preserve">Cümle-şifre kullan:</w:t>
+      </w:r>
+      <w:r>
+        <w:t xml:space="preserve"> </w:t>
+      </w:r>
+      <w:r>
+        <w:t xml:space="preserve">‘Manisa-üzümleri-2026-tatlı!’</w:t>
+      </w:r>
+      <w:r>
+        <w:t xml:space="preserve"> </w:t>
+      </w:r>
+      <w:r>
+        <w:t xml:space="preserve">— hem uzun, hem hatırlanır, hem güçlü.</w:t>
+      </w:r>
+      <w:r>
+        <w:t xml:space="preserve"> </w:t>
+      </w:r>
+      <w:r>
+        <w:rPr>
+          <w:b/>
+          <w:bCs/>
+        </w:rPr>
+        <w:t xml:space="preserve">Her hesaba farklı parola</w:t>
+      </w:r>
+      <w:r>
+        <w:t xml:space="preserve"> </w:t>
+      </w:r>
+      <w:r>
+        <w:t xml:space="preserve">— hatırlamak imkânsız, o yüzden</w:t>
+      </w:r>
+      <w:r>
+        <w:t xml:space="preserve"> </w:t>
+      </w:r>
+      <w:r>
+        <w:rPr>
+          <w:b/>
+          <w:bCs/>
+        </w:rPr>
+        <w:t xml:space="preserve">şifre yöneticisi kullan.</w:t>
+      </w:r>
+      <w:r>
+        <w:t xml:space="preserve"> </w:t>
+      </w:r>
+      <w:r>
+        <w:t xml:space="preserve">1Password, Bitwarden, Apple/Google Parolaları — hepsi ücretsiz başlıyor.</w:t>
+      </w:r>
+      <w:r>
+        <w:t xml:space="preserve"> </w:t>
+      </w:r>
+      <w:r>
+        <w:rPr>
+          <w:b/>
+          <w:bCs/>
+        </w:rPr>
+        <w:t xml:space="preserve">Authenticator uygulaması</w:t>
+      </w:r>
+      <w:r>
+        <w:t xml:space="preserve"> </w:t>
+      </w:r>
+      <w:r>
+        <w:t xml:space="preserve">— Google Authenticator, Microsoft Authenticator, Authy. SMS değil, bu uygulamalar.</w:t>
+      </w:r>
+      <w:r>
+        <w:t xml:space="preserve"> </w:t>
+      </w:r>
+      <w:r>
+        <w:rPr>
+          <w:b/>
+          <w:bCs/>
+        </w:rPr>
+        <w:t xml:space="preserve">Kritik hesaplarda passkey veya donanım anahtarı</w:t>
+      </w:r>
+      <w:r>
+        <w:t xml:space="preserve"> </w:t>
+      </w:r>
+      <w:r>
+        <w:t xml:space="preserve">— YubiKey gibi.”</w:t>
       </w:r>
     </w:p>
     <w:p>
@@ -1632,7 +2310,23 @@
         <w:pStyle w:val="BlockText"/>
       </w:pPr>
       <w:r>
-        <w:t xml:space="preserve">“Güvenlik duvarı geçilemiyorsa, kullanıcı ikna edilir. İnsanlar hacklenmez — ikna edilir.”</w:t>
+        <w:t xml:space="preserve">“Şimdi konunun en insani kısmı. Güvenlik duvarını saldırgan geçemiyorsa ne yapar?</w:t>
+      </w:r>
+      <w:r>
+        <w:t xml:space="preserve"> </w:t>
+      </w:r>
+      <w:r>
+        <w:rPr>
+          <w:b/>
+          <w:bCs/>
+        </w:rPr>
+        <w:t xml:space="preserve">Kullanıcıyı ikna eder.</w:t>
+      </w:r>
+      <w:r>
+        <w:t xml:space="preserve"> </w:t>
+      </w:r>
+      <w:r>
+        <w:t xml:space="preserve">İnsanlar hacklenmez — ikna edilir. Sosyal mühendislik bunun adı.”</w:t>
       </w:r>
     </w:p>
     <w:p>
@@ -1657,96 +2351,127 @@
         <w:pStyle w:val="BlockText"/>
       </w:pPr>
       <w:r>
-        <w:t xml:space="preserve">“Beş silah var, hepsi her dolandırıcılıkta vardır.</w:t>
-      </w:r>
-      <w:r>
-        <w:t xml:space="preserve"> </w:t>
-      </w:r>
-      <w:r>
-        <w:rPr>
-          <w:b/>
-          <w:bCs/>
-        </w:rPr>
-        <w:t xml:space="preserve">Aciliyet:</w:t>
-      </w:r>
-      <w:r>
-        <w:t xml:space="preserve"> </w:t>
-      </w:r>
-      <w:r>
-        <w:t xml:space="preserve">‘şimdi yapmazsan kaybedeceksin’</w:t>
-      </w:r>
-      <w:r>
-        <w:t xml:space="preserve">.</w:t>
-      </w:r>
-      <w:r>
-        <w:t xml:space="preserve"> </w:t>
-      </w:r>
-      <w:r>
-        <w:rPr>
-          <w:b/>
-          <w:bCs/>
-        </w:rPr>
-        <w:t xml:space="preserve">Otorite:</w:t>
-      </w:r>
-      <w:r>
-        <w:t xml:space="preserve"> </w:t>
-      </w:r>
-      <w:r>
-        <w:t xml:space="preserve">savcı, polis, banka müdürü.</w:t>
-      </w:r>
-      <w:r>
-        <w:t xml:space="preserve"> </w:t>
-      </w:r>
-      <w:r>
-        <w:rPr>
-          <w:b/>
-          <w:bCs/>
-        </w:rPr>
-        <w:t xml:space="preserve">Korku:</w:t>
-      </w:r>
-      <w:r>
-        <w:t xml:space="preserve"> </w:t>
-      </w:r>
-      <w:r>
-        <w:t xml:space="preserve">hesabın kapanacak.</w:t>
-      </w:r>
-      <w:r>
-        <w:t xml:space="preserve"> </w:t>
-      </w:r>
-      <w:r>
-        <w:rPr>
-          <w:b/>
-          <w:bCs/>
-        </w:rPr>
-        <w:t xml:space="preserve">Ödül:</w:t>
-      </w:r>
-      <w:r>
-        <w:t xml:space="preserve"> </w:t>
-      </w:r>
-      <w:r>
-        <w:t xml:space="preserve">‘iPhone kazandın’</w:t>
-      </w:r>
-      <w:r>
-        <w:t xml:space="preserve">.</w:t>
-      </w:r>
-      <w:r>
-        <w:t xml:space="preserve"> </w:t>
-      </w:r>
-      <w:r>
-        <w:rPr>
-          <w:b/>
-          <w:bCs/>
-        </w:rPr>
-        <w:t xml:space="preserve">Güven:</w:t>
-      </w:r>
-      <w:r>
-        <w:t xml:space="preserve"> </w:t>
-      </w:r>
-      <w:r>
-        <w:t xml:space="preserve">‘tanıdığım, akraban’</w:t>
-      </w:r>
-      <w:r>
-        <w:t xml:space="preserve">. Bir mesajda iki silah varsa: dur. Üç silah varsa: ihbar.”</w:t>
+        <w:t xml:space="preserve">“Saldırganın elinde beş silah var ve hepsi her dolandırıcılıkta bulunur. Sadece sırası ve yoğunluğu değişir.</w:t>
+      </w:r>
+      <w:r>
+        <w:t xml:space="preserve"> </w:t>
+      </w:r>
+      <w:r>
+        <w:rPr>
+          <w:b/>
+          <w:bCs/>
+        </w:rPr>
+        <w:t xml:space="preserve">Birinci, aciliyet:</w:t>
+      </w:r>
+      <w:r>
+        <w:t xml:space="preserve"> </w:t>
+      </w:r>
+      <w:r>
+        <w:t xml:space="preserve">‘Şimdi yapmazsan kaybedeceksin’</w:t>
+      </w:r>
+      <w:r>
+        <w:t xml:space="preserve"> </w:t>
+      </w:r>
+      <w:r>
+        <w:t xml:space="preserve">— kararı düşünmeden vermen için zaman bırakmaz.</w:t>
+      </w:r>
+      <w:r>
+        <w:t xml:space="preserve"> </w:t>
+      </w:r>
+      <w:r>
+        <w:rPr>
+          <w:b/>
+          <w:bCs/>
+        </w:rPr>
+        <w:t xml:space="preserve">İkinci, otorite:</w:t>
+      </w:r>
+      <w:r>
+        <w:t xml:space="preserve"> </w:t>
+      </w:r>
+      <w:r>
+        <w:t xml:space="preserve">savcı, polis, banka müdürü, BTK, müdür. Audience tartışmasız bir figürün gücünü kullanır.</w:t>
+      </w:r>
+      <w:r>
+        <w:t xml:space="preserve"> </w:t>
+      </w:r>
+      <w:r>
+        <w:rPr>
+          <w:b/>
+          <w:bCs/>
+        </w:rPr>
+        <w:t xml:space="preserve">Üçüncü, korku:</w:t>
+      </w:r>
+      <w:r>
+        <w:t xml:space="preserve"> </w:t>
+      </w:r>
+      <w:r>
+        <w:t xml:space="preserve">‘Hesabın kapanacak, suç işledin, kazaya karıştın’</w:t>
+      </w:r>
+      <w:r>
+        <w:t xml:space="preserve"> </w:t>
+      </w:r>
+      <w:r>
+        <w:t xml:space="preserve">— beynin mantıktan duyguya kayar.</w:t>
+      </w:r>
+      <w:r>
+        <w:t xml:space="preserve"> </w:t>
+      </w:r>
+      <w:r>
+        <w:rPr>
+          <w:b/>
+          <w:bCs/>
+        </w:rPr>
+        <w:t xml:space="preserve">Dördüncü, ödül:</w:t>
+      </w:r>
+      <w:r>
+        <w:t xml:space="preserve"> </w:t>
+      </w:r>
+      <w:r>
+        <w:t xml:space="preserve">‘iPhone kazandın, kargo ücreti yatır.’</w:t>
+      </w:r>
+      <w:r>
+        <w:t xml:space="preserve"> </w:t>
+      </w:r>
+      <w:r>
+        <w:t xml:space="preserve">Açgözlülüğe oynar.</w:t>
+      </w:r>
+      <w:r>
+        <w:t xml:space="preserve"> </w:t>
+      </w:r>
+      <w:r>
+        <w:rPr>
+          <w:b/>
+          <w:bCs/>
+        </w:rPr>
+        <w:t xml:space="preserve">Beşinci, güven:</w:t>
+      </w:r>
+      <w:r>
+        <w:t xml:space="preserve"> </w:t>
+      </w:r>
+      <w:r>
+        <w:t xml:space="preserve">‘Tanıdığım, akraban, eski sınıf arkadaşın’</w:t>
+      </w:r>
+      <w:r>
+        <w:t xml:space="preserve"> </w:t>
+      </w:r>
+      <w:r>
+        <w:t xml:space="preserve">— ilişkinin kalkanını taklit eder. Şimdi şu cümleyi yazın bir yere:</w:t>
+      </w:r>
+      <w:r>
+        <w:t xml:space="preserve"> </w:t>
+      </w:r>
+      <w:r>
+        <w:rPr>
+          <w:b/>
+          <w:bCs/>
+        </w:rPr>
+        <w:t xml:space="preserve">bir mesajda iki silah varsa: durun. Üçü varsa: ihbar.</w:t>
+      </w:r>
+      <w:r>
+        <w:t xml:space="preserve"> </w:t>
+      </w:r>
+      <w:r>
+        <w:t xml:space="preserve">Bu dört saniye sizi kurtarır.”</w:t>
       </w:r>
     </w:p>
     <w:p>
@@ -1757,13 +2482,21 @@
       </w:r>
     </w:p>
     <w:bookmarkEnd w:id="28"/>
-    <w:bookmarkStart w:id="29" w:name="Xefc1eab3ba364dca4b08c1f78922a06c7f7154d"/>
+    <w:bookmarkStart w:id="29" w:name="slayt-18-crypto-yatırım-dolandırıcılığı"/>
     <w:p>
       <w:pPr>
         <w:pStyle w:val="Heading3"/>
       </w:pPr>
       <w:r>
-        <w:t xml:space="preserve">Slayt 18 · Crypto / Yatırım Dolandırıcılığı (YENİ)</w:t>
+        <w:t xml:space="preserve">Slayt 18 · Crypto / Yatırım Dolandırıcılığı</w:t>
+      </w:r>
+    </w:p>
+    <w:p>
+      <w:pPr>
+        <w:pStyle w:val="FirstParagraph"/>
+      </w:pPr>
+      <w:r>
+        <w:t xml:space="preserve">Türkiye’nin en derin yarası bu konu. Sayılar ağır.</w:t>
       </w:r>
     </w:p>
     <w:p>
@@ -1771,7 +2504,7 @@
         <w:pStyle w:val="BlockText"/>
       </w:pPr>
       <w:r>
-        <w:t xml:space="preserve">“Türkiye’nin en pahalı dersi: hızlı para vaadi.</w:t>
+        <w:t xml:space="preserve">“Türkiye’nin en pahalı dersi: hızlı para vaadi. Şu dört rakama bakın.</w:t>
       </w:r>
       <w:r>
         <w:t xml:space="preserve"> </w:t>
@@ -1787,7 +2520,7 @@
         <w:t xml:space="preserve"> </w:t>
       </w:r>
       <w:r>
-        <w:t xml:space="preserve">24 milyar TL, 400.000 mağdur — kurucu kaçtı, hâlâ yakalanmadı.</w:t>
+        <w:t xml:space="preserve">24 milyar TL, 400.000 mağdur, kurucu yurt dışına kaçtı, hâlâ tartışmalı. Sıradan bir kripto borsasıydı, bir gün siteyi kapattı.</w:t>
       </w:r>
       <w:r>
         <w:t xml:space="preserve"> </w:t>
@@ -1803,29 +2536,41 @@
         <w:t xml:space="preserve"> </w:t>
       </w:r>
       <w:r>
-        <w:t xml:space="preserve">5 milyar TL, 132.000 mağdur — klasik Ponzi şeması.</w:t>
-      </w:r>
-      <w:r>
-        <w:t xml:space="preserve"> </w:t>
-      </w:r>
-      <w:r>
-        <w:rPr>
-          <w:b/>
-          <w:bCs/>
-        </w:rPr>
-        <w:t xml:space="preserve">2025’te deepfake yatırım reklamı artışı: %430</w:t>
-      </w:r>
-      <w:r>
-        <w:t xml:space="preserve"> </w:t>
-      </w:r>
-      <w:r>
-        <w:t xml:space="preserve">— Acun Ilıcalı, ünlü oyuncular, profesörler taklit edilip</w:t>
-      </w:r>
-      <w:r>
-        <w:t xml:space="preserve"> </w:t>
-      </w:r>
-      <w:r>
-        <w:t xml:space="preserve">‘günde 5000 TL kazan’</w:t>
+        <w:t xml:space="preserve">5 milyar TL, 132.000 mağdur — klasik Ponzi şeması, yeni gelen para eski yatırımcıya</w:t>
+      </w:r>
+      <w:r>
+        <w:t xml:space="preserve"> </w:t>
+      </w:r>
+      <w:r>
+        <w:t xml:space="preserve">‘kazanç’</w:t>
+      </w:r>
+      <w:r>
+        <w:t xml:space="preserve"> </w:t>
+      </w:r>
+      <w:r>
+        <w:t xml:space="preserve">diye veriliyordu, sürdürülemezdi.</w:t>
+      </w:r>
+      <w:r>
+        <w:t xml:space="preserve"> </w:t>
+      </w:r>
+      <w:r>
+        <w:rPr>
+          <w:b/>
+          <w:bCs/>
+        </w:rPr>
+        <w:t xml:space="preserve">Deepfake yatırım reklamı artışı yüzde 430:</w:t>
+      </w:r>
+      <w:r>
+        <w:t xml:space="preserve"> </w:t>
+      </w:r>
+      <w:r>
+        <w:t xml:space="preserve">Acun Ilıcalı, ünlü oyuncular, profesörler yapay zekâ ile taklit ediliyor; sosyal medyada</w:t>
+      </w:r>
+      <w:r>
+        <w:t xml:space="preserve"> </w:t>
+      </w:r>
+      <w:r>
+        <w:t xml:space="preserve">‘günde 5000 TL kazanın’</w:t>
       </w:r>
       <w:r>
         <w:t xml:space="preserve"> </w:t>
@@ -1841,13 +2586,38 @@
           <w:b/>
           <w:bCs/>
         </w:rPr>
-        <w:t xml:space="preserve">Tahminen 20 milyon Türk</w:t>
-      </w:r>
-      <w:r>
-        <w:t xml:space="preserve"> </w:t>
-      </w:r>
-      <w:r>
-        <w:t xml:space="preserve">yatırım dolandırıcılığına maruz kaldı. Kural: hızlı kazan vaadi = kayıp.”</w:t>
+        <w:t xml:space="preserve">Türkiye’de tahminen 20 milyon kişi</w:t>
+      </w:r>
+      <w:r>
+        <w:t xml:space="preserve"> </w:t>
+      </w:r>
+      <w:r>
+        <w:t xml:space="preserve">yatırım dolandırıcılığına maruz kaldı. Genel kural çok basit: hızlı kazanç vaat ediyorsa, kayıptır. Tanıdığınız biri</w:t>
+      </w:r>
+      <w:r>
+        <w:t xml:space="preserve"> </w:t>
+      </w:r>
+      <w:r>
+        <w:t xml:space="preserve">‘şu siteyi takip et, ben kazanıyorum’</w:t>
+      </w:r>
+      <w:r>
+        <w:t xml:space="preserve"> </w:t>
+      </w:r>
+      <w:r>
+        <w:t xml:space="preserve">diyorsa,</w:t>
+      </w:r>
+      <w:r>
+        <w:t xml:space="preserve"> </w:t>
+      </w:r>
+      <w:r>
+        <w:rPr>
+          <w:b/>
+          <w:bCs/>
+        </w:rPr>
+        <w:t xml:space="preserve">muhtemelen o da düşmüş</w:t>
+      </w:r>
+      <w:r>
+        <w:t xml:space="preserve">, sadece şuan farkında değil.”</w:t>
       </w:r>
     </w:p>
     <w:p>
@@ -1855,17 +2625,7 @@
         <w:pStyle w:val="FirstParagraph"/>
       </w:pPr>
       <w:r>
-        <w:rPr>
-          <w:b/>
-          <w:bCs/>
-        </w:rPr>
-        <w:t xml:space="preserve">Yapılacak:</w:t>
-      </w:r>
-      <w:r>
-        <w:t xml:space="preserve"> </w:t>
-      </w:r>
-      <w:r>
-        <w:t xml:space="preserve">Her sayıyı vurgula. Audience çoğu Thodex ismini tanır.</w:t>
+        <w:t xml:space="preserve">Audience saygılı kalmaya dikkat — bu konuda mağdur tanıyan çok olabilir.</w:t>
       </w:r>
     </w:p>
     <w:p>
@@ -1887,58 +2647,84 @@
     </w:p>
     <w:p>
       <w:pPr>
+        <w:pStyle w:val="FirstParagraph"/>
+      </w:pPr>
+      <w:r>
+        <w:t xml:space="preserve">İlk tam animasyonlu sim. WhatsApp UI canlı oynar. Mesajlar 1,7 saniyede yazılır.</w:t>
+      </w:r>
+    </w:p>
+    <w:p>
+      <w:pPr>
         <w:pStyle w:val="BlockText"/>
       </w:pPr>
       <w:r>
-        <w:t xml:space="preserve">“WhatsApp’ta gelen bir mesaj canlanıyor.</w:t>
-      </w:r>
-      <w:r>
-        <w:t xml:space="preserve"> </w:t>
-      </w:r>
-      <w:r>
-        <w:t xml:space="preserve">‘TikTok ajansından arıyoruz’</w:t>
-      </w:r>
-      <w:r>
-        <w:t xml:space="preserve">,</w:t>
-      </w:r>
-      <w:r>
-        <w:t xml:space="preserve"> </w:t>
-      </w:r>
-      <w:r>
-        <w:t xml:space="preserve">‘günde 800–2500 TL’</w:t>
-      </w:r>
-      <w:r>
-        <w:t xml:space="preserve">,</w:t>
-      </w:r>
-      <w:r>
-        <w:t xml:space="preserve"> </w:t>
-      </w:r>
-      <w:r>
-        <w:t xml:space="preserve">‘ilk göreve başlamak için: bit.ly/…’</w:t>
-      </w:r>
-      <w:r>
-        <w:t xml:space="preserve">. Sen</w:t>
-      </w:r>
-      <w:r>
-        <w:t xml:space="preserve"> </w:t>
-      </w:r>
-      <w:r>
-        <w:t xml:space="preserve">‘tmm bakayım’</w:t>
-      </w:r>
-      <w:r>
-        <w:t xml:space="preserve"> </w:t>
-      </w:r>
-      <w:r>
-        <w:t xml:space="preserve">diyorsun — beş saniye sonra</w:t>
-      </w:r>
-      <w:r>
-        <w:t xml:space="preserve"> </w:t>
-      </w:r>
-      <w:r>
-        <w:t xml:space="preserve">‘250 TL kazandın! 5.000 TL teminat yatır’</w:t>
-      </w:r>
-      <w:r>
-        <w:t xml:space="preserve">.</w:t>
+        <w:t xml:space="preserve">“Şu ekrana bakın. WhatsApp’ta bilmediğin bir numaradan mesaj geliyor. Sırayla okuyacak.</w:t>
+      </w:r>
+      <w:r>
+        <w:t xml:space="preserve"> </w:t>
+      </w:r>
+      <w:r>
+        <w:t xml:space="preserve">‘Merhaba, TikTok ajansından arıyoruz, kampanyamızda yer almak ister misiniz?’</w:t>
+      </w:r>
+      <w:r>
+        <w:t xml:space="preserve"> </w:t>
+      </w:r>
+      <w:r>
+        <w:t xml:space="preserve">İlginç.</w:t>
+      </w:r>
+      <w:r>
+        <w:t xml:space="preserve"> </w:t>
+      </w:r>
+      <w:r>
+        <w:t xml:space="preserve">‘Günde 800–2500 TL kazanırsınız, sadece beğeni atacaksınız.’</w:t>
+      </w:r>
+      <w:r>
+        <w:t xml:space="preserve"> </w:t>
+      </w:r>
+      <w:r>
+        <w:t xml:space="preserve">Aklın</w:t>
+      </w:r>
+      <w:r>
+        <w:t xml:space="preserve"> </w:t>
+      </w:r>
+      <w:r>
+        <w:t xml:space="preserve">‘denesem mi’</w:t>
+      </w:r>
+      <w:r>
+        <w:t xml:space="preserve"> </w:t>
+      </w:r>
+      <w:r>
+        <w:t xml:space="preserve">diyor.</w:t>
+      </w:r>
+      <w:r>
+        <w:t xml:space="preserve"> </w:t>
+      </w:r>
+      <w:r>
+        <w:t xml:space="preserve">‘İlk göreve başlamak için: bit.ly/gorev-2026’</w:t>
+      </w:r>
+      <w:r>
+        <w:t xml:space="preserve"> </w:t>
+      </w:r>
+      <w:r>
+        <w:t xml:space="preserve">Sen yazıyorsun:</w:t>
+      </w:r>
+      <w:r>
+        <w:t xml:space="preserve"> </w:t>
+      </w:r>
+      <w:r>
+        <w:t xml:space="preserve">‘tmm bakayım.’</w:t>
+      </w:r>
+      <w:r>
+        <w:t xml:space="preserve"> </w:t>
+      </w:r>
+      <w:r>
+        <w:t xml:space="preserve">Beş saniye sonra dönüş:</w:t>
+      </w:r>
+      <w:r>
+        <w:t xml:space="preserve"> </w:t>
+      </w:r>
+      <w:r>
+        <w:t xml:space="preserve">‘Tebrikler — 250 TL kazandın! Çekmek için 5.000 TL teminat gerekiyor.’</w:t>
       </w:r>
       <w:r>
         <w:t xml:space="preserve"> </w:t>
@@ -1954,23 +2740,23 @@
         <w:t xml:space="preserve"> </w:t>
       </w:r>
       <w:r>
-        <w:t xml:space="preserve">Linke tıkladığın an WhatsApp QR girişin saldırgana geçti,</w:t>
-      </w:r>
-      <w:r>
-        <w:t xml:space="preserve"> </w:t>
-      </w:r>
-      <w:r>
-        <w:rPr>
-          <w:b/>
-          <w:bCs/>
-        </w:rPr>
-        <w:t xml:space="preserve">347 arkadaşın şu anda aynı mesajı senden alıyor.</w:t>
-      </w:r>
-      <w:r>
-        <w:t xml:space="preserve"> </w:t>
-      </w:r>
-      <w:r>
-        <w:t xml:space="preserve">Tek tıklama, bütün ağ.”</w:t>
+        <w:t xml:space="preserve">Linke tıkladığın an WhatsApp QR girişin saldırgana geçti. Bilmediğin: rehberindeki 347 kişi şu anda aynı mesajı senden alıyor. Tek tıklama, bütün ağ.</w:t>
+      </w:r>
+      <w:r>
+        <w:t xml:space="preserve"> </w:t>
+      </w:r>
+      <w:r>
+        <w:rPr>
+          <w:b/>
+          <w:bCs/>
+        </w:rPr>
+        <w:t xml:space="preserve">İş veren para istemez — öder.</w:t>
+      </w:r>
+      <w:r>
+        <w:t xml:space="preserve"> </w:t>
+      </w:r>
+      <w:r>
+        <w:t xml:space="preserve">Bunu unutma.”</w:t>
       </w:r>
     </w:p>
     <w:p>
@@ -1978,17 +2764,7 @@
         <w:pStyle w:val="FirstParagraph"/>
       </w:pPr>
       <w:r>
-        <w:rPr>
-          <w:b/>
-          <w:bCs/>
-        </w:rPr>
-        <w:t xml:space="preserve">Yapılacak:</w:t>
-      </w:r>
-      <w:r>
-        <w:t xml:space="preserve"> </w:t>
-      </w:r>
-      <w:r>
-        <w:t xml:space="preserve">Mesajlar sırayla yazılır, sonra otomatik kırmızı reveal. Sen reveal’a kadar sus.</w:t>
+        <w:t xml:space="preserve">Mesajlar oynarken sus, sadece son revealdan sonra konuş.</w:t>
       </w:r>
     </w:p>
     <w:p>
@@ -2010,151 +2786,166 @@
     </w:p>
     <w:p>
       <w:pPr>
+        <w:pStyle w:val="FirstParagraph"/>
+      </w:pPr>
+      <w:r>
+        <w:t xml:space="preserve">Telefon araması arayüzü canlı oynuyor. Beş silah teker teker çıkıyor.</w:t>
+      </w:r>
+    </w:p>
+    <w:p>
+      <w:pPr>
         <w:pStyle w:val="BlockText"/>
       </w:pPr>
       <w:r>
-        <w:t xml:space="preserve">“Telefon çalıyor: Ankara Cumhuriyet Başsavcılığı. Açıyoruz.</w:t>
-      </w:r>
-      <w:r>
-        <w:t xml:space="preserve"> </w:t>
-      </w:r>
-      <w:r>
-        <w:t xml:space="preserve">‘İyi günler, ben Komiser Yılmaz’</w:t>
-      </w:r>
-      <w:r>
-        <w:t xml:space="preserve"> </w:t>
-      </w:r>
-      <w:r>
-        <w:t xml:space="preserve">—</w:t>
-      </w:r>
-      <w:r>
-        <w:t xml:space="preserve"> </w:t>
-      </w:r>
-      <w:r>
-        <w:rPr>
-          <w:b/>
-          <w:bCs/>
-        </w:rPr>
-        <w:t xml:space="preserve">OTORİTE</w:t>
-      </w:r>
-      <w:r>
-        <w:t xml:space="preserve">.</w:t>
-      </w:r>
-      <w:r>
-        <w:t xml:space="preserve"> </w:t>
-      </w:r>
-      <w:r>
-        <w:t xml:space="preserve">‘Adınıza açılmış bir soruşturma var’</w:t>
-      </w:r>
-      <w:r>
-        <w:t xml:space="preserve"> </w:t>
-      </w:r>
-      <w:r>
-        <w:t xml:space="preserve">—</w:t>
-      </w:r>
-      <w:r>
-        <w:t xml:space="preserve"> </w:t>
-      </w:r>
-      <w:r>
-        <w:rPr>
-          <w:b/>
-          <w:bCs/>
-        </w:rPr>
-        <w:t xml:space="preserve">KORKU</w:t>
-      </w:r>
-      <w:r>
-        <w:t xml:space="preserve">.</w:t>
-      </w:r>
-      <w:r>
-        <w:t xml:space="preserve"> </w:t>
-      </w:r>
-      <w:r>
-        <w:t xml:space="preserve">‘15 dakika içinde’</w:t>
-      </w:r>
-      <w:r>
-        <w:t xml:space="preserve"> </w:t>
-      </w:r>
-      <w:r>
-        <w:t xml:space="preserve">—</w:t>
-      </w:r>
-      <w:r>
-        <w:t xml:space="preserve"> </w:t>
-      </w:r>
-      <w:r>
-        <w:rPr>
-          <w:b/>
-          <w:bCs/>
-        </w:rPr>
-        <w:t xml:space="preserve">ACİLİYET</w:t>
-      </w:r>
-      <w:r>
-        <w:t xml:space="preserve">.</w:t>
-      </w:r>
-      <w:r>
-        <w:t xml:space="preserve"> </w:t>
-      </w:r>
-      <w:r>
-        <w:t xml:space="preserve">‘Bu görüşme gizli’</w:t>
-      </w:r>
-      <w:r>
-        <w:t xml:space="preserve"> </w:t>
-      </w:r>
-      <w:r>
-        <w:t xml:space="preserve">—</w:t>
-      </w:r>
-      <w:r>
-        <w:t xml:space="preserve"> </w:t>
-      </w:r>
-      <w:r>
-        <w:rPr>
-          <w:b/>
-          <w:bCs/>
-        </w:rPr>
-        <w:t xml:space="preserve">İZOLASYON</w:t>
-      </w:r>
-      <w:r>
-        <w:t xml:space="preserve">.</w:t>
-      </w:r>
-      <w:r>
-        <w:t xml:space="preserve"> </w:t>
-      </w:r>
-      <w:r>
-        <w:t xml:space="preserve">‘Tüm paranızı emanet hesabına aktarın’</w:t>
-      </w:r>
-      <w:r>
-        <w:t xml:space="preserve"> </w:t>
-      </w:r>
-      <w:r>
-        <w:t xml:space="preserve">—</w:t>
-      </w:r>
-      <w:r>
-        <w:t xml:space="preserve"> </w:t>
-      </w:r>
-      <w:r>
-        <w:rPr>
-          <w:b/>
-          <w:bCs/>
-        </w:rPr>
-        <w:t xml:space="preserve">VURGUN</w:t>
-      </w:r>
-      <w:r>
-        <w:t xml:space="preserve">. Beş silah, beş cümle. Devlet asla telefonda para istemez. Kapat — banka ve aile numaralarını</w:t>
-      </w:r>
-      <w:r>
-        <w:t xml:space="preserve"> </w:t>
-      </w:r>
-      <w:r>
-        <w:rPr>
-          <w:b/>
-          <w:bCs/>
-        </w:rPr>
-        <w:t xml:space="preserve">kendin</w:t>
-      </w:r>
-      <w:r>
-        <w:t xml:space="preserve"> </w:t>
-      </w:r>
-      <w:r>
-        <w:t xml:space="preserve">ara.”</w:t>
+        <w:t xml:space="preserve">“Şimdi telefon çalıyor — açıyoruz.</w:t>
+      </w:r>
+      <w:r>
+        <w:t xml:space="preserve"> </w:t>
+      </w:r>
+      <w:r>
+        <w:t xml:space="preserve">‘İyi günler, ben Ankara Cumhuriyet Başsavcılığı’ndan Komiser Yılmaz.’</w:t>
+      </w:r>
+      <w:r>
+        <w:t xml:space="preserve"> </w:t>
+      </w:r>
+      <w:r>
+        <w:t xml:space="preserve">Buraya kadar</w:t>
+      </w:r>
+      <w:r>
+        <w:t xml:space="preserve"> </w:t>
+      </w:r>
+      <w:r>
+        <w:rPr>
+          <w:b/>
+          <w:bCs/>
+        </w:rPr>
+        <w:t xml:space="preserve">otorite</w:t>
+      </w:r>
+      <w:r>
+        <w:t xml:space="preserve"> </w:t>
+      </w:r>
+      <w:r>
+        <w:t xml:space="preserve">silahı kullanıldı.</w:t>
+      </w:r>
+      <w:r>
+        <w:t xml:space="preserve"> </w:t>
+      </w:r>
+      <w:r>
+        <w:t xml:space="preserve">‘Adınıza açılmış bir soruşturma var. Hesabınızdan terör örgütüne para transferi yapılmış.’</w:t>
+      </w:r>
+      <w:r>
+        <w:t xml:space="preserve"> </w:t>
+      </w:r>
+      <w:r>
+        <w:rPr>
+          <w:b/>
+          <w:bCs/>
+        </w:rPr>
+        <w:t xml:space="preserve">Korku</w:t>
+      </w:r>
+      <w:r>
+        <w:t xml:space="preserve"> </w:t>
+      </w:r>
+      <w:r>
+        <w:t xml:space="preserve">silahı.</w:t>
+      </w:r>
+      <w:r>
+        <w:t xml:space="preserve"> </w:t>
+      </w:r>
+      <w:r>
+        <w:t xml:space="preserve">‘15 dakika içinde ifadenizi alamazsak gözaltı kararı çıkacak.’</w:t>
+      </w:r>
+      <w:r>
+        <w:t xml:space="preserve"> </w:t>
+      </w:r>
+      <w:r>
+        <w:rPr>
+          <w:b/>
+          <w:bCs/>
+        </w:rPr>
+        <w:t xml:space="preserve">Aciliyet</w:t>
+      </w:r>
+      <w:r>
+        <w:t xml:space="preserve"> </w:t>
+      </w:r>
+      <w:r>
+        <w:t xml:space="preserve">silahı.</w:t>
+      </w:r>
+      <w:r>
+        <w:t xml:space="preserve"> </w:t>
+      </w:r>
+      <w:r>
+        <w:t xml:space="preserve">‘Konuşmamız gizli — aileniz, banka çalışanı, kimseyle paylaşamazsınız, soruşturma sırrı.’</w:t>
+      </w:r>
+      <w:r>
+        <w:t xml:space="preserve"> </w:t>
+      </w:r>
+      <w:r>
+        <w:rPr>
+          <w:b/>
+          <w:bCs/>
+        </w:rPr>
+        <w:t xml:space="preserve">İzolasyon</w:t>
+      </w:r>
+      <w:r>
+        <w:t xml:space="preserve"> </w:t>
+      </w:r>
+      <w:r>
+        <w:t xml:space="preserve">silahı; mağdur tek başına bırakılır, aklını sorabileceği kimse yoktur.</w:t>
+      </w:r>
+      <w:r>
+        <w:t xml:space="preserve"> </w:t>
+      </w:r>
+      <w:r>
+        <w:t xml:space="preserve">‘Şimdi tüm paranızı emanet hesabına aktaracaksınız. Sonra geri yatırılacak. ATM’ye gidin, ben telefonda kalıyorum.’</w:t>
+      </w:r>
+      <w:r>
+        <w:t xml:space="preserve"> </w:t>
+      </w:r>
+      <w:r>
+        <w:rPr>
+          <w:b/>
+          <w:bCs/>
+        </w:rPr>
+        <w:t xml:space="preserve">Vurgun</w:t>
+      </w:r>
+      <w:r>
+        <w:t xml:space="preserve"> </w:t>
+      </w:r>
+      <w:r>
+        <w:t xml:space="preserve">silahı. Beş silah, beş cümle, ortalama 3-5 dakika konuşma. Üstelik istatistikler gösteriyor ki bu kalıba sadece yaşlılar değil, üniversite mezunları, hatta finans çalışanları bile düşüyor. Çünkü panik düşünmeyi öldürür.</w:t>
+      </w:r>
+      <w:r>
+        <w:t xml:space="preserve"> </w:t>
+      </w:r>
+      <w:r>
+        <w:rPr>
+          <w:b/>
+          <w:bCs/>
+        </w:rPr>
+        <w:t xml:space="preserve">Kural:</w:t>
+      </w:r>
+      <w:r>
+        <w:t xml:space="preserve"> </w:t>
+      </w:r>
+      <w:r>
+        <w:t xml:space="preserve">Devlet asla telefonda para istemez. Kapatın. Telefonun ekranındaki numarayı değil,</w:t>
+      </w:r>
+      <w:r>
+        <w:t xml:space="preserve"> </w:t>
+      </w:r>
+      <w:r>
+        <w:rPr>
+          <w:b/>
+          <w:bCs/>
+        </w:rPr>
+        <w:t xml:space="preserve">bankanın 444’lü resmi numarasını</w:t>
+      </w:r>
+      <w:r>
+        <w:t xml:space="preserve"> </w:t>
+      </w:r>
+      <w:r>
+        <w:t xml:space="preserve">kendin ara.”</w:t>
       </w:r>
     </w:p>
     <w:p>
@@ -2176,10 +2967,18 @@
     </w:p>
     <w:p>
       <w:pPr>
+        <w:pStyle w:val="FirstParagraph"/>
+      </w:pPr>
+      <w:r>
+        <w:t xml:space="preserve">Akademisyen audience’ı için. AcademicEmailSim ile mail kutusu canlanır.</w:t>
+      </w:r>
+    </w:p>
+    <w:p>
+      <w:pPr>
         <w:pStyle w:val="BlockText"/>
       </w:pPr>
       <w:r>
-        <w:t xml:space="preserve">“Akademisyenler dinliyor. Mail kutusu:</w:t>
+        <w:t xml:space="preserve">“Akademisyenler dinliyor. Bu sahne hepiniz için tanıdık olacak. Mail kutusuna geliyor:</w:t>
       </w:r>
       <w:r>
         <w:t xml:space="preserve"> </w:t>
@@ -2188,19 +2987,73 @@
         <w:t xml:space="preserve">‘editor@ijar-publishing.net’</w:t>
       </w:r>
       <w:r>
-        <w:t xml:space="preserve"> </w:t>
-      </w:r>
-      <w:r>
-        <w:t xml:space="preserve">—</w:t>
-      </w:r>
-      <w:r>
-        <w:t xml:space="preserve"> </w:t>
-      </w:r>
-      <w:r>
-        <w:t xml:space="preserve">‘manuscript ACCEPTED’</w:t>
-      </w:r>
-      <w:r>
-        <w:t xml:space="preserve">. 18 saatte hakem onayı — bu süre hakem değil, kredi kartı bekleme süresi. RIIF 8,4</w:t>
+        <w:t xml:space="preserve">. Konu:</w:t>
+      </w:r>
+      <w:r>
+        <w:t xml:space="preserve"> </w:t>
+      </w:r>
+      <w:r>
+        <w:t xml:space="preserve">‘Your Manuscript IJAR-2026-44293 — ACCEPTED’</w:t>
+      </w:r>
+      <w:r>
+        <w:t xml:space="preserve">. Açıyorsunuz.</w:t>
+      </w:r>
+      <w:r>
+        <w:t xml:space="preserve"> </w:t>
+      </w:r>
+      <w:r>
+        <w:t xml:space="preserve">‘Manuscript accepted. Peer review completed in 18 hours. Impact Factor RIIF: 8.4.’</w:t>
+      </w:r>
+      <w:r>
+        <w:t xml:space="preserve"> </w:t>
+      </w:r>
+      <w:r>
+        <w:t xml:space="preserve">Şimdi bir dakika düşünelim.</w:t>
+      </w:r>
+      <w:r>
+        <w:t xml:space="preserve"> </w:t>
+      </w:r>
+      <w:r>
+        <w:rPr>
+          <w:b/>
+          <w:bCs/>
+        </w:rPr>
+        <w:t xml:space="preserve">18 saatte hakem onayı</w:t>
+      </w:r>
+      <w:r>
+        <w:t xml:space="preserve"> </w:t>
+      </w:r>
+      <w:r>
+        <w:t xml:space="preserve">diye bir şey yok — gerçek dergilerde hakem süreci 3-6 aydır, bazen daha uzun. Bu 18 saat hakem değil, sizin</w:t>
+      </w:r>
+      <w:r>
+        <w:t xml:space="preserve"> </w:t>
+      </w:r>
+      <w:r>
+        <w:rPr>
+          <w:b/>
+          <w:bCs/>
+        </w:rPr>
+        <w:t xml:space="preserve">kredi kartı bekleme süresi</w:t>
+      </w:r>
+      <w:r>
+        <w:t xml:space="preserve">.</w:t>
+      </w:r>
+      <w:r>
+        <w:t xml:space="preserve"> </w:t>
+      </w:r>
+      <w:r>
+        <w:rPr>
+          <w:b/>
+          <w:bCs/>
+        </w:rPr>
+        <w:t xml:space="preserve">RIIF, GIF, IIIF</w:t>
+      </w:r>
+      <w:r>
+        <w:t xml:space="preserve"> </w:t>
+      </w:r>
+      <w:r>
+        <w:t xml:space="preserve">gibi</w:t>
       </w:r>
       <w:r>
         <w:t xml:space="preserve"> </w:t>
@@ -2212,20 +3065,51 @@
         <w:t xml:space="preserve"> </w:t>
       </w:r>
       <w:r>
-        <w:t xml:space="preserve">— uydurma. 349 dolar yayın ücreti. Ödeyenin makalesi</w:t>
-      </w:r>
-      <w:r>
-        <w:t xml:space="preserve"> </w:t>
-      </w:r>
-      <w:r>
-        <w:rPr>
-          <w:b/>
-          <w:bCs/>
-        </w:rPr>
-        <w:t xml:space="preserve">akademik özgeçmişe sayılmaz</w:t>
-      </w:r>
-      <w:r>
-        <w:t xml:space="preserve">, ÜAK reddeder. Kontrol kanalı: DOAJ, Beall’s List, ULAKBİM TR-Dizin.”</w:t>
+        <w:t xml:space="preserve">uydurmaları — gerçek Web of Science veya Scopus indeksleri bunlar değil. Sahte değerlendirme sistemleri.</w:t>
+      </w:r>
+      <w:r>
+        <w:t xml:space="preserve"> </w:t>
+      </w:r>
+      <w:r>
+        <w:rPr>
+          <w:b/>
+          <w:bCs/>
+        </w:rPr>
+        <w:t xml:space="preserve">349 dolar Article Processing Charge</w:t>
+      </w:r>
+      <w:r>
+        <w:t xml:space="preserve"> </w:t>
+      </w:r>
+      <w:r>
+        <w:t xml:space="preserve">istiyor. Ödediğiniz an makale</w:t>
+      </w:r>
+      <w:r>
+        <w:t xml:space="preserve"> </w:t>
+      </w:r>
+      <w:r>
+        <w:t xml:space="preserve">‘yayımlandı’</w:t>
+      </w:r>
+      <w:r>
+        <w:t xml:space="preserve"> </w:t>
+      </w:r>
+      <w:r>
+        <w:t xml:space="preserve">— ama akademik özgeçmişe sayılmaz, kimse atıf yapmaz, ÜAK reddeder.</w:t>
+      </w:r>
+      <w:r>
+        <w:t xml:space="preserve"> </w:t>
+      </w:r>
+      <w:r>
+        <w:rPr>
+          <w:b/>
+          <w:bCs/>
+        </w:rPr>
+        <w:t xml:space="preserve">Kontrol etmeniz gereken kanallar:</w:t>
+      </w:r>
+      <w:r>
+        <w:t xml:space="preserve"> </w:t>
+      </w:r>
+      <w:r>
+        <w:t xml:space="preserve">DOAJ (Directory of Open Access Journals), Cabells Journalytics, ULAKBİM TR-Dizin. Beall’s listesi defunct olsa da arşivi referans niteliğinde.”</w:t>
       </w:r>
     </w:p>
     <w:p>
@@ -2247,34 +3131,161 @@
     </w:p>
     <w:p>
       <w:pPr>
+        <w:pStyle w:val="FirstParagraph"/>
+      </w:pPr>
+      <w:r>
+        <w:t xml:space="preserve">Aynı kalıbın konferans versiyonu.</w:t>
+      </w:r>
+    </w:p>
+    <w:p>
+      <w:pPr>
         <w:pStyle w:val="BlockText"/>
       </w:pPr>
       <w:r>
-        <w:t xml:space="preserve">“Aynı kalıp konferans için.</w:t>
-      </w:r>
-      <w:r>
-        <w:t xml:space="preserve"> </w:t>
-      </w:r>
-      <w:r>
-        <w:t xml:space="preserve">‘Distinguished Professor, ICAS-2026 Bangkok keynote speaker olarak seçildiniz, 12.000 araştırmacı arasından.’</w:t>
-      </w:r>
-      <w:r>
-        <w:t xml:space="preserve"> </w:t>
-      </w:r>
-      <w:r>
-        <w:t xml:space="preserve">695 dolar kayıt. Vampir konferans — gerçek konferanslar</w:t>
-      </w:r>
-      <w:r>
-        <w:t xml:space="preserve"> </w:t>
-      </w:r>
-      <w:r>
+        <w:t xml:space="preserve">“Aynı kalıbın konferans versiyonu. Şimdi mail geliyor:</w:t>
+      </w:r>
+      <w:r>
+        <w:t xml:space="preserve"> </w:t>
+      </w:r>
+      <w:r>
+        <w:t xml:space="preserve">‘secretariat@icas-bangkok-2026.com’</w:t>
+      </w:r>
+      <w:r>
+        <w:t xml:space="preserve">. Konu:</w:t>
+      </w:r>
+      <w:r>
+        <w:t xml:space="preserve"> </w:t>
+      </w:r>
+      <w:r>
+        <w:t xml:space="preserve">‘KEYNOTE INVITATION’</w:t>
+      </w:r>
+      <w:r>
+        <w:t xml:space="preserve">. Açıyorsunuz:</w:t>
+      </w:r>
+      <w:r>
+        <w:t xml:space="preserve"> </w:t>
+      </w:r>
+      <w:r>
+        <w:t xml:space="preserve">‘Dear Distinguished Professor, we are honored to invite you as KEYNOTE SPEAKER at the 16th International Conference on Advanced Studies, Bangkok. Selected from 12,000 researchers based on your outstanding contributions.’</w:t>
+      </w:r>
+      <w:r>
+        <w:t xml:space="preserve"> </w:t>
+      </w:r>
+      <w:r>
+        <w:t xml:space="preserve">Şimdi tekrar bir dakika.</w:t>
+      </w:r>
+      <w:r>
+        <w:t xml:space="preserve"> </w:t>
+      </w:r>
+      <w:r>
+        <w:rPr>
+          <w:b/>
+          <w:bCs/>
+        </w:rPr>
+        <w:t xml:space="preserve">Gerçek konferanslar</w:t>
+      </w:r>
+      <w:r>
+        <w:rPr>
+          <w:b/>
+          <w:bCs/>
+        </w:rPr>
+        <w:t xml:space="preserve"> </w:t>
+      </w:r>
+      <w:r>
+        <w:rPr>
+          <w:b/>
+          <w:bCs/>
+        </w:rPr>
         <w:t xml:space="preserve">‘random keynote’</w:t>
       </w:r>
       <w:r>
-        <w:t xml:space="preserve"> </w:t>
-      </w:r>
-      <w:r>
-        <w:t xml:space="preserve">daveti yollamaz. Bangkok / Dubai / Roma odalı konferansların çoğu paid-talk fabrikası, ÜAK saymaz. Kontrol: think.checksubmit.org, WikiCFP.”</w:t>
+        <w:rPr>
+          <w:b/>
+          <w:bCs/>
+        </w:rPr>
+        <w:t xml:space="preserve"> </w:t>
+      </w:r>
+      <w:r>
+        <w:rPr>
+          <w:b/>
+          <w:bCs/>
+        </w:rPr>
+        <w:t xml:space="preserve">daveti yollamaz.</w:t>
+      </w:r>
+      <w:r>
+        <w:t xml:space="preserve"> </w:t>
+      </w:r>
+      <w:r>
+        <w:t xml:space="preserve">Komiteler keynote’ları yıllar öncesinden, akademik prestij ve ağ üzerinden seçer.</w:t>
+      </w:r>
+      <w:r>
+        <w:t xml:space="preserve"> </w:t>
+      </w:r>
+      <w:r>
+        <w:rPr>
+          <w:b/>
+          <w:bCs/>
+        </w:rPr>
+        <w:t xml:space="preserve">‘12.000 araştırmacı arasından seçildiniz’</w:t>
+      </w:r>
+      <w:r>
+        <w:t xml:space="preserve"> </w:t>
+      </w:r>
+      <w:r>
+        <w:t xml:space="preserve">uydurma — saldırgan e-posta listesini satın alıyor, herkese aynı şablonu yolluyor.</w:t>
+      </w:r>
+      <w:r>
+        <w:t xml:space="preserve"> </w:t>
+      </w:r>
+      <w:r>
+        <w:rPr>
+          <w:b/>
+          <w:bCs/>
+        </w:rPr>
+        <w:t xml:space="preserve">695 dolar kayıt ücreti</w:t>
+      </w:r>
+      <w:r>
+        <w:t xml:space="preserve">, üstelik</w:t>
+      </w:r>
+      <w:r>
+        <w:t xml:space="preserve"> </w:t>
+      </w:r>
+      <w:r>
+        <w:t xml:space="preserve">‘konaklama dahil keynote speaker’a’</w:t>
+      </w:r>
+      <w:r>
+        <w:t xml:space="preserve"> </w:t>
+      </w:r>
+      <w:r>
+        <w:t xml:space="preserve">— gerçek vakıflarla anlaşmalı konferanslar bunu yapar mı? Yapmaz.</w:t>
+      </w:r>
+      <w:r>
+        <w:t xml:space="preserve"> </w:t>
+      </w:r>
+      <w:r>
+        <w:rPr>
+          <w:b/>
+          <w:bCs/>
+        </w:rPr>
+        <w:t xml:space="preserve">Bangkok, Dubai, Roma odalı</w:t>
+      </w:r>
+      <w:r>
+        <w:t xml:space="preserve"> </w:t>
+      </w:r>
+      <w:r>
+        <w:t xml:space="preserve">konferansların çoğu paid-talk fabrikası: ödüyorsunuz, sahnede 15 dakika konuşuyorsunuz, makale</w:t>
+      </w:r>
+      <w:r>
+        <w:t xml:space="preserve"> </w:t>
+      </w:r>
+      <w:r>
+        <w:t xml:space="preserve">‘proceedings’e’</w:t>
+      </w:r>
+      <w:r>
+        <w:t xml:space="preserve"> </w:t>
+      </w:r>
+      <w:r>
+        <w:t xml:space="preserve">giriyor, ÜAK akademik teşvike saymıyor. Kontrol: think.checksubmit.org, WikiCFP, ilgili akademik derneğin resmi sayfası.”</w:t>
       </w:r>
     </w:p>
     <w:p>
@@ -2296,10 +3307,18 @@
     </w:p>
     <w:p>
       <w:pPr>
+        <w:pStyle w:val="FirstParagraph"/>
+      </w:pPr>
+      <w:r>
+        <w:t xml:space="preserve">Öğrenci hedefli akademik phishing.</w:t>
+      </w:r>
+    </w:p>
+    <w:p>
+      <w:pPr>
         <w:pStyle w:val="BlockText"/>
       </w:pPr>
       <w:r>
-        <w:t xml:space="preserve">“Öğrenciler için:</w:t>
+        <w:t xml:space="preserve">“Bu öğrenciler için. Mail geliyor:</w:t>
       </w:r>
       <w:r>
         <w:t xml:space="preserve"> </w:t>
@@ -2308,54 +3327,159 @@
         <w:t xml:space="preserve">‘bilgi@yok-burs2026.gov-tr.com’</w:t>
       </w:r>
       <w:r>
-        <w:t xml:space="preserve"> </w:t>
-      </w:r>
-      <w:r>
-        <w:t xml:space="preserve">—</w:t>
-      </w:r>
-      <w:r>
-        <w:t xml:space="preserve"> </w:t>
-      </w:r>
-      <w:r>
-        <w:t xml:space="preserve">‘yok-burs2026.</w:t>
-      </w:r>
-      <w:r>
-        <w:rPr>
-          <w:b/>
-          <w:bCs/>
-        </w:rPr>
-        <w:t xml:space="preserve">gov-tr.com</w:t>
-      </w:r>
-      <w:r>
-        <w:t xml:space="preserve">’</w:t>
-      </w:r>
-      <w:r>
-        <w:t xml:space="preserve">. Gerçek resmi alan yok.gov.tr veya kyk.gov.tr.</w:t>
-      </w:r>
-      <w:r>
-        <w:t xml:space="preserve"> </w:t>
-      </w:r>
-      <w:r>
-        <w:t xml:space="preserve">‘Aylık 5.800 TL burs, 49,90 TL doğrulama hizmet bedeli.’</w:t>
-      </w:r>
-      <w:r>
-        <w:t xml:space="preserve"> </w:t>
-      </w:r>
-      <w:r>
-        <w:t xml:space="preserve">YÖK / KYK burs doğrulaması için</w:t>
-      </w:r>
-      <w:r>
-        <w:t xml:space="preserve"> </w:t>
-      </w:r>
-      <w:r>
-        <w:rPr>
-          <w:b/>
-          <w:bCs/>
-        </w:rPr>
-        <w:t xml:space="preserve">ücret istemez</w:t>
-      </w:r>
-      <w:r>
-        <w:t xml:space="preserve">. Tek kanal: e-Devlet, KYK uygulaması, 444 1 962.”</w:t>
+        <w:t xml:space="preserve">. Konu:</w:t>
+      </w:r>
+      <w:r>
+        <w:t xml:space="preserve"> </w:t>
+      </w:r>
+      <w:r>
+        <w:t xml:space="preserve">‘2026/2027 Lisans Bursu Hesabınıza Yatırılacak’</w:t>
+      </w:r>
+      <w:r>
+        <w:t xml:space="preserve">. Açıyorsunuz:</w:t>
+      </w:r>
+      <w:r>
+        <w:t xml:space="preserve"> </w:t>
+      </w:r>
+      <w:r>
+        <w:t xml:space="preserve">‘Aylık 5.800 TL tutarındaki burs ödemeniz onaylandı. IBAN’ınızı doğrulamanız için 49,90 TL hizmet bedeli.’</w:t>
+      </w:r>
+      <w:r>
+        <w:t xml:space="preserve"> </w:t>
+      </w:r>
+      <w:r>
+        <w:t xml:space="preserve">Şimdi alan adını okuyalım:</w:t>
+      </w:r>
+      <w:r>
+        <w:t xml:space="preserve"> </w:t>
+      </w:r>
+      <w:r>
+        <w:rPr>
+          <w:b/>
+          <w:bCs/>
+        </w:rPr>
+        <w:t xml:space="preserve">‘yok-burs2026.gov-tr.com’</w:t>
+      </w:r>
+      <w:r>
+        <w:t xml:space="preserve"> </w:t>
+      </w:r>
+      <w:r>
+        <w:t xml:space="preserve">— peki gerçek YÖK alanı ne?</w:t>
+      </w:r>
+      <w:r>
+        <w:t xml:space="preserve"> </w:t>
+      </w:r>
+      <w:r>
+        <w:rPr>
+          <w:b/>
+          <w:bCs/>
+        </w:rPr>
+        <w:t xml:space="preserve">‘yok.gov.tr’</w:t>
+      </w:r>
+      <w:r>
+        <w:t xml:space="preserve"> </w:t>
+      </w:r>
+      <w:r>
+        <w:t xml:space="preserve">veya</w:t>
+      </w:r>
+      <w:r>
+        <w:t xml:space="preserve"> </w:t>
+      </w:r>
+      <w:r>
+        <w:rPr>
+          <w:b/>
+          <w:bCs/>
+        </w:rPr>
+        <w:t xml:space="preserve">‘kyk.gov.tr’</w:t>
+      </w:r>
+      <w:r>
+        <w:t xml:space="preserve">.</w:t>
+      </w:r>
+      <w:r>
+        <w:t xml:space="preserve"> </w:t>
+      </w:r>
+      <w:r>
+        <w:t xml:space="preserve">‘gov-tr.com’</w:t>
+      </w:r>
+      <w:r>
+        <w:t xml:space="preserve"> </w:t>
+      </w:r>
+      <w:r>
+        <w:t xml:space="preserve">uydurma bir alan. Saldırgan</w:t>
+      </w:r>
+      <w:r>
+        <w:t xml:space="preserve"> </w:t>
+      </w:r>
+      <w:r>
+        <w:t xml:space="preserve">‘.gov.tr’</w:t>
+      </w:r>
+      <w:r>
+        <w:t xml:space="preserve"> </w:t>
+      </w:r>
+      <w:r>
+        <w:t xml:space="preserve">resmi uzantısını taklit ediyor ama .com sonuna eklemiş, üstelik</w:t>
+      </w:r>
+      <w:r>
+        <w:t xml:space="preserve"> </w:t>
+      </w:r>
+      <w:r>
+        <w:t xml:space="preserve">‘gov’</w:t>
+      </w:r>
+      <w:r>
+        <w:t xml:space="preserve"> </w:t>
+      </w:r>
+      <w:r>
+        <w:t xml:space="preserve">ile</w:t>
+      </w:r>
+      <w:r>
+        <w:t xml:space="preserve"> </w:t>
+      </w:r>
+      <w:r>
+        <w:t xml:space="preserve">‘tr’</w:t>
+      </w:r>
+      <w:r>
+        <w:t xml:space="preserve"> </w:t>
+      </w:r>
+      <w:r>
+        <w:t xml:space="preserve">arasına tire koymuş.</w:t>
+      </w:r>
+      <w:r>
+        <w:t xml:space="preserve"> </w:t>
+      </w:r>
+      <w:r>
+        <w:rPr>
+          <w:b/>
+          <w:bCs/>
+        </w:rPr>
+        <w:t xml:space="preserve">Birinci kural:</w:t>
+      </w:r>
+      <w:r>
+        <w:t xml:space="preserve"> </w:t>
+      </w:r>
+      <w:r>
+        <w:t xml:space="preserve">YÖK ve KYK burs doğrulaması için</w:t>
+      </w:r>
+      <w:r>
+        <w:t xml:space="preserve"> </w:t>
+      </w:r>
+      <w:r>
+        <w:rPr>
+          <w:b/>
+          <w:bCs/>
+        </w:rPr>
+        <w:t xml:space="preserve">ücret istemez.</w:t>
+      </w:r>
+      <w:r>
+        <w:t xml:space="preserve"> </w:t>
+      </w:r>
+      <w:r>
+        <w:t xml:space="preserve">‘Hizmet bedeli, doğrulama ücreti, dosya açma’</w:t>
+      </w:r>
+      <w:r>
+        <w:t xml:space="preserve"> </w:t>
+      </w:r>
+      <w:r>
+        <w:t xml:space="preserve">diye bir şey yok. Gerçek kanallar: e-Devlet, KYK uygulaması, 444 1 962.”</w:t>
       </w:r>
     </w:p>
     <w:p>
@@ -2377,10 +3501,18 @@
     </w:p>
     <w:p>
       <w:pPr>
+        <w:pStyle w:val="FirstParagraph"/>
+      </w:pPr>
+      <w:r>
+        <w:t xml:space="preserve">İki kart yan yana — IJAR (sahte) vs IEEE (gerçek). 2,4 saniyede kırmızı/yeşil işaretler, 4,8 saniyede stamp.</w:t>
+      </w:r>
+    </w:p>
+    <w:p>
+      <w:pPr>
         <w:pStyle w:val="BlockText"/>
       </w:pPr>
       <w:r>
-        <w:t xml:space="preserve">“İki dergi yan yana. Solda</w:t>
+        <w:t xml:space="preserve">“Şimdi karşılaştırma. Solda</w:t>
       </w:r>
       <w:r>
         <w:t xml:space="preserve"> </w:t>
@@ -2389,38 +3521,104 @@
         <w:t xml:space="preserve">‘International Journal of Advanced Research’</w:t>
       </w:r>
       <w:r>
-        <w:t xml:space="preserve"> </w:t>
-      </w:r>
-      <w:r>
-        <w:t xml:space="preserve">Mauritius, RIIF 8,4, 18 saat hakem, 349 dolar APC. Sağda</w:t>
-      </w:r>
-      <w:r>
-        <w:t xml:space="preserve"> </w:t>
-      </w:r>
-      <w:r>
-        <w:t xml:space="preserve">‘IEEE Transactions’</w:t>
-      </w:r>
-      <w:r>
-        <w:t xml:space="preserve"> </w:t>
-      </w:r>
-      <w:r>
-        <w:t xml:space="preserve">Web of Science Q1, 6,8 IF, 3–6 ay hakem, açık erişim opsiyonel. Hangisi gerçek? …</w:t>
-      </w:r>
-      <w:r>
-        <w:t xml:space="preserve"> </w:t>
-      </w:r>
-      <w:r>
-        <w:rPr>
-          <w:b/>
-          <w:bCs/>
-        </w:rPr>
-        <w:t xml:space="preserve">Gerçek dergi:</w:t>
-      </w:r>
-      <w:r>
-        <w:t xml:space="preserve"> </w:t>
-      </w:r>
-      <w:r>
-        <w:t xml:space="preserve">tanınır yayıncı, tanınır indeks, aylar süren çift-kör hakem, şeffaf ücret.</w:t>
+        <w:t xml:space="preserve">, IJAR Publishing Ltd, Mauritius merkezli, etki RIIF 8.4, hakem 18 saat, 349 dolar ücret. Sağda</w:t>
+      </w:r>
+      <w:r>
+        <w:t xml:space="preserve"> </w:t>
+      </w:r>
+      <w:r>
+        <w:t xml:space="preserve">‘IEEE Transactions on Information Forensics and Security’</w:t>
+      </w:r>
+      <w:r>
+        <w:t xml:space="preserve">, IEEE Piscataway NJ, JCR Q1 — Impact Factor 6.8 Web of Science, hakem 3-6 ay, açık erişim opsiyonel. Hangisi gerçek? … Bakın işaretler beliriyor. Predatory tarafta her şey kırmızı X:</w:t>
+      </w:r>
+      <w:r>
+        <w:t xml:space="preserve"> </w:t>
+      </w:r>
+      <w:r>
+        <w:t xml:space="preserve">‘RIIF sahte impact factor’</w:t>
+      </w:r>
+      <w:r>
+        <w:t xml:space="preserve">,</w:t>
+      </w:r>
+      <w:r>
+        <w:t xml:space="preserve"> </w:t>
+      </w:r>
+      <w:r>
+        <w:t xml:space="preserve">‘18 saatte hakem onayı’</w:t>
+      </w:r>
+      <w:r>
+        <w:t xml:space="preserve">,</w:t>
+      </w:r>
+      <w:r>
+        <w:t xml:space="preserve"> </w:t>
+      </w:r>
+      <w:r>
+        <w:t xml:space="preserve">‘Mauritius/Nijerya merkezli’</w:t>
+      </w:r>
+      <w:r>
+        <w:t xml:space="preserve">,</w:t>
+      </w:r>
+      <w:r>
+        <w:t xml:space="preserve"> </w:t>
+      </w:r>
+      <w:r>
+        <w:t xml:space="preserve">‘349 dolar baskısı’</w:t>
+      </w:r>
+      <w:r>
+        <w:t xml:space="preserve">. Gerçek tarafta her şey yeşil ✓:</w:t>
+      </w:r>
+      <w:r>
+        <w:t xml:space="preserve"> </w:t>
+      </w:r>
+      <w:r>
+        <w:t xml:space="preserve">‘Web of Science indeksli’</w:t>
+      </w:r>
+      <w:r>
+        <w:t xml:space="preserve">,</w:t>
+      </w:r>
+      <w:r>
+        <w:t xml:space="preserve"> </w:t>
+      </w:r>
+      <w:r>
+        <w:t xml:space="preserve">‘Çift-kör hakem 3-6 ay’</w:t>
+      </w:r>
+      <w:r>
+        <w:t xml:space="preserve">,</w:t>
+      </w:r>
+      <w:r>
+        <w:t xml:space="preserve"> </w:t>
+      </w:r>
+      <w:r>
+        <w:t xml:space="preserve">‘IEEE Society yayını’</w:t>
+      </w:r>
+      <w:r>
+        <w:t xml:space="preserve">,</w:t>
+      </w:r>
+      <w:r>
+        <w:t xml:space="preserve"> </w:t>
+      </w:r>
+      <w:r>
+        <w:t xml:space="preserve">‘Açık erişim ek ödeme isteğe bağlı’</w:t>
+      </w:r>
+      <w:r>
+        <w:t xml:space="preserve">. Şu özet kutusunu hatırlayın:</w:t>
+      </w:r>
+      <w:r>
+        <w:t xml:space="preserve"> </w:t>
+      </w:r>
+      <w:r>
+        <w:rPr>
+          <w:b/>
+          <w:bCs/>
+        </w:rPr>
+        <w:t xml:space="preserve">gerçek dergi:</w:t>
+      </w:r>
+      <w:r>
+        <w:t xml:space="preserve"> </w:t>
+      </w:r>
+      <w:r>
+        <w:t xml:space="preserve">tanınır yayıncı (IEEE, Springer, Elsevier), tanınır indeks (Web of Science, Scopus), aylar süren çift-kör hakem, şeffaf ücret politikası.</w:t>
       </w:r>
       <w:r>
         <w:t xml:space="preserve"> </w:t>
@@ -2436,7 +3634,7 @@
         <w:t xml:space="preserve"> </w:t>
       </w:r>
       <w:r>
-        <w:t xml:space="preserve">uydurma indeks, saatler içinde</w:t>
+        <w:t xml:space="preserve">uydurma indeks adı (RIIF, IIIF), saatler içinde</w:t>
       </w:r>
       <w:r>
         <w:t xml:space="preserve"> </w:t>
@@ -2445,7 +3643,7 @@
         <w:t xml:space="preserve">‘kabul’</w:t>
       </w:r>
       <w:r>
-        <w:t xml:space="preserve">, peşin ücret.”</w:t>
+        <w:t xml:space="preserve">, peşin yayın ücreti, yayıncı adı internette neredeyse hiç geçmiyor.”</w:t>
       </w:r>
     </w:p>
     <w:p>
@@ -2467,54 +3665,131 @@
     </w:p>
     <w:p>
       <w:pPr>
+        <w:pStyle w:val="FirstParagraph"/>
+      </w:pPr>
+      <w:r>
+        <w:t xml:space="preserve">Whaling — şirket muhasebe çalışanına gelen CEO maili.</w:t>
+      </w:r>
+    </w:p>
+    <w:p>
+      <w:pPr>
         <w:pStyle w:val="BlockText"/>
       </w:pPr>
       <w:r>
-        <w:t xml:space="preserve">“Şirket muhasebe çalışanına gelen mail.</w:t>
-      </w:r>
-      <w:r>
-        <w:t xml:space="preserve"> </w:t>
-      </w:r>
-      <w:r>
-        <w:t xml:space="preserve">‘Sevgili Ahmet, bugün öğleden önce 38.500 TL transfer halletmen lazım. Sadece sana güveniyorum, kimseyle paylaşma.’</w:t>
-      </w:r>
-      <w:r>
-        <w:t xml:space="preserve"> </w:t>
-      </w:r>
-      <w:r>
-        <w:t xml:space="preserve">İmza CEO.</w:t>
-      </w:r>
-      <w:r>
-        <w:t xml:space="preserve"> </w:t>
-      </w:r>
-      <w:r>
-        <w:rPr>
-          <w:b/>
-          <w:bCs/>
-        </w:rPr>
-        <w:t xml:space="preserve">Acil + Gizli + Nakit</w:t>
-      </w:r>
-      <w:r>
-        <w:t xml:space="preserve"> </w:t>
-      </w:r>
-      <w:r>
-        <w:t xml:space="preserve">üçü birden — telefonla yöneticiyi DOĞRULA. Hong Kong’da Arup 2024’te bu yolla</w:t>
-      </w:r>
-      <w:r>
-        <w:t xml:space="preserve"> </w:t>
-      </w:r>
-      <w:r>
-        <w:rPr>
-          <w:b/>
-          <w:bCs/>
-        </w:rPr>
-        <w:t xml:space="preserve">25,6 milyon dolar</w:t>
-      </w:r>
-      <w:r>
-        <w:t xml:space="preserve"> </w:t>
-      </w:r>
-      <w:r>
-        <w:t xml:space="preserve">kaybetti.”</w:t>
+        <w:t xml:space="preserve">“Şimdi şirket çalışanları için. Sen muhasebe departmanındasın, mail geliyor — gönderici</w:t>
+      </w:r>
+      <w:r>
+        <w:t xml:space="preserve"> </w:t>
+      </w:r>
+      <w:r>
+        <w:t xml:space="preserve">‘celebiler.cem@turknet-ofis.com’</w:t>
+      </w:r>
+      <w:r>
+        <w:t xml:space="preserve">, CEO’nun adıyla.</w:t>
+      </w:r>
+      <w:r>
+        <w:t xml:space="preserve"> </w:t>
+      </w:r>
+      <w:r>
+        <w:t xml:space="preserve">‘Sevgili Ahmet, bugün öğleden önce halletmemiz gereken bir transfer var. Yeni iş anlaşmamız için tedarikçimize 38.500 TL avans göndermen gerek. Avukatla görüşmedeyim, telefonda erişimim yok. Konu kimseyle paylaşılmasın, sadece sana güveniyorum.’</w:t>
+      </w:r>
+      <w:r>
+        <w:t xml:space="preserve"> </w:t>
+      </w:r>
+      <w:r>
+        <w:t xml:space="preserve">İmza CEO. Bu kalıba</w:t>
+      </w:r>
+      <w:r>
+        <w:t xml:space="preserve"> </w:t>
+      </w:r>
+      <w:r>
+        <w:rPr>
+          <w:b/>
+          <w:bCs/>
+        </w:rPr>
+        <w:t xml:space="preserve">Whaling</w:t>
+      </w:r>
+      <w:r>
+        <w:t xml:space="preserve"> </w:t>
+      </w:r>
+      <w:r>
+        <w:t xml:space="preserve">diyoruz — büyük balık avlama. Üç sinyal var ve hepsi bir arada:</w:t>
+      </w:r>
+      <w:r>
+        <w:t xml:space="preserve"> </w:t>
+      </w:r>
+      <w:r>
+        <w:rPr>
+          <w:b/>
+          <w:bCs/>
+        </w:rPr>
+        <w:t xml:space="preserve">Acil</w:t>
+      </w:r>
+      <w:r>
+        <w:t xml:space="preserve"> </w:t>
+      </w:r>
+      <w:r>
+        <w:t xml:space="preserve">— bugün öğleden önce.</w:t>
+      </w:r>
+      <w:r>
+        <w:t xml:space="preserve"> </w:t>
+      </w:r>
+      <w:r>
+        <w:rPr>
+          <w:b/>
+          <w:bCs/>
+        </w:rPr>
+        <w:t xml:space="preserve">Gizli</w:t>
+      </w:r>
+      <w:r>
+        <w:t xml:space="preserve"> </w:t>
+      </w:r>
+      <w:r>
+        <w:t xml:space="preserve">— kimseyle paylaşma.</w:t>
+      </w:r>
+      <w:r>
+        <w:t xml:space="preserve"> </w:t>
+      </w:r>
+      <w:r>
+        <w:rPr>
+          <w:b/>
+          <w:bCs/>
+        </w:rPr>
+        <w:t xml:space="preserve">Nakit</w:t>
+      </w:r>
+      <w:r>
+        <w:t xml:space="preserve"> </w:t>
+      </w:r>
+      <w:r>
+        <w:t xml:space="preserve">— hemen transfer. Bu üçlü her zaman kırmızı bayraktır. Çözüm tek cümle:</w:t>
+      </w:r>
+      <w:r>
+        <w:t xml:space="preserve"> </w:t>
+      </w:r>
+      <w:r>
+        <w:rPr>
+          <w:b/>
+          <w:bCs/>
+        </w:rPr>
+        <w:t xml:space="preserve">telefonla yöneticiyi DOĞRULA.</w:t>
+      </w:r>
+      <w:r>
+        <w:t xml:space="preserve"> </w:t>
+      </w:r>
+      <w:r>
+        <w:t xml:space="preserve">Olabilecek en kötü şey, CEO’nun</w:t>
+      </w:r>
+      <w:r>
+        <w:t xml:space="preserve"> </w:t>
+      </w:r>
+      <w:r>
+        <w:t xml:space="preserve">‘evet doğru, transferi yap’</w:t>
+      </w:r>
+      <w:r>
+        <w:t xml:space="preserve"> </w:t>
+      </w:r>
+      <w:r>
+        <w:t xml:space="preserve">demesi. Hong Kong’da Arup adlı İngiliz mühendislik devi 2024’te bu yolla 25,6 milyon dolar kaybetti — çalışan deepfake video konferansa katıldı, odadaki herkes sahteydi.”</w:t>
       </w:r>
     </w:p>
     <w:p>
@@ -2536,10 +3811,18 @@
     </w:p>
     <w:p>
       <w:pPr>
+        <w:pStyle w:val="FirstParagraph"/>
+      </w:pPr>
+      <w:r>
+        <w:t xml:space="preserve">Tek cümle vurgu slaydı.</w:t>
+      </w:r>
+    </w:p>
+    <w:p>
+      <w:pPr>
         <w:pStyle w:val="BlockText"/>
       </w:pPr>
       <w:r>
-        <w:t xml:space="preserve">“Bu cümle hayat kurtarır:</w:t>
+        <w:t xml:space="preserve">“Bu cümle hayat kurtarır. Lütfen bir yere yazın, telefonunuza kaydedin, ailenize öğretin.</w:t>
       </w:r>
       <w:r>
         <w:t xml:space="preserve"> </w:t>
@@ -2555,7 +3838,7 @@
         <w:t xml:space="preserve"> </w:t>
       </w:r>
       <w:r>
-        <w:t xml:space="preserve">Bu cümleyi öğretin — annenize, babaanenize, çocuğunuza.”</w:t>
+        <w:t xml:space="preserve">Annenize, babaanenize, çocuğunuza tekrarlayın. 60+ yaş risk altında olduğu kadar 18-24 yaş da düşüyor — kimse bağışık değil, hatta üniversite mezunları, hatta finans çalışanları.”</w:t>
       </w:r>
     </w:p>
     <w:p>
@@ -2593,87 +3876,94 @@
     </w:p>
     <w:p>
       <w:pPr>
+        <w:pStyle w:val="FirstParagraph"/>
+      </w:pPr>
+      <w:r>
+        <w:t xml:space="preserve">Video gömülü. ~1 dakika 49 saniye. Sen sus, sadece görmelerini bekle.</w:t>
+      </w:r>
+    </w:p>
+    <w:p>
+      <w:pPr>
         <w:pStyle w:val="BlockText"/>
       </w:pPr>
       <w:r>
-        <w:t xml:space="preserve">“Şimdi videoyu izleyelim. … [video oynar] … Evet, bu Morgan Freeman</w:t>
-      </w:r>
-      <w:r>
-        <w:t xml:space="preserve"> </w:t>
-      </w:r>
-      <w:r>
-        <w:rPr>
-          <w:b/>
-          <w:bCs/>
-        </w:rPr>
-        <w:t xml:space="preserve">değildi</w:t>
-      </w:r>
-      <w:r>
-        <w:t xml:space="preserve">. Yapay zekâ. Hong Kong’da Arup şirketi video konferansta odadaki</w:t>
-      </w:r>
-      <w:r>
-        <w:t xml:space="preserve"> </w:t>
-      </w:r>
-      <w:r>
-        <w:rPr>
-          <w:b/>
-          <w:bCs/>
-        </w:rPr>
-        <w:t xml:space="preserve">herkes deepfake’ti</w:t>
-      </w:r>
-      <w:r>
-        <w:t xml:space="preserve"> </w:t>
-      </w:r>
-      <w:r>
-        <w:t xml:space="preserve">— 25,6 milyon dolar gitti. Türkiye’de MİT, Cumhurbaşkanı’nın ses klonunu yakaladı. Nasıl anlarsın?</w:t>
-      </w:r>
-      <w:r>
-        <w:t xml:space="preserve"> </w:t>
-      </w:r>
-      <w:r>
-        <w:rPr>
-          <w:b/>
-          <w:bCs/>
-        </w:rPr>
-        <w:t xml:space="preserve">Göz</w:t>
-      </w:r>
-      <w:r>
-        <w:t xml:space="preserve"> </w:t>
-      </w:r>
-      <w:r>
-        <w:t xml:space="preserve">kırpma anormal,</w:t>
-      </w:r>
-      <w:r>
-        <w:t xml:space="preserve"> </w:t>
-      </w:r>
-      <w:r>
-        <w:rPr>
-          <w:b/>
-          <w:bCs/>
-        </w:rPr>
-        <w:t xml:space="preserve">dudak senkronu</w:t>
-      </w:r>
-      <w:r>
-        <w:t xml:space="preserve"> </w:t>
-      </w:r>
-      <w:r>
-        <w:t xml:space="preserve">sert ünsüzlerde kayar,</w:t>
-      </w:r>
-      <w:r>
-        <w:t xml:space="preserve"> </w:t>
-      </w:r>
-      <w:r>
-        <w:rPr>
-          <w:b/>
-          <w:bCs/>
-        </w:rPr>
-        <w:t xml:space="preserve">ton ve nefes</w:t>
-      </w:r>
-      <w:r>
-        <w:t xml:space="preserve"> </w:t>
-      </w:r>
-      <w:r>
-        <w:t xml:space="preserve">klonlanmış seste eksiktir.”</w:t>
+        <w:t xml:space="preserve">“Şimdi bir video izleyelim. Bu Morgan Freeman gibi bakıyor, Morgan Freeman gibi konuşuyor. İzleyelim … [video oynar] … Evet, bu Morgan Freeman değildi. Bütünüyle yapay zekâ. Bu teknoloji 2022’de internet üzerine sızdı, 2023’te kalitesi insan ayırt edemez seviyeye çıktı. Konkre vakalar: Hong Kong’da Arup şirketi çalışanı CFO ve yöneticilerle video konferansa katıldı — odadaki herkes deepfake’ti, 15 transferde 25,6 milyon dolar gitti. Türkiye’de 2025’te MİT, Cumhurbaşkanı’nın ses klonunu kullanarak iş insanlarını arayan kişiyi tespit etti, yakaladı. Nasıl anlarsınız? Üç ipucu:</w:t>
+      </w:r>
+      <w:r>
+        <w:t xml:space="preserve"> </w:t>
+      </w:r>
+      <w:r>
+        <w:rPr>
+          <w:b/>
+          <w:bCs/>
+        </w:rPr>
+        <w:t xml:space="preserve">birincisi göz</w:t>
+      </w:r>
+      <w:r>
+        <w:t xml:space="preserve"> </w:t>
+      </w:r>
+      <w:r>
+        <w:t xml:space="preserve">— kırpma anormal, makine ritminde, bakışlar yapay biçimde sabit.</w:t>
+      </w:r>
+      <w:r>
+        <w:t xml:space="preserve"> </w:t>
+      </w:r>
+      <w:r>
+        <w:rPr>
+          <w:b/>
+          <w:bCs/>
+        </w:rPr>
+        <w:t xml:space="preserve">İkincisi dudak senkronu</w:t>
+      </w:r>
+      <w:r>
+        <w:t xml:space="preserve"> </w:t>
+      </w:r>
+      <w:r>
+        <w:t xml:space="preserve">— ses ile dudak hareketi sert ünsüzlerde (P, M, B) milisaniyelik kayar.</w:t>
+      </w:r>
+      <w:r>
+        <w:t xml:space="preserve"> </w:t>
+      </w:r>
+      <w:r>
+        <w:rPr>
+          <w:b/>
+          <w:bCs/>
+        </w:rPr>
+        <w:t xml:space="preserve">Üçüncüsü ton ve nefes</w:t>
+      </w:r>
+      <w:r>
+        <w:t xml:space="preserve"> </w:t>
+      </w:r>
+      <w:r>
+        <w:t xml:space="preserve">— klonlanmış seste nefes ve duraksamalar eksiktir, cümleler fazla pürüzsüz. Tanıdık ses, video, mesaj sana para istiyorsa — telefonu kapat,</w:t>
+      </w:r>
+      <w:r>
+        <w:t xml:space="preserve"> </w:t>
+      </w:r>
+      <w:r>
+        <w:rPr>
+          <w:b/>
+          <w:bCs/>
+        </w:rPr>
+        <w:t xml:space="preserve">kendi numarasından</w:t>
+      </w:r>
+      <w:r>
+        <w:t xml:space="preserve"> </w:t>
+      </w:r>
+      <w:r>
+        <w:t xml:space="preserve">geri ara. Önceden belirlenmiş bir</w:t>
+      </w:r>
+      <w:r>
+        <w:t xml:space="preserve"> </w:t>
+      </w:r>
+      <w:r>
+        <w:t xml:space="preserve">‘aile parolası’</w:t>
+      </w:r>
+      <w:r>
+        <w:t xml:space="preserve"> </w:t>
+      </w:r>
+      <w:r>
+        <w:t xml:space="preserve">işe yarar.”</w:t>
       </w:r>
     </w:p>
     <w:p>
@@ -2681,17 +3971,7 @@
         <w:pStyle w:val="FirstParagraph"/>
       </w:pPr>
       <w:r>
-        <w:rPr>
-          <w:b/>
-          <w:bCs/>
-        </w:rPr>
-        <w:t xml:space="preserve">Yapılacak:</w:t>
-      </w:r>
-      <w:r>
-        <w:t xml:space="preserve"> </w:t>
-      </w:r>
-      <w:r>
-        <w:t xml:space="preserve">Video başlat. ~2 dakika oynat. Sonra 3 ipucu üzerine konuş.</w:t>
+        <w:t xml:space="preserve">Video oynarken sus. Bittikten sonra 3 ipucu üzerine konuş.</w:t>
       </w:r>
     </w:p>
     <w:p>
@@ -2713,10 +3993,34 @@
     </w:p>
     <w:p>
       <w:pPr>
+        <w:pStyle w:val="FirstParagraph"/>
+      </w:pPr>
+      <w:r>
+        <w:t xml:space="preserve">SVG radar görselleştirme — TR şehirleri, dönen sweep beam, rastgele saldırı pulse’ları.</w:t>
+      </w:r>
+    </w:p>
+    <w:p>
+      <w:pPr>
         <w:pStyle w:val="BlockText"/>
       </w:pPr>
       <w:r>
-        <w:t xml:space="preserve">“İşte şu an Türkiye haritası. Her saniye bir şehir yanıyor — Phishing, Ransomware, DDoS, Brute-Force, Deepfake. Sağda canlı log. USOM verisi günde 11 milyon engelleme — bu görüntü gerçeği temsil ediyor.”</w:t>
+        <w:t xml:space="preserve">“Şu an Türkiye haritası. Her saniye bir şehir yanıyor — Phishing, Ransomware, DDoS, Brute-Force, Deepfake, SMS-Phishing. Sağda canlı log akıyor, son 7 saldırı görünüyor. USOM verisi günde 11 milyon engelleme yapıyor.</w:t>
+      </w:r>
+      <w:r>
+        <w:t xml:space="preserve"> </w:t>
+      </w:r>
+      <w:r>
+        <w:rPr>
+          <w:b/>
+          <w:bCs/>
+        </w:rPr>
+        <w:t xml:space="preserve">Bu görüntü, bu ekran, gerçeği temsil ediyor.</w:t>
+      </w:r>
+      <w:r>
+        <w:t xml:space="preserve"> </w:t>
+      </w:r>
+      <w:r>
+        <w:t xml:space="preserve">Saldırı dinmiyor. Bilgisayarınız, telefonunuz, hesabınız siz uyurken bile saldırı altında — ama bunu görmüyorsunuz, çünkü işletim sistemi ve servis sağlayıcı arkada engelliyor. O engelleme tabakası bir gün açık gelirse, ne yaparız? Şimdi sırasıyla yedi yeni tehdide bakacağız.”</w:t>
       </w:r>
     </w:p>
     <w:p>
@@ -2724,17 +4028,7 @@
         <w:pStyle w:val="FirstParagraph"/>
       </w:pPr>
       <w:r>
-        <w:rPr>
-          <w:b/>
-          <w:bCs/>
-        </w:rPr>
-        <w:t xml:space="preserve">Yapılacak:</w:t>
-      </w:r>
-      <w:r>
-        <w:t xml:space="preserve"> </w:t>
-      </w:r>
-      <w:r>
-        <w:t xml:space="preserve">30 saniye saldırıları göster.</w:t>
+        <w:t xml:space="preserve">30 saniye saldırıları göster, sus, audience seyreder.</w:t>
       </w:r>
     </w:p>
     <w:p>
@@ -2745,13 +4039,21 @@
       </w:r>
     </w:p>
     <w:bookmarkEnd w:id="40"/>
-    <w:bookmarkStart w:id="41" w:name="slayt-29-wi-fi-tuzağı-evil-twin-yeni"/>
+    <w:bookmarkStart w:id="41" w:name="slayt-29-wi-fi-tuzağı-evil-twin"/>
     <w:p>
       <w:pPr>
         <w:pStyle w:val="Heading3"/>
       </w:pPr>
       <w:r>
-        <w:t xml:space="preserve">Slayt 29 · Wi-Fi Tuzağı · Evil Twin (YENİ)</w:t>
+        <w:t xml:space="preserve">Slayt 29 · Wi-Fi Tuzağı · Evil Twin</w:t>
+      </w:r>
+    </w:p>
+    <w:p>
+      <w:pPr>
+        <w:pStyle w:val="FirstParagraph"/>
+      </w:pPr>
+      <w:r>
+        <w:t xml:space="preserve">Animasyonlu telefon ekranı: Wi-Fi listesi → bağlandı → kırmızı leak ekranı.</w:t>
       </w:r>
     </w:p>
     <w:p>
@@ -2771,54 +4073,108 @@
         <w:t xml:space="preserve"> </w:t>
       </w:r>
       <w:r>
-        <w:t xml:space="preserve">var, şifresiz, sinyal güçlü — bağlanıyorsun. Ama bu cafe değil,</w:t>
-      </w:r>
-      <w:r>
-        <w:t xml:space="preserve"> </w:t>
-      </w:r>
-      <w:r>
-        <w:rPr>
-          <w:b/>
-          <w:bCs/>
-        </w:rPr>
-        <w:t xml:space="preserve">saldırganın telefonu</w:t>
-      </w:r>
-      <w:r>
-        <w:t xml:space="preserve">. Adı kafenin adına benzer şekilde uydurulmuş — evil twin saldırısı. Bağlandığın anda tüm trafik onun ağına akıyor — Instagram giriş, banka şifre, WhatsApp oturum tokenı — hepsi saldırgana düşüyor.</w:t>
-      </w:r>
-      <w:r>
-        <w:t xml:space="preserve"> </w:t>
-      </w:r>
-      <w:r>
-        <w:rPr>
-          <w:b/>
-          <w:bCs/>
-        </w:rPr>
+        <w:t xml:space="preserve">var, şifresiz, sinyal güçlü, bağlanıyorsun. Ama bu cafe değil,</w:t>
+      </w:r>
+      <w:r>
+        <w:t xml:space="preserve"> </w:t>
+      </w:r>
+      <w:r>
+        <w:rPr>
+          <w:b/>
+          <w:bCs/>
+        </w:rPr>
+        <w:t xml:space="preserve">saldırganın yanı başınızdaki dizüstüsünden yayın yapan sahte hotspot</w:t>
+      </w:r>
+      <w:r>
+        <w:t xml:space="preserve">. Adı kafenin adına benzer şekilde uydurulmuş — buna</w:t>
+      </w:r>
+      <w:r>
+        <w:t xml:space="preserve"> </w:t>
+      </w:r>
+      <w:r>
+        <w:t xml:space="preserve">‘Evil Twin’</w:t>
+      </w:r>
+      <w:r>
+        <w:t xml:space="preserve"> </w:t>
+      </w:r>
+      <w:r>
+        <w:t xml:space="preserve">diyoruz. Bağlandığın anda tüm internet trafiğin onun ağına akıyor. Şu ekrana bakın: Instagram giriş POST’u — kullanıcı adı, şifre. Garanti girişi — TC, şifre. WhatsApp QR token’ı — oturumun çalınması.</w:t>
+      </w:r>
+      <w:r>
+        <w:t xml:space="preserve"> </w:t>
+      </w:r>
+      <w:r>
+        <w:rPr>
+          <w:b/>
+          <w:bCs/>
+        </w:rPr>
+        <w:t xml:space="preserve">Şifresiz Wi-Fi = sniffing.</w:t>
+      </w:r>
+      <w:r>
+        <w:t xml:space="preserve"> </w:t>
+      </w:r>
+      <w:r>
         <w:t xml:space="preserve">Koruma üç adım:</w:t>
       </w:r>
       <w:r>
         <w:t xml:space="preserve"> </w:t>
       </w:r>
       <w:r>
-        <w:t xml:space="preserve">şifresiz Wi-Fi’ya bağlanma, VPN kullan, tarayıcıda https kilidini her zaman kontrol et.”</w:t>
-      </w:r>
-    </w:p>
-    <w:p>
-      <w:pPr>
-        <w:pStyle w:val="FirstParagraph"/>
-      </w:pPr>
-      <w:r>
-        <w:rPr>
-          <w:b/>
-          <w:bCs/>
-        </w:rPr>
-        <w:t xml:space="preserve">Yapılacak:</w:t>
-      </w:r>
-      <w:r>
-        <w:t xml:space="preserve"> </w:t>
-      </w:r>
-      <w:r>
-        <w:t xml:space="preserve">3 fazlı animasyon — Wi-Fi listesi → bağlandın → kırmızı leak ekranı. Toplam ~6 sn.</w:t>
+        <w:rPr>
+          <w:b/>
+          <w:bCs/>
+        </w:rPr>
+        <w:t xml:space="preserve">birincisi şifresiz Wi-Fi’ya hiç bağlanma.</w:t>
+      </w:r>
+      <w:r>
+        <w:t xml:space="preserve"> </w:t>
+      </w:r>
+      <w:r>
+        <w:t xml:space="preserve">Eduroam, kafenin şifreli ağı, kendi mobil verin — bunlar var.</w:t>
+      </w:r>
+      <w:r>
+        <w:t xml:space="preserve"> </w:t>
+      </w:r>
+      <w:r>
+        <w:rPr>
+          <w:b/>
+          <w:bCs/>
+        </w:rPr>
+        <w:t xml:space="preserve">İkincisi VPN kullan</w:t>
+      </w:r>
+      <w:r>
+        <w:t xml:space="preserve"> </w:t>
+      </w:r>
+      <w:r>
+        <w:t xml:space="preserve">— public Wi-Fi’da şart. ProtonVPN ücretsiz versiyon iyi başlangıç, Mullvad ileri kullanıcı, NordVPN yaygın.</w:t>
+      </w:r>
+      <w:r>
+        <w:t xml:space="preserve"> </w:t>
+      </w:r>
+      <w:r>
+        <w:t xml:space="preserve">‘Bedava VPN’</w:t>
+      </w:r>
+      <w:r>
+        <w:t xml:space="preserve"> </w:t>
+      </w:r>
+      <w:r>
+        <w:t xml:space="preserve">uygulamalarına dikkat — kendileri saldırgan olabilir.</w:t>
+      </w:r>
+      <w:r>
+        <w:t xml:space="preserve"> </w:t>
+      </w:r>
+      <w:r>
+        <w:rPr>
+          <w:b/>
+          <w:bCs/>
+        </w:rPr>
+        <w:t xml:space="preserve">Üçüncüsü tarayıcıda HTTPS kilidi gör</w:t>
+      </w:r>
+      <w:r>
+        <w:t xml:space="preserve"> </w:t>
+      </w:r>
+      <w:r>
+        <w:t xml:space="preserve">— adres çubuğunda kilit yoksa, hiçbir bilgini bırakma.”</w:t>
       </w:r>
     </w:p>
     <w:p>
@@ -2829,13 +4185,13 @@
       </w:r>
     </w:p>
     <w:bookmarkEnd w:id="41"/>
-    <w:bookmarkStart w:id="42" w:name="Xb49d19ceeabb8b3a48fdef5fddf533a150509c6"/>
+    <w:bookmarkStart w:id="42" w:name="slayt-30-sim-swap-numaranın-çalınması"/>
     <w:p>
       <w:pPr>
         <w:pStyle w:val="Heading3"/>
       </w:pPr>
       <w:r>
-        <w:t xml:space="preserve">Slayt 30 · SIM Swap · Numaranın Çalınması (YENİ)</w:t>
+        <w:t xml:space="preserve">Slayt 30 · SIM Swap · Numaranın Çalınması</w:t>
       </w:r>
     </w:p>
     <w:p>
@@ -2843,35 +4199,109 @@
         <w:pStyle w:val="BlockText"/>
       </w:pPr>
       <w:r>
-        <w:t xml:space="preserve">“Saldırgan operatöre gidiyor — sahte kimlikle, hatta bazen rüşvetle çalışana.</w:t>
-      </w:r>
-      <w:r>
-        <w:t xml:space="preserve"> </w:t>
-      </w:r>
-      <w:r>
-        <w:t xml:space="preserve">‘Telefonum çalındı, yeni SIM lazım.’</w:t>
-      </w:r>
-      <w:r>
-        <w:t xml:space="preserve"> </w:t>
-      </w:r>
-      <w:r>
-        <w:t xml:space="preserve">5 dakika sonra senin numaran onun telefonunda. SMS ile gelen 2FA kodları artık ona düşüyor — banka, e-posta, sosyal medya, hepsi domino düşüyor.</w:t>
-      </w:r>
-      <w:r>
-        <w:t xml:space="preserve"> </w:t>
-      </w:r>
-      <w:r>
-        <w:rPr>
-          <w:b/>
-          <w:bCs/>
-        </w:rPr>
-        <w:t xml:space="preserve">Koruma:</w:t>
-      </w:r>
-      <w:r>
-        <w:t xml:space="preserve"> </w:t>
-      </w:r>
-      <w:r>
-        <w:t xml:space="preserve">Ayarlar’dan SIM PIN aç. Operatör hesabına çağrı şifresi koy. SMS 2FA değil,</w:t>
+        <w:t xml:space="preserve">“Bu saldırı son birkaç yılda Türkiye’de patladı. Saldırgan operatöre gidiyor — sahte kimlikle, bazen rüşvetle çalışana — diyor ki</w:t>
+      </w:r>
+      <w:r>
+        <w:t xml:space="preserve"> </w:t>
+      </w:r>
+      <w:r>
+        <w:t xml:space="preserve">‘telefonum çalındı, yeni SIM lazım’</w:t>
+      </w:r>
+      <w:r>
+        <w:t xml:space="preserve">. Operatör çalışanı kimlik kontrolü yapmıyorsa veya yanlış kimlikle ikna oluyorsa, 5 dakika sonra senin numaran saldırganın telefonunda. Şimdi sırayla domino düşüyor: SMS ile gelen 2FA kodları artık onun telefonuna gidiyor. Banka uygulamanın şifre sıfırlama kodu — ona. Instagram’ın doğrulama SMS’i — ona. E-postanın kurtarma kodu — ona.</w:t>
+      </w:r>
+      <w:r>
+        <w:t xml:space="preserve"> </w:t>
+      </w:r>
+      <w:r>
+        <w:rPr>
+          <w:b/>
+          <w:bCs/>
+        </w:rPr>
+        <w:t xml:space="preserve">2FA’nız SMS üzerinden ise, SIM swap saldırısıyla 5 dakikada uçar.</w:t>
+      </w:r>
+      <w:r>
+        <w:t xml:space="preserve"> </w:t>
+      </w:r>
+      <w:r>
+        <w:t xml:space="preserve">Koruma üç adım:</w:t>
+      </w:r>
+      <w:r>
+        <w:t xml:space="preserve"> </w:t>
+      </w:r>
+      <w:r>
+        <w:rPr>
+          <w:b/>
+          <w:bCs/>
+        </w:rPr>
+        <w:t xml:space="preserve">birinci</w:t>
+      </w:r>
+      <w:r>
+        <w:t xml:space="preserve"> </w:t>
+      </w:r>
+      <w:r>
+        <w:t xml:space="preserve">telefonunuzun Ayarlar menüsünden</w:t>
+      </w:r>
+      <w:r>
+        <w:t xml:space="preserve"> </w:t>
+      </w:r>
+      <w:r>
+        <w:rPr>
+          <w:b/>
+          <w:bCs/>
+        </w:rPr>
+        <w:t xml:space="preserve">SIM PIN aç</w:t>
+      </w:r>
+      <w:r>
+        <w:t xml:space="preserve">. SIM kart başka bir telefona takıldığında PIN sorar.</w:t>
+      </w:r>
+      <w:r>
+        <w:t xml:space="preserve"> </w:t>
+      </w:r>
+      <w:r>
+        <w:rPr>
+          <w:b/>
+          <w:bCs/>
+        </w:rPr>
+        <w:t xml:space="preserve">İkinci</w:t>
+      </w:r>
+      <w:r>
+        <w:t xml:space="preserve"> </w:t>
+      </w:r>
+      <w:r>
+        <w:t xml:space="preserve">operatör hesabınıza</w:t>
+      </w:r>
+      <w:r>
+        <w:t xml:space="preserve"> </w:t>
+      </w:r>
+      <w:r>
+        <w:rPr>
+          <w:b/>
+          <w:bCs/>
+        </w:rPr>
+        <w:t xml:space="preserve">çağrı şifresi</w:t>
+      </w:r>
+      <w:r>
+        <w:t xml:space="preserve"> </w:t>
+      </w:r>
+      <w:r>
+        <w:t xml:space="preserve">koy — operatör çağrı merkeziyle konuşmadan önce sözlü şifre sorulur.</w:t>
+      </w:r>
+      <w:r>
+        <w:t xml:space="preserve"> </w:t>
+      </w:r>
+      <w:r>
+        <w:rPr>
+          <w:b/>
+          <w:bCs/>
+        </w:rPr>
+        <w:t xml:space="preserve">Üçüncü ve en önemli:</w:t>
+      </w:r>
+      <w:r>
+        <w:t xml:space="preserve"> </w:t>
+      </w:r>
+      <w:r>
+        <w:t xml:space="preserve">SMS 2FA bırakın,</w:t>
       </w:r>
       <w:r>
         <w:t xml:space="preserve"> </w:t>
@@ -2887,7 +4317,7 @@
         <w:t xml:space="preserve"> </w:t>
       </w:r>
       <w:r>
-        <w:t xml:space="preserve">kullan.”</w:t>
+        <w:t xml:space="preserve">kullanın. Google Authenticator, Microsoft Authenticator, Authy. Kodlar telefonunuzda üretilir, SIM kart taşımaz.”</w:t>
       </w:r>
     </w:p>
     <w:p>
@@ -2898,13 +4328,13 @@
       </w:r>
     </w:p>
     <w:bookmarkEnd w:id="42"/>
-    <w:bookmarkStart w:id="43" w:name="slayt-31-iot-cihaz-güvenliği-yeni"/>
+    <w:bookmarkStart w:id="43" w:name="slayt-31-iot-cihaz-güvenliği"/>
     <w:p>
       <w:pPr>
         <w:pStyle w:val="Heading3"/>
       </w:pPr>
       <w:r>
-        <w:t xml:space="preserve">Slayt 31 · IoT Cihaz Güvenliği (YENİ)</w:t>
+        <w:t xml:space="preserve">Slayt 31 · IoT Cihaz Güvenliği</w:t>
       </w:r>
     </w:p>
     <w:p>
@@ -2912,7 +4342,7 @@
         <w:pStyle w:val="BlockText"/>
       </w:pPr>
       <w:r>
-        <w:t xml:space="preserve">“Evindeki akıllı cihazlar saldırgan için açık kapı.</w:t>
+        <w:t xml:space="preserve">“Evinizdeki akıllı cihazlar — sandığınızdan büyük bir güvenlik tehdidi.</w:t>
       </w:r>
       <w:r>
         <w:t xml:space="preserve"> </w:t>
@@ -2928,39 +4358,51 @@
         <w:t xml:space="preserve"> </w:t>
       </w:r>
       <w:r>
-        <w:t xml:space="preserve">varsayılan şifre değiştirilmezse Shodan üzerinden binlerce TR kamerası canlı izlenebiliyor.</w:t>
-      </w:r>
-      <w:r>
-        <w:t xml:space="preserve"> </w:t>
-      </w:r>
-      <w:r>
-        <w:rPr>
-          <w:b/>
-          <w:bCs/>
-        </w:rPr>
-        <w:t xml:space="preserve">Akıllı asistan:</w:t>
-      </w:r>
-      <w:r>
-        <w:t xml:space="preserve"> </w:t>
-      </w:r>
-      <w:r>
-        <w:t xml:space="preserve">sürekli ses dinler, buluta gönderir — hassas konuşmaları yakınında etme.</w:t>
-      </w:r>
-      <w:r>
-        <w:t xml:space="preserve"> </w:t>
-      </w:r>
-      <w:r>
-        <w:rPr>
-          <w:b/>
-          <w:bCs/>
-        </w:rPr>
-        <w:t xml:space="preserve">Akıllı TV / saat:</w:t>
-      </w:r>
-      <w:r>
-        <w:t xml:space="preserve"> </w:t>
-      </w:r>
-      <w:r>
-        <w:t xml:space="preserve">gereksiz uygulamaları sil, mikrofon izinlerini kapat.</w:t>
+        <w:t xml:space="preserve">varsayılan şifre değiştirilmediyse, Shodan adlı arama motorundan binlerce TR kamerası canlı izlenebiliyor. Yatak odasına yerleştirdiğiniz IP kamera, internete açık IP’siyle Google’da arandığında karşınıza çıkıyor.</w:t>
+      </w:r>
+      <w:r>
+        <w:t xml:space="preserve"> </w:t>
+      </w:r>
+      <w:r>
+        <w:rPr>
+          <w:b/>
+          <w:bCs/>
+        </w:rPr>
+        <w:t xml:space="preserve">Akıllı asistan (Alexa, Google Home):</w:t>
+      </w:r>
+      <w:r>
+        <w:t xml:space="preserve"> </w:t>
+      </w:r>
+      <w:r>
+        <w:t xml:space="preserve">sürekli ses dinler,</w:t>
+      </w:r>
+      <w:r>
+        <w:t xml:space="preserve"> </w:t>
+      </w:r>
+      <w:r>
+        <w:t xml:space="preserve">‘okay Google’</w:t>
+      </w:r>
+      <w:r>
+        <w:t xml:space="preserve"> </w:t>
+      </w:r>
+      <w:r>
+        <w:t xml:space="preserve">dedikten sonrasını buluta gönderir, ama bazen yanlış anlar — özel konuşmalar bile kayda geçer. Yatak odasına, banyo yakınına koymayın.</w:t>
+      </w:r>
+      <w:r>
+        <w:t xml:space="preserve"> </w:t>
+      </w:r>
+      <w:r>
+        <w:rPr>
+          <w:b/>
+          <w:bCs/>
+        </w:rPr>
+        <w:t xml:space="preserve">Akıllı TV ve saat:</w:t>
+      </w:r>
+      <w:r>
+        <w:t xml:space="preserve"> </w:t>
+      </w:r>
+      <w:r>
+        <w:t xml:space="preserve">gereksiz uygulamaları silin, mikrofon izinlerini kapatın, firmware güncel olsun. Akıllı saatin sağlık verileri (kalp ritmi, uyku, lokasyon) izlemeye değer.</w:t>
       </w:r>
       <w:r>
         <w:t xml:space="preserve"> </w:t>
@@ -2976,7 +4418,7 @@
         <w:t xml:space="preserve"> </w:t>
       </w:r>
       <w:r>
-        <w:t xml:space="preserve">600.000 zayıf-şifreli IoT cihazıyla yarı interneti çökertti. Şifreni değiştir, firmware güncel olsun.”</w:t>
+        <w:t xml:space="preserve">zayıf IoT şifreleriyle 600.000 cihazı ele geçirdi, DDoS saldırılarıyla yarı interneti çökertti — Netflix, Twitter, GitHub erişilemez hale geldi. Sebep tek bir şey: kullanıcılar IoT cihazlarındaki varsayılan şifreleri değiştirmemişti.”</w:t>
       </w:r>
     </w:p>
     <w:p>
@@ -2987,13 +4429,13 @@
       </w:r>
     </w:p>
     <w:bookmarkEnd w:id="43"/>
-    <w:bookmarkStart w:id="44" w:name="slayt-32-usb-donanım-tuzakları-yeni"/>
+    <w:bookmarkStart w:id="44" w:name="slayt-32-usb-donanım-tuzakları"/>
     <w:p>
       <w:pPr>
         <w:pStyle w:val="Heading3"/>
       </w:pPr>
       <w:r>
-        <w:t xml:space="preserve">Slayt 32 · USB / Donanım Tuzakları (YENİ)</w:t>
+        <w:t xml:space="preserve">Slayt 32 · USB / Donanım Tuzakları</w:t>
       </w:r>
     </w:p>
     <w:p>
@@ -3011,45 +4453,101 @@
           <w:b/>
           <w:bCs/>
         </w:rPr>
-        <w:t xml:space="preserve">Yerde bulduğun USB’yi takma</w:t>
-      </w:r>
-      <w:r>
-        <w:t xml:space="preserve"> </w:t>
-      </w:r>
-      <w:r>
-        <w:t xml:space="preserve">— Rubber Ducky 3 saniyede komut çalıştırır, hesabını dışa açar. Stuxnet 2010’da nükleer santralleri böyle ele geçirdi.</w:t>
-      </w:r>
-      <w:r>
-        <w:t xml:space="preserve"> </w:t>
-      </w:r>
-      <w:r>
-        <w:rPr>
-          <w:b/>
-          <w:bCs/>
-        </w:rPr>
-        <w:t xml:space="preserve">Sahte şarj kabloları (O.MG cable):</w:t>
-      </w:r>
-      <w:r>
-        <w:t xml:space="preserve"> </w:t>
-      </w:r>
-      <w:r>
-        <w:t xml:space="preserve">görünüşte sıradan, içinde WiFi mini-bilgisayar — telefonunu klavye olarak kontrol eder.</w:t>
-      </w:r>
-      <w:r>
-        <w:t xml:space="preserve"> </w:t>
-      </w:r>
-      <w:r>
-        <w:rPr>
-          <w:b/>
-          <w:bCs/>
-        </w:rPr>
-        <w:t xml:space="preserve">Public USB charging (juice jacking):</w:t>
-      </w:r>
-      <w:r>
-        <w:t xml:space="preserve"> </w:t>
-      </w:r>
-      <w:r>
-        <w:t xml:space="preserve">havalimanı, kafe USB portlarından şarj eden porttan veri de akar. Sadece kendi adaptörünle priza tak.”</w:t>
+        <w:t xml:space="preserve">Birinci, yerde bulduğun USB’yi takma.</w:t>
+      </w:r>
+      <w:r>
+        <w:t xml:space="preserve"> </w:t>
+      </w:r>
+      <w:r>
+        <w:t xml:space="preserve">Bu klasik bir saldırı:</w:t>
+      </w:r>
+      <w:r>
+        <w:t xml:space="preserve"> </w:t>
+      </w:r>
+      <w:r>
+        <w:t xml:space="preserve">‘Rubber Ducky’</w:t>
+      </w:r>
+      <w:r>
+        <w:t xml:space="preserve"> </w:t>
+      </w:r>
+      <w:r>
+        <w:t xml:space="preserve">adlı cihaz dışarıdan sıradan bir USB belleğe benziyor, ama içinde mini bir bilgisayar var. Takıldığı an klavye olarak tanımlanıyor, 3 saniyede komutlar çalıştırıyor: arka kapı yüklüyor, dosyalar dışarı sızdırıyor, hesabı dışa açıyor. 2010’da İran nükleer santrallerini ele geçiren Stuxnet bu yolla yayıldı — fiziksel olarak USB ile içeri sokuldu.</w:t>
+      </w:r>
+      <w:r>
+        <w:t xml:space="preserve"> </w:t>
+      </w:r>
+      <w:r>
+        <w:rPr>
+          <w:b/>
+          <w:bCs/>
+        </w:rPr>
+        <w:t xml:space="preserve">İkinci, sahte şarj kabloları.</w:t>
+      </w:r>
+      <w:r>
+        <w:t xml:space="preserve"> </w:t>
+      </w:r>
+      <w:r>
+        <w:t xml:space="preserve">‘O.MG cable’</w:t>
+      </w:r>
+      <w:r>
+        <w:t xml:space="preserve"> </w:t>
+      </w:r>
+      <w:r>
+        <w:t xml:space="preserve">adlı bir aparat var: dışarıdan iPhone şarj kablosuyla aynı görünüyor, ama içinde Wi-Fi’lı mini bilgisayar var. Telefonu klavye olarak kontrol ediyor, uzaktan komut çalıştırıyor. Apple Store’da satılan kablolardan ayırt etmek neredeyse imkânsız.</w:t>
+      </w:r>
+      <w:r>
+        <w:t xml:space="preserve"> </w:t>
+      </w:r>
+      <w:r>
+        <w:rPr>
+          <w:b/>
+          <w:bCs/>
+        </w:rPr>
+        <w:t xml:space="preserve">Sadece güvendiğiniz kabloyu kullanın.</w:t>
+      </w:r>
+      <w:r>
+        <w:t xml:space="preserve"> </w:t>
+      </w:r>
+      <w:r>
+        <w:rPr>
+          <w:b/>
+          <w:bCs/>
+        </w:rPr>
+        <w:t xml:space="preserve">Üçüncü, public USB charging stations — juice jacking.</w:t>
+      </w:r>
+      <w:r>
+        <w:t xml:space="preserve"> </w:t>
+      </w:r>
+      <w:r>
+        <w:t xml:space="preserve">Havalimanı, kafe, alışveriş merkezi USB charging portları riskli. Şarj eden porttan veri de akabilir, hatta saldırgan zararlı yazılım kurabilir.</w:t>
+      </w:r>
+      <w:r>
+        <w:t xml:space="preserve"> </w:t>
+      </w:r>
+      <w:r>
+        <w:rPr>
+          <w:b/>
+          <w:bCs/>
+        </w:rPr>
+        <w:t xml:space="preserve">Çözüm basit:</w:t>
+      </w:r>
+      <w:r>
+        <w:t xml:space="preserve"> </w:t>
+      </w:r>
+      <w:r>
+        <w:t xml:space="preserve">kendi adaptörünüzle prize takın, USB porta değil. Ya da</w:t>
+      </w:r>
+      <w:r>
+        <w:t xml:space="preserve"> </w:t>
+      </w:r>
+      <w:r>
+        <w:t xml:space="preserve">‘USB data blocker’</w:t>
+      </w:r>
+      <w:r>
+        <w:t xml:space="preserve"> </w:t>
+      </w:r>
+      <w:r>
+        <w:t xml:space="preserve">adı verilen küçük aparatlar var, sadece güç geçiriyor, veri geçirmiyor.”</w:t>
       </w:r>
     </w:p>
     <w:p>
@@ -3060,13 +4558,13 @@
       </w:r>
     </w:p>
     <w:bookmarkEnd w:id="44"/>
-    <w:bookmarkStart w:id="45" w:name="X2ac43fb8ab4d250de014c4571475262605208eb"/>
+    <w:bookmarkStart w:id="45" w:name="Xd2a89e628f9cf1d06b8d20cbf50d503f8bc0ffa"/>
     <w:p>
       <w:pPr>
         <w:pStyle w:val="Heading3"/>
       </w:pPr>
       <w:r>
-        <w:t xml:space="preserve">Slayt 33 · Malvertising · Sahte Reklam Tıklatma (YENİ)</w:t>
+        <w:t xml:space="preserve">Slayt 33 · Malvertising · Sahte Reklam Tıklatma</w:t>
       </w:r>
     </w:p>
     <w:p>
@@ -3074,7 +4572,7 @@
         <w:pStyle w:val="BlockText"/>
       </w:pPr>
       <w:r>
-        <w:t xml:space="preserve">“Google’da</w:t>
+        <w:t xml:space="preserve">“Bu sinsi bir saldırı. Google’da</w:t>
       </w:r>
       <w:r>
         <w:t xml:space="preserve"> </w:t>
@@ -3086,7 +4584,7 @@
         <w:t xml:space="preserve"> </w:t>
       </w:r>
       <w:r>
-        <w:t xml:space="preserve">arattığında ilk sonuç</w:t>
+        <w:t xml:space="preserve">aradığını düşünün. İlk sonuç</w:t>
       </w:r>
       <w:r>
         <w:t xml:space="preserve"> </w:t>
@@ -3102,23 +4600,123 @@
         <w:t xml:space="preserve"> </w:t>
       </w:r>
       <w:r>
-        <w:t xml:space="preserve">olabilir. Saldırgan sahte siteye ücret ödüyor, en üste çıkıyor. İndirilen dosya gerçek Photoshop gibi açılır, arkada bilgisayarına trojan kurar — RedLine, Vidar — banka şifreleri ve tarayıcı oturumları çalınır.</w:t>
-      </w:r>
-      <w:r>
-        <w:t xml:space="preserve"> </w:t>
-      </w:r>
-      <w:r>
-        <w:rPr>
-          <w:b/>
-          <w:bCs/>
-        </w:rPr>
-        <w:t xml:space="preserve">Koruma:</w:t>
-      </w:r>
-      <w:r>
-        <w:t xml:space="preserve"> </w:t>
-      </w:r>
-      <w:r>
-        <w:t xml:space="preserve">uBlock Origin · resmi siteyi her zaman elle yaz (adobe.com), arama sonucundan tıklama · indirme öncesi VirusTotal’da tara.”</w:t>
+        <w:t xml:space="preserve">olabilir — küçük</w:t>
+      </w:r>
+      <w:r>
+        <w:t xml:space="preserve"> </w:t>
+      </w:r>
+      <w:r>
+        <w:t xml:space="preserve">‘Ad’</w:t>
+      </w:r>
+      <w:r>
+        <w:t xml:space="preserve"> </w:t>
+      </w:r>
+      <w:r>
+        <w:t xml:space="preserve">ya da</w:t>
+      </w:r>
+      <w:r>
+        <w:t xml:space="preserve"> </w:t>
+      </w:r>
+      <w:r>
+        <w:t xml:space="preserve">‘Reklam’</w:t>
+      </w:r>
+      <w:r>
+        <w:t xml:space="preserve"> </w:t>
+      </w:r>
+      <w:r>
+        <w:t xml:space="preserve">yazıyor. Saldırgan sahte siteye Google’a ücret ödüyor, organik sonuçların üzerinde gösterilmesini sağlıyor. Tıklayıp</w:t>
+      </w:r>
+      <w:r>
+        <w:t xml:space="preserve"> </w:t>
+      </w:r>
+      <w:r>
+        <w:t xml:space="preserve">‘photoshop_setup.exe’</w:t>
+      </w:r>
+      <w:r>
+        <w:t xml:space="preserve"> </w:t>
+      </w:r>
+      <w:r>
+        <w:t xml:space="preserve">indiriyorsun. Açıldığında gerçek Photoshop kurulum ekranı görüntüleniyor — ama arkada</w:t>
+      </w:r>
+      <w:r>
+        <w:t xml:space="preserve"> </w:t>
+      </w:r>
+      <w:r>
+        <w:rPr>
+          <w:b/>
+          <w:bCs/>
+        </w:rPr>
+        <w:t xml:space="preserve">trojan</w:t>
+      </w:r>
+      <w:r>
+        <w:t xml:space="preserve"> </w:t>
+      </w:r>
+      <w:r>
+        <w:t xml:space="preserve">kuruluyor:</w:t>
+      </w:r>
+      <w:r>
+        <w:t xml:space="preserve"> </w:t>
+      </w:r>
+      <w:r>
+        <w:rPr>
+          <w:b/>
+          <w:bCs/>
+        </w:rPr>
+        <w:t xml:space="preserve">RedLine, Vidar</w:t>
+      </w:r>
+      <w:r>
+        <w:t xml:space="preserve"> </w:t>
+      </w:r>
+      <w:r>
+        <w:t xml:space="preserve">gibi bilgi hırsızı zararlılar. Tarayıcı kayıtlı şifreler, banka uygulaması oturum çerezleri, kripto cüzdan adresleri saldırgana akıyor. Buna</w:t>
+      </w:r>
+      <w:r>
+        <w:t xml:space="preserve"> </w:t>
+      </w:r>
+      <w:r>
+        <w:rPr>
+          <w:b/>
+          <w:bCs/>
+        </w:rPr>
+        <w:t xml:space="preserve">malvertising</w:t>
+      </w:r>
+      <w:r>
+        <w:t xml:space="preserve"> </w:t>
+      </w:r>
+      <w:r>
+        <w:t xml:space="preserve">diyoruz, ’malicious advertising’in kısaltması. Koruma:</w:t>
+      </w:r>
+      <w:r>
+        <w:t xml:space="preserve"> </w:t>
+      </w:r>
+      <w:r>
+        <w:rPr>
+          <w:b/>
+          <w:bCs/>
+        </w:rPr>
+        <w:t xml:space="preserve">uBlock Origin</w:t>
+      </w:r>
+      <w:r>
+        <w:t xml:space="preserve"> </w:t>
+      </w:r>
+      <w:r>
+        <w:t xml:space="preserve">veya benzeri reklam engelleyici kullanın — reklamların büyük çoğunluğunu görmezsiniz, ekstra olarak güvenlikte.</w:t>
+      </w:r>
+      <w:r>
+        <w:t xml:space="preserve"> </w:t>
+      </w:r>
+      <w:r>
+        <w:rPr>
+          <w:b/>
+          <w:bCs/>
+        </w:rPr>
+        <w:t xml:space="preserve">Resmi siteyi her zaman elle yazın</w:t>
+      </w:r>
+      <w:r>
+        <w:t xml:space="preserve"> </w:t>
+      </w:r>
+      <w:r>
+        <w:t xml:space="preserve">— ’adobe.com’u arama sonucundan değil, doğrudan adres çubuğuna. Yazılım indireceğiniz zaman VirusTotal sitesine dosyayı yüklüp 70+ antivirüsten taratın.”</w:t>
       </w:r>
     </w:p>
     <w:p>
@@ -3140,26 +4738,42 @@
     </w:p>
     <w:p>
       <w:pPr>
+        <w:pStyle w:val="FirstParagraph"/>
+      </w:pPr>
+      <w:r>
+        <w:t xml:space="preserve">İkinci büyük interaktif moment.</w:t>
+      </w:r>
+    </w:p>
+    <w:p>
+      <w:pPr>
         <w:pStyle w:val="BlockText"/>
       </w:pPr>
       <w:r>
-        <w:t xml:space="preserve">“Sıra geldi en sevdiğim deneye. Telefonunu çıkar, QR’ı tarat.</w:t>
-      </w:r>
-      <w:r>
-        <w:t xml:space="preserve"> </w:t>
-      </w:r>
-      <w:r>
-        <w:rPr>
-          <w:b/>
-          <w:bCs/>
-        </w:rPr>
-        <w:t xml:space="preserve">‘Değerlendirme ve Çekiliş’</w:t>
-      </w:r>
-      <w:r>
-        <w:t xml:space="preserve"> </w:t>
-      </w:r>
-      <w:r>
-        <w:t xml:space="preserve">— kısa anketi doldur, sürpriz hediye çekilişine katıl. Hemen tarat.”</w:t>
+        <w:t xml:space="preserve">“Şimdi en sevdiğim deneyi yapacağız. Şu ekrana bakın:</w:t>
+      </w:r>
+      <w:r>
+        <w:t xml:space="preserve"> </w:t>
+      </w:r>
+      <w:r>
+        <w:t xml:space="preserve">‘Değerlendirme ve Çekiliş — kısa anketi doldur, sürpriz hediye çekilişine katıl.’</w:t>
+      </w:r>
+      <w:r>
+        <w:t xml:space="preserve"> </w:t>
+      </w:r>
+      <w:r>
+        <w:t xml:space="preserve">Bu güzel bir teklif. Telefonunuzu çıkarın, QR’ı tarayın. Bekleyeceğim, acele etmeyin. Tarayan herkes anketi açtığını sanıyor. Sayaç güncelleniyor, görüyor musunuz?</w:t>
+      </w:r>
+      <w:r>
+        <w:t xml:space="preserve"> </w:t>
+      </w:r>
+      <w:r>
+        <w:t xml:space="preserve">‘X kişi katıldı, son: Y saniye önce.’</w:t>
+      </w:r>
+      <w:r>
+        <w:t xml:space="preserve"> </w:t>
+      </w:r>
+      <w:r>
+        <w:t xml:space="preserve">Tamam, bir-iki dakika daha bekleyelim.”</w:t>
       </w:r>
     </w:p>
     <w:p>
@@ -3167,29 +4781,7 @@
         <w:pStyle w:val="FirstParagraph"/>
       </w:pPr>
       <w:r>
-        <w:rPr>
-          <w:b/>
-          <w:bCs/>
-        </w:rPr>
-        <w:t xml:space="preserve">Yapılacak:</w:t>
-      </w:r>
-      <w:r>
-        <w:t xml:space="preserve"> </w:t>
-      </w:r>
-      <w:r>
-        <w:t xml:space="preserve">30–60 saniye bekle. Sayaç gerçek zamanlı artar.</w:t>
-      </w:r>
-      <w:r>
-        <w:t xml:space="preserve"> </w:t>
-      </w:r>
-      <w:r>
-        <w:t xml:space="preserve">“X kişi katıldı”</w:t>
-      </w:r>
-      <w:r>
-        <w:t xml:space="preserve"> </w:t>
-      </w:r>
-      <w:r>
-        <w:t xml:space="preserve">yazısını göster, sonra boşluğa bas.</w:t>
+        <w:t xml:space="preserve">60-90 saniye bekle. Sayaç artar. Yeterli sayıda kişi (10+) taradığında boşluğa bas.</w:t>
       </w:r>
     </w:p>
     <w:p>
@@ -3224,7 +4816,7 @@
           <w:b/>
           <w:bCs/>
         </w:rPr>
-        <w:t xml:space="preserve">[X] kişi sahte bir QR’a güvendi.</w:t>
+        <w:t xml:space="preserve">kişi sahte bir QR’a güvendi.</w:t>
       </w:r>
       <w:r>
         <w:t xml:space="preserve"> </w:t>
@@ -3242,23 +4834,51 @@
         <w:t xml:space="preserve"> </w:t>
       </w:r>
       <w:r>
-        <w:t xml:space="preserve">kırmızı ekranıyla karşılaştı. Demoydu, hiçbir şey çalmadık.</w:t>
-      </w:r>
-      <w:r>
-        <w:t xml:space="preserve"> </w:t>
-      </w:r>
-      <w:r>
-        <w:rPr>
-          <w:b/>
-          <w:bCs/>
-        </w:rPr>
-        <w:t xml:space="preserve">Ama gerçek bir saldırgan QR’ı taradığın an bunu yapabilirdi.</w:t>
-      </w:r>
-      <w:r>
-        <w:t xml:space="preserve"> </w:t>
-      </w:r>
-      <w:r>
-        <w:t xml:space="preserve">QR = link. Tıklamadan önce nereye gittiğini kontrol et.”</w:t>
+        <w:t xml:space="preserve">kırmızı ekranıyla karşılaştı. Telefonlarında</w:t>
+      </w:r>
+      <w:r>
+        <w:t xml:space="preserve"> </w:t>
+      </w:r>
+      <w:r>
+        <w:t xml:space="preserve">‘cihaz tespit edildi, IP çözümleniyor, kişi listesi taranıyor, parolalar yedekleniyor’</w:t>
+      </w:r>
+      <w:r>
+        <w:t xml:space="preserve"> </w:t>
+      </w:r>
+      <w:r>
+        <w:t xml:space="preserve">satırlarını gördünüz. Endişelenmeyin: bu bir demoydu, hiçbir şey çalmadık — sadece cihaz/tarayıcı/dil/saat dilimi okudum, hepsini yalnızca size gösterdim. Ama bir gerçek saldırgan QR’ı taradığın an bunların</w:t>
+      </w:r>
+      <w:r>
+        <w:t xml:space="preserve"> </w:t>
+      </w:r>
+      <w:r>
+        <w:rPr>
+          <w:b/>
+          <w:bCs/>
+        </w:rPr>
+        <w:t xml:space="preserve">çoğunu</w:t>
+      </w:r>
+      <w:r>
+        <w:t xml:space="preserve"> </w:t>
+      </w:r>
+      <w:r>
+        <w:t xml:space="preserve">yapabilirdi. Konum, kullandığın uygulamalar, izin verdiğin sayfalardaki oturum tokenları — eline geçen ekran üzerinden ciddi rakam.</w:t>
+      </w:r>
+      <w:r>
+        <w:t xml:space="preserve"> </w:t>
+      </w:r>
+      <w:r>
+        <w:rPr>
+          <w:b/>
+          <w:bCs/>
+        </w:rPr>
+        <w:t xml:space="preserve">QR = link.</w:t>
+      </w:r>
+      <w:r>
+        <w:t xml:space="preserve"> </w:t>
+      </w:r>
+      <w:r>
+        <w:t xml:space="preserve">Tıklamadan önce nereye gittiğini kontrol et. Bu sahnedeki QR güvenliydi — bir sonraki saldırgan bu kadar nazik olmayabilir.”</w:t>
       </w:r>
     </w:p>
     <w:p>
@@ -3283,23 +4903,111 @@
         <w:pStyle w:val="BlockText"/>
       </w:pPr>
       <w:r>
-        <w:t xml:space="preserve">“CryptoLock-26 fidye yazılımı — verilerinizi şifreledi. 0.05 Bitcoin ödeyin — yaklaşık 50.000 dolar. Geri sayım bittiğinde fiyat iki katı olur. Yedeğiniz var mı?</w:t>
-      </w:r>
-      <w:r>
-        <w:t xml:space="preserve"> </w:t>
-      </w:r>
-      <w:r>
-        <w:rPr>
-          <w:b/>
-          <w:bCs/>
-        </w:rPr>
-        <w:t xml:space="preserve">3-2-1 yedek kuralı:</w:t>
-      </w:r>
-      <w:r>
-        <w:t xml:space="preserve"> </w:t>
-      </w:r>
-      <w:r>
-        <w:t xml:space="preserve">3 kopya, 2 farklı medya, 1 fiziksel olarak ayrı yerde. Her hafta otomatik.”</w:t>
+        <w:t xml:space="preserve">“Şimdi başka bir tehdidi sahneliyoruz. CryptoLock-26 fidye yazılımı verilerinizi şifreledi. Tüm dosyalarınız AES-256 ile kilitli — geri almak için 0.05 Bitcoin ödemeniz gerek. Bugünkü kurda yaklaşık 50.000 dolar, 1,5 milyon TL civarı. Geri sayım sayacı 5 dakikadan başlıyor. Süre bittiğinde fiyat</w:t>
+      </w:r>
+      <w:r>
+        <w:t xml:space="preserve"> </w:t>
+      </w:r>
+      <w:r>
+        <w:rPr>
+          <w:b/>
+          <w:bCs/>
+        </w:rPr>
+        <w:t xml:space="preserve">iki katına</w:t>
+      </w:r>
+      <w:r>
+        <w:t xml:space="preserve"> </w:t>
+      </w:r>
+      <w:r>
+        <w:t xml:space="preserve">çıkıyor — alelacele ödetmek için. Şimdi soru:</w:t>
+      </w:r>
+      <w:r>
+        <w:t xml:space="preserve"> </w:t>
+      </w:r>
+      <w:r>
+        <w:rPr>
+          <w:b/>
+          <w:bCs/>
+        </w:rPr>
+        <w:t xml:space="preserve">yedeğiniz var mı?</w:t>
+      </w:r>
+      <w:r>
+        <w:t xml:space="preserve"> </w:t>
+      </w:r>
+      <w:r>
+        <w:t xml:space="preserve">Yoksa fidye ödemek tek seçenek gibi görünüyor. Yedek varsa: hard diski formatla, son yedeği geri yükle, fidyeyi öderken gülümse. Yedeklemenin</w:t>
+      </w:r>
+      <w:r>
+        <w:t xml:space="preserve"> </w:t>
+      </w:r>
+      <w:r>
+        <w:rPr>
+          <w:b/>
+          <w:bCs/>
+        </w:rPr>
+        <w:t xml:space="preserve">3-2-1 kuralı</w:t>
+      </w:r>
+      <w:r>
+        <w:t xml:space="preserve"> </w:t>
+      </w:r>
+      <w:r>
+        <w:t xml:space="preserve">var:</w:t>
+      </w:r>
+      <w:r>
+        <w:t xml:space="preserve"> </w:t>
+      </w:r>
+      <w:r>
+        <w:rPr>
+          <w:b/>
+          <w:bCs/>
+        </w:rPr>
+        <w:t xml:space="preserve">3</w:t>
+      </w:r>
+      <w:r>
+        <w:t xml:space="preserve"> </w:t>
+      </w:r>
+      <w:r>
+        <w:t xml:space="preserve">kopya tutun (orijinal + 2 yedek),</w:t>
+      </w:r>
+      <w:r>
+        <w:t xml:space="preserve"> </w:t>
+      </w:r>
+      <w:r>
+        <w:rPr>
+          <w:b/>
+          <w:bCs/>
+        </w:rPr>
+        <w:t xml:space="preserve">2</w:t>
+      </w:r>
+      <w:r>
+        <w:t xml:space="preserve"> </w:t>
+      </w:r>
+      <w:r>
+        <w:t xml:space="preserve">farklı medya kullanın (örneğin dış disk + bulut),</w:t>
+      </w:r>
+      <w:r>
+        <w:t xml:space="preserve"> </w:t>
+      </w:r>
+      <w:r>
+        <w:rPr>
+          <w:b/>
+          <w:bCs/>
+        </w:rPr>
+        <w:t xml:space="preserve">1</w:t>
+      </w:r>
+      <w:r>
+        <w:t xml:space="preserve"> </w:t>
+      </w:r>
+      <w:r>
+        <w:t xml:space="preserve">kopya fiziksel olarak ayrı yerde olsun. Otomatik olarak haftada bir çalışsın — Mac’te Time Machine, Windows’ta File History.”</w:t>
+      </w:r>
+    </w:p>
+    <w:p>
+      <w:pPr>
+        <w:pStyle w:val="FirstParagraph"/>
+      </w:pPr>
+      <w:r>
+        <w:t xml:space="preserve">Geri sayım kendi başına akar, audience’a sus.</w:t>
       </w:r>
     </w:p>
     <w:p>
@@ -3334,7 +5042,23 @@
         <w:pStyle w:val="BlockText"/>
       </w:pPr>
       <w:r>
-        <w:t xml:space="preserve">“Şimdi savunmaya geçiyoruz. Bugün, salondan çıkmadan uygulayabileceğin adımlar.”</w:t>
+        <w:t xml:space="preserve">“Hücum kısmını bitirdik. Şimdi savunmaya geçiyoruz. Burada anlatacağım her şey, salondan çıkmadan</w:t>
+      </w:r>
+      <w:r>
+        <w:t xml:space="preserve"> </w:t>
+      </w:r>
+      <w:r>
+        <w:rPr>
+          <w:b/>
+          <w:bCs/>
+        </w:rPr>
+        <w:t xml:space="preserve">bugün</w:t>
+      </w:r>
+      <w:r>
+        <w:t xml:space="preserve"> </w:t>
+      </w:r>
+      <w:r>
+        <w:t xml:space="preserve">uygulayabileceğiniz adımlar.”</w:t>
       </w:r>
     </w:p>
     <w:p>
@@ -3359,87 +5083,87 @@
         <w:pStyle w:val="BlockText"/>
       </w:pPr>
       <w:r>
-        <w:t xml:space="preserve">“Beş adım, beş dakika.</w:t>
-      </w:r>
-      <w:r>
-        <w:t xml:space="preserve"> </w:t>
-      </w:r>
-      <w:r>
-        <w:rPr>
-          <w:b/>
-          <w:bCs/>
-        </w:rPr>
-        <w:t xml:space="preserve">Bir:</w:t>
-      </w:r>
-      <w:r>
-        <w:t xml:space="preserve"> </w:t>
-      </w:r>
-      <w:r>
-        <w:t xml:space="preserve">Şifre yöneticisi kur — 1Password, Bitwarden veya Apple/Google parolaları.</w:t>
-      </w:r>
-      <w:r>
-        <w:t xml:space="preserve"> </w:t>
-      </w:r>
-      <w:r>
-        <w:rPr>
-          <w:b/>
-          <w:bCs/>
-        </w:rPr>
-        <w:t xml:space="preserve">İki:</w:t>
-      </w:r>
-      <w:r>
-        <w:t xml:space="preserve"> </w:t>
-      </w:r>
-      <w:r>
-        <w:t xml:space="preserve">Banka, e-posta ve sosyal medyaya authenticator-tabanlı 2FA aç.</w:t>
-      </w:r>
-      <w:r>
-        <w:t xml:space="preserve"> </w:t>
-      </w:r>
-      <w:r>
-        <w:rPr>
-          <w:b/>
-          <w:bCs/>
-        </w:rPr>
-        <w:t xml:space="preserve">Üç:</w:t>
-      </w:r>
-      <w:r>
-        <w:t xml:space="preserve"> </w:t>
-      </w:r>
-      <w:r>
-        <w:t xml:space="preserve">Telefon ve bilgisayar güncellemelerini otomatik bırak.</w:t>
-      </w:r>
-      <w:r>
-        <w:t xml:space="preserve"> </w:t>
-      </w:r>
-      <w:r>
-        <w:rPr>
-          <w:b/>
-          <w:bCs/>
-        </w:rPr>
-        <w:t xml:space="preserve">Dört:</w:t>
-      </w:r>
-      <w:r>
-        <w:t xml:space="preserve"> </w:t>
-      </w:r>
-      <w:r>
-        <w:t xml:space="preserve">Haftada bir yedek al — 3-2-1 kuralı.</w:t>
-      </w:r>
-      <w:r>
-        <w:t xml:space="preserve"> </w:t>
-      </w:r>
-      <w:r>
-        <w:rPr>
-          <w:b/>
-          <w:bCs/>
-        </w:rPr>
-        <w:t xml:space="preserve">Beş:</w:t>
-      </w:r>
-      <w:r>
-        <w:t xml:space="preserve"> </w:t>
-      </w:r>
-      <w:r>
-        <w:t xml:space="preserve">3 saniye dur. Linke tıklamadan, mesajı kontrol et.”</w:t>
+        <w:t xml:space="preserve">“Beş adım, beş dakika, hayat boyu fark.</w:t>
+      </w:r>
+      <w:r>
+        <w:t xml:space="preserve"> </w:t>
+      </w:r>
+      <w:r>
+        <w:rPr>
+          <w:b/>
+          <w:bCs/>
+        </w:rPr>
+        <w:t xml:space="preserve">Birinci adım: şifre yöneticisi kurun.</w:t>
+      </w:r>
+      <w:r>
+        <w:t xml:space="preserve"> </w:t>
+      </w:r>
+      <w:r>
+        <w:t xml:space="preserve">1Password aylık 3 dolar, Bitwarden ücretsiz, Apple Parolaları ve Google Parolaları işletim sistemine entegre — ücretsiz. Bugün indirin, ana şifrenizi belirleyin, mevcut şifrelerinizi içeri taşıyın.</w:t>
+      </w:r>
+      <w:r>
+        <w:t xml:space="preserve"> </w:t>
+      </w:r>
+      <w:r>
+        <w:rPr>
+          <w:b/>
+          <w:bCs/>
+        </w:rPr>
+        <w:t xml:space="preserve">İkinci: banka, e-posta ve sosyal medyaya authenticator-tabanlı 2FA açın.</w:t>
+      </w:r>
+      <w:r>
+        <w:t xml:space="preserve"> </w:t>
+      </w:r>
+      <w:r>
+        <w:t xml:space="preserve">SMS olmasın — uygulama. Google Authenticator, Microsoft Authenticator, Authy.</w:t>
+      </w:r>
+      <w:r>
+        <w:t xml:space="preserve"> </w:t>
+      </w:r>
+      <w:r>
+        <w:rPr>
+          <w:b/>
+          <w:bCs/>
+        </w:rPr>
+        <w:t xml:space="preserve">Üçüncü: telefon ve bilgisayar güncellemelerini otomatik bırakın.</w:t>
+      </w:r>
+      <w:r>
+        <w:t xml:space="preserve"> </w:t>
+      </w:r>
+      <w:r>
+        <w:t xml:space="preserve">İşletim sistemi güncellemeleri can sıkıcı görünür ama kritik güvenlik yamaları içerir — saldırgan o yamaların kapamadığı eski hatalardan girer.</w:t>
+      </w:r>
+      <w:r>
+        <w:t xml:space="preserve"> </w:t>
+      </w:r>
+      <w:r>
+        <w:rPr>
+          <w:b/>
+          <w:bCs/>
+        </w:rPr>
+        <w:t xml:space="preserve">Dördüncü: haftada bir yedek alın.</w:t>
+      </w:r>
+      <w:r>
+        <w:t xml:space="preserve"> </w:t>
+      </w:r>
+      <w:r>
+        <w:t xml:space="preserve">3-2-1 kuralı, az önce konuştuk.</w:t>
+      </w:r>
+      <w:r>
+        <w:t xml:space="preserve"> </w:t>
+      </w:r>
+      <w:r>
+        <w:rPr>
+          <w:b/>
+          <w:bCs/>
+        </w:rPr>
+        <w:t xml:space="preserve">Beşinci: 3 saniye dur. Linke tıklamadan, mesajı kontrol et.</w:t>
+      </w:r>
+      <w:r>
+        <w:t xml:space="preserve"> </w:t>
+      </w:r>
+      <w:r>
+        <w:t xml:space="preserve">Şimdi bu son adımı animasyonlu göstereceğim.”</w:t>
       </w:r>
     </w:p>
     <w:p>
@@ -3461,26 +5185,75 @@
     </w:p>
     <w:p>
       <w:pPr>
+        <w:pStyle w:val="FirstParagraph"/>
+      </w:pPr>
+      <w:r>
+        <w:t xml:space="preserve">3 saniye sayaç + sahte SMS + suspicious marker’lar parlıyor.</w:t>
+      </w:r>
+    </w:p>
+    <w:p>
+      <w:pPr>
         <w:pStyle w:val="BlockText"/>
       </w:pPr>
       <w:r>
-        <w:t xml:space="preserve">“Şu sahte SMS’e bakın. Sayaç 3-2-1 sayıyor.</w:t>
-      </w:r>
-      <w:r>
-        <w:t xml:space="preserve"> </w:t>
-      </w:r>
-      <w:r>
-        <w:rPr>
-          <w:b/>
-          <w:bCs/>
-        </w:rPr>
-        <w:t xml:space="preserve">Dur. Bak.</w:t>
-      </w:r>
-      <w:r>
-        <w:t xml:space="preserve"> </w:t>
-      </w:r>
-      <w:r>
-        <w:t xml:space="preserve">Saniye sıfırlanırken üç işaret parlıyor: kişisel numara, yanlış alan adı, aciliyet baskısı. 3 saniye + 3 işaret = kapatılan link.</w:t>
+        <w:t xml:space="preserve">“Şu sahte SMS’e bakın:</w:t>
+      </w:r>
+      <w:r>
+        <w:t xml:space="preserve"> </w:t>
+      </w:r>
+      <w:r>
+        <w:t xml:space="preserve">‘PTT KARGO: Gönderiniz gümrükte bekliyor. 24 saat içinde 24,90 TL ödenmezse iade edilecektir. hxxps://ptt-tr-kargo.com/ode’</w:t>
+      </w:r>
+      <w:r>
+        <w:t xml:space="preserve">. Sayaç 3-2-1 sayıyor — DUR, BAK, DÜŞÜN. Saniye sıfırlanırken üç işaret parlıyor:</w:t>
+      </w:r>
+      <w:r>
+        <w:t xml:space="preserve"> </w:t>
+      </w:r>
+      <w:r>
+        <w:rPr>
+          <w:b/>
+          <w:bCs/>
+        </w:rPr>
+        <w:t xml:space="preserve">kişisel numara</w:t>
+      </w:r>
+      <w:r>
+        <w:t xml:space="preserve"> </w:t>
+      </w:r>
+      <w:r>
+        <w:t xml:space="preserve">(+90 555 0X XX XX, gerçek PTT bu numaradan SMS atmaz),</w:t>
+      </w:r>
+      <w:r>
+        <w:t xml:space="preserve"> </w:t>
+      </w:r>
+      <w:r>
+        <w:rPr>
+          <w:b/>
+          <w:bCs/>
+        </w:rPr>
+        <w:t xml:space="preserve">yanlış alan adı</w:t>
+      </w:r>
+      <w:r>
+        <w:t xml:space="preserve"> </w:t>
+      </w:r>
+      <w:r>
+        <w:t xml:space="preserve">(ptt-tr-kargo.com değil, gerçeği ptt.gov.tr),</w:t>
+      </w:r>
+      <w:r>
+        <w:t xml:space="preserve"> </w:t>
+      </w:r>
+      <w:r>
+        <w:rPr>
+          <w:b/>
+          <w:bCs/>
+        </w:rPr>
+        <w:t xml:space="preserve">aciliyet baskısı</w:t>
+      </w:r>
+      <w:r>
+        <w:t xml:space="preserve"> </w:t>
+      </w:r>
+      <w:r>
+        <w:t xml:space="preserve">(24 saat içinde, klasik kırmızı bayrak). 3 saniye + 3 işaret = kapatılan link.</w:t>
       </w:r>
       <w:r>
         <w:t xml:space="preserve"> </w:t>
@@ -3493,7 +5266,10 @@
         <w:t xml:space="preserve">TIKLAMA.</w:t>
       </w:r>
       <w:r>
-        <w:t xml:space="preserve">”</w:t>
+        <w:t xml:space="preserve"> </w:t>
+      </w:r>
+      <w:r>
+        <w:t xml:space="preserve">İşte buradaki kırmızı damga, ekranda gördüğünüz, yapmanız gereken şey: ekranı kapatın, mesajı silin.”</w:t>
       </w:r>
     </w:p>
     <w:p>
@@ -3504,7 +5280,7 @@
       </w:r>
     </w:p>
     <w:bookmarkEnd w:id="52"/>
-    <w:bookmarkStart w:id="53" w:name="Xa6d3fec2e0d46ae235183cfbdf0628a05a751fe"/>
+    <w:bookmarkStart w:id="53" w:name="Xc40f9e340abe652ffaa051aee28b8d795ee40cc"/>
     <w:p>
       <w:pPr>
         <w:pStyle w:val="Heading3"/>
@@ -3518,11 +5294,13 @@
       <w:r>
         <w:t xml:space="preserve">“Hesabım Çalındı — Şimdi Ne Yapacağım?”</w:t>
       </w:r>
-      <w:r>
-        <w:t xml:space="preserve"> </w:t>
-      </w:r>
-      <w:r>
-        <w:t xml:space="preserve">(YENİ)</w:t>
+    </w:p>
+    <w:p>
+      <w:pPr>
+        <w:pStyle w:val="FirstParagraph"/>
+      </w:pPr>
+      <w:r>
+        <w:t xml:space="preserve">Çok pratik bir slayt — audience’a fotoğraf çekmelerini öner.</w:t>
       </w:r>
     </w:p>
     <w:p>
@@ -3530,84 +5308,87 @@
         <w:pStyle w:val="BlockText"/>
       </w:pPr>
       <w:r>
-        <w:t xml:space="preserve">“Bu slaytı telefonunuza kaydetmenizi öneririm — başınıza gelirse hayat kurtarır.</w:t>
-      </w:r>
-      <w:r>
-        <w:t xml:space="preserve"> </w:t>
-      </w:r>
-      <w:r>
-        <w:rPr>
-          <w:b/>
-          <w:bCs/>
-        </w:rPr>
-        <w:t xml:space="preserve">1. Hala erişiminiz varsa:</w:t>
-      </w:r>
-      <w:r>
-        <w:t xml:space="preserve"> </w:t>
-      </w:r>
-      <w:r>
-        <w:t xml:space="preserve">şifreyi DEĞİŞTİR, tüm aktif oturumları kapat (Settings → Security → Sessions).</w:t>
-      </w:r>
-      <w:r>
-        <w:t xml:space="preserve"> </w:t>
-      </w:r>
-      <w:r>
-        <w:rPr>
-          <w:b/>
-          <w:bCs/>
-        </w:rPr>
-        <w:t xml:space="preserve">2. 2FA’yı aç</w:t>
-      </w:r>
-      <w:r>
-        <w:t xml:space="preserve"> </w:t>
-      </w:r>
-      <w:r>
-        <w:t xml:space="preserve">(authenticator app), kurtarma kodlarını yaz, kurtarma e-postası/telefonu kontrol et — saldırgan değiştirmiş olabilir.</w:t>
-      </w:r>
-      <w:r>
-        <w:t xml:space="preserve"> </w:t>
-      </w:r>
-      <w:r>
-        <w:rPr>
-          <w:b/>
-          <w:bCs/>
-        </w:rPr>
-        <w:t xml:space="preserve">3. Banka/kart bağlıysa:</w:t>
-      </w:r>
-      <w:r>
-        <w:t xml:space="preserve"> </w:t>
-      </w:r>
-      <w:r>
-        <w:t xml:space="preserve">bankayı 24/7 hattan ARA, işlem itirazı aç, kartı blokeye al. </w:t>
-      </w:r>
-      <w:r>
-        <w:rPr>
-          <w:b/>
-          <w:bCs/>
-        </w:rPr>
-        <w:t xml:space="preserve">4. Domino önle:</w:t>
-      </w:r>
-      <w:r>
-        <w:t xml:space="preserve"> </w:t>
-      </w:r>
-      <w:r>
-        <w:t xml:space="preserve">aynı şifreyi kullandığınız diğer hesapları acilen değiştirin — e-posta, sosyal medya, eDevlet.</w:t>
-      </w:r>
-      <w:r>
-        <w:t xml:space="preserve"> </w:t>
-      </w:r>
-      <w:r>
-        <w:rPr>
-          <w:b/>
-          <w:bCs/>
-        </w:rPr>
-        <w:t xml:space="preserve">5. İhbar:</w:t>
-      </w:r>
-      <w:r>
-        <w:t xml:space="preserve"> </w:t>
-      </w:r>
-      <w:r>
-        <w:t xml:space="preserve">USOM (usom.gov.tr), KVKK (eDevlet üzerinden), Cumhuriyet Başsavcılığı suç duyurusu, BTK 444 1 588.”</w:t>
+        <w:t xml:space="preserve">“Şimdi başınıza gelirse diye — ve gelme ihtimali var, hepimiz risk altındayız — bir kurtarma eylem planı. Bu slaytı telefonunuza kaydetmenizi tavsiye ederim, fotoğraf çekin, beş adım yazılı:</w:t>
+      </w:r>
+      <w:r>
+        <w:t xml:space="preserve"> </w:t>
+      </w:r>
+      <w:r>
+        <w:rPr>
+          <w:b/>
+          <w:bCs/>
+        </w:rPr>
+        <w:t xml:space="preserve">Birinci: hala erişiminiz varsa, şifreyi DEĞİŞTİRİN ve tüm aktif oturumları kapatın.</w:t>
+      </w:r>
+      <w:r>
+        <w:t xml:space="preserve"> </w:t>
+      </w:r>
+      <w:r>
+        <w:t xml:space="preserve">Instagram’da Settings → Security → Sessions, Gmail’de hesap güvenliği. Saldırganın oturum tokenı varsa zarar veriyor olabilir.</w:t>
+      </w:r>
+      <w:r>
+        <w:t xml:space="preserve"> </w:t>
+      </w:r>
+      <w:r>
+        <w:rPr>
+          <w:b/>
+          <w:bCs/>
+        </w:rPr>
+        <w:t xml:space="preserve">İkinci: 2FA’yı açın, kurtarma kodlarını yazın, kurtarma e-posta ve telefonunu kontrol edin.</w:t>
+      </w:r>
+      <w:r>
+        <w:t xml:space="preserve"> </w:t>
+      </w:r>
+      <w:r>
+        <w:t xml:space="preserve">Saldırgan bunları değiştirmiş olabilir — hesabı geri alamayacağınız bir tuzak.</w:t>
+      </w:r>
+      <w:r>
+        <w:t xml:space="preserve"> </w:t>
+      </w:r>
+      <w:r>
+        <w:rPr>
+          <w:b/>
+          <w:bCs/>
+        </w:rPr>
+        <w:t xml:space="preserve">Üçüncü: bankaya bağlı hesapsa, banka 24/7 hattını ARAYIN.</w:t>
+      </w:r>
+      <w:r>
+        <w:t xml:space="preserve"> </w:t>
+      </w:r>
+      <w:r>
+        <w:t xml:space="preserve">İşlem itirazı açın, kartı bloke ettirin. Banka kurtarma sürecini biliyor.</w:t>
+      </w:r>
+      <w:r>
+        <w:t xml:space="preserve"> </w:t>
+      </w:r>
+      <w:r>
+        <w:rPr>
+          <w:b/>
+          <w:bCs/>
+        </w:rPr>
+        <w:t xml:space="preserve">Dördüncü: domino önle.</w:t>
+      </w:r>
+      <w:r>
+        <w:t xml:space="preserve"> </w:t>
+      </w:r>
+      <w:r>
+        <w:t xml:space="preserve">Aynı şifreyi kullandığınız diğer hesapları acilen değiştirin — e-posta, sosyal medya, e-Devlet. Saldırgan bir kez giriş yaptıysa, listeyi denemiştir.</w:t>
+      </w:r>
+      <w:r>
+        <w:t xml:space="preserve"> </w:t>
+      </w:r>
+      <w:r>
+        <w:rPr>
+          <w:b/>
+          <w:bCs/>
+        </w:rPr>
+        <w:t xml:space="preserve">Beşinci: ihbar.</w:t>
+      </w:r>
+      <w:r>
+        <w:t xml:space="preserve"> </w:t>
+      </w:r>
+      <w:r>
+        <w:t xml:space="preserve">USOM (usom.gov.tr) çevrimiçi ihbar formu, KVKK (eDevlet üzerinden veri ihlali bildirimi), Cumhuriyet Başsavcılığı suç duyurusu, BTK 444 1 588. Şimdi fotoğraf çekin, 30 saniye veriyorum.”</w:t>
       </w:r>
     </w:p>
     <w:p>
@@ -3615,29 +5396,7 @@
         <w:pStyle w:val="FirstParagraph"/>
       </w:pPr>
       <w:r>
-        <w:rPr>
-          <w:b/>
-          <w:bCs/>
-        </w:rPr>
-        <w:t xml:space="preserve">Yapılacak:</w:t>
-      </w:r>
-      <w:r>
-        <w:t xml:space="preserve"> </w:t>
-      </w:r>
-      <w:r>
-        <w:t xml:space="preserve">Audience telefonlarına bu listeyi yazmak için 30 saniye iste.</w:t>
-      </w:r>
-      <w:r>
-        <w:t xml:space="preserve"> </w:t>
-      </w:r>
-      <w:r>
-        <w:t xml:space="preserve">“Fotoğraf çekin”</w:t>
-      </w:r>
-      <w:r>
-        <w:t xml:space="preserve"> </w:t>
-      </w:r>
-      <w:r>
-        <w:t xml:space="preserve">de.</w:t>
+        <w:t xml:space="preserve">30 saniye sus, audience telefonlarıyla fotoğraf çeksin.</w:t>
       </w:r>
     </w:p>
     <w:p>
@@ -3648,13 +5407,21 @@
       </w:r>
     </w:p>
     <w:bookmarkEnd w:id="53"/>
-    <w:bookmarkStart w:id="54" w:name="Xd639e373080810eb7c4cd6cfd965394f2bb58e4"/>
+    <w:bookmarkStart w:id="54" w:name="slayt-41-sen-ne-yaparsın-karar-senaryosu"/>
     <w:p>
       <w:pPr>
         <w:pStyle w:val="Heading3"/>
       </w:pPr>
       <w:r>
-        <w:t xml:space="preserve">Slayt 41 · Sen Ne Yaparsın? (Karar Senaryosu) (YENİ)</w:t>
+        <w:t xml:space="preserve">Slayt 41 · Sen Ne Yaparsın? (Karar Senaryosu)</w:t>
+      </w:r>
+    </w:p>
+    <w:p>
+      <w:pPr>
+        <w:pStyle w:val="FirstParagraph"/>
+      </w:pPr>
+      <w:r>
+        <w:t xml:space="preserve">Son test. Audience’a 4 saniye düşünme süresi.</w:t>
       </w:r>
     </w:p>
     <w:p>
@@ -3662,19 +5429,16 @@
         <w:pStyle w:val="BlockText"/>
       </w:pPr>
       <w:r>
-        <w:t xml:space="preserve">“Son test. Instagram’dan gelen mail:</w:t>
-      </w:r>
-      <w:r>
-        <w:t xml:space="preserve"> </w:t>
-      </w:r>
-      <w:r>
-        <w:t xml:space="preserve">‘Hesabınızda şüpheli giriş, 1 saat içinde doğrulamazsanız hesap kalıcı silinecek.’</w:t>
-      </w:r>
-      <w:r>
-        <w:t xml:space="preserve"> </w:t>
-      </w:r>
-      <w:r>
-        <w:t xml:space="preserve">Sonunda</w:t>
+        <w:t xml:space="preserve">“Son test — sen ne yaparsın? Senaryo: Instagram’dan gelen mail diyor ki</w:t>
+      </w:r>
+      <w:r>
+        <w:t xml:space="preserve"> </w:t>
+      </w:r>
+      <w:r>
+        <w:t xml:space="preserve">‘hesabınızda şüpheli giriş tespit edildi, 1 saat içinde doğrulamazsanız hesap kalıcı silinecek’</w:t>
+      </w:r>
+      <w:r>
+        <w:t xml:space="preserve">. Mailin sonunda</w:t>
       </w:r>
       <w:r>
         <w:t xml:space="preserve"> </w:t>
@@ -3686,70 +5450,96 @@
         <w:t xml:space="preserve"> </w:t>
       </w:r>
       <w:r>
-        <w:t xml:space="preserve">butonu. Sen ne yaparsın? Üç seçenek. 4 saniyen var, kararını ver. … Tamam, doğru cevap</w:t>
-      </w:r>
-      <w:r>
-        <w:t xml:space="preserve"> </w:t>
-      </w:r>
-      <w:r>
-        <w:rPr>
-          <w:b/>
-          <w:bCs/>
-        </w:rPr>
-        <w:t xml:space="preserve">B</w:t>
-      </w:r>
-      <w:r>
-        <w:t xml:space="preserve">: linke tıklamadan Instagram uygulamasından kontrol ederim.</w:t>
-      </w:r>
-      <w:r>
-        <w:t xml:space="preserve"> </w:t>
-      </w:r>
-      <w:r>
-        <w:rPr>
-          <w:b/>
-          <w:bCs/>
-        </w:rPr>
-        <w:t xml:space="preserve">A</w:t>
-      </w:r>
-      <w:r>
-        <w:t xml:space="preserve"> </w:t>
-      </w:r>
-      <w:r>
-        <w:t xml:space="preserve">yanlış — aciliyet baskısına kapılıyorsun.</w:t>
-      </w:r>
-      <w:r>
-        <w:t xml:space="preserve"> </w:t>
-      </w:r>
-      <w:r>
-        <w:rPr>
-          <w:b/>
-          <w:bCs/>
-        </w:rPr>
-        <w:t xml:space="preserve">C</w:t>
-      </w:r>
-      <w:r>
-        <w:t xml:space="preserve"> </w:t>
-      </w:r>
-      <w:r>
-        <w:t xml:space="preserve">yanlış — linke tıklamak bile zararlı. Doğru kanal her zaman uygulama / resmi web sitesi, mail içindeki link değil.”</w:t>
-      </w:r>
-    </w:p>
-    <w:p>
-      <w:pPr>
-        <w:pStyle w:val="FirstParagraph"/>
-      </w:pPr>
-      <w:r>
-        <w:rPr>
-          <w:b/>
-          <w:bCs/>
-        </w:rPr>
-        <w:t xml:space="preserve">Yapılacak:</w:t>
-      </w:r>
-      <w:r>
-        <w:t xml:space="preserve"> </w:t>
-      </w:r>
-      <w:r>
-        <w:t xml:space="preserve">Audience’a 4 sn düşünmesi için sus. Sonra reveal’i konuş.</w:t>
+        <w:t xml:space="preserve">butonu var. Sen ne yaparsın? Üç seçenek. 4 saniyen var, kararını içinden ver. … Tamam, cevaplar açılıyor.</w:t>
+      </w:r>
+      <w:r>
+        <w:t xml:space="preserve"> </w:t>
+      </w:r>
+      <w:r>
+        <w:rPr>
+          <w:b/>
+          <w:bCs/>
+        </w:rPr>
+        <w:t xml:space="preserve">Doğru cevap B</w:t>
+      </w:r>
+      <w:r>
+        <w:t xml:space="preserve">: linke tıklamadan Instagram uygulamasından kontrol ederim. Bu</w:t>
+      </w:r>
+      <w:r>
+        <w:t xml:space="preserve"> </w:t>
+      </w:r>
+      <w:r>
+        <w:rPr>
+          <w:b/>
+          <w:bCs/>
+        </w:rPr>
+        <w:t xml:space="preserve">doğru kanal</w:t>
+      </w:r>
+      <w:r>
+        <w:t xml:space="preserve"> </w:t>
+      </w:r>
+      <w:r>
+        <w:t xml:space="preserve">— resmi uygulama veya doğrudan instagram.com adresine elle giriş. Mailin içindeki linke güvenmeden bilgiyi başka yerden doğrulamak.</w:t>
+      </w:r>
+      <w:r>
+        <w:t xml:space="preserve"> </w:t>
+      </w:r>
+      <w:r>
+        <w:rPr>
+          <w:b/>
+          <w:bCs/>
+        </w:rPr>
+        <w:t xml:space="preserve">A yanlış</w:t>
+      </w:r>
+      <w:r>
+        <w:t xml:space="preserve"> </w:t>
+      </w:r>
+      <w:r>
+        <w:t xml:space="preserve">— aciliyet baskısına kapılıyorsun, saldırganın istediği bu. Hesap kalıcı silinmez,</w:t>
+      </w:r>
+      <w:r>
+        <w:t xml:space="preserve"> </w:t>
+      </w:r>
+      <w:r>
+        <w:t xml:space="preserve">‘1 saat’</w:t>
+      </w:r>
+      <w:r>
+        <w:t xml:space="preserve"> </w:t>
+      </w:r>
+      <w:r>
+        <w:t xml:space="preserve">uydurma deadline.</w:t>
+      </w:r>
+      <w:r>
+        <w:t xml:space="preserve"> </w:t>
+      </w:r>
+      <w:r>
+        <w:rPr>
+          <w:b/>
+          <w:bCs/>
+        </w:rPr>
+        <w:t xml:space="preserve">C yanlış</w:t>
+      </w:r>
+      <w:r>
+        <w:t xml:space="preserve"> </w:t>
+      </w:r>
+      <w:r>
+        <w:t xml:space="preserve">— linke tıklamak bile zararlı; bazı linkler sadece tıklamayla bilgi sızdırıyor (referer header’ı, oturum tokenı), bazıları zararlı JavaScript çalıştırıyor.</w:t>
+      </w:r>
+      <w:r>
+        <w:t xml:space="preserve"> </w:t>
+      </w:r>
+      <w:r>
+        <w:rPr>
+          <w:b/>
+          <w:bCs/>
+        </w:rPr>
+        <w:t xml:space="preserve">Genel kural:</w:t>
+      </w:r>
+      <w:r>
+        <w:t xml:space="preserve"> </w:t>
+      </w:r>
+      <w:r>
+        <w:t xml:space="preserve">mail içindeki linke hiçbir zaman güvenme. Doğru kanal her zaman resmi uygulama veya elle yazılmış URL.”</w:t>
       </w:r>
     </w:p>
     <w:p>
@@ -3784,7 +5574,7 @@
         <w:pStyle w:val="BlockText"/>
       </w:pPr>
       <w:r>
-        <w:t xml:space="preserve">“Son söz.</w:t>
+        <w:t xml:space="preserve">“Son söz, slayt çok sade.</w:t>
       </w:r>
       <w:r>
         <w:t xml:space="preserve"> </w:t>
@@ -3800,7 +5590,7 @@
         <w:t xml:space="preserve"> </w:t>
       </w:r>
       <w:r>
-        <w:t xml:space="preserve">Saldırgan yazılımı geçemez — kullanıcıyı ikna eder. O kullanıcıyı bilinçli yaparsak — saldırganın en güçlü silahı elinde kalır. Burada öğrendikleriniz sizinle, ailenizle, üniversite arkadaşınızla paylaşıldığı sürece,</w:t>
+        <w:t xml:space="preserve">Saldırgan yazılımı geçemez — kullanıcıyı ikna eder. Bu sunum boyunca gördük ki teknik koruma sınırlı; saldırı her zaman insandan girer. Ama o insanı bilinçli yaparsak — saldırganın en güçlü silahı elinde kalır. Bu salondan çıkacak farkındalık, sizinle aileniz, üniversite arkadaşlarınız, iş arkadaşlarınızla paylaşıldığı sürece,</w:t>
       </w:r>
       <w:r>
         <w:t xml:space="preserve"> </w:t>
@@ -3813,7 +5603,7 @@
         <w:t xml:space="preserve">biz kazanıyoruz</w:t>
       </w:r>
       <w:r>
-        <w:t xml:space="preserve">.”</w:t>
+        <w:t xml:space="preserve">. Bir kişi daha az kandırılır, bir hesap daha kalır, bir aile daha mağdur olmaz.”</w:t>
       </w:r>
     </w:p>
     <w:p>
@@ -3838,7 +5628,7 @@
         <w:pStyle w:val="BlockText"/>
       </w:pPr>
       <w:r>
-        <w:t xml:space="preserve">“Bağlantıda kalmak isterseniz — soldaki LinkedIn, ortadaki Instagram, sağdaki web sitesi. Sorularınızı her zaman dinlerim. Beni dinlediğiniz için teşekkürler — sahnenizde olmak güzeldi.”</w:t>
+        <w:t xml:space="preserve">“Bağlantıda kalmak isterseniz — soldaki QR LinkedIn, ortadaki Instagram, sağdaki kişisel web sitem osmancancetlenbik.com. Sunum kaynakları, slaytlar, vakaların orijinal linkleri — hepsi sitemde var. Sorularınızı her zaman dinlerim, mail, LinkedIn DM, Instagram DM — fark etmez. Beni dinlediğiniz için teşekkür ederim. Şimdi soru-cevap için 10 dakika ayırıyorum — mikrofon sizde.”</w:t>
       </w:r>
     </w:p>
     <w:p>
@@ -3846,17 +5636,19 @@
         <w:pStyle w:val="FirstParagraph"/>
       </w:pPr>
       <w:r>
-        <w:rPr>
-          <w:b/>
-          <w:bCs/>
-        </w:rPr>
-        <w:t xml:space="preserve">Yapılacak:</w:t>
-      </w:r>
-      <w:r>
-        <w:t xml:space="preserve"> </w:t>
-      </w:r>
-      <w:r>
-        <w:t xml:space="preserve">Soru-cevap için 5–10 dakika ayır. Mikrofonu salona ver.</w:t>
+        <w:t xml:space="preserve">Mikrofonu salona ver. Aynı soru 2 kere geliyorsa</w:t>
+      </w:r>
+      <w:r>
+        <w:t xml:space="preserve"> </w:t>
+      </w:r>
+      <w:r>
+        <w:t xml:space="preserve">“az önce şuna değinmiştim”</w:t>
+      </w:r>
+      <w:r>
+        <w:t xml:space="preserve"> </w:t>
+      </w:r>
+      <w:r>
+        <w:t xml:space="preserve">diye sayfaya geri dönebilirsin.</w:t>
       </w:r>
     </w:p>
     <w:p>
@@ -3889,68 +5681,26 @@
     </w:p>
     <w:p>
       <w:pPr>
-        <w:pStyle w:val="Compact"/>
-        <w:numPr>
-          <w:ilvl w:val="0"/>
-          <w:numId w:val="1002"/>
-        </w:numPr>
-      </w:pPr>
-      <w:r>
-        <w:rPr>
-          <w:b/>
-          <w:bCs/>
-        </w:rPr>
-        <w:t xml:space="preserve">Otomatik açılan slaytlar</w:t>
-      </w:r>
-      <w:r>
-        <w:t xml:space="preserve"> </w:t>
-      </w:r>
-      <w:r>
-        <w:t xml:space="preserve">(phishing-anatomy, journal-recognition, decision-scenario, ai-phishing) 1.5–4 saniye aralıkla parça parça açılır. Erken konuşma — slayt yetişene kadar bekle, sonra söyle.</w:t>
-      </w:r>
-    </w:p>
-    <w:p>
-      <w:pPr>
-        <w:pStyle w:val="Compact"/>
-        <w:numPr>
-          <w:ilvl w:val="0"/>
-          <w:numId w:val="1002"/>
-        </w:numPr>
-      </w:pPr>
-      <w:r>
-        <w:rPr>
-          <w:b/>
-          <w:bCs/>
-        </w:rPr>
-        <w:t xml:space="preserve">İnteraktif anlar:</w:t>
-      </w:r>
-      <w:r>
-        <w:t xml:space="preserve"> </w:t>
-      </w:r>
-      <w:r>
-        <w:t xml:space="preserve">Slayt 13 (canlı şifre), 34–35 (QR phishing). Bu ikisinde audience’a 30–60 saniye bırak. Acele ettirme.</w:t>
-      </w:r>
-    </w:p>
-    <w:p>
-      <w:pPr>
-        <w:pStyle w:val="Compact"/>
-        <w:numPr>
-          <w:ilvl w:val="0"/>
-          <w:numId w:val="1002"/>
-        </w:numPr>
-      </w:pPr>
-      <w:r>
-        <w:rPr>
-          <w:b/>
-          <w:bCs/>
-        </w:rPr>
-        <w:t xml:space="preserve">Süre yönetimi:</w:t>
-      </w:r>
-      <w:r>
-        <w:t xml:space="preserve"> </w:t>
-      </w:r>
-      <w:r>
-        <w:t xml:space="preserve">Hedef 45–55 dk + 5–10 dk Q&amp;A. Hızlı geçen bölüm: 4–5–7 (sayılar). Yavaş geçen: 19–20 (animasyon sim’leri).</w:t>
+        <w:pStyle w:val="FirstParagraph"/>
+      </w:pPr>
+      <w:r>
+        <w:t xml:space="preserve">Otomatik açılan slaytlar (phishing-anatomy, journal-recognition, decision-scenario, ai-phishing, phishing-quiz) 1,5–4 saniye aralıkla parça parça açılır. Erken konuşma; slayt yetişene kadar bekle, sonra söyle. Sunum boyunca slayt akışı seni takip eder, sen slaytı bekleyen olmalısın.</w:t>
+      </w:r>
+    </w:p>
+    <w:p>
+      <w:pPr>
+        <w:pStyle w:val="BodyText"/>
+      </w:pPr>
+      <w:r>
+        <w:t xml:space="preserve">İnteraktif anlar: Slayt 13 (canlı şifre testi), 34–35 (QR phishing tuzağı), 40 (eylem planı fotoğraflama), 41 (karar senaryosu). Bu dört noktada audience’a 30–60 saniye bırak, acele ettirme. Sunum interaktif olduğu için bu sürelerden tasarruf etmeye çalışma — onlar değer üretiyor.</w:t>
+      </w:r>
+    </w:p>
+    <w:p>
+      <w:pPr>
+        <w:pStyle w:val="BodyText"/>
+      </w:pPr>
+      <w:r>
+        <w:t xml:space="preserve">Süre yönetimi: hedef 45–55 dakika sunum + 5–10 dakika soru-cevap. Hızlı geçen bölümler: 4–5–7 (sayı slaytları), 26 (altın kural). Yavaş geçen bölümler: 19–20 (animasyonlu sim’ler), 27 (deepfake video).</w:t>
       </w:r>
     </w:p>
     <w:bookmarkEnd w:id="60"/>
@@ -3965,132 +5715,114 @@
     </w:p>
     <w:p>
       <w:pPr>
-        <w:pStyle w:val="Compact"/>
-        <w:numPr>
-          <w:ilvl w:val="0"/>
-          <w:numId w:val="1003"/>
-        </w:numPr>
-      </w:pPr>
-      <w:r>
-        <w:t xml:space="preserve">Slayt 11 ve 13’te audience’a doğrudan bak — bu içerik onları çok rahatsız edecek, yüzlerini izle, bir-iki şaka yap.</w:t>
-      </w:r>
-    </w:p>
-    <w:p>
-      <w:pPr>
-        <w:pStyle w:val="Compact"/>
-        <w:numPr>
-          <w:ilvl w:val="0"/>
-          <w:numId w:val="1003"/>
-        </w:numPr>
-      </w:pPr>
-      <w:r>
-        <w:t xml:space="preserve">Slayt 9 (quiz) ve 41 (karar) audience’ı düşünmeye zorlar — 4 sn beklerken sus, kıvranmalarına izin ver.</w:t>
-      </w:r>
-    </w:p>
-    <w:p>
-      <w:pPr>
-        <w:pStyle w:val="Compact"/>
-        <w:numPr>
-          <w:ilvl w:val="0"/>
-          <w:numId w:val="1003"/>
-        </w:numPr>
-      </w:pPr>
-      <w:r>
-        <w:t xml:space="preserve">Slayt 18 (crypto) Türkiye’de duygusal bir mesele — Thodex mağdurlarına saygılı konuş.</w:t>
+        <w:pStyle w:val="FirstParagraph"/>
+      </w:pPr>
+      <w:r>
+        <w:t xml:space="preserve">Slayt 11 ve 13’te audience’a doğrudan bak — bu içerik rahatsız edici, yüzlerini izle, bir-iki şaka yap.</w:t>
+      </w:r>
+      <w:r>
+        <w:t xml:space="preserve"> </w:t>
+      </w:r>
+      <w:r>
+        <w:t xml:space="preserve">“Bakışını kaçırıyorsun değil mi?”</w:t>
+      </w:r>
+      <w:r>
+        <w:t xml:space="preserve"> </w:t>
+      </w:r>
+      <w:r>
+        <w:t xml:space="preserve">gibi.</w:t>
+      </w:r>
+    </w:p>
+    <w:p>
+      <w:pPr>
+        <w:pStyle w:val="BodyText"/>
+      </w:pPr>
+      <w:r>
+        <w:t xml:space="preserve">Slayt 9 (quiz) ve 41 (karar) audience’ı düşünmeye zorlar — 4 saniyenin geçmesini sus ve sabırla bekle, kıvranmalarına izin ver. Mizah ile karışık tonda kal.</w:t>
+      </w:r>
+    </w:p>
+    <w:p>
+      <w:pPr>
+        <w:pStyle w:val="BodyText"/>
+      </w:pPr>
+      <w:r>
+        <w:t xml:space="preserve">Slayt 18 (crypto) Türkiye’de duygusal bir konu — Thodex mağdurları çok, salondaki birinin akrabası mağdur olmuş olabilir. Saygılı bir tonla konuş,</w:t>
+      </w:r>
+      <w:r>
+        <w:t xml:space="preserve"> </w:t>
+      </w:r>
+      <w:r>
+        <w:t xml:space="preserve">“düştü”</w:t>
+      </w:r>
+      <w:r>
+        <w:t xml:space="preserve"> </w:t>
+      </w:r>
+      <w:r>
+        <w:t xml:space="preserve">yerine</w:t>
+      </w:r>
+      <w:r>
+        <w:t xml:space="preserve"> </w:t>
+      </w:r>
+      <w:r>
+        <w:t xml:space="preserve">“düşürüldü”</w:t>
+      </w:r>
+      <w:r>
+        <w:t xml:space="preserve"> </w:t>
+      </w:r>
+      <w:r>
+        <w:t xml:space="preserve">kullan.</w:t>
       </w:r>
     </w:p>
     <w:bookmarkEnd w:id="61"/>
-    <w:bookmarkStart w:id="62" w:name="soru-cevap-sık-sorulanlar"/>
+    <w:bookmarkStart w:id="62" w:name="soru-cevap-için-hazır-cevaplar"/>
     <w:p>
       <w:pPr>
         <w:pStyle w:val="Heading2"/>
       </w:pPr>
       <w:r>
-        <w:t xml:space="preserve">Soru-Cevap Sık Sorulanlar</w:t>
-      </w:r>
-    </w:p>
-    <w:p>
-      <w:pPr>
-        <w:pStyle w:val="Compact"/>
-        <w:numPr>
-          <w:ilvl w:val="0"/>
-          <w:numId w:val="1004"/>
-        </w:numPr>
-      </w:pPr>
-      <w:r>
-        <w:rPr>
-          <w:b/>
-          <w:bCs/>
-        </w:rPr>
+        <w:t xml:space="preserve">Soru-Cevap için Hazır Cevaplar</w:t>
+      </w:r>
+    </w:p>
+    <w:p>
+      <w:pPr>
+        <w:pStyle w:val="FirstParagraph"/>
+      </w:pPr>
+      <w:r>
         <w:t xml:space="preserve">“Authenticator hangi uygulama?”</w:t>
       </w:r>
       <w:r>
         <w:t xml:space="preserve"> </w:t>
       </w:r>
       <w:r>
-        <w:t xml:space="preserve">→</w:t>
-      </w:r>
-      <w:r>
-        <w:t xml:space="preserve"> </w:t>
-      </w:r>
-      <w:r>
-        <w:t xml:space="preserve">“Google Authenticator, Microsoft Authenticator, Authy — üçü de iyi, hiç biri SMS değil.”</w:t>
-      </w:r>
-    </w:p>
-    <w:p>
-      <w:pPr>
-        <w:pStyle w:val="Compact"/>
-        <w:numPr>
-          <w:ilvl w:val="0"/>
-          <w:numId w:val="1004"/>
-        </w:numPr>
-      </w:pPr>
-      <w:r>
-        <w:rPr>
-          <w:b/>
-          <w:bCs/>
-        </w:rPr>
+        <w:t xml:space="preserve">→ Google Authenticator, Microsoft Authenticator, Authy — üçü de iyi, hiçbiri SMS değil. iOS’ta Apple’ın yerleşik 2FA özelliği de güvenli.</w:t>
+      </w:r>
+    </w:p>
+    <w:p>
+      <w:pPr>
+        <w:pStyle w:val="BodyText"/>
+      </w:pPr>
+      <w:r>
         <w:t xml:space="preserve">“Şifre yöneticisi güvenli mi?”</w:t>
       </w:r>
       <w:r>
         <w:t xml:space="preserve"> </w:t>
       </w:r>
       <w:r>
-        <w:t xml:space="preserve">→</w:t>
-      </w:r>
-      <w:r>
-        <w:t xml:space="preserve"> </w:t>
-      </w:r>
-      <w:r>
-        <w:t xml:space="preserve">“Master parolayı sen tutuyorsun, dosyalar şifreli. Kullanmadığında kayıp daha büyük.”</w:t>
-      </w:r>
-    </w:p>
-    <w:p>
-      <w:pPr>
-        <w:pStyle w:val="Compact"/>
-        <w:numPr>
-          <w:ilvl w:val="0"/>
-          <w:numId w:val="1004"/>
-        </w:numPr>
-      </w:pPr>
-      <w:r>
-        <w:rPr>
-          <w:b/>
-          <w:bCs/>
-        </w:rPr>
+        <w:t xml:space="preserve">→ Master parolayı sen tutuyorsun, dosyalar uçtan uca şifreli. Bitwarden açık kaynak, kodları incelenmiş. Kullanmadığında kayıp daha büyük — her sitede aynı şifre durumu.</w:t>
+      </w:r>
+    </w:p>
+    <w:p>
+      <w:pPr>
+        <w:pStyle w:val="BodyText"/>
+      </w:pPr>
+      <w:r>
         <w:t xml:space="preserve">“Deepfake nasıl anlarım?”</w:t>
       </w:r>
       <w:r>
         <w:t xml:space="preserve"> </w:t>
       </w:r>
       <w:r>
-        <w:t xml:space="preserve">→</w:t>
-      </w:r>
-      <w:r>
-        <w:t xml:space="preserve"> </w:t>
-      </w:r>
-      <w:r>
-        <w:t xml:space="preserve">“Üç ipucu (slayt 27). Şüphelendiğin an: telefonu kapat,</w:t>
+        <w:t xml:space="preserve">→ Üç ipucu (slayt 27): göz, dudak senkronu, ton. Şüphelendiğin an: telefonu kapat, kişiyi</w:t>
       </w:r>
       <w:r>
         <w:t xml:space="preserve"> </w:t>
@@ -4106,75 +5838,99 @@
         <w:t xml:space="preserve"> </w:t>
       </w:r>
       <w:r>
-        <w:t xml:space="preserve">geri ara.”</w:t>
-      </w:r>
-    </w:p>
-    <w:p>
-      <w:pPr>
-        <w:pStyle w:val="Compact"/>
-        <w:numPr>
-          <w:ilvl w:val="0"/>
-          <w:numId w:val="1004"/>
-        </w:numPr>
-      </w:pPr>
-      <w:r>
-        <w:rPr>
-          <w:b/>
-          <w:bCs/>
-        </w:rPr>
+        <w:t xml:space="preserve">geri ara. Önceden belirlenmiş bir</w:t>
+      </w:r>
+      <w:r>
+        <w:t xml:space="preserve"> </w:t>
+      </w:r>
+      <w:r>
+        <w:t xml:space="preserve">‘aile parolası’</w:t>
+      </w:r>
+      <w:r>
+        <w:t xml:space="preserve"> </w:t>
+      </w:r>
+      <w:r>
+        <w:t xml:space="preserve">işe yarar —</w:t>
+      </w:r>
+      <w:r>
+        <w:t xml:space="preserve"> </w:t>
+      </w:r>
+      <w:r>
+        <w:t xml:space="preserve">“doğum günümde ne aldık”</w:t>
+      </w:r>
+      <w:r>
+        <w:t xml:space="preserve"> </w:t>
+      </w:r>
+      <w:r>
+        <w:t xml:space="preserve">gibi.</w:t>
+      </w:r>
+    </w:p>
+    <w:p>
+      <w:pPr>
+        <w:pStyle w:val="BodyText"/>
+      </w:pPr>
+      <w:r>
         <w:t xml:space="preserve">“VPN şart mı?”</w:t>
       </w:r>
       <w:r>
         <w:t xml:space="preserve"> </w:t>
       </w:r>
       <w:r>
-        <w:t xml:space="preserve">→</w:t>
-      </w:r>
-      <w:r>
-        <w:t xml:space="preserve"> </w:t>
-      </w:r>
-      <w:r>
-        <w:t xml:space="preserve">“Halka açık Wi-Fi’da evet. Evdeyken artı bir kat.”</w:t>
-      </w:r>
-    </w:p>
-    <w:p>
-      <w:pPr>
-        <w:pStyle w:val="Compact"/>
-        <w:numPr>
-          <w:ilvl w:val="0"/>
-          <w:numId w:val="1004"/>
-        </w:numPr>
-      </w:pPr>
-      <w:r>
-        <w:rPr>
-          <w:b/>
-          <w:bCs/>
-        </w:rPr>
+        <w:t xml:space="preserve">→ Halka açık Wi-Fi’da evet, mutlaka. Evdeyken artı bir kat güvenlik, çoğu için gereksiz. Banka işlemi yaparken evdeyken bile açmak iyi alışkanlık.</w:t>
+      </w:r>
+    </w:p>
+    <w:p>
+      <w:pPr>
+        <w:pStyle w:val="BodyText"/>
+      </w:pPr>
+      <w:r>
         <w:t xml:space="preserve">“Hangi VPN?”</w:t>
       </w:r>
       <w:r>
         <w:t xml:space="preserve"> </w:t>
       </w:r>
       <w:r>
-        <w:t xml:space="preserve">→</w:t>
-      </w:r>
-      <w:r>
-        <w:t xml:space="preserve"> </w:t>
-      </w:r>
-      <w:r>
-        <w:t xml:space="preserve">“ProtonVPN (ücretsiz iyi), Mullvad (anonim ödeme), NordVPN (yaygın). Bedava</w:t>
-      </w:r>
-      <w:r>
-        <w:t xml:space="preserve"> </w:t>
-      </w:r>
-      <w:r>
-        <w:t xml:space="preserve">‘free VPN’</w:t>
-      </w:r>
-      <w:r>
-        <w:t xml:space="preserve"> </w:t>
-      </w:r>
-      <w:r>
-        <w:t xml:space="preserve">uygulamalarına dikkat — kendileri saldırgan olabilir.”</w:t>
+        <w:t xml:space="preserve">→ ProtonVPN (ücretsiz versiyon iyi başlangıç), Mullvad (anonim ödeme, en gizli), NordVPN (yaygın, hızlı). Bedava VPN uygulamalarına dikkat — kendileri saldırgan olabilir,</w:t>
+      </w:r>
+      <w:r>
+        <w:t xml:space="preserve"> </w:t>
+      </w:r>
+      <w:r>
+        <w:t xml:space="preserve">“bedava”</w:t>
+      </w:r>
+      <w:r>
+        <w:t xml:space="preserve"> </w:t>
+      </w:r>
+      <w:r>
+        <w:t xml:space="preserve">oldukları için kullanıcı verisini satıyorlar.</w:t>
+      </w:r>
+    </w:p>
+    <w:p>
+      <w:pPr>
+        <w:pStyle w:val="BodyText"/>
+      </w:pPr>
+      <w:r>
+        <w:t xml:space="preserve">“Banka hesabımdan para çekildi, ne yapayım?”</w:t>
+      </w:r>
+      <w:r>
+        <w:t xml:space="preserve"> </w:t>
+      </w:r>
+      <w:r>
+        <w:t xml:space="preserve">→ Hemen bankayı 24/7 hattan arayın, işlem itirazı açın, kartı blokeye alın. Çoğu banka 24 saat içinde itirazda para iadesi yapar. Sonra Cumhuriyet Başsavcılığı’na suç duyurusu, BTK’ya bildirim.</w:t>
+      </w:r>
+    </w:p>
+    <w:p>
+      <w:pPr>
+        <w:pStyle w:val="BodyText"/>
+      </w:pPr>
+      <w:r>
+        <w:t xml:space="preserve">“Çocuklarımın siber güvenliğini nasıl sağlarım?”</w:t>
+      </w:r>
+      <w:r>
+        <w:t xml:space="preserve"> </w:t>
+      </w:r>
+      <w:r>
+        <w:t xml:space="preserve">→ Aile dijital sözleşmesi yapın, ekran zamanı sınırı koyun, sosyal medya hesaplarını gizli tutun, lokasyon paylaşımını kapatın, yabancılarla mesajlaşma kuralı belirleyin. Pano olarak kullanmadan kontrol etmek değil, çocukla birlikte oturup konuşmak işliyor.</w:t>
       </w:r>
     </w:p>
     <w:p>
@@ -4193,7 +5949,7 @@
           <w:i/>
           <w:iCs/>
         </w:rPr>
-        <w:t xml:space="preserve">Notlar: Sunum 2026-05-12’de hazırlandı. Tüm rakamlar doğrulanmış kaynaklara dayanır (USOM, t24.com.tr, Cumhuriyet, Buffalo Üniversitesi, AA). 43 slayt — slayt sayısı veya akışı değişirse buradaki numaralandırma da güncellenmelidir.</w:t>
+        <w:t xml:space="preserve">Notlar: Sunum 2026-05-12’de hazırlandı. Tüm rakamlar doğrulanmış kaynaklara dayanır (USOM, t24.com.tr, Cumhuriyet Gazetesi, Anadolu Ajansı, Buffalo Üniversitesi). 43 slayt — slayt sayısı veya akışı değişirse buradaki numaralandırma da güncellenmelidir.</w:t>
       </w:r>
     </w:p>
     <w:bookmarkEnd w:id="62"/>
@@ -4308,235 +6064,8 @@
       </w:pPr>
     </w:lvl>
   </w:abstractNum>
-  <w:abstractNum w:abstractNumId="991">
-    <w:nsid w:val="0000A991"/>
-    <w:multiLevelType w:val="multilevel"/>
-    <w:lvl w:ilvl="0">
-      <w:numFmt w:val="bullet"/>
-      <w:lvlText w:val=""/>
-      <w:lvlJc w:val="left"/>
-      <w:pPr>
-        <w:ind w:left="720" w:hanging="360"/>
-      </w:pPr>
-      <w:rPr>
-        <w:rFonts w:ascii="Symbol" w:hAnsi="Symbol" w:cs="Symbol" w:hint="default"/>
-      </w:rPr>
-    </w:lvl>
-    <w:lvl w:ilvl="1">
-      <w:numFmt w:val="bullet"/>
-      <w:lvlText w:val="o"/>
-      <w:lvlJc w:val="left"/>
-      <w:pPr>
-        <w:ind w:left="1440" w:hanging="360"/>
-      </w:pPr>
-      <w:rPr>
-        <w:rFonts w:ascii="Courier New" w:hAnsi="Courier New" w:cs="Courier New" w:hint="default"/>
-      </w:rPr>
-    </w:lvl>
-    <w:lvl w:ilvl="2">
-      <w:numFmt w:val="bullet"/>
-      <w:lvlText w:val=""/>
-      <w:lvlJc w:val="left"/>
-      <w:pPr>
-        <w:ind w:left="2160" w:hanging="360"/>
-      </w:pPr>
-      <w:rPr>
-        <w:rFonts w:ascii="Wingdings" w:hAnsi="Wingdings" w:cs="Wingdings" w:hint="default"/>
-      </w:rPr>
-    </w:lvl>
-    <w:lvl w:ilvl="3">
-      <w:numFmt w:val="bullet"/>
-      <w:lvlText w:val=""/>
-      <w:lvlJc w:val="left"/>
-      <w:pPr>
-        <w:ind w:left="2880" w:hanging="360"/>
-      </w:pPr>
-      <w:rPr>
-        <w:rFonts w:ascii="Symbol" w:hAnsi="Symbol" w:cs="Symbol" w:hint="default"/>
-      </w:rPr>
-    </w:lvl>
-    <w:lvl w:ilvl="4">
-      <w:numFmt w:val="bullet"/>
-      <w:lvlText w:val="o"/>
-      <w:lvlJc w:val="left"/>
-      <w:pPr>
-        <w:ind w:left="3600" w:hanging="360"/>
-      </w:pPr>
-      <w:rPr>
-        <w:rFonts w:ascii="Courier New" w:hAnsi="Courier New" w:cs="Courier New" w:hint="default"/>
-      </w:rPr>
-    </w:lvl>
-    <w:lvl w:ilvl="5">
-      <w:numFmt w:val="bullet"/>
-      <w:lvlText w:val=""/>
-      <w:lvlJc w:val="left"/>
-      <w:pPr>
-        <w:ind w:left="4320" w:hanging="360"/>
-      </w:pPr>
-      <w:rPr>
-        <w:rFonts w:ascii="Wingdings" w:hAnsi="Wingdings" w:cs="Wingdings" w:hint="default"/>
-      </w:rPr>
-    </w:lvl>
-    <w:lvl w:ilvl="6">
-      <w:numFmt w:val="bullet"/>
-      <w:lvlText w:val=""/>
-      <w:lvlJc w:val="left"/>
-      <w:pPr>
-        <w:ind w:left="5040" w:hanging="360"/>
-      </w:pPr>
-      <w:rPr>
-        <w:rFonts w:ascii="Symbol" w:hAnsi="Symbol" w:cs="Symbol" w:hint="default"/>
-      </w:rPr>
-    </w:lvl>
-    <w:lvl w:ilvl="7">
-      <w:numFmt w:val="bullet"/>
-      <w:lvlText w:val="o"/>
-      <w:lvlJc w:val="left"/>
-      <w:pPr>
-        <w:ind w:left="5760" w:hanging="360"/>
-      </w:pPr>
-      <w:rPr>
-        <w:rFonts w:ascii="Courier New" w:hAnsi="Courier New" w:cs="Courier New" w:hint="default"/>
-      </w:rPr>
-    </w:lvl>
-    <w:lvl w:ilvl="8">
-      <w:numFmt w:val="bullet"/>
-      <w:lvlText w:val=""/>
-      <w:lvlJc w:val="left"/>
-      <w:pPr>
-        <w:ind w:left="6480" w:hanging="360"/>
-      </w:pPr>
-      <w:rPr>
-        <w:rFonts w:ascii="Wingdings" w:hAnsi="Wingdings" w:cs="Wingdings" w:hint="default"/>
-      </w:rPr>
-    </w:lvl>
-  </w:abstractNum>
-  <w:abstractNum w:abstractNumId="99411">
-    <w:nsid w:val="00A99411"/>
-    <w:multiLevelType w:val="multilevel"/>
-    <w:lvl w:ilvl="0">
-      <w:start w:val="1"/>
-      <w:numFmt w:val="decimal"/>
-      <w:lvlText w:val="%1."/>
-      <w:lvlJc w:val="left"/>
-      <w:pPr>
-        <w:ind w:left="720" w:hanging="360"/>
-      </w:pPr>
-    </w:lvl>
-    <w:lvl w:ilvl="1">
-      <w:start w:val="1"/>
-      <w:numFmt w:val="decimal"/>
-      <w:lvlText w:val="%2."/>
-      <w:lvlJc w:val="left"/>
-      <w:pPr>
-        <w:ind w:left="1440" w:hanging="360"/>
-      </w:pPr>
-    </w:lvl>
-    <w:lvl w:ilvl="2">
-      <w:start w:val="1"/>
-      <w:numFmt w:val="decimal"/>
-      <w:lvlText w:val="%3."/>
-      <w:lvlJc w:val="left"/>
-      <w:pPr>
-        <w:ind w:left="2160" w:hanging="360"/>
-      </w:pPr>
-    </w:lvl>
-    <w:lvl w:ilvl="3">
-      <w:start w:val="1"/>
-      <w:numFmt w:val="decimal"/>
-      <w:lvlText w:val="%4."/>
-      <w:lvlJc w:val="left"/>
-      <w:pPr>
-        <w:ind w:left="2880" w:hanging="360"/>
-      </w:pPr>
-    </w:lvl>
-    <w:lvl w:ilvl="4">
-      <w:start w:val="1"/>
-      <w:numFmt w:val="decimal"/>
-      <w:lvlText w:val="%5."/>
-      <w:lvlJc w:val="left"/>
-      <w:pPr>
-        <w:ind w:left="3600" w:hanging="360"/>
-      </w:pPr>
-    </w:lvl>
-    <w:lvl w:ilvl="5">
-      <w:start w:val="1"/>
-      <w:numFmt w:val="decimal"/>
-      <w:lvlText w:val="%6."/>
-      <w:lvlJc w:val="left"/>
-      <w:pPr>
-        <w:ind w:left="4320" w:hanging="360"/>
-      </w:pPr>
-    </w:lvl>
-    <w:lvl w:ilvl="6">
-      <w:start w:val="1"/>
-      <w:numFmt w:val="decimal"/>
-      <w:lvlText w:val="%7."/>
-      <w:lvlJc w:val="left"/>
-      <w:pPr>
-        <w:ind w:left="5040" w:hanging="360"/>
-      </w:pPr>
-    </w:lvl>
-    <w:lvl w:ilvl="7">
-      <w:start w:val="1"/>
-      <w:numFmt w:val="decimal"/>
-      <w:lvlText w:val="%8."/>
-      <w:lvlJc w:val="left"/>
-      <w:pPr>
-        <w:ind w:left="5760" w:hanging="360"/>
-      </w:pPr>
-    </w:lvl>
-    <w:lvl w:ilvl="8">
-      <w:start w:val="1"/>
-      <w:numFmt w:val="decimal"/>
-      <w:lvlText w:val="%9."/>
-      <w:lvlJc w:val="left"/>
-      <w:pPr>
-        <w:ind w:left="6480" w:hanging="360"/>
-      </w:pPr>
-    </w:lvl>
-  </w:abstractNum>
   <w:num w:numId="1000">
     <w:abstractNumId w:val="990"/>
-  </w:num>
-  <w:num w:numId="1001">
-    <w:abstractNumId w:val="991"/>
-  </w:num>
-  <w:num w:numId="1002">
-    <w:abstractNumId w:val="99411"/>
-    <w:lvlOverride w:ilvl="0">
-      <w:startOverride w:val="1"/>
-    </w:lvlOverride>
-    <w:lvlOverride w:ilvl="1">
-      <w:startOverride w:val="1"/>
-    </w:lvlOverride>
-    <w:lvlOverride w:ilvl="2">
-      <w:startOverride w:val="1"/>
-    </w:lvlOverride>
-    <w:lvlOverride w:ilvl="3">
-      <w:startOverride w:val="1"/>
-    </w:lvlOverride>
-    <w:lvlOverride w:ilvl="4">
-      <w:startOverride w:val="1"/>
-    </w:lvlOverride>
-    <w:lvlOverride w:ilvl="5">
-      <w:startOverride w:val="1"/>
-    </w:lvlOverride>
-    <w:lvlOverride w:ilvl="6">
-      <w:startOverride w:val="1"/>
-    </w:lvlOverride>
-    <w:lvlOverride w:ilvl="7">
-      <w:startOverride w:val="1"/>
-    </w:lvlOverride>
-    <w:lvlOverride w:ilvl="8">
-      <w:startOverride w:val="1"/>
-    </w:lvlOverride>
-  </w:num>
-  <w:num w:numId="1003">
-    <w:abstractNumId w:val="991"/>
-  </w:num>
-  <w:num w:numId="1004">
-    <w:abstractNumId w:val="991"/>
   </w:num>
 </w:numbering>
 </file>
